--- a/docs/Documento_Tecnico.docx
+++ b/docs/Documento_Tecnico.docx
@@ -531,7 +531,7 @@
               <w:rPr>
                 <w:noProof/>
               </w:rPr>
-              <w:t>3</w:t>
+              <w:t>4</w:t>
             </w:r>
             <w:r>
               <w:rPr>
@@ -592,7 +592,7 @@
               <w:rPr>
                 <w:noProof/>
               </w:rPr>
-              <w:t>3</w:t>
+              <w:t>4</w:t>
             </w:r>
             <w:r>
               <w:rPr>
@@ -714,7 +714,7 @@
               <w:rPr>
                 <w:noProof/>
               </w:rPr>
-              <w:t>4</w:t>
+              <w:t>5</w:t>
             </w:r>
             <w:r>
               <w:rPr>
@@ -775,7 +775,7 @@
               <w:rPr>
                 <w:noProof/>
               </w:rPr>
-              <w:t>4</w:t>
+              <w:t>5</w:t>
             </w:r>
             <w:r>
               <w:rPr>
@@ -836,7 +836,7 @@
               <w:rPr>
                 <w:noProof/>
               </w:rPr>
-              <w:t>4</w:t>
+              <w:t>5</w:t>
             </w:r>
             <w:r>
               <w:rPr>
@@ -897,7 +897,7 @@
               <w:rPr>
                 <w:noProof/>
               </w:rPr>
-              <w:t>5</w:t>
+              <w:t>6</w:t>
             </w:r>
             <w:r>
               <w:rPr>
@@ -958,7 +958,7 @@
               <w:rPr>
                 <w:noProof/>
               </w:rPr>
-              <w:t>5</w:t>
+              <w:t>6</w:t>
             </w:r>
             <w:r>
               <w:rPr>
@@ -1019,7 +1019,7 @@
               <w:rPr>
                 <w:noProof/>
               </w:rPr>
-              <w:t>6</w:t>
+              <w:t>7</w:t>
             </w:r>
             <w:r>
               <w:rPr>
@@ -1080,7 +1080,7 @@
               <w:rPr>
                 <w:noProof/>
               </w:rPr>
-              <w:t>6</w:t>
+              <w:t>8</w:t>
             </w:r>
             <w:r>
               <w:rPr>
@@ -1141,7 +1141,7 @@
               <w:rPr>
                 <w:noProof/>
               </w:rPr>
-              <w:t>8</w:t>
+              <w:t>9</w:t>
             </w:r>
             <w:r>
               <w:rPr>
@@ -1202,7 +1202,7 @@
               <w:rPr>
                 <w:noProof/>
               </w:rPr>
-              <w:t>9</w:t>
+              <w:t>10</w:t>
             </w:r>
             <w:r>
               <w:rPr>
@@ -1690,7 +1690,7 @@
               <w:rPr>
                 <w:noProof/>
               </w:rPr>
-              <w:t>13</w:t>
+              <w:t>14</w:t>
             </w:r>
             <w:r>
               <w:rPr>
@@ -1751,7 +1751,7 @@
               <w:rPr>
                 <w:noProof/>
               </w:rPr>
-              <w:t>14</w:t>
+              <w:t>15</w:t>
             </w:r>
             <w:r>
               <w:rPr>
@@ -1812,7 +1812,7 @@
               <w:rPr>
                 <w:noProof/>
               </w:rPr>
-              <w:t>16</w:t>
+              <w:t>17</w:t>
             </w:r>
             <w:r>
               <w:rPr>
@@ -1838,7 +1838,7 @@
                 <w:rStyle w:val="Hipervnculo"/>
                 <w:noProof/>
               </w:rPr>
-              <w:t>10. Conclusiones</w:t>
+              <w:t>12. Conclusiones</w:t>
             </w:r>
             <w:r>
               <w:rPr>
@@ -1873,7 +1873,7 @@
               <w:rPr>
                 <w:noProof/>
               </w:rPr>
-              <w:t>17</w:t>
+              <w:t>23</w:t>
             </w:r>
             <w:r>
               <w:rPr>
@@ -1899,7 +1899,7 @@
                 <w:rStyle w:val="Hipervnculo"/>
                 <w:noProof/>
               </w:rPr>
-              <w:t>10.1 Trabajo futuro</w:t>
+              <w:t>12.1 Trabajo futuro</w:t>
             </w:r>
             <w:r>
               <w:rPr>
@@ -1934,7 +1934,7 @@
               <w:rPr>
                 <w:noProof/>
               </w:rPr>
-              <w:t>17</w:t>
+              <w:t>24</w:t>
             </w:r>
             <w:r>
               <w:rPr>
@@ -1960,7 +1960,7 @@
                 <w:rStyle w:val="Hipervnculo"/>
                 <w:noProof/>
               </w:rPr>
-              <w:t>11. Referencias y recursos de apoyo</w:t>
+              <w:t>13. Referencias y recursos de apoyo</w:t>
             </w:r>
             <w:r>
               <w:rPr>
@@ -1995,7 +1995,7 @@
               <w:rPr>
                 <w:noProof/>
               </w:rPr>
-              <w:t>17</w:t>
+              <w:t>24</w:t>
             </w:r>
             <w:r>
               <w:rPr>
@@ -2015,8 +2015,6 @@
     <w:p>
       <w:pPr>
         <w:spacing w:before="120"/>
-      </w:pPr>
-      <w:r>
         <w:rPr>
           <w:i/>
           <w:iCs/>
@@ -2024,8 +2022,31 @@
           <w:sz w:val="18"/>
           <w:szCs w:val="18"/>
         </w:rPr>
-        <w:t>Si el índice aparece vacío, en Word da clic derecho sobre él y elige "Actualizar campos".</w:t>
-      </w:r>
+      </w:pPr>
+    </w:p>
+    <w:p>
+      <w:pPr>
+        <w:spacing w:before="120"/>
+        <w:rPr>
+          <w:i/>
+          <w:iCs/>
+          <w:color w:val="808080"/>
+          <w:sz w:val="18"/>
+          <w:szCs w:val="18"/>
+        </w:rPr>
+      </w:pPr>
+    </w:p>
+    <w:p>
+      <w:pPr>
+        <w:spacing w:before="120"/>
+        <w:rPr>
+          <w:i/>
+          <w:iCs/>
+          <w:color w:val="808080"/>
+          <w:sz w:val="18"/>
+          <w:szCs w:val="18"/>
+        </w:rPr>
+      </w:pPr>
     </w:p>
     <w:p>
       <w:r>
@@ -2045,14 +2066,20 @@
     <w:p>
       <w:pPr>
         <w:pStyle w:val="Ttulo1"/>
+        <w:numPr>
+          <w:ilvl w:val="0"/>
+          <w:numId w:val="4"/>
+        </w:numPr>
+        <w:jc w:val="center"/>
       </w:pPr>
       <w:bookmarkStart w:id="0" w:name="_Toc243557558"/>
       <w:r>
         <w:lastRenderedPageBreak/>
-        <w:t>1. Introducción</w:t>
+        <w:t>Introducción</w:t>
       </w:r>
       <w:bookmarkEnd w:id="0"/>
     </w:p>
+    <w:p/>
     <w:p>
       <w:pPr>
         <w:spacing w:after="120" w:line="300" w:lineRule="auto"/>
@@ -2067,9 +2094,6 @@
         <w:spacing w:after="120" w:line="300" w:lineRule="auto"/>
         <w:jc w:val="both"/>
       </w:pPr>
-      <w:r>
-        <w:t>La solución se construyó con n8n como motor de automatización, PostgreSQL como base de datos y Docker como plataforma de despliegue, todo en un entorno 100 % local. La ciberseguridad se trató como un eje transversal del diseño: cada componente incorpora al menos una medida de protección sobre las credenciales o sobre los datos que maneja.</w:t>
-      </w:r>
     </w:p>
     <w:p>
       <w:pPr>
@@ -2077,6 +2101,61 @@
         <w:jc w:val="both"/>
       </w:pPr>
       <w:r>
+        <w:t xml:space="preserve">La solución se construyó con n8n como motor de automatización, PostgreSQL como base de datos y Docker como plataforma de despliegue, todo en un entorno 100 % local. Como interfaz para los usuarios se desarrolló además una aplicación web con Spring </w:t>
+      </w:r>
+      <w:proofErr w:type="spellStart"/>
+      <w:r>
+        <w:t>Boot</w:t>
+      </w:r>
+      <w:proofErr w:type="spellEnd"/>
+      <w:r>
+        <w:t xml:space="preserve"> y </w:t>
+      </w:r>
+      <w:proofErr w:type="spellStart"/>
+      <w:r>
+        <w:t>Thymeleaf</w:t>
+      </w:r>
+      <w:proofErr w:type="spellEnd"/>
+      <w:r>
+        <w:t xml:space="preserve">, respaldada por 82 pruebas unitarias automatizadas con </w:t>
+      </w:r>
+      <w:proofErr w:type="spellStart"/>
+      <w:r>
+        <w:t>JUnit</w:t>
+      </w:r>
+      <w:proofErr w:type="spellEnd"/>
+      <w:r>
+        <w:t xml:space="preserve">, </w:t>
+      </w:r>
+      <w:proofErr w:type="spellStart"/>
+      <w:r>
+        <w:t>Mockito</w:t>
+      </w:r>
+      <w:proofErr w:type="spellEnd"/>
+      <w:r>
+        <w:t xml:space="preserve"> y </w:t>
+      </w:r>
+      <w:proofErr w:type="spellStart"/>
+      <w:r>
+        <w:t>JaCoCo</w:t>
+      </w:r>
+      <w:proofErr w:type="spellEnd"/>
+      <w:r>
+        <w:t>. La ciberseguridad se trató como un eje transversal del diseño: cada componente incorpora al menos una medida de protección sobre las credenciales o sobre los datos que maneja.</w:t>
+      </w:r>
+    </w:p>
+    <w:p>
+      <w:pPr>
+        <w:spacing w:after="120" w:line="300" w:lineRule="auto"/>
+        <w:jc w:val="both"/>
+      </w:pPr>
+    </w:p>
+    <w:p>
+      <w:pPr>
+        <w:spacing w:after="120" w:line="300" w:lineRule="auto"/>
+        <w:jc w:val="both"/>
+      </w:pPr>
+      <w:r>
         <w:t>El código fuente, los workflows exportados, los casos de prueba y los diagramas están disponibles en el repositorio público:</w:t>
       </w:r>
     </w:p>
@@ -2084,19 +2163,49 @@
       <w:pPr>
         <w:spacing w:after="120" w:line="300" w:lineRule="auto"/>
         <w:jc w:val="center"/>
-      </w:pPr>
-      <w:r>
         <w:rPr>
           <w:b/>
           <w:bCs/>
           <w:color w:val="0563C1"/>
         </w:rPr>
-        <w:t>https://github.com/kathyjaganx/proyecto-final-as2-inventario</w:t>
-      </w:r>
+      </w:pPr>
+    </w:p>
+    <w:p>
+      <w:pPr>
+        <w:spacing w:after="120" w:line="300" w:lineRule="auto"/>
+        <w:jc w:val="center"/>
+        <w:rPr>
+          <w:b/>
+          <w:bCs/>
+          <w:color w:val="0563C1"/>
+        </w:rPr>
+      </w:pPr>
+      <w:hyperlink r:id="rId8" w:history="1">
+        <w:r>
+          <w:rPr>
+            <w:rStyle w:val="Hipervnculo"/>
+            <w:b/>
+            <w:bCs/>
+          </w:rPr>
+          <w:t>https://github.com/kathyjaganx/proyecto-final-as2-inventario</w:t>
+        </w:r>
+      </w:hyperlink>
+    </w:p>
+    <w:p>
+      <w:pPr>
+        <w:spacing w:after="120" w:line="300" w:lineRule="auto"/>
+        <w:jc w:val="center"/>
+        <w:rPr>
+          <w:b/>
+          <w:bCs/>
+          <w:color w:val="0563C1"/>
+        </w:rPr>
+      </w:pPr>
     </w:p>
     <w:p>
       <w:pPr>
         <w:pStyle w:val="Ttulo1"/>
+        <w:jc w:val="center"/>
       </w:pPr>
       <w:bookmarkStart w:id="1" w:name="_Toc243557559"/>
       <w:r>
@@ -2114,6 +2223,7 @@
       </w:r>
       <w:bookmarkEnd w:id="2"/>
     </w:p>
+    <w:p/>
     <w:p>
       <w:pPr>
         <w:spacing w:after="120" w:line="300" w:lineRule="auto"/>
@@ -2125,22 +2235,48 @@
     </w:p>
     <w:p>
       <w:pPr>
-        <w:pStyle w:val="Ttulo2"/>
-      </w:pPr>
-      <w:bookmarkStart w:id="3" w:name="_Toc243557561"/>
-      <w:r>
-        <w:t>2.2 Problema identificado</w:t>
-      </w:r>
-      <w:bookmarkEnd w:id="3"/>
-    </w:p>
-    <w:p>
-      <w:pPr>
         <w:spacing w:after="120" w:line="300" w:lineRule="auto"/>
         <w:jc w:val="both"/>
       </w:pPr>
+    </w:p>
+    <w:p>
+      <w:pPr>
+        <w:spacing w:after="120" w:line="300" w:lineRule="auto"/>
+        <w:jc w:val="both"/>
+      </w:pPr>
+    </w:p>
+    <w:p>
+      <w:pPr>
+        <w:spacing w:after="120" w:line="300" w:lineRule="auto"/>
+        <w:jc w:val="both"/>
+      </w:pPr>
+    </w:p>
+    <w:p>
+      <w:pPr>
+        <w:pStyle w:val="Ttulo2"/>
+      </w:pPr>
+      <w:bookmarkStart w:id="3" w:name="_Toc243557561"/>
+      <w:r>
+        <w:lastRenderedPageBreak/>
+        <w:t>2.2 Problema identificado</w:t>
+      </w:r>
+      <w:bookmarkEnd w:id="3"/>
+    </w:p>
+    <w:p/>
+    <w:p>
+      <w:pPr>
+        <w:spacing w:after="120" w:line="300" w:lineRule="auto"/>
+        <w:jc w:val="both"/>
+      </w:pPr>
       <w:r>
         <w:t>El control manual produce cuatro problemas principales:</w:t>
       </w:r>
+    </w:p>
+    <w:p>
+      <w:pPr>
+        <w:spacing w:after="120" w:line="300" w:lineRule="auto"/>
+        <w:jc w:val="both"/>
+      </w:pPr>
     </w:p>
     <w:p>
       <w:pPr>
@@ -2232,6 +2368,14 @@
     </w:p>
     <w:p>
       <w:pPr>
+        <w:pStyle w:val="Prrafodelista"/>
+        <w:spacing w:after="60" w:line="280" w:lineRule="auto"/>
+        <w:contextualSpacing w:val="0"/>
+        <w:jc w:val="both"/>
+      </w:pPr>
+    </w:p>
+    <w:p>
+      <w:pPr>
         <w:pStyle w:val="Ttulo2"/>
       </w:pPr>
       <w:bookmarkStart w:id="4" w:name="_Toc243557562"/>
@@ -2240,18 +2384,21 @@
       </w:r>
       <w:bookmarkEnd w:id="4"/>
     </w:p>
+    <w:p/>
     <w:p>
       <w:pPr>
         <w:spacing w:after="120" w:line="300" w:lineRule="auto"/>
         <w:jc w:val="both"/>
       </w:pPr>
       <w:r>
-        <w:t xml:space="preserve">Automatizar el proceso de préstamos de equipo de laboratorio mediante workflows de n8n en un entorno local con Docker y PostgreSQL, garantizando la validación de los datos, la consistencia </w:t>
-      </w:r>
-      <w:r>
-        <w:lastRenderedPageBreak/>
-        <w:t>del inventario, la trazabilidad de todas las operaciones y la protección de las credenciales y los datos personales de los estudiantes.</w:t>
-      </w:r>
+        <w:t>Automatizar el proceso de préstamos de equipo de laboratorio mediante workflows de n8n en un entorno local con Docker y PostgreSQL, garantizando la validación de los datos, la consistencia del inventario, la trazabilidad de todas las operaciones y la protección de las credenciales y los datos personales de los estudiantes.</w:t>
+      </w:r>
+    </w:p>
+    <w:p>
+      <w:pPr>
+        <w:spacing w:after="120" w:line="300" w:lineRule="auto"/>
+        <w:jc w:val="both"/>
+      </w:pPr>
     </w:p>
     <w:p>
       <w:pPr>
@@ -2263,6 +2410,7 @@
       </w:r>
       <w:bookmarkEnd w:id="5"/>
     </w:p>
+    <w:p/>
     <w:p>
       <w:pPr>
         <w:pStyle w:val="Prrafodelista"/>
@@ -2329,41 +2477,67 @@
     </w:p>
     <w:p>
       <w:pPr>
+        <w:pStyle w:val="Prrafodelista"/>
+        <w:numPr>
+          <w:ilvl w:val="0"/>
+          <w:numId w:val="2"/>
+        </w:numPr>
+        <w:spacing w:after="60" w:line="280" w:lineRule="auto"/>
+        <w:contextualSpacing w:val="0"/>
+      </w:pPr>
+      <w:r>
+        <w:t>Ofrecer una aplicación web que envíe las solicitudes al sistema y verificar su funcionamiento con pruebas unitarias automatizadas que cubran al menos el 80 % del código.</w:t>
+      </w:r>
+    </w:p>
+    <w:p>
+      <w:pPr>
+        <w:pStyle w:val="Prrafodelista"/>
+        <w:spacing w:after="60" w:line="280" w:lineRule="auto"/>
+        <w:contextualSpacing w:val="0"/>
+      </w:pPr>
+    </w:p>
+    <w:p>
+      <w:pPr>
+        <w:pStyle w:val="Prrafodelista"/>
+        <w:spacing w:after="60" w:line="280" w:lineRule="auto"/>
+        <w:contextualSpacing w:val="0"/>
+      </w:pPr>
+    </w:p>
+    <w:p>
+      <w:pPr>
         <w:pStyle w:val="Ttulo2"/>
       </w:pPr>
       <w:bookmarkStart w:id="6" w:name="_Toc243557564"/>
       <w:r>
+        <w:lastRenderedPageBreak/>
         <w:t>2.5 Alcance y limitaciones</w:t>
       </w:r>
       <w:bookmarkEnd w:id="6"/>
     </w:p>
+    <w:p/>
     <w:p>
       <w:pPr>
         <w:spacing w:after="120" w:line="300" w:lineRule="auto"/>
         <w:jc w:val="both"/>
       </w:pPr>
       <w:r>
-        <w:t xml:space="preserve">El sistema cubre la solicitud y el registro de préstamos, el control del stock, la detección de vencimientos, la auditoría y el manejo de errores. Quedan fuera del alcance de esta versión el registro de devoluciones (la base de datos ya incluye el campo </w:t>
-      </w:r>
-      <w:proofErr w:type="spellStart"/>
-      <w:r>
-        <w:t>fecha_devolucion_real</w:t>
-      </w:r>
-      <w:proofErr w:type="spellEnd"/>
-      <w:r>
-        <w:t xml:space="preserve"> y el estado DEVUELTO para incorporarlo después), el envío de notificaciones por correo y una interfaz gráfica para los estudiantes.</w:t>
+        <w:t>El sistema cubre la solicitud y el registro de préstamos, el control del stock, la detección de vencimientos, la auditoría y el manejo de errores. Quedan fuera del alcance de esta versión el registro de devoluciones (la base de datos ya incluye el campo fecha_devolucion_real y el estado DEVUELTO para incorporarlo después) y el envío de notificaciones por correo.</w:t>
       </w:r>
     </w:p>
     <w:p>
       <w:pPr>
         <w:pStyle w:val="Ttulo1"/>
       </w:pPr>
+      <w:r>
+        <w:t xml:space="preserve">3. </w:t>
+      </w:r>
       <w:bookmarkStart w:id="7" w:name="_Toc243557565"/>
       <w:r>
-        <w:t>3. Arquitectura local</w:t>
+        <w:t>Arquitectura local</w:t>
       </w:r>
       <w:bookmarkEnd w:id="7"/>
     </w:p>
+    <w:p/>
     <w:p>
       <w:pPr>
         <w:pStyle w:val="Ttulo2"/>
@@ -2374,6 +2548,7 @@
       </w:r>
       <w:bookmarkEnd w:id="8"/>
     </w:p>
+    <w:p/>
     <w:p>
       <w:pPr>
         <w:spacing w:after="120" w:line="300" w:lineRule="auto"/>
@@ -2390,6 +2565,12 @@
       <w:r>
         <w:t xml:space="preserve"> define dos contenedores y dos volúmenes persistentes:</w:t>
       </w:r>
+    </w:p>
+    <w:p>
+      <w:pPr>
+        <w:spacing w:after="120" w:line="300" w:lineRule="auto"/>
+        <w:jc w:val="both"/>
+      </w:pPr>
     </w:p>
     <w:tbl>
       <w:tblPr>
@@ -2543,7 +2724,7 @@
                 <w:sz w:val="19"/>
                 <w:szCs w:val="19"/>
               </w:rPr>
-              <w:t>inventario_n8n</w:t>
+              <w:t>app-prestamos</w:t>
             </w:r>
           </w:p>
         </w:tc>
@@ -2572,7 +2753,39 @@
                 <w:sz w:val="19"/>
                 <w:szCs w:val="19"/>
               </w:rPr>
-              <w:t>n8n (puerto 5678)</w:t>
+              <w:t xml:space="preserve">Spring </w:t>
+            </w:r>
+            <w:proofErr w:type="spellStart"/>
+            <w:r>
+              <w:rPr>
+                <w:sz w:val="19"/>
+                <w:szCs w:val="19"/>
+              </w:rPr>
+              <w:t>Boot</w:t>
+            </w:r>
+            <w:proofErr w:type="spellEnd"/>
+            <w:r>
+              <w:rPr>
+                <w:sz w:val="19"/>
+                <w:szCs w:val="19"/>
+              </w:rPr>
+              <w:t xml:space="preserve"> 4.1 + </w:t>
+            </w:r>
+            <w:proofErr w:type="spellStart"/>
+            <w:r>
+              <w:rPr>
+                <w:sz w:val="19"/>
+                <w:szCs w:val="19"/>
+              </w:rPr>
+              <w:t>Thymeleaf</w:t>
+            </w:r>
+            <w:proofErr w:type="spellEnd"/>
+            <w:r>
+              <w:rPr>
+                <w:sz w:val="19"/>
+                <w:szCs w:val="19"/>
+              </w:rPr>
+              <w:t xml:space="preserve"> (puerto 8080)</w:t>
             </w:r>
           </w:p>
         </w:tc>
@@ -2601,7 +2814,23 @@
                 <w:sz w:val="19"/>
                 <w:szCs w:val="19"/>
               </w:rPr>
-              <w:t>Ejecuta los cuatro workflows. Guarda su configuración y sus credenciales cifradas en el volumen n8n_data.</w:t>
+              <w:t xml:space="preserve">Aplicación web donde se registran los préstamos. Envía cada solicitud al </w:t>
+            </w:r>
+            <w:proofErr w:type="spellStart"/>
+            <w:r>
+              <w:rPr>
+                <w:sz w:val="19"/>
+                <w:szCs w:val="19"/>
+              </w:rPr>
+              <w:t>webhook</w:t>
+            </w:r>
+            <w:proofErr w:type="spellEnd"/>
+            <w:r>
+              <w:rPr>
+                <w:sz w:val="19"/>
+                <w:szCs w:val="19"/>
+              </w:rPr>
+              <w:t xml:space="preserve"> del WF1 con la clave X-API-Key y muestra el resultado.</w:t>
             </w:r>
           </w:p>
         </w:tc>
@@ -2627,15 +2856,13 @@
             <w:pPr>
               <w:spacing w:line="260" w:lineRule="auto"/>
             </w:pPr>
-            <w:proofErr w:type="spellStart"/>
-            <w:r>
-              <w:rPr>
-                <w:sz w:val="19"/>
-                <w:szCs w:val="19"/>
-              </w:rPr>
-              <w:t>inventario_db</w:t>
-            </w:r>
-            <w:proofErr w:type="spellEnd"/>
+            <w:r>
+              <w:rPr>
+                <w:sz w:val="19"/>
+                <w:szCs w:val="19"/>
+              </w:rPr>
+              <w:t>inventario_n8n</w:t>
+            </w:r>
           </w:p>
         </w:tc>
         <w:tc>
@@ -2663,7 +2890,7 @@
                 <w:sz w:val="19"/>
                 <w:szCs w:val="19"/>
               </w:rPr>
-              <w:t>PostgreSQL 16 (puerto 5432)</w:t>
+              <w:t>n8n (puerto 5678)</w:t>
             </w:r>
           </w:p>
         </w:tc>
@@ -2692,23 +2919,7 @@
                 <w:sz w:val="19"/>
                 <w:szCs w:val="19"/>
               </w:rPr>
-              <w:t xml:space="preserve">Almacena el inventario, los préstamos, la auditoría y los errores en el volumen </w:t>
-            </w:r>
-            <w:proofErr w:type="spellStart"/>
-            <w:r>
-              <w:rPr>
-                <w:sz w:val="19"/>
-                <w:szCs w:val="19"/>
-              </w:rPr>
-              <w:t>postgres_data</w:t>
-            </w:r>
-            <w:proofErr w:type="spellEnd"/>
-            <w:r>
-              <w:rPr>
-                <w:sz w:val="19"/>
-                <w:szCs w:val="19"/>
-              </w:rPr>
-              <w:t>.</w:t>
+              <w:t>Ejecuta los cuatro workflows. Guarda su configuración y sus credenciales cifradas en el volumen n8n_data.</w:t>
             </w:r>
           </w:p>
         </w:tc>
@@ -2734,13 +2945,15 @@
             <w:pPr>
               <w:spacing w:line="260" w:lineRule="auto"/>
             </w:pPr>
-            <w:r>
-              <w:rPr>
-                <w:sz w:val="19"/>
-                <w:szCs w:val="19"/>
-              </w:rPr>
-              <w:t>Carpeta reportes/</w:t>
-            </w:r>
+            <w:proofErr w:type="spellStart"/>
+            <w:r>
+              <w:rPr>
+                <w:sz w:val="19"/>
+                <w:szCs w:val="19"/>
+              </w:rPr>
+              <w:t>inventario_db</w:t>
+            </w:r>
+            <w:proofErr w:type="spellEnd"/>
           </w:p>
         </w:tc>
         <w:tc>
@@ -2768,7 +2981,7 @@
                 <w:sz w:val="19"/>
                 <w:szCs w:val="19"/>
               </w:rPr>
-              <w:t>Volumen compartido</w:t>
+              <w:t>PostgreSQL 16 (puerto 5432)</w:t>
             </w:r>
           </w:p>
         </w:tc>
@@ -2797,7 +3010,23 @@
                 <w:sz w:val="19"/>
                 <w:szCs w:val="19"/>
               </w:rPr>
-              <w:t>Recibe los archivos CSV que genera el WF3. Es la única carpeta a la que n8n tiene acceso.</w:t>
+              <w:t xml:space="preserve">Almacena el inventario, los préstamos, la auditoría y los errores en el volumen </w:t>
+            </w:r>
+            <w:proofErr w:type="spellStart"/>
+            <w:r>
+              <w:rPr>
+                <w:sz w:val="19"/>
+                <w:szCs w:val="19"/>
+              </w:rPr>
+              <w:t>postgres_data</w:t>
+            </w:r>
+            <w:proofErr w:type="spellEnd"/>
+            <w:r>
+              <w:rPr>
+                <w:sz w:val="19"/>
+                <w:szCs w:val="19"/>
+              </w:rPr>
+              <w:t>.</w:t>
             </w:r>
           </w:p>
         </w:tc>
@@ -2823,6 +3052,95 @@
             <w:pPr>
               <w:spacing w:line="260" w:lineRule="auto"/>
             </w:pPr>
+            <w:r>
+              <w:rPr>
+                <w:sz w:val="19"/>
+                <w:szCs w:val="19"/>
+              </w:rPr>
+              <w:t>Carpeta reportes/</w:t>
+            </w:r>
+          </w:p>
+        </w:tc>
+        <w:tc>
+          <w:tcPr>
+            <w:tcW w:w="2400" w:type="dxa"/>
+            <w:tcBorders>
+              <w:top w:val="single" w:sz="4" w:space="0" w:color="BFBFBF"/>
+              <w:left w:val="single" w:sz="4" w:space="0" w:color="BFBFBF"/>
+              <w:bottom w:val="single" w:sz="4" w:space="0" w:color="BFBFBF"/>
+              <w:right w:val="single" w:sz="4" w:space="0" w:color="BFBFBF"/>
+            </w:tcBorders>
+            <w:tcMar>
+              <w:top w:w="60" w:type="dxa"/>
+              <w:left w:w="100" w:type="dxa"/>
+              <w:bottom w:w="60" w:type="dxa"/>
+              <w:right w:w="100" w:type="dxa"/>
+            </w:tcMar>
+          </w:tcPr>
+          <w:p>
+            <w:pPr>
+              <w:spacing w:line="260" w:lineRule="auto"/>
+            </w:pPr>
+            <w:r>
+              <w:rPr>
+                <w:sz w:val="19"/>
+                <w:szCs w:val="19"/>
+              </w:rPr>
+              <w:t>Volumen compartido</w:t>
+            </w:r>
+          </w:p>
+        </w:tc>
+        <w:tc>
+          <w:tcPr>
+            <w:tcW w:w="4960" w:type="dxa"/>
+            <w:tcBorders>
+              <w:top w:val="single" w:sz="4" w:space="0" w:color="BFBFBF"/>
+              <w:left w:val="single" w:sz="4" w:space="0" w:color="BFBFBF"/>
+              <w:bottom w:val="single" w:sz="4" w:space="0" w:color="BFBFBF"/>
+              <w:right w:val="single" w:sz="4" w:space="0" w:color="BFBFBF"/>
+            </w:tcBorders>
+            <w:tcMar>
+              <w:top w:w="60" w:type="dxa"/>
+              <w:left w:w="100" w:type="dxa"/>
+              <w:bottom w:w="60" w:type="dxa"/>
+              <w:right w:w="100" w:type="dxa"/>
+            </w:tcMar>
+          </w:tcPr>
+          <w:p>
+            <w:pPr>
+              <w:spacing w:line="260" w:lineRule="auto"/>
+            </w:pPr>
+            <w:r>
+              <w:rPr>
+                <w:sz w:val="19"/>
+                <w:szCs w:val="19"/>
+              </w:rPr>
+              <w:t>Recibe los archivos CSV que genera el WF3. Es la única carpeta a la que n8n tiene acceso.</w:t>
+            </w:r>
+          </w:p>
+        </w:tc>
+      </w:tr>
+      <w:tr>
+        <w:tc>
+          <w:tcPr>
+            <w:tcW w:w="2000" w:type="dxa"/>
+            <w:tcBorders>
+              <w:top w:val="single" w:sz="4" w:space="0" w:color="BFBFBF"/>
+              <w:left w:val="single" w:sz="4" w:space="0" w:color="BFBFBF"/>
+              <w:bottom w:val="single" w:sz="4" w:space="0" w:color="BFBFBF"/>
+              <w:right w:val="single" w:sz="4" w:space="0" w:color="BFBFBF"/>
+            </w:tcBorders>
+            <w:tcMar>
+              <w:top w:w="60" w:type="dxa"/>
+              <w:left w:w="100" w:type="dxa"/>
+              <w:bottom w:w="60" w:type="dxa"/>
+              <w:right w:w="100" w:type="dxa"/>
+            </w:tcMar>
+          </w:tcPr>
+          <w:p>
+            <w:pPr>
+              <w:spacing w:line="260" w:lineRule="auto"/>
+            </w:pPr>
             <w:proofErr w:type="gramStart"/>
             <w:r>
               <w:rPr>
@@ -2897,22 +3215,23 @@
     <w:p>
       <w:pPr>
         <w:spacing w:after="60"/>
-      </w:pPr>
-    </w:p>
-    <w:p>
-      <w:pPr>
-        <w:spacing w:after="200"/>
-        <w:jc w:val="center"/>
       </w:pPr>
       <w:r>
         <w:rPr>
           <w:noProof/>
         </w:rPr>
-        <w:lastRenderedPageBreak/>
         <w:drawing>
-          <wp:inline distT="0" distB="0" distL="0" distR="0" wp14:anchorId="5113788A" wp14:editId="724BD5F6">
-            <wp:extent cx="5943600" cy="1442085"/>
-            <wp:effectExtent l="0" t="0" r="0" b="5715"/>
+          <wp:anchor distT="0" distB="0" distL="114300" distR="114300" simplePos="0" relativeHeight="251659264" behindDoc="0" locked="0" layoutInCell="1" allowOverlap="1" wp14:anchorId="6E98AF82" wp14:editId="5305ECAD">
+            <wp:simplePos x="0" y="0"/>
+            <wp:positionH relativeFrom="column">
+              <wp:posOffset>-464820</wp:posOffset>
+            </wp:positionH>
+            <wp:positionV relativeFrom="page">
+              <wp:posOffset>6797040</wp:posOffset>
+            </wp:positionV>
+            <wp:extent cx="7048500" cy="2087880"/>
+            <wp:effectExtent l="0" t="0" r="0" b="7620"/>
+            <wp:wrapSquare wrapText="bothSides"/>
             <wp:docPr id="1" name="Imagen 1"/>
             <wp:cNvGraphicFramePr>
               <a:graphicFrameLocks xmlns:a="http://schemas.openxmlformats.org/drawingml/2006/main" noChangeAspect="1"/>
@@ -2927,7 +3246,7 @@
                     </pic:cNvPicPr>
                   </pic:nvPicPr>
                   <pic:blipFill>
-                    <a:blip r:embed="rId8" cstate="print">
+                    <a:blip r:embed="rId9" cstate="print">
                       <a:extLst>
                         <a:ext uri="{28A0092B-C50C-407E-A947-70E740481C1C}">
                           <a14:useLocalDpi xmlns:a14="http://schemas.microsoft.com/office/drawing/2010/main" val="0"/>
@@ -2942,7 +3261,7 @@
                   <pic:spPr bwMode="auto">
                     <a:xfrm>
                       <a:off x="0" y="0"/>
-                      <a:ext cx="5943600" cy="1442085"/>
+                      <a:ext cx="7048500" cy="2087880"/>
                     </a:xfrm>
                     <a:prstGeom prst="rect">
                       <a:avLst/>
@@ -2955,9 +3274,28 @@
                 </pic:pic>
               </a:graphicData>
             </a:graphic>
-          </wp:inline>
+            <wp14:sizeRelH relativeFrom="margin">
+              <wp14:pctWidth>0</wp14:pctWidth>
+            </wp14:sizeRelH>
+            <wp14:sizeRelV relativeFrom="margin">
+              <wp14:pctHeight>0</wp14:pctHeight>
+            </wp14:sizeRelV>
+          </wp:anchor>
         </w:drawing>
       </w:r>
+    </w:p>
+    <w:p>
+      <w:pPr>
+        <w:spacing w:after="200"/>
+        <w:jc w:val="center"/>
+        <w:rPr>
+          <w:i/>
+          <w:iCs/>
+          <w:color w:val="595959"/>
+          <w:sz w:val="18"/>
+          <w:szCs w:val="18"/>
+        </w:rPr>
+      </w:pPr>
       <w:r>
         <w:rPr>
           <w:i/>
@@ -2971,6 +3309,12 @@
     </w:p>
     <w:p>
       <w:pPr>
+        <w:spacing w:after="200"/>
+        <w:jc w:val="center"/>
+      </w:pPr>
+    </w:p>
+    <w:p>
+      <w:pPr>
         <w:pStyle w:val="Ttulo2"/>
       </w:pPr>
       <w:bookmarkStart w:id="9" w:name="_Toc243557567"/>
@@ -2979,6 +3323,7 @@
       </w:r>
       <w:bookmarkEnd w:id="9"/>
     </w:p>
+    <w:p/>
     <w:p>
       <w:pPr>
         <w:pStyle w:val="Prrafodelista"/>
@@ -3042,7 +3387,15 @@
         <w:t xml:space="preserve">Separación en cuatro workflows: </w:t>
       </w:r>
       <w:r>
-        <w:t>cada workflow tiene una sola responsabilidad (ingesta, procesamiento, salida y errores), lo que facilita probarlos y mantenerlos por separado.</w:t>
+        <w:t xml:space="preserve">cada </w:t>
+      </w:r>
+      <w:proofErr w:type="spellStart"/>
+      <w:r>
+        <w:t>workflow</w:t>
+      </w:r>
+      <w:proofErr w:type="spellEnd"/>
+      <w:r>
+        <w:t xml:space="preserve"> tiene una sola responsabilidad (ingesta, procesamiento, salida y errores), lo que facilita probarlos y mantenerlos por separado.</w:t>
       </w:r>
     </w:p>
     <w:p>
@@ -3115,6 +3468,14 @@
     </w:p>
     <w:p>
       <w:pPr>
+        <w:pStyle w:val="Prrafodelista"/>
+        <w:spacing w:after="60" w:line="280" w:lineRule="auto"/>
+        <w:contextualSpacing w:val="0"/>
+        <w:jc w:val="both"/>
+      </w:pPr>
+    </w:p>
+    <w:p>
+      <w:pPr>
         <w:spacing w:after="200"/>
         <w:jc w:val="center"/>
       </w:pPr>
@@ -3125,7 +3486,7 @@
           <w:noProof/>
         </w:rPr>
         <w:drawing>
-          <wp:inline distT="0" distB="0" distL="0" distR="0" wp14:anchorId="02981676" wp14:editId="1FA251F6">
+          <wp:inline distT="0" distB="0" distL="0" distR="0" wp14:anchorId="690F5A65" wp14:editId="0D0BBF51">
             <wp:extent cx="5943600" cy="510540"/>
             <wp:effectExtent l="0" t="0" r="0" b="3810"/>
             <wp:docPr id="2" name="Imagen 2"/>
@@ -3140,7 +3501,7 @@
                     <pic:cNvPicPr/>
                   </pic:nvPicPr>
                   <pic:blipFill>
-                    <a:blip r:embed="rId9"/>
+                    <a:blip r:embed="rId10"/>
                     <a:stretch>
                       <a:fillRect/>
                     </a:stretch>
@@ -3188,6 +3549,7 @@
       </w:r>
       <w:bookmarkEnd w:id="10"/>
     </w:p>
+    <w:p/>
     <w:p>
       <w:pPr>
         <w:spacing w:after="120" w:line="300" w:lineRule="auto"/>
@@ -3212,6 +3574,12 @@
       <w:r>
         <w:t xml:space="preserve"> crea las cuatro tablas al iniciar PostgreSQL por primera vez y carga cinco equipos de prueba.</w:t>
       </w:r>
+    </w:p>
+    <w:p>
+      <w:pPr>
+        <w:spacing w:after="120" w:line="300" w:lineRule="auto"/>
+        <w:jc w:val="both"/>
+      </w:pPr>
     </w:p>
     <w:tbl>
       <w:tblPr>
@@ -3629,23 +3997,7 @@
                 <w:sz w:val="19"/>
                 <w:szCs w:val="19"/>
               </w:rPr>
-              <w:t xml:space="preserve">, </w:t>
-            </w:r>
-            <w:proofErr w:type="spellStart"/>
-            <w:r>
-              <w:rPr>
-                <w:sz w:val="19"/>
-                <w:szCs w:val="19"/>
-              </w:rPr>
-              <w:t>fecha_devolucion_real</w:t>
-            </w:r>
-            <w:proofErr w:type="spellEnd"/>
-            <w:r>
-              <w:rPr>
-                <w:sz w:val="19"/>
-                <w:szCs w:val="19"/>
-              </w:rPr>
-              <w:t>, estado</w:t>
+              <w:t>, fecha_devolucion_real, estado</w:t>
             </w:r>
           </w:p>
         </w:tc>
@@ -3743,7 +4095,23 @@
                 <w:sz w:val="19"/>
                 <w:szCs w:val="19"/>
               </w:rPr>
-              <w:t xml:space="preserve">, fecha, workflow, </w:t>
+              <w:t xml:space="preserve">, fecha, </w:t>
+            </w:r>
+            <w:proofErr w:type="spellStart"/>
+            <w:r>
+              <w:rPr>
+                <w:sz w:val="19"/>
+                <w:szCs w:val="19"/>
+              </w:rPr>
+              <w:t>workflow</w:t>
+            </w:r>
+            <w:proofErr w:type="spellEnd"/>
+            <w:r>
+              <w:rPr>
+                <w:sz w:val="19"/>
+                <w:szCs w:val="19"/>
+              </w:rPr>
+              <w:t xml:space="preserve">, </w:t>
             </w:r>
             <w:proofErr w:type="spellStart"/>
             <w:r>
@@ -3857,7 +4225,23 @@
                 <w:sz w:val="19"/>
                 <w:szCs w:val="19"/>
               </w:rPr>
-              <w:t xml:space="preserve">, fecha, workflow, nodo, mensaje, </w:t>
+              <w:t xml:space="preserve">, fecha, </w:t>
+            </w:r>
+            <w:proofErr w:type="spellStart"/>
+            <w:r>
+              <w:rPr>
+                <w:sz w:val="19"/>
+                <w:szCs w:val="19"/>
+              </w:rPr>
+              <w:t>workflow</w:t>
+            </w:r>
+            <w:proofErr w:type="spellEnd"/>
+            <w:r>
+              <w:rPr>
+                <w:sz w:val="19"/>
+                <w:szCs w:val="19"/>
+              </w:rPr>
+              <w:t xml:space="preserve">, nodo, mensaje, </w:t>
             </w:r>
             <w:proofErr w:type="spellStart"/>
             <w:r>
@@ -3915,21 +4299,36 @@
     </w:p>
     <w:p>
       <w:pPr>
+        <w:spacing w:after="60"/>
+      </w:pPr>
+    </w:p>
+    <w:p>
+      <w:pPr>
         <w:pStyle w:val="Ttulo2"/>
       </w:pPr>
       <w:bookmarkStart w:id="11" w:name="_Toc243557569"/>
       <w:r>
+        <w:lastRenderedPageBreak/>
         <w:t>4.1 Reglas de integridad</w:t>
       </w:r>
       <w:bookmarkEnd w:id="11"/>
     </w:p>
+    <w:p/>
     <w:p>
       <w:pPr>
         <w:spacing w:after="120" w:line="300" w:lineRule="auto"/>
         <w:jc w:val="both"/>
       </w:pPr>
       <w:r>
-        <w:t>La base de datos hace cumplir por sí misma las reglas del negocio, aunque un workflow tuviera un error:</w:t>
+        <w:t xml:space="preserve">La base de datos hace cumplir por sí misma las reglas del negocio, aunque un </w:t>
+      </w:r>
+      <w:proofErr w:type="spellStart"/>
+      <w:r>
+        <w:t>workflow</w:t>
+      </w:r>
+      <w:proofErr w:type="spellEnd"/>
+      <w:r>
+        <w:t xml:space="preserve"> tuviera un error:</w:t>
       </w:r>
     </w:p>
     <w:p>
@@ -3955,22 +4354,10 @@
     <w:p>
       <w:pPr>
         <w:pStyle w:val="Prrafodelista"/>
-        <w:numPr>
-          <w:ilvl w:val="0"/>
-          <w:numId w:val="1"/>
-        </w:numPr>
         <w:spacing w:after="60" w:line="280" w:lineRule="auto"/>
         <w:contextualSpacing w:val="0"/>
         <w:jc w:val="both"/>
       </w:pPr>
-      <w:proofErr w:type="spellStart"/>
-      <w:r>
-        <w:t>chk_fechas</w:t>
-      </w:r>
-      <w:proofErr w:type="spellEnd"/>
-      <w:r>
-        <w:t>: la fecha de devolución esperada no puede ser anterior a la fecha del préstamo.</w:t>
-      </w:r>
     </w:p>
     <w:p>
       <w:pPr>
@@ -3983,9 +4370,27 @@
         <w:contextualSpacing w:val="0"/>
         <w:jc w:val="both"/>
       </w:pPr>
-      <w:r>
-        <w:t>La cantidad prestada debe ser mayor que cero y el estado solo admite los valores ACTIVO, DEVUELTO o VENCIDO.</w:t>
-      </w:r>
+      <w:proofErr w:type="spellStart"/>
+      <w:r>
+        <w:t>chk_fechas</w:t>
+      </w:r>
+      <w:proofErr w:type="spellEnd"/>
+      <w:r>
+        <w:t>: la fecha de devolución esperada no puede ser anterior a la fecha del préstamo.</w:t>
+      </w:r>
+    </w:p>
+    <w:p>
+      <w:pPr>
+        <w:pStyle w:val="Prrafodelista"/>
+      </w:pPr>
+    </w:p>
+    <w:p>
+      <w:pPr>
+        <w:pStyle w:val="Prrafodelista"/>
+        <w:spacing w:after="60" w:line="280" w:lineRule="auto"/>
+        <w:contextualSpacing w:val="0"/>
+        <w:jc w:val="both"/>
+      </w:pPr>
     </w:p>
     <w:p>
       <w:pPr>
@@ -3999,16 +4404,16 @@
         <w:jc w:val="both"/>
       </w:pPr>
       <w:r>
-        <w:t xml:space="preserve">La llave foránea </w:t>
-      </w:r>
-      <w:proofErr w:type="spellStart"/>
-      <w:r>
-        <w:t>id_equipo</w:t>
-      </w:r>
-      <w:proofErr w:type="spellEnd"/>
-      <w:r>
-        <w:t xml:space="preserve"> impide registrar préstamos de equipos inexistentes.</w:t>
-      </w:r>
+        <w:t>La cantidad prestada debe ser mayor que cero y el estado solo admite los valores ACTIVO, DEVUELTO o VENCIDO.</w:t>
+      </w:r>
+    </w:p>
+    <w:p>
+      <w:pPr>
+        <w:pStyle w:val="Prrafodelista"/>
+        <w:spacing w:after="60" w:line="280" w:lineRule="auto"/>
+        <w:contextualSpacing w:val="0"/>
+        <w:jc w:val="both"/>
+      </w:pPr>
     </w:p>
     <w:p>
       <w:pPr>
@@ -4022,6 +4427,42 @@
         <w:jc w:val="both"/>
       </w:pPr>
       <w:r>
+        <w:t xml:space="preserve">La llave foránea </w:t>
+      </w:r>
+      <w:proofErr w:type="spellStart"/>
+      <w:r>
+        <w:t>id_equipo</w:t>
+      </w:r>
+      <w:proofErr w:type="spellEnd"/>
+      <w:r>
+        <w:t xml:space="preserve"> impide registrar préstamos de equipos inexistentes.</w:t>
+      </w:r>
+    </w:p>
+    <w:p>
+      <w:pPr>
+        <w:pStyle w:val="Prrafodelista"/>
+      </w:pPr>
+    </w:p>
+    <w:p>
+      <w:pPr>
+        <w:pStyle w:val="Prrafodelista"/>
+        <w:spacing w:after="60" w:line="280" w:lineRule="auto"/>
+        <w:contextualSpacing w:val="0"/>
+        <w:jc w:val="both"/>
+      </w:pPr>
+    </w:p>
+    <w:p>
+      <w:pPr>
+        <w:pStyle w:val="Prrafodelista"/>
+        <w:numPr>
+          <w:ilvl w:val="0"/>
+          <w:numId w:val="1"/>
+        </w:numPr>
+        <w:spacing w:after="60" w:line="280" w:lineRule="auto"/>
+        <w:contextualSpacing w:val="0"/>
+        <w:jc w:val="both"/>
+      </w:pPr>
+      <w:r>
         <w:t xml:space="preserve">Los índices sobre estado y </w:t>
       </w:r>
       <w:proofErr w:type="spellStart"/>
@@ -4032,6 +4473,14 @@
       <w:r>
         <w:t xml:space="preserve"> aceleran la búsqueda diaria de vencidos.</w:t>
       </w:r>
+    </w:p>
+    <w:p>
+      <w:pPr>
+        <w:pStyle w:val="Prrafodelista"/>
+        <w:spacing w:after="60" w:line="280" w:lineRule="auto"/>
+        <w:contextualSpacing w:val="0"/>
+        <w:jc w:val="both"/>
+      </w:pPr>
     </w:p>
     <w:p>
       <w:pPr>
@@ -4044,14 +4493,79 @@
     </w:p>
     <w:p>
       <w:pPr>
+        <w:spacing w:after="120" w:line="300" w:lineRule="auto"/>
+        <w:jc w:val="both"/>
+      </w:pPr>
+    </w:p>
+    <w:p>
+      <w:pPr>
+        <w:spacing w:after="120" w:line="300" w:lineRule="auto"/>
+        <w:jc w:val="both"/>
+      </w:pPr>
+    </w:p>
+    <w:p>
+      <w:pPr>
+        <w:spacing w:after="120" w:line="300" w:lineRule="auto"/>
+        <w:jc w:val="both"/>
+      </w:pPr>
+    </w:p>
+    <w:p>
+      <w:pPr>
+        <w:spacing w:after="120" w:line="300" w:lineRule="auto"/>
+        <w:jc w:val="both"/>
+      </w:pPr>
+    </w:p>
+    <w:p>
+      <w:pPr>
+        <w:spacing w:after="120" w:line="300" w:lineRule="auto"/>
+        <w:jc w:val="both"/>
+      </w:pPr>
+    </w:p>
+    <w:p>
+      <w:pPr>
+        <w:spacing w:after="120" w:line="300" w:lineRule="auto"/>
+        <w:jc w:val="both"/>
+      </w:pPr>
+    </w:p>
+    <w:p>
+      <w:pPr>
+        <w:spacing w:after="120" w:line="300" w:lineRule="auto"/>
+        <w:jc w:val="both"/>
+      </w:pPr>
+    </w:p>
+    <w:p>
+      <w:pPr>
+        <w:spacing w:after="120" w:line="300" w:lineRule="auto"/>
+        <w:jc w:val="both"/>
+      </w:pPr>
+    </w:p>
+    <w:p>
+      <w:pPr>
+        <w:spacing w:after="120" w:line="300" w:lineRule="auto"/>
+        <w:jc w:val="both"/>
+      </w:pPr>
+    </w:p>
+    <w:p>
+      <w:pPr>
+        <w:spacing w:after="120" w:line="300" w:lineRule="auto"/>
+        <w:jc w:val="both"/>
+      </w:pPr>
+    </w:p>
+    <w:p>
+      <w:pPr>
         <w:pStyle w:val="Ttulo1"/>
       </w:pPr>
+      <w:r>
+        <w:lastRenderedPageBreak/>
+        <w:t xml:space="preserve">5. </w:t>
+      </w:r>
       <w:bookmarkStart w:id="12" w:name="_Toc243557570"/>
       <w:r>
-        <w:t>5. Descripción de los workflows</w:t>
+        <w:t>Descripción de los workflows</w:t>
       </w:r>
       <w:bookmarkEnd w:id="12"/>
     </w:p>
+    <w:p/>
     <w:p>
       <w:pPr>
         <w:spacing w:after="120" w:line="300" w:lineRule="auto"/>
@@ -4077,11 +4591,10 @@
         <w:rPr>
           <w:noProof/>
         </w:rPr>
-        <w:lastRenderedPageBreak/>
         <w:drawing>
-          <wp:inline distT="0" distB="0" distL="0" distR="0" wp14:anchorId="642A0BC8" wp14:editId="29E24068">
-            <wp:extent cx="2421255" cy="7894320"/>
-            <wp:effectExtent l="0" t="0" r="0" b="0"/>
+          <wp:inline distT="0" distB="0" distL="0" distR="0" wp14:anchorId="16B74C1D" wp14:editId="3D018C10">
+            <wp:extent cx="2421255" cy="6774180"/>
+            <wp:effectExtent l="0" t="0" r="0" b="7620"/>
             <wp:docPr id="3" name="Imagen 3"/>
             <wp:cNvGraphicFramePr>
               <a:graphicFrameLocks xmlns:a="http://schemas.openxmlformats.org/drawingml/2006/main" noChangeAspect="1"/>
@@ -4096,7 +4609,7 @@
                     </pic:cNvPicPr>
                   </pic:nvPicPr>
                   <pic:blipFill>
-                    <a:blip r:embed="rId10" cstate="print">
+                    <a:blip r:embed="rId11" cstate="print">
                       <a:extLst>
                         <a:ext uri="{28A0092B-C50C-407E-A947-70E740481C1C}">
                           <a14:useLocalDpi xmlns:a14="http://schemas.microsoft.com/office/drawing/2010/main" val="0"/>
@@ -4111,7 +4624,7 @@
                   <pic:spPr bwMode="auto">
                     <a:xfrm>
                       <a:off x="0" y="0"/>
-                      <a:ext cx="2421255" cy="7894320"/>
+                      <a:ext cx="2421255" cy="6774180"/>
                     </a:xfrm>
                     <a:prstGeom prst="rect">
                       <a:avLst/>
@@ -4165,6 +4678,7 @@
       </w:r>
       <w:bookmarkEnd w:id="13"/>
     </w:p>
+    <w:p/>
     <w:p>
       <w:pPr>
         <w:spacing w:after="120" w:line="300" w:lineRule="auto"/>
@@ -5520,10 +6034,9 @@
           <w:iCs/>
           <w:noProof/>
         </w:rPr>
-        <w:lastRenderedPageBreak/>
         <w:drawing>
-          <wp:inline distT="0" distB="0" distL="0" distR="0" wp14:anchorId="103EF2EA" wp14:editId="59F9B91F">
-            <wp:extent cx="5943600" cy="4306570"/>
+          <wp:inline distT="0" distB="0" distL="0" distR="0" wp14:anchorId="54A011AD" wp14:editId="052FAF22">
+            <wp:extent cx="5943600" cy="2903220"/>
             <wp:effectExtent l="0" t="0" r="0" b="0"/>
             <wp:docPr id="4" name="Imagen 4"/>
             <wp:cNvGraphicFramePr>
@@ -5537,7 +6050,7 @@
                     <pic:cNvPicPr/>
                   </pic:nvPicPr>
                   <pic:blipFill>
-                    <a:blip r:embed="rId11"/>
+                    <a:blip r:embed="rId12"/>
                     <a:stretch>
                       <a:fillRect/>
                     </a:stretch>
@@ -5545,7 +6058,7 @@
                   <pic:spPr>
                     <a:xfrm>
                       <a:off x="0" y="0"/>
-                      <a:ext cx="5943600" cy="4306570"/>
+                      <a:ext cx="5943600" cy="2903220"/>
                     </a:xfrm>
                     <a:prstGeom prst="rect">
                       <a:avLst/>
@@ -5581,10 +6094,12 @@
       </w:pPr>
       <w:bookmarkStart w:id="14" w:name="_Toc243557572"/>
       <w:r>
+        <w:lastRenderedPageBreak/>
         <w:t>5.2 WF2 – Procesamiento de préstamos</w:t>
       </w:r>
       <w:bookmarkEnd w:id="14"/>
     </w:p>
+    <w:p/>
     <w:p>
       <w:pPr>
         <w:spacing w:after="120" w:line="300" w:lineRule="auto"/>
@@ -5593,6 +6108,12 @@
       <w:r>
         <w:t>Solo puede ejecutarse desde el WF1, nunca directamente desde fuera. Su nodo central ejecuta una única consulta SQL que descuenta el stock solo si alcanza y, en la misma instrucción, registra el préstamo:</w:t>
       </w:r>
+    </w:p>
+    <w:p>
+      <w:pPr>
+        <w:spacing w:after="120" w:line="300" w:lineRule="auto"/>
+        <w:jc w:val="both"/>
+      </w:pPr>
     </w:p>
     <w:p>
       <w:pPr>
@@ -5942,9 +6463,6 @@
       <w:pPr>
         <w:shd w:val="clear" w:color="auto" w:fill="F2F2F2"/>
         <w:ind w:left="240"/>
-        <w:rPr>
-          <w:lang w:val="en-US"/>
-        </w:rPr>
       </w:pPr>
       <w:r>
         <w:rPr>
@@ -5959,7 +6477,6 @@
           <w:rFonts w:ascii="Consolas" w:eastAsia="Consolas" w:hAnsi="Consolas" w:cs="Consolas"/>
           <w:sz w:val="17"/>
           <w:szCs w:val="17"/>
-          <w:lang w:val="en-US"/>
         </w:rPr>
         <w:t xml:space="preserve">SELECT $3, $4, </w:t>
       </w:r>
@@ -5969,7 +6486,6 @@
           <w:rFonts w:ascii="Consolas" w:eastAsia="Consolas" w:hAnsi="Consolas" w:cs="Consolas"/>
           <w:sz w:val="17"/>
           <w:szCs w:val="17"/>
-          <w:lang w:val="en-US"/>
         </w:rPr>
         <w:t>id_equipo</w:t>
       </w:r>
@@ -5979,7 +6495,6 @@
           <w:rFonts w:ascii="Consolas" w:eastAsia="Consolas" w:hAnsi="Consolas" w:cs="Consolas"/>
           <w:sz w:val="17"/>
           <w:szCs w:val="17"/>
-          <w:lang w:val="en-US"/>
         </w:rPr>
         <w:t>, $2, $</w:t>
       </w:r>
@@ -5989,7 +6504,6 @@
           <w:rFonts w:ascii="Consolas" w:eastAsia="Consolas" w:hAnsi="Consolas" w:cs="Consolas"/>
           <w:sz w:val="17"/>
           <w:szCs w:val="17"/>
-          <w:lang w:val="en-US"/>
         </w:rPr>
         <w:t>5::</w:t>
       </w:r>
@@ -5999,21 +6513,9 @@
           <w:rFonts w:ascii="Consolas" w:eastAsia="Consolas" w:hAnsi="Consolas" w:cs="Consolas"/>
           <w:sz w:val="17"/>
           <w:szCs w:val="17"/>
-          <w:lang w:val="en-US"/>
         </w:rPr>
-        <w:t xml:space="preserve">date FROM </w:t>
-      </w:r>
-      <w:proofErr w:type="spellStart"/>
-      <w:r>
-        <w:rPr>
-          <w:rFonts w:ascii="Consolas" w:eastAsia="Consolas" w:hAnsi="Consolas" w:cs="Consolas"/>
-          <w:sz w:val="17"/>
-          <w:szCs w:val="17"/>
-          <w:lang w:val="en-US"/>
-        </w:rPr>
-        <w:t>equipo</w:t>
-      </w:r>
-      <w:proofErr w:type="spellEnd"/>
+        <w:t>date FROM equipo</w:t>
+      </w:r>
     </w:p>
     <w:p>
       <w:pPr>
@@ -6028,7 +6530,6 @@
           <w:rFonts w:ascii="Consolas" w:eastAsia="Consolas" w:hAnsi="Consolas" w:cs="Consolas"/>
           <w:sz w:val="17"/>
           <w:szCs w:val="17"/>
-          <w:lang w:val="en-US"/>
         </w:rPr>
         <w:t xml:space="preserve">  </w:t>
       </w:r>
@@ -6160,12 +6661,23 @@
     </w:p>
     <w:p>
       <w:pPr>
+        <w:spacing w:after="60"/>
+      </w:pPr>
+    </w:p>
+    <w:p>
+      <w:pPr>
         <w:spacing w:after="120" w:line="300" w:lineRule="auto"/>
         <w:jc w:val="both"/>
       </w:pPr>
       <w:r>
         <w:t>Como todo ocurre en una sola instrucción, PostgreSQL la ejecuta como una transacción: si dos solicitudes compiten por la última unidad, solo una la obtiene, y si algo falla no se guarda nada a medias.</w:t>
       </w:r>
+    </w:p>
+    <w:p>
+      <w:pPr>
+        <w:spacing w:after="120" w:line="300" w:lineRule="auto"/>
+        <w:jc w:val="both"/>
+      </w:pPr>
     </w:p>
     <w:tbl>
       <w:tblPr>
@@ -6222,7 +6734,6 @@
                 <w:sz w:val="19"/>
                 <w:szCs w:val="19"/>
               </w:rPr>
-              <w:lastRenderedPageBreak/>
               <w:t>Nodo</w:t>
             </w:r>
           </w:p>
@@ -7101,10 +7612,11 @@
           <w:iCs/>
           <w:noProof/>
         </w:rPr>
+        <w:lastRenderedPageBreak/>
         <w:drawing>
-          <wp:inline distT="0" distB="0" distL="0" distR="0" wp14:anchorId="2ABB1A54" wp14:editId="66EDC056">
-            <wp:extent cx="5943600" cy="4356735"/>
-            <wp:effectExtent l="0" t="0" r="0" b="5715"/>
+          <wp:inline distT="0" distB="0" distL="0" distR="0" wp14:anchorId="0742F3F5" wp14:editId="71D2E567">
+            <wp:extent cx="5943600" cy="4120515"/>
+            <wp:effectExtent l="0" t="0" r="0" b="0"/>
             <wp:docPr id="5" name="Imagen 5"/>
             <wp:cNvGraphicFramePr>
               <a:graphicFrameLocks xmlns:a="http://schemas.openxmlformats.org/drawingml/2006/main" noChangeAspect="1"/>
@@ -7117,7 +7629,7 @@
                     <pic:cNvPicPr/>
                   </pic:nvPicPr>
                   <pic:blipFill>
-                    <a:blip r:embed="rId12"/>
+                    <a:blip r:embed="rId13"/>
                     <a:stretch>
                       <a:fillRect/>
                     </a:stretch>
@@ -7125,7 +7637,7 @@
                   <pic:spPr>
                     <a:xfrm>
                       <a:off x="0" y="0"/>
-                      <a:ext cx="5943600" cy="4356735"/>
+                      <a:ext cx="5943600" cy="4120515"/>
                     </a:xfrm>
                     <a:prstGeom prst="rect">
                       <a:avLst/>
@@ -7161,7 +7673,6 @@
       </w:pPr>
       <w:bookmarkStart w:id="15" w:name="_Toc243557573"/>
       <w:r>
-        <w:lastRenderedPageBreak/>
         <w:t>5.3 WF3 – Salida de reportes</w:t>
       </w:r>
       <w:bookmarkEnd w:id="15"/>
@@ -7410,7 +7921,23 @@
                 <w:sz w:val="19"/>
                 <w:szCs w:val="19"/>
               </w:rPr>
-              <w:t>Inicia el workflow diariamente a las 7:00 a. m.</w:t>
+              <w:t xml:space="preserve">Inicia el </w:t>
+            </w:r>
+            <w:proofErr w:type="spellStart"/>
+            <w:r>
+              <w:rPr>
+                <w:sz w:val="19"/>
+                <w:szCs w:val="19"/>
+              </w:rPr>
+              <w:t>workflow</w:t>
+            </w:r>
+            <w:proofErr w:type="spellEnd"/>
+            <w:r>
+              <w:rPr>
+                <w:sz w:val="19"/>
+                <w:szCs w:val="19"/>
+              </w:rPr>
+              <w:t xml:space="preserve"> diariamente a las 7:00 a. m.</w:t>
             </w:r>
           </w:p>
         </w:tc>
@@ -8083,7 +8610,7 @@
         </w:rPr>
         <w:lastRenderedPageBreak/>
         <w:drawing>
-          <wp:inline distT="0" distB="0" distL="0" distR="0" wp14:anchorId="5009AA5F" wp14:editId="1DD9E577">
+          <wp:inline distT="0" distB="0" distL="0" distR="0" wp14:anchorId="4078C556" wp14:editId="74375AAB">
             <wp:extent cx="5943600" cy="4286885"/>
             <wp:effectExtent l="0" t="0" r="0" b="0"/>
             <wp:docPr id="6" name="Imagen 6"/>
@@ -8098,7 +8625,7 @@
                     <pic:cNvPicPr/>
                   </pic:nvPicPr>
                   <pic:blipFill>
-                    <a:blip r:embed="rId13"/>
+                    <a:blip r:embed="rId14"/>
                     <a:stretch>
                       <a:fillRect/>
                     </a:stretch>
@@ -8146,6 +8673,7 @@
       </w:r>
       <w:bookmarkEnd w:id="16"/>
     </w:p>
+    <w:p/>
     <w:p>
       <w:pPr>
         <w:spacing w:after="120" w:line="300" w:lineRule="auto"/>
@@ -8154,6 +8682,12 @@
       <w:r>
         <w:t>Está configurado como Error Workflow del WF1, el WF2 y el WF3. Cuando cualquiera de ellos falla en una ejecución de producción, n8n lo activa automáticamente con el detalle del error.</w:t>
       </w:r>
+    </w:p>
+    <w:p>
+      <w:pPr>
+        <w:spacing w:after="120" w:line="300" w:lineRule="auto"/>
+        <w:jc w:val="both"/>
+      </w:pPr>
     </w:p>
     <w:tbl>
       <w:tblPr>
@@ -8383,7 +8917,23 @@
                 <w:sz w:val="19"/>
                 <w:szCs w:val="19"/>
               </w:rPr>
-              <w:t>Se activa cuando falla un workflow vigilado.</w:t>
+              <w:t xml:space="preserve">Se activa cuando falla un </w:t>
+            </w:r>
+            <w:proofErr w:type="spellStart"/>
+            <w:r>
+              <w:rPr>
+                <w:sz w:val="19"/>
+                <w:szCs w:val="19"/>
+              </w:rPr>
+              <w:t>workflow</w:t>
+            </w:r>
+            <w:proofErr w:type="spellEnd"/>
+            <w:r>
+              <w:rPr>
+                <w:sz w:val="19"/>
+                <w:szCs w:val="19"/>
+              </w:rPr>
+              <w:t xml:space="preserve"> vigilado.</w:t>
             </w:r>
           </w:p>
         </w:tc>
@@ -8488,7 +9038,23 @@
                 <w:sz w:val="19"/>
                 <w:szCs w:val="19"/>
               </w:rPr>
-              <w:t>Guarda el workflow, el nodo que falló, el mensaje, el número de ejecución y el detalle técnico en la tabla errores.</w:t>
+              <w:t xml:space="preserve">Guarda el </w:t>
+            </w:r>
+            <w:proofErr w:type="spellStart"/>
+            <w:r>
+              <w:rPr>
+                <w:sz w:val="19"/>
+                <w:szCs w:val="19"/>
+              </w:rPr>
+              <w:t>workflow</w:t>
+            </w:r>
+            <w:proofErr w:type="spellEnd"/>
+            <w:r>
+              <w:rPr>
+                <w:sz w:val="19"/>
+                <w:szCs w:val="19"/>
+              </w:rPr>
+              <w:t>, el nodo que falló, el mensaje, el número de ejecución y el detalle técnico en la tabla errores.</w:t>
             </w:r>
           </w:p>
         </w:tc>
@@ -8666,13 +9232,17 @@
       <w:pPr>
         <w:pStyle w:val="Ttulo1"/>
       </w:pPr>
+      <w:r>
+        <w:lastRenderedPageBreak/>
+        <w:t xml:space="preserve">6. </w:t>
+      </w:r>
       <w:bookmarkStart w:id="18" w:name="_Toc243557576"/>
       <w:r>
-        <w:lastRenderedPageBreak/>
-        <w:t>6. Manejo de errores y de los datos</w:t>
+        <w:t>Manejo de errores y de los datos</w:t>
       </w:r>
       <w:bookmarkEnd w:id="18"/>
     </w:p>
+    <w:p/>
     <w:p>
       <w:pPr>
         <w:pStyle w:val="Ttulo2"/>
@@ -8683,6 +9253,7 @@
       </w:r>
       <w:bookmarkEnd w:id="19"/>
     </w:p>
+    <w:p/>
     <w:p>
       <w:pPr>
         <w:spacing w:after="120" w:line="300" w:lineRule="auto"/>
@@ -8691,6 +9262,12 @@
       <w:r>
         <w:t>Los errores previsibles se manejan dentro del propio flujo y se responden con el código HTTP estándar que corresponde, para que quien envía la solicitud sepa exactamente qué pasó:</w:t>
       </w:r>
+    </w:p>
+    <w:p>
+      <w:pPr>
+        <w:spacing w:after="120" w:line="300" w:lineRule="auto"/>
+        <w:jc w:val="both"/>
+      </w:pPr>
     </w:p>
     <w:tbl>
       <w:tblPr>
@@ -9190,6 +9767,7 @@
       </w:r>
       <w:bookmarkEnd w:id="20"/>
     </w:p>
+    <w:p/>
     <w:p>
       <w:pPr>
         <w:spacing w:after="120" w:line="300" w:lineRule="auto"/>
@@ -9209,6 +9787,7 @@
       </w:r>
       <w:bookmarkEnd w:id="21"/>
     </w:p>
+    <w:p/>
     <w:p>
       <w:pPr>
         <w:spacing w:after="120" w:line="300" w:lineRule="auto"/>
@@ -9223,19 +9802,62 @@
       </w:r>
       <w:proofErr w:type="gramEnd"/>
       <w:r>
-        <w:t xml:space="preserve"> aunque un workflow tuviera un defecto.</w:t>
-      </w:r>
+        <w:t xml:space="preserve"> aunque un </w:t>
+      </w:r>
+      <w:proofErr w:type="spellStart"/>
+      <w:r>
+        <w:t>workflow</w:t>
+      </w:r>
+      <w:proofErr w:type="spellEnd"/>
+      <w:r>
+        <w:t xml:space="preserve"> tuviera un defecto.</w:t>
+      </w:r>
+    </w:p>
+    <w:p>
+      <w:pPr>
+        <w:spacing w:after="120" w:line="300" w:lineRule="auto"/>
+        <w:jc w:val="both"/>
+      </w:pPr>
+    </w:p>
+    <w:p>
+      <w:pPr>
+        <w:spacing w:after="120" w:line="300" w:lineRule="auto"/>
+        <w:jc w:val="both"/>
+      </w:pPr>
+    </w:p>
+    <w:p>
+      <w:pPr>
+        <w:spacing w:after="120" w:line="300" w:lineRule="auto"/>
+        <w:jc w:val="both"/>
+      </w:pPr>
+    </w:p>
+    <w:p>
+      <w:pPr>
+        <w:spacing w:after="120" w:line="300" w:lineRule="auto"/>
+        <w:jc w:val="both"/>
+      </w:pPr>
+    </w:p>
+    <w:p>
+      <w:pPr>
+        <w:spacing w:after="120" w:line="300" w:lineRule="auto"/>
+        <w:jc w:val="both"/>
+      </w:pPr>
     </w:p>
     <w:p>
       <w:pPr>
         <w:pStyle w:val="Ttulo1"/>
       </w:pPr>
+      <w:r>
+        <w:lastRenderedPageBreak/>
+        <w:t xml:space="preserve">7. </w:t>
+      </w:r>
       <w:bookmarkStart w:id="22" w:name="_Toc243557580"/>
       <w:r>
-        <w:t>7. Consideraciones de seguridad</w:t>
+        <w:t>Consideraciones de seguridad</w:t>
       </w:r>
       <w:bookmarkEnd w:id="22"/>
     </w:p>
+    <w:p/>
     <w:tbl>
       <w:tblPr>
         <w:tblW w:w="9360" w:type="dxa"/>
@@ -9872,7 +10494,6 @@
                 <w:sz w:val="19"/>
                 <w:szCs w:val="19"/>
               </w:rPr>
-              <w:lastRenderedPageBreak/>
               <w:t>Credenciales cifradas en n8n</w:t>
             </w:r>
           </w:p>
@@ -10208,6 +10829,289 @@
                 <w:szCs w:val="19"/>
               </w:rPr>
               <w:t>Exposición innecesaria de información de estudiantes.</w:t>
+            </w:r>
+          </w:p>
+        </w:tc>
+      </w:tr>
+      <w:tr>
+        <w:tc>
+          <w:tcPr>
+            <w:tcW w:w="2200" w:type="dxa"/>
+            <w:tcBorders>
+              <w:top w:val="single" w:sz="4" w:space="0" w:color="BFBFBF"/>
+              <w:left w:val="single" w:sz="4" w:space="0" w:color="BFBFBF"/>
+              <w:bottom w:val="single" w:sz="4" w:space="0" w:color="BFBFBF"/>
+              <w:right w:val="single" w:sz="4" w:space="0" w:color="BFBFBF"/>
+            </w:tcBorders>
+            <w:tcMar>
+              <w:top w:w="60" w:type="dxa"/>
+              <w:left w:w="100" w:type="dxa"/>
+              <w:bottom w:w="60" w:type="dxa"/>
+              <w:right w:w="100" w:type="dxa"/>
+            </w:tcMar>
+          </w:tcPr>
+          <w:p>
+            <w:pPr>
+              <w:spacing w:line="260" w:lineRule="auto"/>
+            </w:pPr>
+            <w:r>
+              <w:rPr>
+                <w:sz w:val="19"/>
+                <w:szCs w:val="19"/>
+              </w:rPr>
+              <w:t>Clave fuera del código (aplicación web)</w:t>
+            </w:r>
+          </w:p>
+        </w:tc>
+        <w:tc>
+          <w:tcPr>
+            <w:tcW w:w="4260" w:type="dxa"/>
+            <w:tcBorders>
+              <w:top w:val="single" w:sz="4" w:space="0" w:color="BFBFBF"/>
+              <w:left w:val="single" w:sz="4" w:space="0" w:color="BFBFBF"/>
+              <w:bottom w:val="single" w:sz="4" w:space="0" w:color="BFBFBF"/>
+              <w:right w:val="single" w:sz="4" w:space="0" w:color="BFBFBF"/>
+            </w:tcBorders>
+            <w:tcMar>
+              <w:top w:w="60" w:type="dxa"/>
+              <w:left w:w="100" w:type="dxa"/>
+              <w:bottom w:w="60" w:type="dxa"/>
+              <w:right w:w="100" w:type="dxa"/>
+            </w:tcMar>
+          </w:tcPr>
+          <w:p>
+            <w:pPr>
+              <w:spacing w:line="260" w:lineRule="auto"/>
+            </w:pPr>
+            <w:r>
+              <w:rPr>
+                <w:sz w:val="19"/>
+                <w:szCs w:val="19"/>
+              </w:rPr>
+              <w:t xml:space="preserve">La aplicación web lee la clave del </w:t>
+            </w:r>
+            <w:proofErr w:type="spellStart"/>
+            <w:r>
+              <w:rPr>
+                <w:sz w:val="19"/>
+                <w:szCs w:val="19"/>
+              </w:rPr>
+              <w:t>webhook</w:t>
+            </w:r>
+            <w:proofErr w:type="spellEnd"/>
+            <w:r>
+              <w:rPr>
+                <w:sz w:val="19"/>
+                <w:szCs w:val="19"/>
+              </w:rPr>
+              <w:t xml:space="preserve"> solo de la variable de entorno N8N_API_KEY. Si falta, se niega a arrancar.</w:t>
+            </w:r>
+          </w:p>
+        </w:tc>
+        <w:tc>
+          <w:tcPr>
+            <w:tcW w:w="2900" w:type="dxa"/>
+            <w:tcBorders>
+              <w:top w:val="single" w:sz="4" w:space="0" w:color="BFBFBF"/>
+              <w:left w:val="single" w:sz="4" w:space="0" w:color="BFBFBF"/>
+              <w:bottom w:val="single" w:sz="4" w:space="0" w:color="BFBFBF"/>
+              <w:right w:val="single" w:sz="4" w:space="0" w:color="BFBFBF"/>
+            </w:tcBorders>
+            <w:tcMar>
+              <w:top w:w="60" w:type="dxa"/>
+              <w:left w:w="100" w:type="dxa"/>
+              <w:bottom w:w="60" w:type="dxa"/>
+              <w:right w:w="100" w:type="dxa"/>
+            </w:tcMar>
+          </w:tcPr>
+          <w:p>
+            <w:pPr>
+              <w:spacing w:line="260" w:lineRule="auto"/>
+            </w:pPr>
+            <w:r>
+              <w:rPr>
+                <w:sz w:val="19"/>
+                <w:szCs w:val="19"/>
+              </w:rPr>
+              <w:t>Exposición de la clave en el código o en GitHub.</w:t>
+            </w:r>
+          </w:p>
+        </w:tc>
+      </w:tr>
+      <w:tr>
+        <w:tc>
+          <w:tcPr>
+            <w:tcW w:w="2200" w:type="dxa"/>
+            <w:tcBorders>
+              <w:top w:val="single" w:sz="4" w:space="0" w:color="BFBFBF"/>
+              <w:left w:val="single" w:sz="4" w:space="0" w:color="BFBFBF"/>
+              <w:bottom w:val="single" w:sz="4" w:space="0" w:color="BFBFBF"/>
+              <w:right w:val="single" w:sz="4" w:space="0" w:color="BFBFBF"/>
+            </w:tcBorders>
+            <w:tcMar>
+              <w:top w:w="60" w:type="dxa"/>
+              <w:left w:w="100" w:type="dxa"/>
+              <w:bottom w:w="60" w:type="dxa"/>
+              <w:right w:w="100" w:type="dxa"/>
+            </w:tcMar>
+          </w:tcPr>
+          <w:p>
+            <w:pPr>
+              <w:spacing w:line="260" w:lineRule="auto"/>
+            </w:pPr>
+            <w:r>
+              <w:rPr>
+                <w:sz w:val="19"/>
+                <w:szCs w:val="19"/>
+              </w:rPr>
+              <w:t>Validación en dos capas</w:t>
+            </w:r>
+          </w:p>
+        </w:tc>
+        <w:tc>
+          <w:tcPr>
+            <w:tcW w:w="4260" w:type="dxa"/>
+            <w:tcBorders>
+              <w:top w:val="single" w:sz="4" w:space="0" w:color="BFBFBF"/>
+              <w:left w:val="single" w:sz="4" w:space="0" w:color="BFBFBF"/>
+              <w:bottom w:val="single" w:sz="4" w:space="0" w:color="BFBFBF"/>
+              <w:right w:val="single" w:sz="4" w:space="0" w:color="BFBFBF"/>
+            </w:tcBorders>
+            <w:tcMar>
+              <w:top w:w="60" w:type="dxa"/>
+              <w:left w:w="100" w:type="dxa"/>
+              <w:bottom w:w="60" w:type="dxa"/>
+              <w:right w:w="100" w:type="dxa"/>
+            </w:tcMar>
+          </w:tcPr>
+          <w:p>
+            <w:pPr>
+              <w:spacing w:line="260" w:lineRule="auto"/>
+            </w:pPr>
+            <w:r>
+              <w:rPr>
+                <w:sz w:val="19"/>
+                <w:szCs w:val="19"/>
+              </w:rPr>
+              <w:t>La aplicación web aplica las mismas reglas del WF1 antes de llamar a n8n.</w:t>
+            </w:r>
+          </w:p>
+        </w:tc>
+        <w:tc>
+          <w:tcPr>
+            <w:tcW w:w="2900" w:type="dxa"/>
+            <w:tcBorders>
+              <w:top w:val="single" w:sz="4" w:space="0" w:color="BFBFBF"/>
+              <w:left w:val="single" w:sz="4" w:space="0" w:color="BFBFBF"/>
+              <w:bottom w:val="single" w:sz="4" w:space="0" w:color="BFBFBF"/>
+              <w:right w:val="single" w:sz="4" w:space="0" w:color="BFBFBF"/>
+            </w:tcBorders>
+            <w:tcMar>
+              <w:top w:w="60" w:type="dxa"/>
+              <w:left w:w="100" w:type="dxa"/>
+              <w:bottom w:w="60" w:type="dxa"/>
+              <w:right w:w="100" w:type="dxa"/>
+            </w:tcMar>
+          </w:tcPr>
+          <w:p>
+            <w:pPr>
+              <w:spacing w:line="260" w:lineRule="auto"/>
+            </w:pPr>
+            <w:r>
+              <w:rPr>
+                <w:sz w:val="19"/>
+                <w:szCs w:val="19"/>
+              </w:rPr>
+              <w:t>Datos que intenten saltarse una sola validación.</w:t>
+            </w:r>
+          </w:p>
+        </w:tc>
+      </w:tr>
+      <w:tr>
+        <w:tc>
+          <w:tcPr>
+            <w:tcW w:w="2200" w:type="dxa"/>
+            <w:tcBorders>
+              <w:top w:val="single" w:sz="4" w:space="0" w:color="BFBFBF"/>
+              <w:left w:val="single" w:sz="4" w:space="0" w:color="BFBFBF"/>
+              <w:bottom w:val="single" w:sz="4" w:space="0" w:color="BFBFBF"/>
+              <w:right w:val="single" w:sz="4" w:space="0" w:color="BFBFBF"/>
+            </w:tcBorders>
+            <w:tcMar>
+              <w:top w:w="60" w:type="dxa"/>
+              <w:left w:w="100" w:type="dxa"/>
+              <w:bottom w:w="60" w:type="dxa"/>
+              <w:right w:w="100" w:type="dxa"/>
+            </w:tcMar>
+          </w:tcPr>
+          <w:p>
+            <w:pPr>
+              <w:spacing w:line="260" w:lineRule="auto"/>
+            </w:pPr>
+            <w:r>
+              <w:rPr>
+                <w:sz w:val="19"/>
+                <w:szCs w:val="19"/>
+              </w:rPr>
+              <w:t>Tiempo máximo de espera</w:t>
+            </w:r>
+          </w:p>
+        </w:tc>
+        <w:tc>
+          <w:tcPr>
+            <w:tcW w:w="4260" w:type="dxa"/>
+            <w:tcBorders>
+              <w:top w:val="single" w:sz="4" w:space="0" w:color="BFBFBF"/>
+              <w:left w:val="single" w:sz="4" w:space="0" w:color="BFBFBF"/>
+              <w:bottom w:val="single" w:sz="4" w:space="0" w:color="BFBFBF"/>
+              <w:right w:val="single" w:sz="4" w:space="0" w:color="BFBFBF"/>
+            </w:tcBorders>
+            <w:tcMar>
+              <w:top w:w="60" w:type="dxa"/>
+              <w:left w:w="100" w:type="dxa"/>
+              <w:bottom w:w="60" w:type="dxa"/>
+              <w:right w:w="100" w:type="dxa"/>
+            </w:tcMar>
+          </w:tcPr>
+          <w:p>
+            <w:pPr>
+              <w:spacing w:line="260" w:lineRule="auto"/>
+            </w:pPr>
+            <w:r>
+              <w:rPr>
+                <w:sz w:val="19"/>
+                <w:szCs w:val="19"/>
+              </w:rPr>
+              <w:t>La aplicación corta la conexión con n8n a los 10 segundos y muestra un mensaje claro.</w:t>
+            </w:r>
+          </w:p>
+        </w:tc>
+        <w:tc>
+          <w:tcPr>
+            <w:tcW w:w="2900" w:type="dxa"/>
+            <w:tcBorders>
+              <w:top w:val="single" w:sz="4" w:space="0" w:color="BFBFBF"/>
+              <w:left w:val="single" w:sz="4" w:space="0" w:color="BFBFBF"/>
+              <w:bottom w:val="single" w:sz="4" w:space="0" w:color="BFBFBF"/>
+              <w:right w:val="single" w:sz="4" w:space="0" w:color="BFBFBF"/>
+            </w:tcBorders>
+            <w:tcMar>
+              <w:top w:w="60" w:type="dxa"/>
+              <w:left w:w="100" w:type="dxa"/>
+              <w:bottom w:w="60" w:type="dxa"/>
+              <w:right w:w="100" w:type="dxa"/>
+            </w:tcMar>
+          </w:tcPr>
+          <w:p>
+            <w:pPr>
+              <w:spacing w:line="260" w:lineRule="auto"/>
+            </w:pPr>
+            <w:r>
+              <w:rPr>
+                <w:sz w:val="19"/>
+                <w:szCs w:val="19"/>
+              </w:rPr>
+              <w:t>Bloqueo de la aplicación si n8n deja de responder.</w:t>
             </w:r>
           </w:p>
         </w:tc>
@@ -10227,95 +11131,17 @@
         <w:rPr>
           <w:i/>
           <w:iCs/>
+          <w:noProof/>
           <w:color w:val="595959"/>
           <w:sz w:val="18"/>
           <w:szCs w:val="18"/>
         </w:rPr>
+        <w:lastRenderedPageBreak/>
         <w:drawing>
-          <wp:inline distT="0" distB="0" distL="0" distR="0" wp14:anchorId="435ADAB0" wp14:editId="12FAA451">
+          <wp:inline distT="0" distB="0" distL="0" distR="0" wp14:anchorId="0A9E3794" wp14:editId="72C6DA24">
             <wp:extent cx="5943600" cy="3698240"/>
             <wp:effectExtent l="0" t="0" r="0" b="0"/>
             <wp:docPr id="9" name="Imagen 9"/>
-            <wp:cNvGraphicFramePr>
-              <a:graphicFrameLocks xmlns:a="http://schemas.openxmlformats.org/drawingml/2006/main" noChangeAspect="1"/>
-            </wp:cNvGraphicFramePr>
-            <a:graphic xmlns:a="http://schemas.openxmlformats.org/drawingml/2006/main">
-              <a:graphicData uri="http://schemas.openxmlformats.org/drawingml/2006/picture">
-                <pic:pic xmlns:pic="http://schemas.openxmlformats.org/drawingml/2006/picture">
-                  <pic:nvPicPr>
-                    <pic:cNvPr id="1" name=""/>
-                    <pic:cNvPicPr/>
-                  </pic:nvPicPr>
-                  <pic:blipFill>
-                    <a:blip r:embed="rId14"/>
-                    <a:stretch>
-                      <a:fillRect/>
-                    </a:stretch>
-                  </pic:blipFill>
-                  <pic:spPr>
-                    <a:xfrm>
-                      <a:off x="0" y="0"/>
-                      <a:ext cx="5943600" cy="3698240"/>
-                    </a:xfrm>
-                    <a:prstGeom prst="rect">
-                      <a:avLst/>
-                    </a:prstGeom>
-                  </pic:spPr>
-                </pic:pic>
-              </a:graphicData>
-            </a:graphic>
-          </wp:inline>
-        </w:drawing>
-      </w:r>
-      <w:r>
-        <w:rPr>
-          <w:i/>
-          <w:iCs/>
-          <w:color w:val="595959"/>
-          <w:sz w:val="18"/>
-          <w:szCs w:val="18"/>
-        </w:rPr>
-        <w:t xml:space="preserve">Figura 7. Credencial de control de acceso del </w:t>
-      </w:r>
-      <w:proofErr w:type="spellStart"/>
-      <w:r>
-        <w:rPr>
-          <w:i/>
-          <w:iCs/>
-          <w:color w:val="595959"/>
-          <w:sz w:val="18"/>
-          <w:szCs w:val="18"/>
-        </w:rPr>
-        <w:t>webhook</w:t>
-      </w:r>
-      <w:proofErr w:type="spellEnd"/>
-      <w:r>
-        <w:rPr>
-          <w:i/>
-          <w:iCs/>
-          <w:color w:val="595959"/>
-          <w:sz w:val="18"/>
-          <w:szCs w:val="18"/>
-        </w:rPr>
-        <w:t>.</w:t>
-      </w:r>
-    </w:p>
-    <w:p>
-      <w:pPr>
-        <w:spacing w:after="200"/>
-        <w:jc w:val="center"/>
-      </w:pPr>
-      <w:r>
-        <w:rPr>
-          <w:i/>
-          <w:iCs/>
-          <w:noProof/>
-        </w:rPr>
-        <w:drawing>
-          <wp:inline distT="0" distB="0" distL="0" distR="0" wp14:anchorId="5B0DD8F5" wp14:editId="592BF4D0">
-            <wp:extent cx="5943600" cy="974725"/>
-            <wp:effectExtent l="0" t="0" r="0" b="0"/>
-            <wp:docPr id="7" name="Imagen 7"/>
             <wp:cNvGraphicFramePr>
               <a:graphicFrameLocks xmlns:a="http://schemas.openxmlformats.org/drawingml/2006/main" noChangeAspect="1"/>
             </wp:cNvGraphicFramePr>
@@ -10335,6 +11161,86 @@
                   <pic:spPr>
                     <a:xfrm>
                       <a:off x="0" y="0"/>
+                      <a:ext cx="5943600" cy="3698240"/>
+                    </a:xfrm>
+                    <a:prstGeom prst="rect">
+                      <a:avLst/>
+                    </a:prstGeom>
+                  </pic:spPr>
+                </pic:pic>
+              </a:graphicData>
+            </a:graphic>
+          </wp:inline>
+        </w:drawing>
+      </w:r>
+      <w:r>
+        <w:rPr>
+          <w:i/>
+          <w:iCs/>
+          <w:color w:val="595959"/>
+          <w:sz w:val="18"/>
+          <w:szCs w:val="18"/>
+        </w:rPr>
+        <w:t xml:space="preserve">Figura 7. Credencial de control de acceso del </w:t>
+      </w:r>
+      <w:proofErr w:type="spellStart"/>
+      <w:r>
+        <w:rPr>
+          <w:i/>
+          <w:iCs/>
+          <w:color w:val="595959"/>
+          <w:sz w:val="18"/>
+          <w:szCs w:val="18"/>
+        </w:rPr>
+        <w:t>webhook</w:t>
+      </w:r>
+      <w:proofErr w:type="spellEnd"/>
+      <w:r>
+        <w:rPr>
+          <w:i/>
+          <w:iCs/>
+          <w:color w:val="595959"/>
+          <w:sz w:val="18"/>
+          <w:szCs w:val="18"/>
+        </w:rPr>
+        <w:t>.</w:t>
+      </w:r>
+    </w:p>
+    <w:p>
+      <w:pPr>
+        <w:spacing w:after="200"/>
+        <w:jc w:val="center"/>
+      </w:pPr>
+      <w:r>
+        <w:rPr>
+          <w:i/>
+          <w:iCs/>
+          <w:noProof/>
+        </w:rPr>
+        <w:drawing>
+          <wp:inline distT="0" distB="0" distL="0" distR="0" wp14:anchorId="51AB8BD1" wp14:editId="3D1FAAC4">
+            <wp:extent cx="5943600" cy="974725"/>
+            <wp:effectExtent l="0" t="0" r="0" b="0"/>
+            <wp:docPr id="7" name="Imagen 7"/>
+            <wp:cNvGraphicFramePr>
+              <a:graphicFrameLocks xmlns:a="http://schemas.openxmlformats.org/drawingml/2006/main" noChangeAspect="1"/>
+            </wp:cNvGraphicFramePr>
+            <a:graphic xmlns:a="http://schemas.openxmlformats.org/drawingml/2006/main">
+              <a:graphicData uri="http://schemas.openxmlformats.org/drawingml/2006/picture">
+                <pic:pic xmlns:pic="http://schemas.openxmlformats.org/drawingml/2006/picture">
+                  <pic:nvPicPr>
+                    <pic:cNvPr id="1" name=""/>
+                    <pic:cNvPicPr/>
+                  </pic:nvPicPr>
+                  <pic:blipFill>
+                    <a:blip r:embed="rId16"/>
+                    <a:stretch>
+                      <a:fillRect/>
+                    </a:stretch>
+                  </pic:blipFill>
+                  <pic:spPr>
+                    <a:xfrm>
+                      <a:off x="0" y="0"/>
                       <a:ext cx="5943600" cy="974725"/>
                     </a:xfrm>
                     <a:prstGeom prst="rect">
@@ -10368,6 +11274,7 @@
       </w:r>
       <w:bookmarkEnd w:id="23"/>
     </w:p>
+    <w:p/>
     <w:p>
       <w:pPr>
         <w:spacing w:after="120" w:line="300" w:lineRule="auto"/>
@@ -10376,6 +11283,12 @@
       <w:r>
         <w:t>Las pruebas se ejecutaron entre el 21 y el 22 de octubre de 2026. Los archivos de entrada están en la carpeta pruebas/ del repositorio.</w:t>
       </w:r>
+    </w:p>
+    <w:p>
+      <w:pPr>
+        <w:spacing w:after="120" w:line="300" w:lineRule="auto"/>
+        <w:jc w:val="both"/>
+      </w:pPr>
     </w:p>
     <w:tbl>
       <w:tblPr>
@@ -10434,7 +11347,6 @@
                 <w:sz w:val="19"/>
                 <w:szCs w:val="19"/>
               </w:rPr>
-              <w:lastRenderedPageBreak/>
               <w:t>#</w:t>
             </w:r>
           </w:p>
@@ -11086,6 +11998,7 @@
                 <w:sz w:val="19"/>
                 <w:szCs w:val="19"/>
               </w:rPr>
+              <w:lastRenderedPageBreak/>
               <w:t>4</w:t>
             </w:r>
           </w:p>
@@ -11841,45 +12754,6 @@
       <w:pPr>
         <w:spacing w:after="200"/>
         <w:jc w:val="center"/>
-      </w:pPr>
-      <w:r>
-        <w:drawing>
-          <wp:inline distT="0" distB="0" distL="0" distR="0" wp14:anchorId="70254DE9" wp14:editId="3BDB4ACB">
-            <wp:extent cx="5943600" cy="1525270"/>
-            <wp:effectExtent l="0" t="0" r="0" b="0"/>
-            <wp:docPr id="14" name="Imagen 14"/>
-            <wp:cNvGraphicFramePr>
-              <a:graphicFrameLocks xmlns:a="http://schemas.openxmlformats.org/drawingml/2006/main" noChangeAspect="1"/>
-            </wp:cNvGraphicFramePr>
-            <a:graphic xmlns:a="http://schemas.openxmlformats.org/drawingml/2006/main">
-              <a:graphicData uri="http://schemas.openxmlformats.org/drawingml/2006/picture">
-                <pic:pic xmlns:pic="http://schemas.openxmlformats.org/drawingml/2006/picture">
-                  <pic:nvPicPr>
-                    <pic:cNvPr id="1" name=""/>
-                    <pic:cNvPicPr/>
-                  </pic:nvPicPr>
-                  <pic:blipFill>
-                    <a:blip r:embed="rId16"/>
-                    <a:stretch>
-                      <a:fillRect/>
-                    </a:stretch>
-                  </pic:blipFill>
-                  <pic:spPr>
-                    <a:xfrm>
-                      <a:off x="0" y="0"/>
-                      <a:ext cx="5943600" cy="1525270"/>
-                    </a:xfrm>
-                    <a:prstGeom prst="rect">
-                      <a:avLst/>
-                    </a:prstGeom>
-                  </pic:spPr>
-                </pic:pic>
-              </a:graphicData>
-            </a:graphic>
-          </wp:inline>
-        </w:drawing>
-      </w:r>
-      <w:r>
         <w:rPr>
           <w:i/>
           <w:iCs/>
@@ -11887,56 +12761,12 @@
           <w:sz w:val="18"/>
           <w:szCs w:val="18"/>
         </w:rPr>
-        <w:t>Figura 9. Préstamo aprobado.</w:t>
-      </w:r>
+      </w:pPr>
     </w:p>
     <w:p>
       <w:pPr>
         <w:spacing w:after="200"/>
         <w:jc w:val="center"/>
-      </w:pPr>
-      <w:r>
-        <w:rPr>
-          <w:i/>
-          <w:iCs/>
-        </w:rPr>
-        <w:drawing>
-          <wp:inline distT="0" distB="0" distL="0" distR="0" wp14:anchorId="15F2FDAA" wp14:editId="5D2E75CB">
-            <wp:extent cx="5943600" cy="1525270"/>
-            <wp:effectExtent l="0" t="0" r="0" b="0"/>
-            <wp:docPr id="13" name="Imagen 13"/>
-            <wp:cNvGraphicFramePr>
-              <a:graphicFrameLocks xmlns:a="http://schemas.openxmlformats.org/drawingml/2006/main" noChangeAspect="1"/>
-            </wp:cNvGraphicFramePr>
-            <a:graphic xmlns:a="http://schemas.openxmlformats.org/drawingml/2006/main">
-              <a:graphicData uri="http://schemas.openxmlformats.org/drawingml/2006/picture">
-                <pic:pic xmlns:pic="http://schemas.openxmlformats.org/drawingml/2006/picture">
-                  <pic:nvPicPr>
-                    <pic:cNvPr id="1" name=""/>
-                    <pic:cNvPicPr/>
-                  </pic:nvPicPr>
-                  <pic:blipFill>
-                    <a:blip r:embed="rId16"/>
-                    <a:stretch>
-                      <a:fillRect/>
-                    </a:stretch>
-                  </pic:blipFill>
-                  <pic:spPr>
-                    <a:xfrm>
-                      <a:off x="0" y="0"/>
-                      <a:ext cx="5943600" cy="1525270"/>
-                    </a:xfrm>
-                    <a:prstGeom prst="rect">
-                      <a:avLst/>
-                    </a:prstGeom>
-                  </pic:spPr>
-                </pic:pic>
-              </a:graphicData>
-            </a:graphic>
-          </wp:inline>
-        </w:drawing>
-      </w:r>
-      <w:r>
         <w:rPr>
           <w:i/>
           <w:iCs/>
@@ -11944,25 +12774,16 @@
           <w:sz w:val="18"/>
           <w:szCs w:val="18"/>
         </w:rPr>
-        <w:t>Figura 10. Solicitud con datos inválidos.</w:t>
-      </w:r>
-    </w:p>
-    <w:p>
-      <w:pPr>
-        <w:spacing w:after="200"/>
-        <w:jc w:val="center"/>
       </w:pPr>
       <w:r>
         <w:rPr>
-          <w:i/>
-          <w:iCs/>
+          <w:noProof/>
         </w:rPr>
-        <w:lastRenderedPageBreak/>
         <w:drawing>
-          <wp:inline distT="0" distB="0" distL="0" distR="0" wp14:anchorId="1AAE882F" wp14:editId="5DCD49B3">
-            <wp:extent cx="5943600" cy="1823720"/>
-            <wp:effectExtent l="0" t="0" r="0" b="5080"/>
-            <wp:docPr id="15" name="Imagen 15"/>
+          <wp:inline distT="0" distB="0" distL="0" distR="0" wp14:anchorId="02E6F2E1" wp14:editId="710054C3">
+            <wp:extent cx="5943600" cy="1525270"/>
+            <wp:effectExtent l="0" t="0" r="0" b="0"/>
+            <wp:docPr id="14" name="Imagen 14"/>
             <wp:cNvGraphicFramePr>
               <a:graphicFrameLocks xmlns:a="http://schemas.openxmlformats.org/drawingml/2006/main" noChangeAspect="1"/>
             </wp:cNvGraphicFramePr>
@@ -11982,7 +12803,7 @@
                   <pic:spPr>
                     <a:xfrm>
                       <a:off x="0" y="0"/>
-                      <a:ext cx="5943600" cy="1823720"/>
+                      <a:ext cx="5943600" cy="1525270"/>
                     </a:xfrm>
                     <a:prstGeom prst="rect">
                       <a:avLst/>
@@ -12002,8 +12823,14 @@
           <w:sz w:val="18"/>
           <w:szCs w:val="18"/>
         </w:rPr>
-        <w:t>Figura 11. Bitácora de auditoría.</w:t>
-      </w:r>
+        <w:t>Figura 9. Préstamo aprobado.</w:t>
+      </w:r>
+    </w:p>
+    <w:p>
+      <w:pPr>
+        <w:spacing w:after="200"/>
+        <w:jc w:val="center"/>
+      </w:pPr>
     </w:p>
     <w:p>
       <w:pPr>
@@ -12014,12 +12841,79 @@
         <w:rPr>
           <w:i/>
           <w:iCs/>
+          <w:noProof/>
         </w:rPr>
         <w:drawing>
-          <wp:inline distT="0" distB="0" distL="0" distR="0" wp14:anchorId="04DE345A" wp14:editId="0893CA24">
-            <wp:extent cx="5943600" cy="1268730"/>
-            <wp:effectExtent l="0" t="0" r="0" b="7620"/>
-            <wp:docPr id="16" name="Imagen 16"/>
+          <wp:inline distT="0" distB="0" distL="0" distR="0" wp14:anchorId="34C0B16E" wp14:editId="5F63ABCA">
+            <wp:extent cx="5943600" cy="1525270"/>
+            <wp:effectExtent l="0" t="0" r="0" b="0"/>
+            <wp:docPr id="13" name="Imagen 13"/>
+            <wp:cNvGraphicFramePr>
+              <a:graphicFrameLocks xmlns:a="http://schemas.openxmlformats.org/drawingml/2006/main" noChangeAspect="1"/>
+            </wp:cNvGraphicFramePr>
+            <a:graphic xmlns:a="http://schemas.openxmlformats.org/drawingml/2006/main">
+              <a:graphicData uri="http://schemas.openxmlformats.org/drawingml/2006/picture">
+                <pic:pic xmlns:pic="http://schemas.openxmlformats.org/drawingml/2006/picture">
+                  <pic:nvPicPr>
+                    <pic:cNvPr id="1" name=""/>
+                    <pic:cNvPicPr/>
+                  </pic:nvPicPr>
+                  <pic:blipFill>
+                    <a:blip r:embed="rId17"/>
+                    <a:stretch>
+                      <a:fillRect/>
+                    </a:stretch>
+                  </pic:blipFill>
+                  <pic:spPr>
+                    <a:xfrm>
+                      <a:off x="0" y="0"/>
+                      <a:ext cx="5943600" cy="1525270"/>
+                    </a:xfrm>
+                    <a:prstGeom prst="rect">
+                      <a:avLst/>
+                    </a:prstGeom>
+                  </pic:spPr>
+                </pic:pic>
+              </a:graphicData>
+            </a:graphic>
+          </wp:inline>
+        </w:drawing>
+      </w:r>
+      <w:r>
+        <w:rPr>
+          <w:i/>
+          <w:iCs/>
+          <w:color w:val="595959"/>
+          <w:sz w:val="18"/>
+          <w:szCs w:val="18"/>
+        </w:rPr>
+        <w:t>Figura 10. Solicitud con datos inválidos.</w:t>
+      </w:r>
+    </w:p>
+    <w:p>
+      <w:pPr>
+        <w:spacing w:after="200"/>
+        <w:jc w:val="center"/>
+        <w:rPr>
+          <w:i/>
+          <w:iCs/>
+          <w:color w:val="595959"/>
+          <w:sz w:val="18"/>
+          <w:szCs w:val="18"/>
+        </w:rPr>
+      </w:pPr>
+      <w:r>
+        <w:rPr>
+          <w:i/>
+          <w:iCs/>
+          <w:noProof/>
+        </w:rPr>
+        <w:lastRenderedPageBreak/>
+        <w:drawing>
+          <wp:inline distT="0" distB="0" distL="0" distR="0" wp14:anchorId="0DC254A1" wp14:editId="73355BB5">
+            <wp:extent cx="5943600" cy="1823720"/>
+            <wp:effectExtent l="0" t="0" r="0" b="5080"/>
+            <wp:docPr id="15" name="Imagen 15"/>
             <wp:cNvGraphicFramePr>
               <a:graphicFrameLocks xmlns:a="http://schemas.openxmlformats.org/drawingml/2006/main" noChangeAspect="1"/>
             </wp:cNvGraphicFramePr>
@@ -12039,7 +12933,7 @@
                   <pic:spPr>
                     <a:xfrm>
                       <a:off x="0" y="0"/>
-                      <a:ext cx="5943600" cy="1268730"/>
+                      <a:ext cx="5943600" cy="1823720"/>
                     </a:xfrm>
                     <a:prstGeom prst="rect">
                       <a:avLst/>
@@ -12059,7 +12953,7 @@
           <w:sz w:val="18"/>
           <w:szCs w:val="18"/>
         </w:rPr>
-        <w:t>Figura 12. Errores registrados por el WF4.</w:t>
+        <w:t>Figura 11. Bitácora de auditoría.</w:t>
       </w:r>
     </w:p>
     <w:p>
@@ -12067,16 +12961,30 @@
         <w:spacing w:after="200"/>
         <w:jc w:val="center"/>
       </w:pPr>
-      <w:r>
+    </w:p>
+    <w:p>
+      <w:pPr>
+        <w:spacing w:after="200"/>
+        <w:jc w:val="center"/>
         <w:rPr>
           <w:i/>
           <w:iCs/>
+          <w:color w:val="595959"/>
+          <w:sz w:val="18"/>
+          <w:szCs w:val="18"/>
+        </w:rPr>
+      </w:pPr>
+      <w:r>
+        <w:rPr>
+          <w:i/>
+          <w:iCs/>
+          <w:noProof/>
         </w:rPr>
         <w:drawing>
-          <wp:inline distT="0" distB="0" distL="0" distR="0" wp14:anchorId="4305FA79" wp14:editId="4C9BE565">
-            <wp:extent cx="5943600" cy="752475"/>
-            <wp:effectExtent l="0" t="0" r="0" b="9525"/>
-            <wp:docPr id="17" name="Imagen 17"/>
+          <wp:inline distT="0" distB="0" distL="0" distR="0" wp14:anchorId="610C29EF" wp14:editId="2AB1A758">
+            <wp:extent cx="5943600" cy="1268730"/>
+            <wp:effectExtent l="0" t="0" r="0" b="7620"/>
+            <wp:docPr id="16" name="Imagen 16"/>
             <wp:cNvGraphicFramePr>
               <a:graphicFrameLocks xmlns:a="http://schemas.openxmlformats.org/drawingml/2006/main" noChangeAspect="1"/>
             </wp:cNvGraphicFramePr>
@@ -12096,6 +13004,70 @@
                   <pic:spPr>
                     <a:xfrm>
                       <a:off x="0" y="0"/>
+                      <a:ext cx="5943600" cy="1268730"/>
+                    </a:xfrm>
+                    <a:prstGeom prst="rect">
+                      <a:avLst/>
+                    </a:prstGeom>
+                  </pic:spPr>
+                </pic:pic>
+              </a:graphicData>
+            </a:graphic>
+          </wp:inline>
+        </w:drawing>
+      </w:r>
+      <w:r>
+        <w:rPr>
+          <w:i/>
+          <w:iCs/>
+          <w:color w:val="595959"/>
+          <w:sz w:val="18"/>
+          <w:szCs w:val="18"/>
+        </w:rPr>
+        <w:t>Figura 12. Errores registrados por el WF4.</w:t>
+      </w:r>
+    </w:p>
+    <w:p>
+      <w:pPr>
+        <w:spacing w:after="200"/>
+        <w:jc w:val="center"/>
+      </w:pPr>
+    </w:p>
+    <w:p>
+      <w:pPr>
+        <w:spacing w:after="200"/>
+        <w:jc w:val="center"/>
+      </w:pPr>
+      <w:r>
+        <w:rPr>
+          <w:i/>
+          <w:iCs/>
+          <w:noProof/>
+        </w:rPr>
+        <w:drawing>
+          <wp:inline distT="0" distB="0" distL="0" distR="0" wp14:anchorId="7C6D958F" wp14:editId="130F90CE">
+            <wp:extent cx="5943600" cy="752475"/>
+            <wp:effectExtent l="0" t="0" r="0" b="9525"/>
+            <wp:docPr id="17" name="Imagen 17"/>
+            <wp:cNvGraphicFramePr>
+              <a:graphicFrameLocks xmlns:a="http://schemas.openxmlformats.org/drawingml/2006/main" noChangeAspect="1"/>
+            </wp:cNvGraphicFramePr>
+            <a:graphic xmlns:a="http://schemas.openxmlformats.org/drawingml/2006/main">
+              <a:graphicData uri="http://schemas.openxmlformats.org/drawingml/2006/picture">
+                <pic:pic xmlns:pic="http://schemas.openxmlformats.org/drawingml/2006/picture">
+                  <pic:nvPicPr>
+                    <pic:cNvPr id="1" name=""/>
+                    <pic:cNvPicPr/>
+                  </pic:nvPicPr>
+                  <pic:blipFill>
+                    <a:blip r:embed="rId20"/>
+                    <a:stretch>
+                      <a:fillRect/>
+                    </a:stretch>
+                  </pic:blipFill>
+                  <pic:spPr>
+                    <a:xfrm>
+                      <a:off x="0" y="0"/>
                       <a:ext cx="5943600" cy="752475"/>
                     </a:xfrm>
                     <a:prstGeom prst="rect">
@@ -12129,6 +13101,7 @@
       </w:r>
       <w:bookmarkEnd w:id="24"/>
     </w:p>
+    <w:p/>
     <w:p>
       <w:pPr>
         <w:spacing w:after="120" w:line="300" w:lineRule="auto"/>
@@ -12137,6 +13110,12 @@
       <w:r>
         <w:t>El archivo README.md del repositorio contiene las instrucciones completas. En resumen:</w:t>
       </w:r>
+    </w:p>
+    <w:p>
+      <w:pPr>
+        <w:spacing w:after="120" w:line="300" w:lineRule="auto"/>
+        <w:jc w:val="both"/>
+      </w:pPr>
     </w:p>
     <w:p>
       <w:pPr>
@@ -12232,24 +13211,770 @@
     </w:p>
     <w:p>
       <w:pPr>
+        <w:pStyle w:val="Prrafodelista"/>
+        <w:numPr>
+          <w:ilvl w:val="0"/>
+          <w:numId w:val="3"/>
+        </w:numPr>
+        <w:spacing w:after="60" w:line="280" w:lineRule="auto"/>
+        <w:contextualSpacing w:val="0"/>
+      </w:pPr>
+      <w:r>
+        <w:lastRenderedPageBreak/>
+        <w:t xml:space="preserve">Para la aplicación web: configurar la variable de entorno N8N_API_KEY y ejecutar </w:t>
+      </w:r>
+      <w:proofErr w:type="spellStart"/>
+      <w:r>
+        <w:t>mvn</w:t>
+      </w:r>
+      <w:proofErr w:type="spellEnd"/>
+      <w:r>
+        <w:t xml:space="preserve"> </w:t>
+      </w:r>
+      <w:proofErr w:type="spellStart"/>
+      <w:r>
+        <w:t>spring-</w:t>
+      </w:r>
+      <w:proofErr w:type="gramStart"/>
+      <w:r>
+        <w:t>boot:run</w:t>
+      </w:r>
+      <w:proofErr w:type="spellEnd"/>
+      <w:proofErr w:type="gramEnd"/>
+      <w:r>
+        <w:t xml:space="preserve"> dentro de app-prestamos</w:t>
+      </w:r>
+      <w:r>
+        <w:t>.</w:t>
+      </w:r>
+    </w:p>
+    <w:p>
+      <w:pPr>
+        <w:pStyle w:val="Prrafodelista"/>
+        <w:numPr>
+          <w:ilvl w:val="0"/>
+          <w:numId w:val="3"/>
+        </w:numPr>
+        <w:spacing w:after="60" w:line="280" w:lineRule="auto"/>
+        <w:contextualSpacing w:val="0"/>
+      </w:pPr>
+      <w:r>
+        <w:t>El historial de commits del repositorio documenta la evolución del proyecto, desde el entorno inicial (v0.2) hasta la versión con diagramas (v0.6).</w:t>
+      </w:r>
+    </w:p>
+    <w:p>
+      <w:pPr>
+        <w:pStyle w:val="Ttulo1"/>
+      </w:pPr>
+      <w:r>
+        <w:t>10. Aplicación web de préstamos</w:t>
+      </w:r>
+    </w:p>
+    <w:p/>
+    <w:p>
+      <w:pPr>
         <w:spacing w:after="120" w:line="300" w:lineRule="auto"/>
         <w:jc w:val="both"/>
       </w:pPr>
       <w:r>
-        <w:t>El historial de commits del repositorio documenta la evolución del proyecto, desde el entorno inicial (v0.2) hasta la versión con diagramas (v0.6).</w:t>
-      </w:r>
-    </w:p>
-    <w:p>
-      <w:pPr>
-        <w:pStyle w:val="Ttulo1"/>
-      </w:pPr>
-      <w:bookmarkStart w:id="25" w:name="_Toc243557583"/>
+        <w:t xml:space="preserve">Para que el personal del laboratorio registre préstamos sin usar la terminal, se desarrolló una aplicación web en el módulo app-prestamos del repositorio. La aplicación no reemplaza a los workflows: es una nueva puerta de entrada que envía cada solicitud al </w:t>
+      </w:r>
+      <w:proofErr w:type="spellStart"/>
+      <w:r>
+        <w:t>webhook</w:t>
+      </w:r>
+      <w:proofErr w:type="spellEnd"/>
+      <w:r>
+        <w:t xml:space="preserve"> del WF1, de modo que la lógica, la auditoría y el manejo de errores de n8n se siguen aplicando.</w:t>
+      </w:r>
+    </w:p>
+    <w:p>
+      <w:pPr>
+        <w:pStyle w:val="Ttulo2"/>
+      </w:pPr>
+      <w:r>
+        <w:t>10.1 Tecnologías y arquitectura</w:t>
+      </w:r>
+    </w:p>
+    <w:p/>
+    <w:p>
+      <w:pPr>
+        <w:spacing w:after="120" w:line="300" w:lineRule="auto"/>
+        <w:jc w:val="both"/>
+      </w:pPr>
+      <w:r>
+        <w:t xml:space="preserve">Se construyó con Spring </w:t>
+      </w:r>
+      <w:proofErr w:type="spellStart"/>
+      <w:r>
+        <w:t>Boot</w:t>
+      </w:r>
+      <w:proofErr w:type="spellEnd"/>
+      <w:r>
+        <w:t xml:space="preserve"> 4.1, que incluye su propio servidor web (Tomcat) en el puerto 8080, y con </w:t>
+      </w:r>
+      <w:proofErr w:type="spellStart"/>
+      <w:r>
+        <w:t>Thymeleaf</w:t>
+      </w:r>
+      <w:proofErr w:type="spellEnd"/>
+      <w:r>
+        <w:t xml:space="preserve"> como motor de plantillas HTML. Sigue el patrón Modelo–Vista–Controlador (MVC): el controlador recibe el formulario, un servicio aplica las reglas de negocio y la vista muestra el resultado. Las clases reciben sus dependencias por inyección de dependencias, lo que permite reemplazar cualquier pieza por una simulación durante las pruebas.</w:t>
+      </w:r>
+    </w:p>
+    <w:p>
+      <w:pPr>
+        <w:spacing w:after="120" w:line="300" w:lineRule="auto"/>
+        <w:jc w:val="both"/>
+      </w:pPr>
+    </w:p>
+    <w:tbl>
+      <w:tblPr>
+        <w:tblW w:w="9360" w:type="dxa"/>
+        <w:tblBorders>
+          <w:top w:val="single" w:sz="4" w:space="0" w:color="auto"/>
+          <w:left w:val="single" w:sz="4" w:space="0" w:color="auto"/>
+          <w:bottom w:val="single" w:sz="4" w:space="0" w:color="auto"/>
+          <w:right w:val="single" w:sz="4" w:space="0" w:color="auto"/>
+          <w:insideH w:val="single" w:sz="4" w:space="0" w:color="auto"/>
+          <w:insideV w:val="single" w:sz="4" w:space="0" w:color="auto"/>
+        </w:tblBorders>
+        <w:tblCellMar>
+          <w:left w:w="10" w:type="dxa"/>
+          <w:right w:w="10" w:type="dxa"/>
+        </w:tblCellMar>
+        <w:tblLook w:val="04A0" w:firstRow="1" w:lastRow="0" w:firstColumn="1" w:lastColumn="0" w:noHBand="0" w:noVBand="1"/>
+      </w:tblPr>
+      <w:tblGrid>
+        <w:gridCol w:w="2700"/>
+        <w:gridCol w:w="6660"/>
+      </w:tblGrid>
+      <w:tr>
+        <w:trPr>
+          <w:tblHeader/>
+        </w:trPr>
+        <w:tc>
+          <w:tcPr>
+            <w:tcW w:w="2700" w:type="dxa"/>
+            <w:tcBorders>
+              <w:top w:val="single" w:sz="4" w:space="0" w:color="BFBFBF"/>
+              <w:left w:val="single" w:sz="4" w:space="0" w:color="BFBFBF"/>
+              <w:bottom w:val="single" w:sz="4" w:space="0" w:color="BFBFBF"/>
+              <w:right w:val="single" w:sz="4" w:space="0" w:color="BFBFBF"/>
+            </w:tcBorders>
+            <w:shd w:val="clear" w:color="auto" w:fill="F6C5AC" w:themeFill="accent2" w:themeFillTint="66"/>
+            <w:tcMar>
+              <w:top w:w="60" w:type="dxa"/>
+              <w:left w:w="100" w:type="dxa"/>
+              <w:bottom w:w="60" w:type="dxa"/>
+              <w:right w:w="100" w:type="dxa"/>
+            </w:tcMar>
+          </w:tcPr>
+          <w:p>
+            <w:pPr>
+              <w:spacing w:line="260" w:lineRule="auto"/>
+            </w:pPr>
+            <w:r>
+              <w:rPr>
+                <w:b/>
+                <w:bCs/>
+                <w:color w:val="FFFFFF"/>
+                <w:sz w:val="19"/>
+                <w:szCs w:val="19"/>
+              </w:rPr>
+              <w:t>Clase</w:t>
+            </w:r>
+          </w:p>
+        </w:tc>
+        <w:tc>
+          <w:tcPr>
+            <w:tcW w:w="6660" w:type="dxa"/>
+            <w:tcBorders>
+              <w:top w:val="single" w:sz="4" w:space="0" w:color="BFBFBF"/>
+              <w:left w:val="single" w:sz="4" w:space="0" w:color="BFBFBF"/>
+              <w:bottom w:val="single" w:sz="4" w:space="0" w:color="BFBFBF"/>
+              <w:right w:val="single" w:sz="4" w:space="0" w:color="BFBFBF"/>
+            </w:tcBorders>
+            <w:shd w:val="clear" w:color="auto" w:fill="F6C5AC" w:themeFill="accent2" w:themeFillTint="66"/>
+            <w:tcMar>
+              <w:top w:w="60" w:type="dxa"/>
+              <w:left w:w="100" w:type="dxa"/>
+              <w:bottom w:w="60" w:type="dxa"/>
+              <w:right w:w="100" w:type="dxa"/>
+            </w:tcMar>
+          </w:tcPr>
+          <w:p>
+            <w:pPr>
+              <w:spacing w:line="260" w:lineRule="auto"/>
+            </w:pPr>
+            <w:r>
+              <w:rPr>
+                <w:b/>
+                <w:bCs/>
+                <w:color w:val="FFFFFF"/>
+                <w:sz w:val="19"/>
+                <w:szCs w:val="19"/>
+              </w:rPr>
+              <w:t>Responsabilidad</w:t>
+            </w:r>
+          </w:p>
+        </w:tc>
+      </w:tr>
+      <w:tr>
+        <w:tc>
+          <w:tcPr>
+            <w:tcW w:w="2700" w:type="dxa"/>
+            <w:tcBorders>
+              <w:top w:val="single" w:sz="4" w:space="0" w:color="BFBFBF"/>
+              <w:left w:val="single" w:sz="4" w:space="0" w:color="BFBFBF"/>
+              <w:bottom w:val="single" w:sz="4" w:space="0" w:color="BFBFBF"/>
+              <w:right w:val="single" w:sz="4" w:space="0" w:color="BFBFBF"/>
+            </w:tcBorders>
+            <w:tcMar>
+              <w:top w:w="60" w:type="dxa"/>
+              <w:left w:w="100" w:type="dxa"/>
+              <w:bottom w:w="60" w:type="dxa"/>
+              <w:right w:w="100" w:type="dxa"/>
+            </w:tcMar>
+          </w:tcPr>
+          <w:p>
+            <w:pPr>
+              <w:spacing w:line="260" w:lineRule="auto"/>
+            </w:pPr>
+            <w:proofErr w:type="spellStart"/>
+            <w:r>
+              <w:rPr>
+                <w:sz w:val="19"/>
+                <w:szCs w:val="19"/>
+              </w:rPr>
+              <w:t>PrestamoController</w:t>
+            </w:r>
+            <w:proofErr w:type="spellEnd"/>
+          </w:p>
+        </w:tc>
+        <w:tc>
+          <w:tcPr>
+            <w:tcW w:w="6660" w:type="dxa"/>
+            <w:tcBorders>
+              <w:top w:val="single" w:sz="4" w:space="0" w:color="BFBFBF"/>
+              <w:left w:val="single" w:sz="4" w:space="0" w:color="BFBFBF"/>
+              <w:bottom w:val="single" w:sz="4" w:space="0" w:color="BFBFBF"/>
+              <w:right w:val="single" w:sz="4" w:space="0" w:color="BFBFBF"/>
+            </w:tcBorders>
+            <w:tcMar>
+              <w:top w:w="60" w:type="dxa"/>
+              <w:left w:w="100" w:type="dxa"/>
+              <w:bottom w:w="60" w:type="dxa"/>
+              <w:right w:w="100" w:type="dxa"/>
+            </w:tcMar>
+          </w:tcPr>
+          <w:p>
+            <w:pPr>
+              <w:spacing w:line="260" w:lineRule="auto"/>
+            </w:pPr>
+            <w:r>
+              <w:rPr>
+                <w:sz w:val="19"/>
+                <w:szCs w:val="19"/>
+              </w:rPr>
+              <w:t>Atiende GET y POST de /</w:t>
+            </w:r>
+            <w:proofErr w:type="spellStart"/>
+            <w:r>
+              <w:rPr>
+                <w:sz w:val="19"/>
+                <w:szCs w:val="19"/>
+              </w:rPr>
+              <w:t>prestamos</w:t>
+            </w:r>
+            <w:proofErr w:type="spellEnd"/>
+            <w:r>
+              <w:rPr>
+                <w:sz w:val="19"/>
+                <w:szCs w:val="19"/>
+              </w:rPr>
+              <w:t xml:space="preserve"> y elige la vista que se muestra.</w:t>
+            </w:r>
+          </w:p>
+        </w:tc>
+      </w:tr>
+      <w:tr>
+        <w:tc>
+          <w:tcPr>
+            <w:tcW w:w="2700" w:type="dxa"/>
+            <w:tcBorders>
+              <w:top w:val="single" w:sz="4" w:space="0" w:color="BFBFBF"/>
+              <w:left w:val="single" w:sz="4" w:space="0" w:color="BFBFBF"/>
+              <w:bottom w:val="single" w:sz="4" w:space="0" w:color="BFBFBF"/>
+              <w:right w:val="single" w:sz="4" w:space="0" w:color="BFBFBF"/>
+            </w:tcBorders>
+            <w:tcMar>
+              <w:top w:w="60" w:type="dxa"/>
+              <w:left w:w="100" w:type="dxa"/>
+              <w:bottom w:w="60" w:type="dxa"/>
+              <w:right w:w="100" w:type="dxa"/>
+            </w:tcMar>
+          </w:tcPr>
+          <w:p>
+            <w:pPr>
+              <w:spacing w:line="260" w:lineRule="auto"/>
+            </w:pPr>
+            <w:proofErr w:type="spellStart"/>
+            <w:r>
+              <w:rPr>
+                <w:sz w:val="19"/>
+                <w:szCs w:val="19"/>
+              </w:rPr>
+              <w:t>FormularioPrestamo</w:t>
+            </w:r>
+            <w:proofErr w:type="spellEnd"/>
+          </w:p>
+        </w:tc>
+        <w:tc>
+          <w:tcPr>
+            <w:tcW w:w="6660" w:type="dxa"/>
+            <w:tcBorders>
+              <w:top w:val="single" w:sz="4" w:space="0" w:color="BFBFBF"/>
+              <w:left w:val="single" w:sz="4" w:space="0" w:color="BFBFBF"/>
+              <w:bottom w:val="single" w:sz="4" w:space="0" w:color="BFBFBF"/>
+              <w:right w:val="single" w:sz="4" w:space="0" w:color="BFBFBF"/>
+            </w:tcBorders>
+            <w:tcMar>
+              <w:top w:w="60" w:type="dxa"/>
+              <w:left w:w="100" w:type="dxa"/>
+              <w:bottom w:w="60" w:type="dxa"/>
+              <w:right w:w="100" w:type="dxa"/>
+            </w:tcMar>
+          </w:tcPr>
+          <w:p>
+            <w:pPr>
+              <w:spacing w:line="260" w:lineRule="auto"/>
+            </w:pPr>
+            <w:r>
+              <w:rPr>
+                <w:sz w:val="19"/>
+                <w:szCs w:val="19"/>
+              </w:rPr>
+              <w:t>Recibe los campos del formulario como texto, para que cualquier dato mal escrito llegue al validador y reciba un mensaje claro.</w:t>
+            </w:r>
+          </w:p>
+        </w:tc>
+      </w:tr>
+      <w:tr>
+        <w:tc>
+          <w:tcPr>
+            <w:tcW w:w="2700" w:type="dxa"/>
+            <w:tcBorders>
+              <w:top w:val="single" w:sz="4" w:space="0" w:color="BFBFBF"/>
+              <w:left w:val="single" w:sz="4" w:space="0" w:color="BFBFBF"/>
+              <w:bottom w:val="single" w:sz="4" w:space="0" w:color="BFBFBF"/>
+              <w:right w:val="single" w:sz="4" w:space="0" w:color="BFBFBF"/>
+            </w:tcBorders>
+            <w:tcMar>
+              <w:top w:w="60" w:type="dxa"/>
+              <w:left w:w="100" w:type="dxa"/>
+              <w:bottom w:w="60" w:type="dxa"/>
+              <w:right w:w="100" w:type="dxa"/>
+            </w:tcMar>
+          </w:tcPr>
+          <w:p>
+            <w:pPr>
+              <w:spacing w:line="260" w:lineRule="auto"/>
+            </w:pPr>
+            <w:proofErr w:type="spellStart"/>
+            <w:r>
+              <w:rPr>
+                <w:sz w:val="19"/>
+                <w:szCs w:val="19"/>
+              </w:rPr>
+              <w:t>ServicioPrestamos</w:t>
+            </w:r>
+            <w:proofErr w:type="spellEnd"/>
+          </w:p>
+        </w:tc>
+        <w:tc>
+          <w:tcPr>
+            <w:tcW w:w="6660" w:type="dxa"/>
+            <w:tcBorders>
+              <w:top w:val="single" w:sz="4" w:space="0" w:color="BFBFBF"/>
+              <w:left w:val="single" w:sz="4" w:space="0" w:color="BFBFBF"/>
+              <w:bottom w:val="single" w:sz="4" w:space="0" w:color="BFBFBF"/>
+              <w:right w:val="single" w:sz="4" w:space="0" w:color="BFBFBF"/>
+            </w:tcBorders>
+            <w:tcMar>
+              <w:top w:w="60" w:type="dxa"/>
+              <w:left w:w="100" w:type="dxa"/>
+              <w:bottom w:w="60" w:type="dxa"/>
+              <w:right w:w="100" w:type="dxa"/>
+            </w:tcMar>
+          </w:tcPr>
+          <w:p>
+            <w:pPr>
+              <w:spacing w:line="260" w:lineRule="auto"/>
+            </w:pPr>
+            <w:r>
+              <w:rPr>
+                <w:sz w:val="19"/>
+                <w:szCs w:val="19"/>
+              </w:rPr>
+              <w:t>Valida la solicitud y solo si es válida la envía a n8n. Convierte los fallos de comunicación en un error controlado (503).</w:t>
+            </w:r>
+          </w:p>
+        </w:tc>
+      </w:tr>
+      <w:tr>
+        <w:tc>
+          <w:tcPr>
+            <w:tcW w:w="2700" w:type="dxa"/>
+            <w:tcBorders>
+              <w:top w:val="single" w:sz="4" w:space="0" w:color="BFBFBF"/>
+              <w:left w:val="single" w:sz="4" w:space="0" w:color="BFBFBF"/>
+              <w:bottom w:val="single" w:sz="4" w:space="0" w:color="BFBFBF"/>
+              <w:right w:val="single" w:sz="4" w:space="0" w:color="BFBFBF"/>
+            </w:tcBorders>
+            <w:tcMar>
+              <w:top w:w="60" w:type="dxa"/>
+              <w:left w:w="100" w:type="dxa"/>
+              <w:bottom w:w="60" w:type="dxa"/>
+              <w:right w:w="100" w:type="dxa"/>
+            </w:tcMar>
+          </w:tcPr>
+          <w:p>
+            <w:pPr>
+              <w:spacing w:line="260" w:lineRule="auto"/>
+            </w:pPr>
+            <w:proofErr w:type="spellStart"/>
+            <w:r>
+              <w:rPr>
+                <w:sz w:val="19"/>
+                <w:szCs w:val="19"/>
+              </w:rPr>
+              <w:t>ValidadorPrestamo</w:t>
+            </w:r>
+            <w:proofErr w:type="spellEnd"/>
+          </w:p>
+        </w:tc>
+        <w:tc>
+          <w:tcPr>
+            <w:tcW w:w="6660" w:type="dxa"/>
+            <w:tcBorders>
+              <w:top w:val="single" w:sz="4" w:space="0" w:color="BFBFBF"/>
+              <w:left w:val="single" w:sz="4" w:space="0" w:color="BFBFBF"/>
+              <w:bottom w:val="single" w:sz="4" w:space="0" w:color="BFBFBF"/>
+              <w:right w:val="single" w:sz="4" w:space="0" w:color="BFBFBF"/>
+            </w:tcBorders>
+            <w:tcMar>
+              <w:top w:w="60" w:type="dxa"/>
+              <w:left w:w="100" w:type="dxa"/>
+              <w:bottom w:w="60" w:type="dxa"/>
+              <w:right w:w="100" w:type="dxa"/>
+            </w:tcMar>
+          </w:tcPr>
+          <w:p>
+            <w:pPr>
+              <w:spacing w:line="260" w:lineRule="auto"/>
+            </w:pPr>
+            <w:r>
+              <w:rPr>
+                <w:sz w:val="19"/>
+                <w:szCs w:val="19"/>
+              </w:rPr>
+              <w:t>Aplica las mismas cinco reglas del nodo Validar datos del WF1.</w:t>
+            </w:r>
+          </w:p>
+        </w:tc>
+      </w:tr>
+      <w:tr>
+        <w:tc>
+          <w:tcPr>
+            <w:tcW w:w="2700" w:type="dxa"/>
+            <w:tcBorders>
+              <w:top w:val="single" w:sz="4" w:space="0" w:color="BFBFBF"/>
+              <w:left w:val="single" w:sz="4" w:space="0" w:color="BFBFBF"/>
+              <w:bottom w:val="single" w:sz="4" w:space="0" w:color="BFBFBF"/>
+              <w:right w:val="single" w:sz="4" w:space="0" w:color="BFBFBF"/>
+            </w:tcBorders>
+            <w:tcMar>
+              <w:top w:w="60" w:type="dxa"/>
+              <w:left w:w="100" w:type="dxa"/>
+              <w:bottom w:w="60" w:type="dxa"/>
+              <w:right w:w="100" w:type="dxa"/>
+            </w:tcMar>
+          </w:tcPr>
+          <w:p>
+            <w:pPr>
+              <w:spacing w:line="260" w:lineRule="auto"/>
+            </w:pPr>
+            <w:proofErr w:type="spellStart"/>
+            <w:r>
+              <w:rPr>
+                <w:sz w:val="19"/>
+                <w:szCs w:val="19"/>
+              </w:rPr>
+              <w:t>PrestamoGateway</w:t>
+            </w:r>
+            <w:proofErr w:type="spellEnd"/>
+            <w:r>
+              <w:rPr>
+                <w:sz w:val="19"/>
+                <w:szCs w:val="19"/>
+              </w:rPr>
+              <w:t xml:space="preserve"> y N8nPrestamoGateway</w:t>
+            </w:r>
+          </w:p>
+        </w:tc>
+        <w:tc>
+          <w:tcPr>
+            <w:tcW w:w="6660" w:type="dxa"/>
+            <w:tcBorders>
+              <w:top w:val="single" w:sz="4" w:space="0" w:color="BFBFBF"/>
+              <w:left w:val="single" w:sz="4" w:space="0" w:color="BFBFBF"/>
+              <w:bottom w:val="single" w:sz="4" w:space="0" w:color="BFBFBF"/>
+              <w:right w:val="single" w:sz="4" w:space="0" w:color="BFBFBF"/>
+            </w:tcBorders>
+            <w:tcMar>
+              <w:top w:w="60" w:type="dxa"/>
+              <w:left w:w="100" w:type="dxa"/>
+              <w:bottom w:w="60" w:type="dxa"/>
+              <w:right w:w="100" w:type="dxa"/>
+            </w:tcMar>
+          </w:tcPr>
+          <w:p>
+            <w:pPr>
+              <w:spacing w:line="260" w:lineRule="auto"/>
+            </w:pPr>
+            <w:r>
+              <w:rPr>
+                <w:sz w:val="19"/>
+                <w:szCs w:val="19"/>
+              </w:rPr>
+              <w:t>Interfaz y cliente HTTP (</w:t>
+            </w:r>
+            <w:proofErr w:type="spellStart"/>
+            <w:r>
+              <w:rPr>
+                <w:sz w:val="19"/>
+                <w:szCs w:val="19"/>
+              </w:rPr>
+              <w:t>RestClient</w:t>
+            </w:r>
+            <w:proofErr w:type="spellEnd"/>
+            <w:r>
+              <w:rPr>
+                <w:sz w:val="19"/>
+                <w:szCs w:val="19"/>
+              </w:rPr>
+              <w:t xml:space="preserve">) que llama al </w:t>
+            </w:r>
+            <w:proofErr w:type="spellStart"/>
+            <w:r>
+              <w:rPr>
+                <w:sz w:val="19"/>
+                <w:szCs w:val="19"/>
+              </w:rPr>
+              <w:t>webhook</w:t>
+            </w:r>
+            <w:proofErr w:type="spellEnd"/>
+            <w:r>
+              <w:rPr>
+                <w:sz w:val="19"/>
+                <w:szCs w:val="19"/>
+              </w:rPr>
+              <w:t xml:space="preserve"> con la cabecera X-API-Key e interpreta las respuestas 201, 400, 403 y 409.</w:t>
+            </w:r>
+          </w:p>
+        </w:tc>
+      </w:tr>
+      <w:tr>
+        <w:tc>
+          <w:tcPr>
+            <w:tcW w:w="2700" w:type="dxa"/>
+            <w:tcBorders>
+              <w:top w:val="single" w:sz="4" w:space="0" w:color="BFBFBF"/>
+              <w:left w:val="single" w:sz="4" w:space="0" w:color="BFBFBF"/>
+              <w:bottom w:val="single" w:sz="4" w:space="0" w:color="BFBFBF"/>
+              <w:right w:val="single" w:sz="4" w:space="0" w:color="BFBFBF"/>
+            </w:tcBorders>
+            <w:tcMar>
+              <w:top w:w="60" w:type="dxa"/>
+              <w:left w:w="100" w:type="dxa"/>
+              <w:bottom w:w="60" w:type="dxa"/>
+              <w:right w:w="100" w:type="dxa"/>
+            </w:tcMar>
+          </w:tcPr>
+          <w:p>
+            <w:pPr>
+              <w:spacing w:line="260" w:lineRule="auto"/>
+            </w:pPr>
+            <w:proofErr w:type="spellStart"/>
+            <w:r>
+              <w:rPr>
+                <w:sz w:val="19"/>
+                <w:szCs w:val="19"/>
+              </w:rPr>
+              <w:t>ConfiguracionPrestamos</w:t>
+            </w:r>
+            <w:proofErr w:type="spellEnd"/>
+          </w:p>
+        </w:tc>
+        <w:tc>
+          <w:tcPr>
+            <w:tcW w:w="6660" w:type="dxa"/>
+            <w:tcBorders>
+              <w:top w:val="single" w:sz="4" w:space="0" w:color="BFBFBF"/>
+              <w:left w:val="single" w:sz="4" w:space="0" w:color="BFBFBF"/>
+              <w:bottom w:val="single" w:sz="4" w:space="0" w:color="BFBFBF"/>
+              <w:right w:val="single" w:sz="4" w:space="0" w:color="BFBFBF"/>
+            </w:tcBorders>
+            <w:tcMar>
+              <w:top w:w="60" w:type="dxa"/>
+              <w:left w:w="100" w:type="dxa"/>
+              <w:bottom w:w="60" w:type="dxa"/>
+              <w:right w:w="100" w:type="dxa"/>
+            </w:tcMar>
+          </w:tcPr>
+          <w:p>
+            <w:pPr>
+              <w:spacing w:line="260" w:lineRule="auto"/>
+            </w:pPr>
+            <w:r>
+              <w:rPr>
+                <w:sz w:val="19"/>
+                <w:szCs w:val="19"/>
+              </w:rPr>
+              <w:t xml:space="preserve">Crea y conecta las piezas, y lee la URL del </w:t>
+            </w:r>
+            <w:proofErr w:type="spellStart"/>
+            <w:r>
+              <w:rPr>
+                <w:sz w:val="19"/>
+                <w:szCs w:val="19"/>
+              </w:rPr>
+              <w:t>webhook</w:t>
+            </w:r>
+            <w:proofErr w:type="spellEnd"/>
+            <w:r>
+              <w:rPr>
+                <w:sz w:val="19"/>
+                <w:szCs w:val="19"/>
+              </w:rPr>
+              <w:t xml:space="preserve"> y la clave desde la configuración.</w:t>
+            </w:r>
+          </w:p>
+        </w:tc>
+      </w:tr>
+      <w:tr>
+        <w:tc>
+          <w:tcPr>
+            <w:tcW w:w="2700" w:type="dxa"/>
+            <w:tcBorders>
+              <w:top w:val="single" w:sz="4" w:space="0" w:color="BFBFBF"/>
+              <w:left w:val="single" w:sz="4" w:space="0" w:color="BFBFBF"/>
+              <w:bottom w:val="single" w:sz="4" w:space="0" w:color="BFBFBF"/>
+              <w:right w:val="single" w:sz="4" w:space="0" w:color="BFBFBF"/>
+            </w:tcBorders>
+            <w:tcMar>
+              <w:top w:w="60" w:type="dxa"/>
+              <w:left w:w="100" w:type="dxa"/>
+              <w:bottom w:w="60" w:type="dxa"/>
+              <w:right w:w="100" w:type="dxa"/>
+            </w:tcMar>
+          </w:tcPr>
+          <w:p>
+            <w:pPr>
+              <w:spacing w:line="260" w:lineRule="auto"/>
+            </w:pPr>
+            <w:r>
+              <w:rPr>
+                <w:sz w:val="19"/>
+                <w:szCs w:val="19"/>
+              </w:rPr>
+              <w:t>prestamo.html</w:t>
+            </w:r>
+          </w:p>
+        </w:tc>
+        <w:tc>
+          <w:tcPr>
+            <w:tcW w:w="6660" w:type="dxa"/>
+            <w:tcBorders>
+              <w:top w:val="single" w:sz="4" w:space="0" w:color="BFBFBF"/>
+              <w:left w:val="single" w:sz="4" w:space="0" w:color="BFBFBF"/>
+              <w:bottom w:val="single" w:sz="4" w:space="0" w:color="BFBFBF"/>
+              <w:right w:val="single" w:sz="4" w:space="0" w:color="BFBFBF"/>
+            </w:tcBorders>
+            <w:tcMar>
+              <w:top w:w="60" w:type="dxa"/>
+              <w:left w:w="100" w:type="dxa"/>
+              <w:bottom w:w="60" w:type="dxa"/>
+              <w:right w:w="100" w:type="dxa"/>
+            </w:tcMar>
+          </w:tcPr>
+          <w:p>
+            <w:pPr>
+              <w:spacing w:line="260" w:lineRule="auto"/>
+            </w:pPr>
+            <w:r>
+              <w:rPr>
+                <w:sz w:val="19"/>
+                <w:szCs w:val="19"/>
+              </w:rPr>
+              <w:t xml:space="preserve">Plantilla </w:t>
+            </w:r>
+            <w:proofErr w:type="spellStart"/>
+            <w:r>
+              <w:rPr>
+                <w:sz w:val="19"/>
+                <w:szCs w:val="19"/>
+              </w:rPr>
+              <w:t>Thymeleaf</w:t>
+            </w:r>
+            <w:proofErr w:type="spellEnd"/>
+            <w:r>
+              <w:rPr>
+                <w:sz w:val="19"/>
+                <w:szCs w:val="19"/>
+              </w:rPr>
+              <w:t xml:space="preserve"> con el formulario y el resultado en verde, naranja o rojo.</w:t>
+            </w:r>
+          </w:p>
+        </w:tc>
+      </w:tr>
+    </w:tbl>
+    <w:p>
+      <w:pPr>
+        <w:spacing w:after="60"/>
+      </w:pPr>
+    </w:p>
+    <w:p>
+      <w:pPr>
+        <w:spacing w:after="60"/>
+      </w:pPr>
+    </w:p>
+    <w:p>
+      <w:pPr>
+        <w:spacing w:after="60"/>
+      </w:pPr>
+    </w:p>
+    <w:p>
+      <w:pPr>
+        <w:spacing w:after="60"/>
+      </w:pPr>
+    </w:p>
+    <w:p>
+      <w:pPr>
+        <w:spacing w:after="60"/>
+      </w:pPr>
+    </w:p>
+    <w:p>
+      <w:pPr>
+        <w:pStyle w:val="Ttulo2"/>
+      </w:pPr>
       <w:r>
         <w:lastRenderedPageBreak/>
-        <w:t>10. Conclusiones</w:t>
-      </w:r>
-      <w:bookmarkEnd w:id="25"/>
-    </w:p>
+        <w:t>10.2 Flujo de una solicitud</w:t>
+      </w:r>
+    </w:p>
+    <w:p/>
     <w:p>
       <w:pPr>
         <w:pStyle w:val="Prrafodelista"/>
@@ -12262,7 +13987,7 @@
         <w:jc w:val="both"/>
       </w:pPr>
       <w:r>
-        <w:t>La automatización con n8n permitió reemplazar un proceso manual por uno que valida, registra y reporta sin intervención humana, y que deja evidencia de cada operación.</w:t>
+        <w:t>El usuario llena el formulario en http://localhost:8080/prestamos y lo envía.</w:t>
       </w:r>
     </w:p>
     <w:p>
@@ -12277,7 +14002,7 @@
         <w:jc w:val="both"/>
       </w:pPr>
       <w:r>
-        <w:t>Delegar la consistencia del inventario a la base de datos, mediante una operación atómica y restricciones de integridad, resultó más confiable que comprobarla en pasos separados dentro del workflow.</w:t>
+        <w:t>El controlador convierte el formulario en una solicitud y la entrega al servicio.</w:t>
       </w:r>
     </w:p>
     <w:p>
@@ -12292,7 +14017,7 @@
         <w:jc w:val="both"/>
       </w:pPr>
       <w:r>
-        <w:t>Separar la solución en workflows con una sola responsabilidad simplificó las pruebas y permitió que el manejo de errores rastreara exactamente dónde se originó cada fallo.</w:t>
+        <w:t>El servicio la valida. Si es inválida, responde de inmediato con la lista de errores, sin contactar a n8n.</w:t>
       </w:r>
     </w:p>
     <w:p>
@@ -12307,18 +14032,24 @@
         <w:jc w:val="both"/>
       </w:pPr>
       <w:r>
-        <w:t>La seguridad se integró desde el diseño (variables de entorno, control de acceso, validación y consultas parametrizadas) en lugar de agregarse al final.</w:t>
-      </w:r>
-    </w:p>
-    <w:p>
-      <w:pPr>
-        <w:pStyle w:val="Ttulo2"/>
-      </w:pPr>
-      <w:bookmarkStart w:id="26" w:name="_Toc243557584"/>
-      <w:r>
-        <w:t>10.1 Trabajo futuro</w:t>
-      </w:r>
-      <w:bookmarkEnd w:id="26"/>
+        <w:t xml:space="preserve">Si es válida, el </w:t>
+      </w:r>
+      <w:proofErr w:type="spellStart"/>
+      <w:r>
+        <w:t>gateway</w:t>
+      </w:r>
+      <w:proofErr w:type="spellEnd"/>
+      <w:r>
+        <w:t xml:space="preserve"> la envía al </w:t>
+      </w:r>
+      <w:proofErr w:type="spellStart"/>
+      <w:r>
+        <w:t>webhook</w:t>
+      </w:r>
+      <w:proofErr w:type="spellEnd"/>
+      <w:r>
+        <w:t xml:space="preserve"> del WF1, que la procesa junto con el WF2.</w:t>
+      </w:r>
     </w:p>
     <w:p>
       <w:pPr>
@@ -12332,17 +14063,154 @@
         <w:jc w:val="both"/>
       </w:pPr>
       <w:r>
-        <w:t xml:space="preserve">Workflow de devolución que registre </w:t>
-      </w:r>
-      <w:proofErr w:type="spellStart"/>
-      <w:r>
-        <w:t>fecha_devolucion_real</w:t>
-      </w:r>
-      <w:proofErr w:type="spellEnd"/>
-      <w:r>
-        <w:t xml:space="preserve"> y restituya el stock.</w:t>
-      </w:r>
-    </w:p>
+        <w:t>La respuesta se muestra en la página: verde si se aprobó, naranja si se rechazó y rojo si n8n no respondió. Si se rechaza, los datos se conservan para que el usuario solo corrija lo necesario.</w:t>
+      </w:r>
+    </w:p>
+    <w:p>
+      <w:pPr>
+        <w:spacing w:after="200"/>
+        <w:jc w:val="center"/>
+        <w:rPr>
+          <w:i/>
+          <w:iCs/>
+          <w:color w:val="595959"/>
+          <w:sz w:val="18"/>
+          <w:szCs w:val="18"/>
+        </w:rPr>
+      </w:pPr>
+      <w:r>
+        <w:drawing>
+          <wp:inline distT="0" distB="0" distL="0" distR="0" wp14:anchorId="66C36DA9" wp14:editId="415B7B5F">
+            <wp:extent cx="5943600" cy="4158615"/>
+            <wp:effectExtent l="0" t="0" r="0" b="0"/>
+            <wp:docPr id="10" name="Imagen 10"/>
+            <wp:cNvGraphicFramePr>
+              <a:graphicFrameLocks xmlns:a="http://schemas.openxmlformats.org/drawingml/2006/main" noChangeAspect="1"/>
+            </wp:cNvGraphicFramePr>
+            <a:graphic xmlns:a="http://schemas.openxmlformats.org/drawingml/2006/main">
+              <a:graphicData uri="http://schemas.openxmlformats.org/drawingml/2006/picture">
+                <pic:pic xmlns:pic="http://schemas.openxmlformats.org/drawingml/2006/picture">
+                  <pic:nvPicPr>
+                    <pic:cNvPr id="1" name=""/>
+                    <pic:cNvPicPr/>
+                  </pic:nvPicPr>
+                  <pic:blipFill>
+                    <a:blip r:embed="rId21"/>
+                    <a:stretch>
+                      <a:fillRect/>
+                    </a:stretch>
+                  </pic:blipFill>
+                  <pic:spPr>
+                    <a:xfrm>
+                      <a:off x="0" y="0"/>
+                      <a:ext cx="5943600" cy="4158615"/>
+                    </a:xfrm>
+                    <a:prstGeom prst="rect">
+                      <a:avLst/>
+                    </a:prstGeom>
+                  </pic:spPr>
+                </pic:pic>
+              </a:graphicData>
+            </a:graphic>
+          </wp:inline>
+        </w:drawing>
+      </w:r>
+      <w:r>
+        <w:rPr>
+          <w:i/>
+          <w:iCs/>
+          <w:color w:val="595959"/>
+          <w:sz w:val="18"/>
+          <w:szCs w:val="18"/>
+        </w:rPr>
+        <w:t>Figura 14. Préstamo aprobado desde la aplicación web.</w:t>
+      </w:r>
+    </w:p>
+    <w:p>
+      <w:pPr>
+        <w:spacing w:after="200"/>
+        <w:jc w:val="center"/>
+      </w:pPr>
+    </w:p>
+    <w:p>
+      <w:pPr>
+        <w:spacing w:after="200"/>
+        <w:jc w:val="center"/>
+      </w:pPr>
+      <w:r>
+        <w:rPr>
+          <w:noProof/>
+        </w:rPr>
+        <w:lastRenderedPageBreak/>
+        <w:drawing>
+          <wp:inline distT="0" distB="0" distL="0" distR="0" wp14:anchorId="65133723" wp14:editId="755C4177">
+            <wp:extent cx="5943600" cy="5163820"/>
+            <wp:effectExtent l="0" t="0" r="0" b="0"/>
+            <wp:docPr id="8" name="Imagen 8"/>
+            <wp:cNvGraphicFramePr>
+              <a:graphicFrameLocks xmlns:a="http://schemas.openxmlformats.org/drawingml/2006/main" noChangeAspect="1"/>
+            </wp:cNvGraphicFramePr>
+            <a:graphic xmlns:a="http://schemas.openxmlformats.org/drawingml/2006/main">
+              <a:graphicData uri="http://schemas.openxmlformats.org/drawingml/2006/picture">
+                <pic:pic xmlns:pic="http://schemas.openxmlformats.org/drawingml/2006/picture">
+                  <pic:nvPicPr>
+                    <pic:cNvPr id="0" name="Picture 3"/>
+                    <pic:cNvPicPr>
+                      <a:picLocks noChangeAspect="1" noChangeArrowheads="1"/>
+                    </pic:cNvPicPr>
+                  </pic:nvPicPr>
+                  <pic:blipFill>
+                    <a:blip r:embed="rId22">
+                      <a:extLst>
+                        <a:ext uri="{28A0092B-C50C-407E-A947-70E740481C1C}">
+                          <a14:useLocalDpi xmlns:a14="http://schemas.microsoft.com/office/drawing/2010/main" val="0"/>
+                        </a:ext>
+                      </a:extLst>
+                    </a:blip>
+                    <a:srcRect/>
+                    <a:stretch>
+                      <a:fillRect/>
+                    </a:stretch>
+                  </pic:blipFill>
+                  <pic:spPr bwMode="auto">
+                    <a:xfrm>
+                      <a:off x="0" y="0"/>
+                      <a:ext cx="5943600" cy="5163820"/>
+                    </a:xfrm>
+                    <a:prstGeom prst="rect">
+                      <a:avLst/>
+                    </a:prstGeom>
+                    <a:noFill/>
+                    <a:ln>
+                      <a:noFill/>
+                    </a:ln>
+                  </pic:spPr>
+                </pic:pic>
+              </a:graphicData>
+            </a:graphic>
+          </wp:inline>
+        </w:drawing>
+      </w:r>
+      <w:r>
+        <w:rPr>
+          <w:i/>
+          <w:iCs/>
+          <w:color w:val="595959"/>
+          <w:sz w:val="18"/>
+          <w:szCs w:val="18"/>
+        </w:rPr>
+        <w:t>Figura 15. Solicitud rechazada desde la aplicación web.</w:t>
+      </w:r>
+    </w:p>
+    <w:p>
+      <w:pPr>
+        <w:pStyle w:val="Ttulo2"/>
+      </w:pPr>
+      <w:r>
+        <w:t>10.3 Seguridad de la aplicación</w:t>
+      </w:r>
+    </w:p>
+    <w:p/>
     <w:p>
       <w:pPr>
         <w:pStyle w:val="Prrafodelista"/>
@@ -12355,7 +14223,15 @@
         <w:jc w:val="both"/>
       </w:pPr>
       <w:r>
-        <w:t>Notificaciones por correo a los estudiantes con préstamos vencidos.</w:t>
+        <w:t xml:space="preserve">La clave del </w:t>
+      </w:r>
+      <w:proofErr w:type="spellStart"/>
+      <w:r>
+        <w:t>webhook</w:t>
+      </w:r>
+      <w:proofErr w:type="spellEnd"/>
+      <w:r>
+        <w:t xml:space="preserve"> se lee únicamente de la variable de entorno N8N_API_KEY. Si no está configurada, la aplicación se niega a arrancar e indica qué falta, en lugar de funcionar a medias.</w:t>
       </w:r>
     </w:p>
     <w:p>
@@ -12370,19 +14246,2059 @@
         <w:jc w:val="both"/>
       </w:pPr>
       <w:r>
-        <w:t>Formulario web para que los estudiantes soliciten préstamos sin usar la terminal.</w:t>
+        <w:t>La clave vive solo en el servidor: el navegador nunca la recibe.</w:t>
+      </w:r>
+    </w:p>
+    <w:p>
+      <w:pPr>
+        <w:pStyle w:val="Prrafodelista"/>
+        <w:numPr>
+          <w:ilvl w:val="0"/>
+          <w:numId w:val="1"/>
+        </w:numPr>
+        <w:spacing w:after="60" w:line="280" w:lineRule="auto"/>
+        <w:contextualSpacing w:val="0"/>
+        <w:jc w:val="both"/>
+      </w:pPr>
+      <w:r>
+        <w:t xml:space="preserve">La validación se aplica en dos capas, en la aplicación y en el WF1, de modo que nadie puede saltarse las reglas enviando datos directamente al </w:t>
+      </w:r>
+      <w:proofErr w:type="spellStart"/>
+      <w:r>
+        <w:t>webhook</w:t>
+      </w:r>
+      <w:proofErr w:type="spellEnd"/>
+      <w:r>
+        <w:t>.</w:t>
+      </w:r>
+    </w:p>
+    <w:p>
+      <w:pPr>
+        <w:pStyle w:val="Prrafodelista"/>
+        <w:numPr>
+          <w:ilvl w:val="0"/>
+          <w:numId w:val="1"/>
+        </w:numPr>
+        <w:spacing w:after="60" w:line="280" w:lineRule="auto"/>
+        <w:contextualSpacing w:val="0"/>
+        <w:jc w:val="both"/>
+      </w:pPr>
+      <w:r>
+        <w:t>La conexión con n8n tiene un tiempo máximo de espera de 10 segundos. Si se supera, el usuario recibe un mensaje claro en lugar de una página bloqueada.</w:t>
       </w:r>
     </w:p>
     <w:p>
       <w:pPr>
         <w:pStyle w:val="Ttulo1"/>
       </w:pPr>
+      <w:r>
+        <w:lastRenderedPageBreak/>
+        <w:t>11. Pruebas unitarias automatizadas</w:t>
+      </w:r>
+    </w:p>
+    <w:p/>
+    <w:p>
+      <w:pPr>
+        <w:spacing w:after="120" w:line="300" w:lineRule="auto"/>
+        <w:jc w:val="both"/>
+      </w:pPr>
+      <w:r>
+        <w:t>Además de las pruebas del sistema de la sección 8, la aplicación web cuenta con 82 pruebas unitarias automatizadas. Se ejecutan con un solo comando (</w:t>
+      </w:r>
+      <w:proofErr w:type="spellStart"/>
+      <w:r>
+        <w:t>mvn</w:t>
+      </w:r>
+      <w:proofErr w:type="spellEnd"/>
+      <w:r>
+        <w:t xml:space="preserve"> </w:t>
+      </w:r>
+      <w:proofErr w:type="spellStart"/>
+      <w:r>
+        <w:t>verify</w:t>
+      </w:r>
+      <w:proofErr w:type="spellEnd"/>
+      <w:r>
+        <w:t>), tardan pocos segundos y no necesitan Docker ni n8n, porque las dependencias externas se reemplazan por simulaciones.</w:t>
+      </w:r>
+    </w:p>
+    <w:p>
+      <w:pPr>
+        <w:spacing w:after="120" w:line="300" w:lineRule="auto"/>
+        <w:jc w:val="both"/>
+      </w:pPr>
+    </w:p>
+    <w:p>
+      <w:pPr>
+        <w:pStyle w:val="Ttulo2"/>
+      </w:pPr>
+      <w:r>
+        <w:t>11.1 Herramientas</w:t>
+      </w:r>
+    </w:p>
+    <w:tbl>
+      <w:tblPr>
+        <w:tblW w:w="9360" w:type="dxa"/>
+        <w:tblBorders>
+          <w:top w:val="single" w:sz="4" w:space="0" w:color="auto"/>
+          <w:left w:val="single" w:sz="4" w:space="0" w:color="auto"/>
+          <w:bottom w:val="single" w:sz="4" w:space="0" w:color="auto"/>
+          <w:right w:val="single" w:sz="4" w:space="0" w:color="auto"/>
+          <w:insideH w:val="single" w:sz="4" w:space="0" w:color="auto"/>
+          <w:insideV w:val="single" w:sz="4" w:space="0" w:color="auto"/>
+        </w:tblBorders>
+        <w:tblCellMar>
+          <w:left w:w="10" w:type="dxa"/>
+          <w:right w:w="10" w:type="dxa"/>
+        </w:tblCellMar>
+        <w:tblLook w:val="04A0" w:firstRow="1" w:lastRow="0" w:firstColumn="1" w:lastColumn="0" w:noHBand="0" w:noVBand="1"/>
+      </w:tblPr>
+      <w:tblGrid>
+        <w:gridCol w:w="2700"/>
+        <w:gridCol w:w="6660"/>
+      </w:tblGrid>
+      <w:tr>
+        <w:trPr>
+          <w:tblHeader/>
+        </w:trPr>
+        <w:tc>
+          <w:tcPr>
+            <w:tcW w:w="2700" w:type="dxa"/>
+            <w:tcBorders>
+              <w:top w:val="single" w:sz="4" w:space="0" w:color="BFBFBF"/>
+              <w:left w:val="single" w:sz="4" w:space="0" w:color="BFBFBF"/>
+              <w:bottom w:val="single" w:sz="4" w:space="0" w:color="BFBFBF"/>
+              <w:right w:val="single" w:sz="4" w:space="0" w:color="BFBFBF"/>
+            </w:tcBorders>
+            <w:shd w:val="clear" w:color="auto" w:fill="F6C5AC" w:themeFill="accent2" w:themeFillTint="66"/>
+            <w:tcMar>
+              <w:top w:w="60" w:type="dxa"/>
+              <w:left w:w="100" w:type="dxa"/>
+              <w:bottom w:w="60" w:type="dxa"/>
+              <w:right w:w="100" w:type="dxa"/>
+            </w:tcMar>
+          </w:tcPr>
+          <w:p>
+            <w:pPr>
+              <w:spacing w:line="260" w:lineRule="auto"/>
+            </w:pPr>
+            <w:r>
+              <w:rPr>
+                <w:b/>
+                <w:bCs/>
+                <w:color w:val="FFFFFF"/>
+                <w:sz w:val="19"/>
+                <w:szCs w:val="19"/>
+              </w:rPr>
+              <w:t>Herramienta</w:t>
+            </w:r>
+          </w:p>
+        </w:tc>
+        <w:tc>
+          <w:tcPr>
+            <w:tcW w:w="6660" w:type="dxa"/>
+            <w:tcBorders>
+              <w:top w:val="single" w:sz="4" w:space="0" w:color="BFBFBF"/>
+              <w:left w:val="single" w:sz="4" w:space="0" w:color="BFBFBF"/>
+              <w:bottom w:val="single" w:sz="4" w:space="0" w:color="BFBFBF"/>
+              <w:right w:val="single" w:sz="4" w:space="0" w:color="BFBFBF"/>
+            </w:tcBorders>
+            <w:shd w:val="clear" w:color="auto" w:fill="F6C5AC" w:themeFill="accent2" w:themeFillTint="66"/>
+            <w:tcMar>
+              <w:top w:w="60" w:type="dxa"/>
+              <w:left w:w="100" w:type="dxa"/>
+              <w:bottom w:w="60" w:type="dxa"/>
+              <w:right w:w="100" w:type="dxa"/>
+            </w:tcMar>
+          </w:tcPr>
+          <w:p>
+            <w:pPr>
+              <w:spacing w:line="260" w:lineRule="auto"/>
+            </w:pPr>
+            <w:r>
+              <w:rPr>
+                <w:b/>
+                <w:bCs/>
+                <w:color w:val="FFFFFF"/>
+                <w:sz w:val="19"/>
+                <w:szCs w:val="19"/>
+              </w:rPr>
+              <w:t>Uso en el proyecto</w:t>
+            </w:r>
+          </w:p>
+        </w:tc>
+      </w:tr>
+      <w:tr>
+        <w:tc>
+          <w:tcPr>
+            <w:tcW w:w="2700" w:type="dxa"/>
+            <w:tcBorders>
+              <w:top w:val="single" w:sz="4" w:space="0" w:color="BFBFBF"/>
+              <w:left w:val="single" w:sz="4" w:space="0" w:color="BFBFBF"/>
+              <w:bottom w:val="single" w:sz="4" w:space="0" w:color="BFBFBF"/>
+              <w:right w:val="single" w:sz="4" w:space="0" w:color="BFBFBF"/>
+            </w:tcBorders>
+            <w:tcMar>
+              <w:top w:w="60" w:type="dxa"/>
+              <w:left w:w="100" w:type="dxa"/>
+              <w:bottom w:w="60" w:type="dxa"/>
+              <w:right w:w="100" w:type="dxa"/>
+            </w:tcMar>
+          </w:tcPr>
+          <w:p>
+            <w:pPr>
+              <w:spacing w:line="260" w:lineRule="auto"/>
+            </w:pPr>
+            <w:proofErr w:type="spellStart"/>
+            <w:r>
+              <w:rPr>
+                <w:sz w:val="19"/>
+                <w:szCs w:val="19"/>
+              </w:rPr>
+              <w:t>JUnit</w:t>
+            </w:r>
+            <w:proofErr w:type="spellEnd"/>
+            <w:r>
+              <w:rPr>
+                <w:sz w:val="19"/>
+                <w:szCs w:val="19"/>
+              </w:rPr>
+              <w:t xml:space="preserve"> 5</w:t>
+            </w:r>
+          </w:p>
+        </w:tc>
+        <w:tc>
+          <w:tcPr>
+            <w:tcW w:w="6660" w:type="dxa"/>
+            <w:tcBorders>
+              <w:top w:val="single" w:sz="4" w:space="0" w:color="BFBFBF"/>
+              <w:left w:val="single" w:sz="4" w:space="0" w:color="BFBFBF"/>
+              <w:bottom w:val="single" w:sz="4" w:space="0" w:color="BFBFBF"/>
+              <w:right w:val="single" w:sz="4" w:space="0" w:color="BFBFBF"/>
+            </w:tcBorders>
+            <w:tcMar>
+              <w:top w:w="60" w:type="dxa"/>
+              <w:left w:w="100" w:type="dxa"/>
+              <w:bottom w:w="60" w:type="dxa"/>
+              <w:right w:w="100" w:type="dxa"/>
+            </w:tcMar>
+          </w:tcPr>
+          <w:p>
+            <w:pPr>
+              <w:spacing w:line="260" w:lineRule="auto"/>
+            </w:pPr>
+            <w:r>
+              <w:rPr>
+                <w:sz w:val="19"/>
+                <w:szCs w:val="19"/>
+              </w:rPr>
+              <w:t>Motor de pruebas. Se usaron pruebas parametrizadas para probar cada regla con varios valores válidos, inválidos y límite.</w:t>
+            </w:r>
+          </w:p>
+        </w:tc>
+      </w:tr>
+      <w:tr>
+        <w:tc>
+          <w:tcPr>
+            <w:tcW w:w="2700" w:type="dxa"/>
+            <w:tcBorders>
+              <w:top w:val="single" w:sz="4" w:space="0" w:color="BFBFBF"/>
+              <w:left w:val="single" w:sz="4" w:space="0" w:color="BFBFBF"/>
+              <w:bottom w:val="single" w:sz="4" w:space="0" w:color="BFBFBF"/>
+              <w:right w:val="single" w:sz="4" w:space="0" w:color="BFBFBF"/>
+            </w:tcBorders>
+            <w:tcMar>
+              <w:top w:w="60" w:type="dxa"/>
+              <w:left w:w="100" w:type="dxa"/>
+              <w:bottom w:w="60" w:type="dxa"/>
+              <w:right w:w="100" w:type="dxa"/>
+            </w:tcMar>
+          </w:tcPr>
+          <w:p>
+            <w:pPr>
+              <w:spacing w:line="260" w:lineRule="auto"/>
+            </w:pPr>
+            <w:proofErr w:type="spellStart"/>
+            <w:r>
+              <w:rPr>
+                <w:sz w:val="19"/>
+                <w:szCs w:val="19"/>
+              </w:rPr>
+              <w:t>Mockito</w:t>
+            </w:r>
+            <w:proofErr w:type="spellEnd"/>
+          </w:p>
+        </w:tc>
+        <w:tc>
+          <w:tcPr>
+            <w:tcW w:w="6660" w:type="dxa"/>
+            <w:tcBorders>
+              <w:top w:val="single" w:sz="4" w:space="0" w:color="BFBFBF"/>
+              <w:left w:val="single" w:sz="4" w:space="0" w:color="BFBFBF"/>
+              <w:bottom w:val="single" w:sz="4" w:space="0" w:color="BFBFBF"/>
+              <w:right w:val="single" w:sz="4" w:space="0" w:color="BFBFBF"/>
+            </w:tcBorders>
+            <w:tcMar>
+              <w:top w:w="60" w:type="dxa"/>
+              <w:left w:w="100" w:type="dxa"/>
+              <w:bottom w:w="60" w:type="dxa"/>
+              <w:right w:w="100" w:type="dxa"/>
+            </w:tcMar>
+          </w:tcPr>
+          <w:p>
+            <w:pPr>
+              <w:spacing w:line="260" w:lineRule="auto"/>
+            </w:pPr>
+            <w:r>
+              <w:rPr>
+                <w:sz w:val="19"/>
+                <w:szCs w:val="19"/>
+              </w:rPr>
+              <w:t xml:space="preserve">Simula el </w:t>
+            </w:r>
+            <w:proofErr w:type="spellStart"/>
+            <w:r>
+              <w:rPr>
+                <w:sz w:val="19"/>
+                <w:szCs w:val="19"/>
+              </w:rPr>
+              <w:t>gateway</w:t>
+            </w:r>
+            <w:proofErr w:type="spellEnd"/>
+            <w:r>
+              <w:rPr>
+                <w:sz w:val="19"/>
+                <w:szCs w:val="19"/>
+              </w:rPr>
+              <w:t xml:space="preserve"> de n8n para probar el servicio, y el servicio para probar el controlador (@MockitoBean).</w:t>
+            </w:r>
+          </w:p>
+        </w:tc>
+      </w:tr>
+      <w:tr>
+        <w:tc>
+          <w:tcPr>
+            <w:tcW w:w="2700" w:type="dxa"/>
+            <w:tcBorders>
+              <w:top w:val="single" w:sz="4" w:space="0" w:color="BFBFBF"/>
+              <w:left w:val="single" w:sz="4" w:space="0" w:color="BFBFBF"/>
+              <w:bottom w:val="single" w:sz="4" w:space="0" w:color="BFBFBF"/>
+              <w:right w:val="single" w:sz="4" w:space="0" w:color="BFBFBF"/>
+            </w:tcBorders>
+            <w:tcMar>
+              <w:top w:w="60" w:type="dxa"/>
+              <w:left w:w="100" w:type="dxa"/>
+              <w:bottom w:w="60" w:type="dxa"/>
+              <w:right w:w="100" w:type="dxa"/>
+            </w:tcMar>
+          </w:tcPr>
+          <w:p>
+            <w:pPr>
+              <w:spacing w:line="260" w:lineRule="auto"/>
+            </w:pPr>
+            <w:proofErr w:type="spellStart"/>
+            <w:r>
+              <w:rPr>
+                <w:sz w:val="19"/>
+                <w:szCs w:val="19"/>
+              </w:rPr>
+              <w:t>MockRestServiceServer</w:t>
+            </w:r>
+            <w:proofErr w:type="spellEnd"/>
+          </w:p>
+        </w:tc>
+        <w:tc>
+          <w:tcPr>
+            <w:tcW w:w="6660" w:type="dxa"/>
+            <w:tcBorders>
+              <w:top w:val="single" w:sz="4" w:space="0" w:color="BFBFBF"/>
+              <w:left w:val="single" w:sz="4" w:space="0" w:color="BFBFBF"/>
+              <w:bottom w:val="single" w:sz="4" w:space="0" w:color="BFBFBF"/>
+              <w:right w:val="single" w:sz="4" w:space="0" w:color="BFBFBF"/>
+            </w:tcBorders>
+            <w:tcMar>
+              <w:top w:w="60" w:type="dxa"/>
+              <w:left w:w="100" w:type="dxa"/>
+              <w:bottom w:w="60" w:type="dxa"/>
+              <w:right w:w="100" w:type="dxa"/>
+            </w:tcMar>
+          </w:tcPr>
+          <w:p>
+            <w:pPr>
+              <w:spacing w:line="260" w:lineRule="auto"/>
+            </w:pPr>
+            <w:r>
+              <w:rPr>
+                <w:sz w:val="19"/>
+                <w:szCs w:val="19"/>
+              </w:rPr>
+              <w:t>Simula el servidor HTTP de n8n y verifica que la petición lleve la URL, el método, la clave y el JSON correctos.</w:t>
+            </w:r>
+          </w:p>
+        </w:tc>
+      </w:tr>
+      <w:tr>
+        <w:tc>
+          <w:tcPr>
+            <w:tcW w:w="2700" w:type="dxa"/>
+            <w:tcBorders>
+              <w:top w:val="single" w:sz="4" w:space="0" w:color="BFBFBF"/>
+              <w:left w:val="single" w:sz="4" w:space="0" w:color="BFBFBF"/>
+              <w:bottom w:val="single" w:sz="4" w:space="0" w:color="BFBFBF"/>
+              <w:right w:val="single" w:sz="4" w:space="0" w:color="BFBFBF"/>
+            </w:tcBorders>
+            <w:tcMar>
+              <w:top w:w="60" w:type="dxa"/>
+              <w:left w:w="100" w:type="dxa"/>
+              <w:bottom w:w="60" w:type="dxa"/>
+              <w:right w:w="100" w:type="dxa"/>
+            </w:tcMar>
+          </w:tcPr>
+          <w:p>
+            <w:pPr>
+              <w:spacing w:line="260" w:lineRule="auto"/>
+            </w:pPr>
+            <w:proofErr w:type="spellStart"/>
+            <w:r>
+              <w:rPr>
+                <w:sz w:val="19"/>
+                <w:szCs w:val="19"/>
+              </w:rPr>
+              <w:t>MockMvc</w:t>
+            </w:r>
+            <w:proofErr w:type="spellEnd"/>
+          </w:p>
+        </w:tc>
+        <w:tc>
+          <w:tcPr>
+            <w:tcW w:w="6660" w:type="dxa"/>
+            <w:tcBorders>
+              <w:top w:val="single" w:sz="4" w:space="0" w:color="BFBFBF"/>
+              <w:left w:val="single" w:sz="4" w:space="0" w:color="BFBFBF"/>
+              <w:bottom w:val="single" w:sz="4" w:space="0" w:color="BFBFBF"/>
+              <w:right w:val="single" w:sz="4" w:space="0" w:color="BFBFBF"/>
+            </w:tcBorders>
+            <w:tcMar>
+              <w:top w:w="60" w:type="dxa"/>
+              <w:left w:w="100" w:type="dxa"/>
+              <w:bottom w:w="60" w:type="dxa"/>
+              <w:right w:w="100" w:type="dxa"/>
+            </w:tcMar>
+          </w:tcPr>
+          <w:p>
+            <w:pPr>
+              <w:spacing w:line="260" w:lineRule="auto"/>
+            </w:pPr>
+            <w:r>
+              <w:rPr>
+                <w:sz w:val="19"/>
+                <w:szCs w:val="19"/>
+              </w:rPr>
+              <w:t>Simula el navegador: abre la página, envía el formulario y revisa el HTML generado.</w:t>
+            </w:r>
+          </w:p>
+        </w:tc>
+      </w:tr>
+      <w:tr>
+        <w:tc>
+          <w:tcPr>
+            <w:tcW w:w="2700" w:type="dxa"/>
+            <w:tcBorders>
+              <w:top w:val="single" w:sz="4" w:space="0" w:color="BFBFBF"/>
+              <w:left w:val="single" w:sz="4" w:space="0" w:color="BFBFBF"/>
+              <w:bottom w:val="single" w:sz="4" w:space="0" w:color="BFBFBF"/>
+              <w:right w:val="single" w:sz="4" w:space="0" w:color="BFBFBF"/>
+            </w:tcBorders>
+            <w:tcMar>
+              <w:top w:w="60" w:type="dxa"/>
+              <w:left w:w="100" w:type="dxa"/>
+              <w:bottom w:w="60" w:type="dxa"/>
+              <w:right w:w="100" w:type="dxa"/>
+            </w:tcMar>
+          </w:tcPr>
+          <w:p>
+            <w:pPr>
+              <w:spacing w:line="260" w:lineRule="auto"/>
+            </w:pPr>
+            <w:proofErr w:type="spellStart"/>
+            <w:r>
+              <w:rPr>
+                <w:sz w:val="19"/>
+                <w:szCs w:val="19"/>
+              </w:rPr>
+              <w:t>JaCoCo</w:t>
+            </w:r>
+            <w:proofErr w:type="spellEnd"/>
+          </w:p>
+        </w:tc>
+        <w:tc>
+          <w:tcPr>
+            <w:tcW w:w="6660" w:type="dxa"/>
+            <w:tcBorders>
+              <w:top w:val="single" w:sz="4" w:space="0" w:color="BFBFBF"/>
+              <w:left w:val="single" w:sz="4" w:space="0" w:color="BFBFBF"/>
+              <w:bottom w:val="single" w:sz="4" w:space="0" w:color="BFBFBF"/>
+              <w:right w:val="single" w:sz="4" w:space="0" w:color="BFBFBF"/>
+            </w:tcBorders>
+            <w:tcMar>
+              <w:top w:w="60" w:type="dxa"/>
+              <w:left w:w="100" w:type="dxa"/>
+              <w:bottom w:w="60" w:type="dxa"/>
+              <w:right w:w="100" w:type="dxa"/>
+            </w:tcMar>
+          </w:tcPr>
+          <w:p>
+            <w:pPr>
+              <w:spacing w:line="260" w:lineRule="auto"/>
+            </w:pPr>
+            <w:r>
+              <w:rPr>
+                <w:sz w:val="19"/>
+                <w:szCs w:val="19"/>
+              </w:rPr>
+              <w:t>Mide la cobertura del código y hace fallar la construcción si la cobertura de líneas baja del 80 %.</w:t>
+            </w:r>
+          </w:p>
+        </w:tc>
+      </w:tr>
+    </w:tbl>
+    <w:p>
+      <w:pPr>
+        <w:spacing w:after="60"/>
+      </w:pPr>
+    </w:p>
+    <w:p>
+      <w:pPr>
+        <w:spacing w:after="120" w:line="300" w:lineRule="auto"/>
+        <w:jc w:val="both"/>
+      </w:pPr>
+      <w:r>
+        <w:t>Para que las pruebas que dependen de la fecha den siempre el mismo resultado, el validador recibe un reloj (</w:t>
+      </w:r>
+      <w:proofErr w:type="spellStart"/>
+      <w:r>
+        <w:t>Clock</w:t>
+      </w:r>
+      <w:proofErr w:type="spellEnd"/>
+      <w:r>
+        <w:t>) que en las pruebas se fija en el 22 de octubre de 2026.</w:t>
+      </w:r>
+    </w:p>
+    <w:p>
+      <w:pPr>
+        <w:pStyle w:val="Ttulo2"/>
+      </w:pPr>
+      <w:r>
+        <w:t>11.2 Casos probados</w:t>
+      </w:r>
+    </w:p>
+    <w:tbl>
+      <w:tblPr>
+        <w:tblW w:w="9360" w:type="dxa"/>
+        <w:tblBorders>
+          <w:top w:val="single" w:sz="4" w:space="0" w:color="auto"/>
+          <w:left w:val="single" w:sz="4" w:space="0" w:color="auto"/>
+          <w:bottom w:val="single" w:sz="4" w:space="0" w:color="auto"/>
+          <w:right w:val="single" w:sz="4" w:space="0" w:color="auto"/>
+          <w:insideH w:val="single" w:sz="4" w:space="0" w:color="auto"/>
+          <w:insideV w:val="single" w:sz="4" w:space="0" w:color="auto"/>
+        </w:tblBorders>
+        <w:tblCellMar>
+          <w:left w:w="10" w:type="dxa"/>
+          <w:right w:w="10" w:type="dxa"/>
+        </w:tblCellMar>
+        <w:tblLook w:val="04A0" w:firstRow="1" w:lastRow="0" w:firstColumn="1" w:lastColumn="0" w:noHBand="0" w:noVBand="1"/>
+      </w:tblPr>
+      <w:tblGrid>
+        <w:gridCol w:w="2746"/>
+        <w:gridCol w:w="999"/>
+        <w:gridCol w:w="5615"/>
+      </w:tblGrid>
+      <w:tr>
+        <w:trPr>
+          <w:tblHeader/>
+        </w:trPr>
+        <w:tc>
+          <w:tcPr>
+            <w:tcW w:w="2700" w:type="dxa"/>
+            <w:tcBorders>
+              <w:top w:val="single" w:sz="4" w:space="0" w:color="BFBFBF"/>
+              <w:left w:val="single" w:sz="4" w:space="0" w:color="BFBFBF"/>
+              <w:bottom w:val="single" w:sz="4" w:space="0" w:color="BFBFBF"/>
+              <w:right w:val="single" w:sz="4" w:space="0" w:color="BFBFBF"/>
+            </w:tcBorders>
+            <w:shd w:val="clear" w:color="auto" w:fill="F6C5AC" w:themeFill="accent2" w:themeFillTint="66"/>
+            <w:tcMar>
+              <w:top w:w="60" w:type="dxa"/>
+              <w:left w:w="100" w:type="dxa"/>
+              <w:bottom w:w="60" w:type="dxa"/>
+              <w:right w:w="100" w:type="dxa"/>
+            </w:tcMar>
+          </w:tcPr>
+          <w:p>
+            <w:pPr>
+              <w:spacing w:line="260" w:lineRule="auto"/>
+            </w:pPr>
+            <w:r>
+              <w:rPr>
+                <w:b/>
+                <w:bCs/>
+                <w:color w:val="FFFFFF"/>
+                <w:sz w:val="19"/>
+                <w:szCs w:val="19"/>
+              </w:rPr>
+              <w:t>Clase de prueba</w:t>
+            </w:r>
+          </w:p>
+        </w:tc>
+        <w:tc>
+          <w:tcPr>
+            <w:tcW w:w="1000" w:type="dxa"/>
+            <w:tcBorders>
+              <w:top w:val="single" w:sz="4" w:space="0" w:color="BFBFBF"/>
+              <w:left w:val="single" w:sz="4" w:space="0" w:color="BFBFBF"/>
+              <w:bottom w:val="single" w:sz="4" w:space="0" w:color="BFBFBF"/>
+              <w:right w:val="single" w:sz="4" w:space="0" w:color="BFBFBF"/>
+            </w:tcBorders>
+            <w:shd w:val="clear" w:color="auto" w:fill="F6C5AC" w:themeFill="accent2" w:themeFillTint="66"/>
+            <w:tcMar>
+              <w:top w:w="60" w:type="dxa"/>
+              <w:left w:w="100" w:type="dxa"/>
+              <w:bottom w:w="60" w:type="dxa"/>
+              <w:right w:w="100" w:type="dxa"/>
+            </w:tcMar>
+          </w:tcPr>
+          <w:p>
+            <w:pPr>
+              <w:spacing w:line="260" w:lineRule="auto"/>
+            </w:pPr>
+            <w:r>
+              <w:rPr>
+                <w:b/>
+                <w:bCs/>
+                <w:color w:val="FFFFFF"/>
+                <w:sz w:val="19"/>
+                <w:szCs w:val="19"/>
+              </w:rPr>
+              <w:t>Pruebas</w:t>
+            </w:r>
+          </w:p>
+        </w:tc>
+        <w:tc>
+          <w:tcPr>
+            <w:tcW w:w="5660" w:type="dxa"/>
+            <w:tcBorders>
+              <w:top w:val="single" w:sz="4" w:space="0" w:color="BFBFBF"/>
+              <w:left w:val="single" w:sz="4" w:space="0" w:color="BFBFBF"/>
+              <w:bottom w:val="single" w:sz="4" w:space="0" w:color="BFBFBF"/>
+              <w:right w:val="single" w:sz="4" w:space="0" w:color="BFBFBF"/>
+            </w:tcBorders>
+            <w:shd w:val="clear" w:color="auto" w:fill="F6C5AC" w:themeFill="accent2" w:themeFillTint="66"/>
+            <w:tcMar>
+              <w:top w:w="60" w:type="dxa"/>
+              <w:left w:w="100" w:type="dxa"/>
+              <w:bottom w:w="60" w:type="dxa"/>
+              <w:right w:w="100" w:type="dxa"/>
+            </w:tcMar>
+          </w:tcPr>
+          <w:p>
+            <w:pPr>
+              <w:spacing w:line="260" w:lineRule="auto"/>
+            </w:pPr>
+            <w:r>
+              <w:rPr>
+                <w:b/>
+                <w:bCs/>
+                <w:color w:val="FFFFFF"/>
+                <w:sz w:val="19"/>
+                <w:szCs w:val="19"/>
+              </w:rPr>
+              <w:t>Qué verifica</w:t>
+            </w:r>
+          </w:p>
+        </w:tc>
+      </w:tr>
+      <w:tr>
+        <w:tc>
+          <w:tcPr>
+            <w:tcW w:w="2700" w:type="dxa"/>
+            <w:tcBorders>
+              <w:top w:val="single" w:sz="4" w:space="0" w:color="BFBFBF"/>
+              <w:left w:val="single" w:sz="4" w:space="0" w:color="BFBFBF"/>
+              <w:bottom w:val="single" w:sz="4" w:space="0" w:color="BFBFBF"/>
+              <w:right w:val="single" w:sz="4" w:space="0" w:color="BFBFBF"/>
+            </w:tcBorders>
+            <w:tcMar>
+              <w:top w:w="60" w:type="dxa"/>
+              <w:left w:w="100" w:type="dxa"/>
+              <w:bottom w:w="60" w:type="dxa"/>
+              <w:right w:w="100" w:type="dxa"/>
+            </w:tcMar>
+          </w:tcPr>
+          <w:p>
+            <w:pPr>
+              <w:spacing w:line="260" w:lineRule="auto"/>
+            </w:pPr>
+            <w:proofErr w:type="spellStart"/>
+            <w:r>
+              <w:rPr>
+                <w:sz w:val="19"/>
+                <w:szCs w:val="19"/>
+              </w:rPr>
+              <w:t>ValidadorPrestamoTest</w:t>
+            </w:r>
+            <w:proofErr w:type="spellEnd"/>
+          </w:p>
+        </w:tc>
+        <w:tc>
+          <w:tcPr>
+            <w:tcW w:w="1000" w:type="dxa"/>
+            <w:tcBorders>
+              <w:top w:val="single" w:sz="4" w:space="0" w:color="BFBFBF"/>
+              <w:left w:val="single" w:sz="4" w:space="0" w:color="BFBFBF"/>
+              <w:bottom w:val="single" w:sz="4" w:space="0" w:color="BFBFBF"/>
+              <w:right w:val="single" w:sz="4" w:space="0" w:color="BFBFBF"/>
+            </w:tcBorders>
+            <w:tcMar>
+              <w:top w:w="60" w:type="dxa"/>
+              <w:left w:w="100" w:type="dxa"/>
+              <w:bottom w:w="60" w:type="dxa"/>
+              <w:right w:w="100" w:type="dxa"/>
+            </w:tcMar>
+          </w:tcPr>
+          <w:p>
+            <w:pPr>
+              <w:spacing w:line="260" w:lineRule="auto"/>
+            </w:pPr>
+            <w:r>
+              <w:rPr>
+                <w:sz w:val="19"/>
+                <w:szCs w:val="19"/>
+              </w:rPr>
+              <w:t>48</w:t>
+            </w:r>
+          </w:p>
+        </w:tc>
+        <w:tc>
+          <w:tcPr>
+            <w:tcW w:w="5660" w:type="dxa"/>
+            <w:tcBorders>
+              <w:top w:val="single" w:sz="4" w:space="0" w:color="BFBFBF"/>
+              <w:left w:val="single" w:sz="4" w:space="0" w:color="BFBFBF"/>
+              <w:bottom w:val="single" w:sz="4" w:space="0" w:color="BFBFBF"/>
+              <w:right w:val="single" w:sz="4" w:space="0" w:color="BFBFBF"/>
+            </w:tcBorders>
+            <w:tcMar>
+              <w:top w:w="60" w:type="dxa"/>
+              <w:left w:w="100" w:type="dxa"/>
+              <w:bottom w:w="60" w:type="dxa"/>
+              <w:right w:w="100" w:type="dxa"/>
+            </w:tcMar>
+          </w:tcPr>
+          <w:p>
+            <w:pPr>
+              <w:spacing w:line="260" w:lineRule="auto"/>
+            </w:pPr>
+            <w:r>
+              <w:rPr>
+                <w:sz w:val="19"/>
+                <w:szCs w:val="19"/>
+              </w:rPr>
+              <w:t>Las cinco reglas con valores válidos, inválidos y límite: por ejemplo, cantidades 1 y 10 aceptadas, 0 y 11 rechazadas, y la fecha 2026-02-30 rechazada por no existir.</w:t>
+            </w:r>
+          </w:p>
+        </w:tc>
+      </w:tr>
+      <w:tr>
+        <w:tc>
+          <w:tcPr>
+            <w:tcW w:w="2700" w:type="dxa"/>
+            <w:tcBorders>
+              <w:top w:val="single" w:sz="4" w:space="0" w:color="BFBFBF"/>
+              <w:left w:val="single" w:sz="4" w:space="0" w:color="BFBFBF"/>
+              <w:bottom w:val="single" w:sz="4" w:space="0" w:color="BFBFBF"/>
+              <w:right w:val="single" w:sz="4" w:space="0" w:color="BFBFBF"/>
+            </w:tcBorders>
+            <w:tcMar>
+              <w:top w:w="60" w:type="dxa"/>
+              <w:left w:w="100" w:type="dxa"/>
+              <w:bottom w:w="60" w:type="dxa"/>
+              <w:right w:w="100" w:type="dxa"/>
+            </w:tcMar>
+          </w:tcPr>
+          <w:p>
+            <w:pPr>
+              <w:spacing w:line="260" w:lineRule="auto"/>
+            </w:pPr>
+            <w:proofErr w:type="spellStart"/>
+            <w:r>
+              <w:rPr>
+                <w:sz w:val="19"/>
+                <w:szCs w:val="19"/>
+              </w:rPr>
+              <w:t>ServicioPrestamosTest</w:t>
+            </w:r>
+            <w:proofErr w:type="spellEnd"/>
+          </w:p>
+        </w:tc>
+        <w:tc>
+          <w:tcPr>
+            <w:tcW w:w="1000" w:type="dxa"/>
+            <w:tcBorders>
+              <w:top w:val="single" w:sz="4" w:space="0" w:color="BFBFBF"/>
+              <w:left w:val="single" w:sz="4" w:space="0" w:color="BFBFBF"/>
+              <w:bottom w:val="single" w:sz="4" w:space="0" w:color="BFBFBF"/>
+              <w:right w:val="single" w:sz="4" w:space="0" w:color="BFBFBF"/>
+            </w:tcBorders>
+            <w:tcMar>
+              <w:top w:w="60" w:type="dxa"/>
+              <w:left w:w="100" w:type="dxa"/>
+              <w:bottom w:w="60" w:type="dxa"/>
+              <w:right w:w="100" w:type="dxa"/>
+            </w:tcMar>
+          </w:tcPr>
+          <w:p>
+            <w:pPr>
+              <w:spacing w:line="260" w:lineRule="auto"/>
+            </w:pPr>
+            <w:r>
+              <w:rPr>
+                <w:sz w:val="19"/>
+                <w:szCs w:val="19"/>
+              </w:rPr>
+              <w:t>10</w:t>
+            </w:r>
+          </w:p>
+        </w:tc>
+        <w:tc>
+          <w:tcPr>
+            <w:tcW w:w="5660" w:type="dxa"/>
+            <w:tcBorders>
+              <w:top w:val="single" w:sz="4" w:space="0" w:color="BFBFBF"/>
+              <w:left w:val="single" w:sz="4" w:space="0" w:color="BFBFBF"/>
+              <w:bottom w:val="single" w:sz="4" w:space="0" w:color="BFBFBF"/>
+              <w:right w:val="single" w:sz="4" w:space="0" w:color="BFBFBF"/>
+            </w:tcBorders>
+            <w:tcMar>
+              <w:top w:w="60" w:type="dxa"/>
+              <w:left w:w="100" w:type="dxa"/>
+              <w:bottom w:w="60" w:type="dxa"/>
+              <w:right w:w="100" w:type="dxa"/>
+            </w:tcMar>
+          </w:tcPr>
+          <w:p>
+            <w:pPr>
+              <w:spacing w:line="260" w:lineRule="auto"/>
+            </w:pPr>
+            <w:r>
+              <w:rPr>
+                <w:sz w:val="19"/>
+                <w:szCs w:val="19"/>
+              </w:rPr>
+              <w:t>Que los datos inválidos nunca lleguen a n8n, que los válidos se envíen normalizados una sola vez y que una caída de n8n se convierta en un error 503 controlado.</w:t>
+            </w:r>
+          </w:p>
+        </w:tc>
+      </w:tr>
+      <w:tr>
+        <w:tc>
+          <w:tcPr>
+            <w:tcW w:w="2700" w:type="dxa"/>
+            <w:tcBorders>
+              <w:top w:val="single" w:sz="4" w:space="0" w:color="BFBFBF"/>
+              <w:left w:val="single" w:sz="4" w:space="0" w:color="BFBFBF"/>
+              <w:bottom w:val="single" w:sz="4" w:space="0" w:color="BFBFBF"/>
+              <w:right w:val="single" w:sz="4" w:space="0" w:color="BFBFBF"/>
+            </w:tcBorders>
+            <w:tcMar>
+              <w:top w:w="60" w:type="dxa"/>
+              <w:left w:w="100" w:type="dxa"/>
+              <w:bottom w:w="60" w:type="dxa"/>
+              <w:right w:w="100" w:type="dxa"/>
+            </w:tcMar>
+          </w:tcPr>
+          <w:p>
+            <w:pPr>
+              <w:spacing w:line="260" w:lineRule="auto"/>
+            </w:pPr>
+            <w:r>
+              <w:rPr>
+                <w:sz w:val="19"/>
+                <w:szCs w:val="19"/>
+              </w:rPr>
+              <w:t>N8nPrestamoGatewayTest</w:t>
+            </w:r>
+          </w:p>
+        </w:tc>
+        <w:tc>
+          <w:tcPr>
+            <w:tcW w:w="1000" w:type="dxa"/>
+            <w:tcBorders>
+              <w:top w:val="single" w:sz="4" w:space="0" w:color="BFBFBF"/>
+              <w:left w:val="single" w:sz="4" w:space="0" w:color="BFBFBF"/>
+              <w:bottom w:val="single" w:sz="4" w:space="0" w:color="BFBFBF"/>
+              <w:right w:val="single" w:sz="4" w:space="0" w:color="BFBFBF"/>
+            </w:tcBorders>
+            <w:tcMar>
+              <w:top w:w="60" w:type="dxa"/>
+              <w:left w:w="100" w:type="dxa"/>
+              <w:bottom w:w="60" w:type="dxa"/>
+              <w:right w:w="100" w:type="dxa"/>
+            </w:tcMar>
+          </w:tcPr>
+          <w:p>
+            <w:pPr>
+              <w:spacing w:line="260" w:lineRule="auto"/>
+            </w:pPr>
+            <w:r>
+              <w:rPr>
+                <w:sz w:val="19"/>
+                <w:szCs w:val="19"/>
+              </w:rPr>
+              <w:t>14</w:t>
+            </w:r>
+          </w:p>
+        </w:tc>
+        <w:tc>
+          <w:tcPr>
+            <w:tcW w:w="5660" w:type="dxa"/>
+            <w:tcBorders>
+              <w:top w:val="single" w:sz="4" w:space="0" w:color="BFBFBF"/>
+              <w:left w:val="single" w:sz="4" w:space="0" w:color="BFBFBF"/>
+              <w:bottom w:val="single" w:sz="4" w:space="0" w:color="BFBFBF"/>
+              <w:right w:val="single" w:sz="4" w:space="0" w:color="BFBFBF"/>
+            </w:tcBorders>
+            <w:tcMar>
+              <w:top w:w="60" w:type="dxa"/>
+              <w:left w:w="100" w:type="dxa"/>
+              <w:bottom w:w="60" w:type="dxa"/>
+              <w:right w:w="100" w:type="dxa"/>
+            </w:tcMar>
+          </w:tcPr>
+          <w:p>
+            <w:pPr>
+              <w:spacing w:line="260" w:lineRule="auto"/>
+            </w:pPr>
+            <w:r>
+              <w:rPr>
+                <w:sz w:val="19"/>
+                <w:szCs w:val="19"/>
+              </w:rPr>
+              <w:t>La petición HTTP exacta y la interpretación de cada respuesta de n8n: 201, 400, 403, 409, 500, respuestas vacías y servidor apagado.</w:t>
+            </w:r>
+          </w:p>
+        </w:tc>
+      </w:tr>
+      <w:tr>
+        <w:tc>
+          <w:tcPr>
+            <w:tcW w:w="2700" w:type="dxa"/>
+            <w:tcBorders>
+              <w:top w:val="single" w:sz="4" w:space="0" w:color="BFBFBF"/>
+              <w:left w:val="single" w:sz="4" w:space="0" w:color="BFBFBF"/>
+              <w:bottom w:val="single" w:sz="4" w:space="0" w:color="BFBFBF"/>
+              <w:right w:val="single" w:sz="4" w:space="0" w:color="BFBFBF"/>
+            </w:tcBorders>
+            <w:tcMar>
+              <w:top w:w="60" w:type="dxa"/>
+              <w:left w:w="100" w:type="dxa"/>
+              <w:bottom w:w="60" w:type="dxa"/>
+              <w:right w:w="100" w:type="dxa"/>
+            </w:tcMar>
+          </w:tcPr>
+          <w:p>
+            <w:pPr>
+              <w:spacing w:line="260" w:lineRule="auto"/>
+            </w:pPr>
+            <w:proofErr w:type="spellStart"/>
+            <w:r>
+              <w:rPr>
+                <w:sz w:val="19"/>
+                <w:szCs w:val="19"/>
+              </w:rPr>
+              <w:t>PrestamoControllerTest</w:t>
+            </w:r>
+            <w:proofErr w:type="spellEnd"/>
+          </w:p>
+        </w:tc>
+        <w:tc>
+          <w:tcPr>
+            <w:tcW w:w="1000" w:type="dxa"/>
+            <w:tcBorders>
+              <w:top w:val="single" w:sz="4" w:space="0" w:color="BFBFBF"/>
+              <w:left w:val="single" w:sz="4" w:space="0" w:color="BFBFBF"/>
+              <w:bottom w:val="single" w:sz="4" w:space="0" w:color="BFBFBF"/>
+              <w:right w:val="single" w:sz="4" w:space="0" w:color="BFBFBF"/>
+            </w:tcBorders>
+            <w:tcMar>
+              <w:top w:w="60" w:type="dxa"/>
+              <w:left w:w="100" w:type="dxa"/>
+              <w:bottom w:w="60" w:type="dxa"/>
+              <w:right w:w="100" w:type="dxa"/>
+            </w:tcMar>
+          </w:tcPr>
+          <w:p>
+            <w:pPr>
+              <w:spacing w:line="260" w:lineRule="auto"/>
+            </w:pPr>
+            <w:r>
+              <w:rPr>
+                <w:sz w:val="19"/>
+                <w:szCs w:val="19"/>
+              </w:rPr>
+              <w:t>9</w:t>
+            </w:r>
+          </w:p>
+        </w:tc>
+        <w:tc>
+          <w:tcPr>
+            <w:tcW w:w="5660" w:type="dxa"/>
+            <w:tcBorders>
+              <w:top w:val="single" w:sz="4" w:space="0" w:color="BFBFBF"/>
+              <w:left w:val="single" w:sz="4" w:space="0" w:color="BFBFBF"/>
+              <w:bottom w:val="single" w:sz="4" w:space="0" w:color="BFBFBF"/>
+              <w:right w:val="single" w:sz="4" w:space="0" w:color="BFBFBF"/>
+            </w:tcBorders>
+            <w:tcMar>
+              <w:top w:w="60" w:type="dxa"/>
+              <w:left w:w="100" w:type="dxa"/>
+              <w:bottom w:w="60" w:type="dxa"/>
+              <w:right w:w="100" w:type="dxa"/>
+            </w:tcMar>
+          </w:tcPr>
+          <w:p>
+            <w:pPr>
+              <w:spacing w:line="260" w:lineRule="auto"/>
+            </w:pPr>
+            <w:r>
+              <w:rPr>
+                <w:sz w:val="19"/>
+                <w:szCs w:val="19"/>
+              </w:rPr>
+              <w:t>Redirección, formulario vacío, colores del resultado, conservación de los datos al rechazar y cantidades no numéricas.</w:t>
+            </w:r>
+          </w:p>
+        </w:tc>
+      </w:tr>
+      <w:tr>
+        <w:tc>
+          <w:tcPr>
+            <w:tcW w:w="2700" w:type="dxa"/>
+            <w:tcBorders>
+              <w:top w:val="single" w:sz="4" w:space="0" w:color="BFBFBF"/>
+              <w:left w:val="single" w:sz="4" w:space="0" w:color="BFBFBF"/>
+              <w:bottom w:val="single" w:sz="4" w:space="0" w:color="BFBFBF"/>
+              <w:right w:val="single" w:sz="4" w:space="0" w:color="BFBFBF"/>
+            </w:tcBorders>
+            <w:tcMar>
+              <w:top w:w="60" w:type="dxa"/>
+              <w:left w:w="100" w:type="dxa"/>
+              <w:bottom w:w="60" w:type="dxa"/>
+              <w:right w:w="100" w:type="dxa"/>
+            </w:tcMar>
+          </w:tcPr>
+          <w:p>
+            <w:pPr>
+              <w:spacing w:line="260" w:lineRule="auto"/>
+            </w:pPr>
+            <w:proofErr w:type="spellStart"/>
+            <w:r>
+              <w:rPr>
+                <w:sz w:val="19"/>
+                <w:szCs w:val="19"/>
+              </w:rPr>
+              <w:t>AppPrestamosApplicationTest</w:t>
+            </w:r>
+            <w:proofErr w:type="spellEnd"/>
+          </w:p>
+        </w:tc>
+        <w:tc>
+          <w:tcPr>
+            <w:tcW w:w="1000" w:type="dxa"/>
+            <w:tcBorders>
+              <w:top w:val="single" w:sz="4" w:space="0" w:color="BFBFBF"/>
+              <w:left w:val="single" w:sz="4" w:space="0" w:color="BFBFBF"/>
+              <w:bottom w:val="single" w:sz="4" w:space="0" w:color="BFBFBF"/>
+              <w:right w:val="single" w:sz="4" w:space="0" w:color="BFBFBF"/>
+            </w:tcBorders>
+            <w:tcMar>
+              <w:top w:w="60" w:type="dxa"/>
+              <w:left w:w="100" w:type="dxa"/>
+              <w:bottom w:w="60" w:type="dxa"/>
+              <w:right w:w="100" w:type="dxa"/>
+            </w:tcMar>
+          </w:tcPr>
+          <w:p>
+            <w:pPr>
+              <w:spacing w:line="260" w:lineRule="auto"/>
+            </w:pPr>
+            <w:r>
+              <w:rPr>
+                <w:sz w:val="19"/>
+                <w:szCs w:val="19"/>
+              </w:rPr>
+              <w:t>1</w:t>
+            </w:r>
+          </w:p>
+        </w:tc>
+        <w:tc>
+          <w:tcPr>
+            <w:tcW w:w="5660" w:type="dxa"/>
+            <w:tcBorders>
+              <w:top w:val="single" w:sz="4" w:space="0" w:color="BFBFBF"/>
+              <w:left w:val="single" w:sz="4" w:space="0" w:color="BFBFBF"/>
+              <w:bottom w:val="single" w:sz="4" w:space="0" w:color="BFBFBF"/>
+              <w:right w:val="single" w:sz="4" w:space="0" w:color="BFBFBF"/>
+            </w:tcBorders>
+            <w:tcMar>
+              <w:top w:w="60" w:type="dxa"/>
+              <w:left w:w="100" w:type="dxa"/>
+              <w:bottom w:w="60" w:type="dxa"/>
+              <w:right w:w="100" w:type="dxa"/>
+            </w:tcMar>
+          </w:tcPr>
+          <w:p>
+            <w:pPr>
+              <w:spacing w:line="260" w:lineRule="auto"/>
+            </w:pPr>
+            <w:r>
+              <w:rPr>
+                <w:sz w:val="19"/>
+                <w:szCs w:val="19"/>
+              </w:rPr>
+              <w:t xml:space="preserve">Que la aplicación completa arranca y conecta el controlador, el servicio y el </w:t>
+            </w:r>
+            <w:proofErr w:type="spellStart"/>
+            <w:r>
+              <w:rPr>
+                <w:sz w:val="19"/>
+                <w:szCs w:val="19"/>
+              </w:rPr>
+              <w:t>gateway</w:t>
+            </w:r>
+            <w:proofErr w:type="spellEnd"/>
+            <w:r>
+              <w:rPr>
+                <w:sz w:val="19"/>
+                <w:szCs w:val="19"/>
+              </w:rPr>
+              <w:t xml:space="preserve"> real.</w:t>
+            </w:r>
+          </w:p>
+        </w:tc>
+      </w:tr>
+      <w:tr>
+        <w:tc>
+          <w:tcPr>
+            <w:tcW w:w="2700" w:type="dxa"/>
+            <w:tcBorders>
+              <w:top w:val="single" w:sz="4" w:space="0" w:color="BFBFBF"/>
+              <w:left w:val="single" w:sz="4" w:space="0" w:color="BFBFBF"/>
+              <w:bottom w:val="single" w:sz="4" w:space="0" w:color="BFBFBF"/>
+              <w:right w:val="single" w:sz="4" w:space="0" w:color="BFBFBF"/>
+            </w:tcBorders>
+            <w:tcMar>
+              <w:top w:w="60" w:type="dxa"/>
+              <w:left w:w="100" w:type="dxa"/>
+              <w:bottom w:w="60" w:type="dxa"/>
+              <w:right w:w="100" w:type="dxa"/>
+            </w:tcMar>
+          </w:tcPr>
+          <w:p>
+            <w:pPr>
+              <w:spacing w:line="260" w:lineRule="auto"/>
+            </w:pPr>
+            <w:r>
+              <w:rPr>
+                <w:b/>
+                <w:bCs/>
+                <w:sz w:val="19"/>
+                <w:szCs w:val="19"/>
+              </w:rPr>
+              <w:t>Total</w:t>
+            </w:r>
+          </w:p>
+        </w:tc>
+        <w:tc>
+          <w:tcPr>
+            <w:tcW w:w="1000" w:type="dxa"/>
+            <w:tcBorders>
+              <w:top w:val="single" w:sz="4" w:space="0" w:color="BFBFBF"/>
+              <w:left w:val="single" w:sz="4" w:space="0" w:color="BFBFBF"/>
+              <w:bottom w:val="single" w:sz="4" w:space="0" w:color="BFBFBF"/>
+              <w:right w:val="single" w:sz="4" w:space="0" w:color="BFBFBF"/>
+            </w:tcBorders>
+            <w:tcMar>
+              <w:top w:w="60" w:type="dxa"/>
+              <w:left w:w="100" w:type="dxa"/>
+              <w:bottom w:w="60" w:type="dxa"/>
+              <w:right w:w="100" w:type="dxa"/>
+            </w:tcMar>
+          </w:tcPr>
+          <w:p>
+            <w:pPr>
+              <w:spacing w:line="260" w:lineRule="auto"/>
+            </w:pPr>
+            <w:r>
+              <w:rPr>
+                <w:b/>
+                <w:bCs/>
+                <w:sz w:val="19"/>
+                <w:szCs w:val="19"/>
+              </w:rPr>
+              <w:t>82</w:t>
+            </w:r>
+          </w:p>
+        </w:tc>
+        <w:tc>
+          <w:tcPr>
+            <w:tcW w:w="5660" w:type="dxa"/>
+            <w:tcBorders>
+              <w:top w:val="single" w:sz="4" w:space="0" w:color="BFBFBF"/>
+              <w:left w:val="single" w:sz="4" w:space="0" w:color="BFBFBF"/>
+              <w:bottom w:val="single" w:sz="4" w:space="0" w:color="BFBFBF"/>
+              <w:right w:val="single" w:sz="4" w:space="0" w:color="BFBFBF"/>
+            </w:tcBorders>
+            <w:tcMar>
+              <w:top w:w="60" w:type="dxa"/>
+              <w:left w:w="100" w:type="dxa"/>
+              <w:bottom w:w="60" w:type="dxa"/>
+              <w:right w:w="100" w:type="dxa"/>
+            </w:tcMar>
+          </w:tcPr>
+          <w:p>
+            <w:pPr>
+              <w:spacing w:line="260" w:lineRule="auto"/>
+            </w:pPr>
+            <w:r>
+              <w:rPr>
+                <w:b/>
+                <w:bCs/>
+                <w:sz w:val="19"/>
+                <w:szCs w:val="19"/>
+              </w:rPr>
+              <w:t>Todas aprobadas.</w:t>
+            </w:r>
+          </w:p>
+        </w:tc>
+      </w:tr>
+    </w:tbl>
+    <w:p>
+      <w:pPr>
+        <w:spacing w:after="60"/>
+      </w:pPr>
+    </w:p>
+    <w:p>
+      <w:pPr>
+        <w:pStyle w:val="Ttulo2"/>
+      </w:pPr>
+      <w:r>
+        <w:t>11.3 Cobertura de código</w:t>
+      </w:r>
+    </w:p>
+    <w:p/>
+    <w:tbl>
+      <w:tblPr>
+        <w:tblW w:w="9360" w:type="dxa"/>
+        <w:tblBorders>
+          <w:top w:val="single" w:sz="4" w:space="0" w:color="auto"/>
+          <w:left w:val="single" w:sz="4" w:space="0" w:color="auto"/>
+          <w:bottom w:val="single" w:sz="4" w:space="0" w:color="auto"/>
+          <w:right w:val="single" w:sz="4" w:space="0" w:color="auto"/>
+          <w:insideH w:val="single" w:sz="4" w:space="0" w:color="auto"/>
+          <w:insideV w:val="single" w:sz="4" w:space="0" w:color="auto"/>
+        </w:tblBorders>
+        <w:tblCellMar>
+          <w:left w:w="10" w:type="dxa"/>
+          <w:right w:w="10" w:type="dxa"/>
+        </w:tblCellMar>
+        <w:tblLook w:val="04A0" w:firstRow="1" w:lastRow="0" w:firstColumn="1" w:lastColumn="0" w:noHBand="0" w:noVBand="1"/>
+      </w:tblPr>
+      <w:tblGrid>
+        <w:gridCol w:w="4680"/>
+        <w:gridCol w:w="4680"/>
+      </w:tblGrid>
+      <w:tr>
+        <w:trPr>
+          <w:tblHeader/>
+        </w:trPr>
+        <w:tc>
+          <w:tcPr>
+            <w:tcW w:w="4680" w:type="dxa"/>
+            <w:tcBorders>
+              <w:top w:val="single" w:sz="4" w:space="0" w:color="BFBFBF"/>
+              <w:left w:val="single" w:sz="4" w:space="0" w:color="BFBFBF"/>
+              <w:bottom w:val="single" w:sz="4" w:space="0" w:color="BFBFBF"/>
+              <w:right w:val="single" w:sz="4" w:space="0" w:color="BFBFBF"/>
+            </w:tcBorders>
+            <w:shd w:val="clear" w:color="auto" w:fill="F6C5AC" w:themeFill="accent2" w:themeFillTint="66"/>
+            <w:tcMar>
+              <w:top w:w="60" w:type="dxa"/>
+              <w:left w:w="100" w:type="dxa"/>
+              <w:bottom w:w="60" w:type="dxa"/>
+              <w:right w:w="100" w:type="dxa"/>
+            </w:tcMar>
+          </w:tcPr>
+          <w:p>
+            <w:pPr>
+              <w:spacing w:line="260" w:lineRule="auto"/>
+            </w:pPr>
+            <w:r>
+              <w:rPr>
+                <w:b/>
+                <w:bCs/>
+                <w:color w:val="FFFFFF"/>
+                <w:sz w:val="19"/>
+                <w:szCs w:val="19"/>
+              </w:rPr>
+              <w:t>Métrica (</w:t>
+            </w:r>
+            <w:proofErr w:type="spellStart"/>
+            <w:r>
+              <w:rPr>
+                <w:b/>
+                <w:bCs/>
+                <w:color w:val="FFFFFF"/>
+                <w:sz w:val="19"/>
+                <w:szCs w:val="19"/>
+              </w:rPr>
+              <w:t>JaCoCo</w:t>
+            </w:r>
+            <w:proofErr w:type="spellEnd"/>
+            <w:r>
+              <w:rPr>
+                <w:b/>
+                <w:bCs/>
+                <w:color w:val="FFFFFF"/>
+                <w:sz w:val="19"/>
+                <w:szCs w:val="19"/>
+              </w:rPr>
+              <w:t>)</w:t>
+            </w:r>
+          </w:p>
+        </w:tc>
+        <w:tc>
+          <w:tcPr>
+            <w:tcW w:w="4680" w:type="dxa"/>
+            <w:tcBorders>
+              <w:top w:val="single" w:sz="4" w:space="0" w:color="BFBFBF"/>
+              <w:left w:val="single" w:sz="4" w:space="0" w:color="BFBFBF"/>
+              <w:bottom w:val="single" w:sz="4" w:space="0" w:color="BFBFBF"/>
+              <w:right w:val="single" w:sz="4" w:space="0" w:color="BFBFBF"/>
+            </w:tcBorders>
+            <w:shd w:val="clear" w:color="auto" w:fill="F6C5AC" w:themeFill="accent2" w:themeFillTint="66"/>
+            <w:tcMar>
+              <w:top w:w="60" w:type="dxa"/>
+              <w:left w:w="100" w:type="dxa"/>
+              <w:bottom w:w="60" w:type="dxa"/>
+              <w:right w:w="100" w:type="dxa"/>
+            </w:tcMar>
+          </w:tcPr>
+          <w:p>
+            <w:pPr>
+              <w:spacing w:line="260" w:lineRule="auto"/>
+            </w:pPr>
+            <w:r>
+              <w:rPr>
+                <w:b/>
+                <w:bCs/>
+                <w:color w:val="FFFFFF"/>
+                <w:sz w:val="19"/>
+                <w:szCs w:val="19"/>
+              </w:rPr>
+              <w:t>Resultado</w:t>
+            </w:r>
+          </w:p>
+        </w:tc>
+      </w:tr>
+      <w:tr>
+        <w:tc>
+          <w:tcPr>
+            <w:tcW w:w="4680" w:type="dxa"/>
+            <w:tcBorders>
+              <w:top w:val="single" w:sz="4" w:space="0" w:color="BFBFBF"/>
+              <w:left w:val="single" w:sz="4" w:space="0" w:color="BFBFBF"/>
+              <w:bottom w:val="single" w:sz="4" w:space="0" w:color="BFBFBF"/>
+              <w:right w:val="single" w:sz="4" w:space="0" w:color="BFBFBF"/>
+            </w:tcBorders>
+            <w:tcMar>
+              <w:top w:w="60" w:type="dxa"/>
+              <w:left w:w="100" w:type="dxa"/>
+              <w:bottom w:w="60" w:type="dxa"/>
+              <w:right w:w="100" w:type="dxa"/>
+            </w:tcMar>
+          </w:tcPr>
+          <w:p>
+            <w:pPr>
+              <w:spacing w:line="260" w:lineRule="auto"/>
+            </w:pPr>
+            <w:r>
+              <w:rPr>
+                <w:sz w:val="19"/>
+                <w:szCs w:val="19"/>
+              </w:rPr>
+              <w:t>Instrucciones</w:t>
+            </w:r>
+          </w:p>
+        </w:tc>
+        <w:tc>
+          <w:tcPr>
+            <w:tcW w:w="4680" w:type="dxa"/>
+            <w:tcBorders>
+              <w:top w:val="single" w:sz="4" w:space="0" w:color="BFBFBF"/>
+              <w:left w:val="single" w:sz="4" w:space="0" w:color="BFBFBF"/>
+              <w:bottom w:val="single" w:sz="4" w:space="0" w:color="BFBFBF"/>
+              <w:right w:val="single" w:sz="4" w:space="0" w:color="BFBFBF"/>
+            </w:tcBorders>
+            <w:tcMar>
+              <w:top w:w="60" w:type="dxa"/>
+              <w:left w:w="100" w:type="dxa"/>
+              <w:bottom w:w="60" w:type="dxa"/>
+              <w:right w:w="100" w:type="dxa"/>
+            </w:tcMar>
+          </w:tcPr>
+          <w:p>
+            <w:pPr>
+              <w:spacing w:line="260" w:lineRule="auto"/>
+            </w:pPr>
+            <w:r>
+              <w:rPr>
+                <w:sz w:val="19"/>
+                <w:szCs w:val="19"/>
+              </w:rPr>
+              <w:t>661 de 666 (99 %)</w:t>
+            </w:r>
+          </w:p>
+        </w:tc>
+      </w:tr>
+      <w:tr>
+        <w:tc>
+          <w:tcPr>
+            <w:tcW w:w="4680" w:type="dxa"/>
+            <w:tcBorders>
+              <w:top w:val="single" w:sz="4" w:space="0" w:color="BFBFBF"/>
+              <w:left w:val="single" w:sz="4" w:space="0" w:color="BFBFBF"/>
+              <w:bottom w:val="single" w:sz="4" w:space="0" w:color="BFBFBF"/>
+              <w:right w:val="single" w:sz="4" w:space="0" w:color="BFBFBF"/>
+            </w:tcBorders>
+            <w:tcMar>
+              <w:top w:w="60" w:type="dxa"/>
+              <w:left w:w="100" w:type="dxa"/>
+              <w:bottom w:w="60" w:type="dxa"/>
+              <w:right w:w="100" w:type="dxa"/>
+            </w:tcMar>
+          </w:tcPr>
+          <w:p>
+            <w:pPr>
+              <w:spacing w:line="260" w:lineRule="auto"/>
+            </w:pPr>
+            <w:r>
+              <w:rPr>
+                <w:sz w:val="19"/>
+                <w:szCs w:val="19"/>
+              </w:rPr>
+              <w:t>Ramas de decisión</w:t>
+            </w:r>
+          </w:p>
+        </w:tc>
+        <w:tc>
+          <w:tcPr>
+            <w:tcW w:w="4680" w:type="dxa"/>
+            <w:tcBorders>
+              <w:top w:val="single" w:sz="4" w:space="0" w:color="BFBFBF"/>
+              <w:left w:val="single" w:sz="4" w:space="0" w:color="BFBFBF"/>
+              <w:bottom w:val="single" w:sz="4" w:space="0" w:color="BFBFBF"/>
+              <w:right w:val="single" w:sz="4" w:space="0" w:color="BFBFBF"/>
+            </w:tcBorders>
+            <w:tcMar>
+              <w:top w:w="60" w:type="dxa"/>
+              <w:left w:w="100" w:type="dxa"/>
+              <w:bottom w:w="60" w:type="dxa"/>
+              <w:right w:w="100" w:type="dxa"/>
+            </w:tcMar>
+          </w:tcPr>
+          <w:p>
+            <w:pPr>
+              <w:spacing w:line="260" w:lineRule="auto"/>
+            </w:pPr>
+            <w:r>
+              <w:rPr>
+                <w:sz w:val="19"/>
+                <w:szCs w:val="19"/>
+              </w:rPr>
+              <w:t>63 de 64 (98 %)</w:t>
+            </w:r>
+          </w:p>
+        </w:tc>
+      </w:tr>
+      <w:tr>
+        <w:tc>
+          <w:tcPr>
+            <w:tcW w:w="4680" w:type="dxa"/>
+            <w:tcBorders>
+              <w:top w:val="single" w:sz="4" w:space="0" w:color="BFBFBF"/>
+              <w:left w:val="single" w:sz="4" w:space="0" w:color="BFBFBF"/>
+              <w:bottom w:val="single" w:sz="4" w:space="0" w:color="BFBFBF"/>
+              <w:right w:val="single" w:sz="4" w:space="0" w:color="BFBFBF"/>
+            </w:tcBorders>
+            <w:tcMar>
+              <w:top w:w="60" w:type="dxa"/>
+              <w:left w:w="100" w:type="dxa"/>
+              <w:bottom w:w="60" w:type="dxa"/>
+              <w:right w:w="100" w:type="dxa"/>
+            </w:tcMar>
+          </w:tcPr>
+          <w:p>
+            <w:pPr>
+              <w:spacing w:line="260" w:lineRule="auto"/>
+            </w:pPr>
+            <w:r>
+              <w:rPr>
+                <w:sz w:val="19"/>
+                <w:szCs w:val="19"/>
+              </w:rPr>
+              <w:t>Líneas</w:t>
+            </w:r>
+          </w:p>
+        </w:tc>
+        <w:tc>
+          <w:tcPr>
+            <w:tcW w:w="4680" w:type="dxa"/>
+            <w:tcBorders>
+              <w:top w:val="single" w:sz="4" w:space="0" w:color="BFBFBF"/>
+              <w:left w:val="single" w:sz="4" w:space="0" w:color="BFBFBF"/>
+              <w:bottom w:val="single" w:sz="4" w:space="0" w:color="BFBFBF"/>
+              <w:right w:val="single" w:sz="4" w:space="0" w:color="BFBFBF"/>
+            </w:tcBorders>
+            <w:tcMar>
+              <w:top w:w="60" w:type="dxa"/>
+              <w:left w:w="100" w:type="dxa"/>
+              <w:bottom w:w="60" w:type="dxa"/>
+              <w:right w:w="100" w:type="dxa"/>
+            </w:tcMar>
+          </w:tcPr>
+          <w:p>
+            <w:pPr>
+              <w:spacing w:line="260" w:lineRule="auto"/>
+            </w:pPr>
+            <w:r>
+              <w:rPr>
+                <w:sz w:val="19"/>
+                <w:szCs w:val="19"/>
+              </w:rPr>
+              <w:t>148 de 150</w:t>
+            </w:r>
+          </w:p>
+        </w:tc>
+      </w:tr>
+      <w:tr>
+        <w:tc>
+          <w:tcPr>
+            <w:tcW w:w="4680" w:type="dxa"/>
+            <w:tcBorders>
+              <w:top w:val="single" w:sz="4" w:space="0" w:color="BFBFBF"/>
+              <w:left w:val="single" w:sz="4" w:space="0" w:color="BFBFBF"/>
+              <w:bottom w:val="single" w:sz="4" w:space="0" w:color="BFBFBF"/>
+              <w:right w:val="single" w:sz="4" w:space="0" w:color="BFBFBF"/>
+            </w:tcBorders>
+            <w:tcMar>
+              <w:top w:w="60" w:type="dxa"/>
+              <w:left w:w="100" w:type="dxa"/>
+              <w:bottom w:w="60" w:type="dxa"/>
+              <w:right w:w="100" w:type="dxa"/>
+            </w:tcMar>
+          </w:tcPr>
+          <w:p>
+            <w:pPr>
+              <w:spacing w:line="260" w:lineRule="auto"/>
+            </w:pPr>
+            <w:r>
+              <w:rPr>
+                <w:sz w:val="19"/>
+                <w:szCs w:val="19"/>
+              </w:rPr>
+              <w:t>Métodos</w:t>
+            </w:r>
+          </w:p>
+        </w:tc>
+        <w:tc>
+          <w:tcPr>
+            <w:tcW w:w="4680" w:type="dxa"/>
+            <w:tcBorders>
+              <w:top w:val="single" w:sz="4" w:space="0" w:color="BFBFBF"/>
+              <w:left w:val="single" w:sz="4" w:space="0" w:color="BFBFBF"/>
+              <w:bottom w:val="single" w:sz="4" w:space="0" w:color="BFBFBF"/>
+              <w:right w:val="single" w:sz="4" w:space="0" w:color="BFBFBF"/>
+            </w:tcBorders>
+            <w:tcMar>
+              <w:top w:w="60" w:type="dxa"/>
+              <w:left w:w="100" w:type="dxa"/>
+              <w:bottom w:w="60" w:type="dxa"/>
+              <w:right w:w="100" w:type="dxa"/>
+            </w:tcMar>
+          </w:tcPr>
+          <w:p>
+            <w:pPr>
+              <w:spacing w:line="260" w:lineRule="auto"/>
+            </w:pPr>
+            <w:r>
+              <w:rPr>
+                <w:sz w:val="19"/>
+                <w:szCs w:val="19"/>
+              </w:rPr>
+              <w:t>45 de 46</w:t>
+            </w:r>
+          </w:p>
+        </w:tc>
+      </w:tr>
+      <w:tr>
+        <w:tc>
+          <w:tcPr>
+            <w:tcW w:w="4680" w:type="dxa"/>
+            <w:tcBorders>
+              <w:top w:val="single" w:sz="4" w:space="0" w:color="BFBFBF"/>
+              <w:left w:val="single" w:sz="4" w:space="0" w:color="BFBFBF"/>
+              <w:bottom w:val="single" w:sz="4" w:space="0" w:color="BFBFBF"/>
+              <w:right w:val="single" w:sz="4" w:space="0" w:color="BFBFBF"/>
+            </w:tcBorders>
+            <w:tcMar>
+              <w:top w:w="60" w:type="dxa"/>
+              <w:left w:w="100" w:type="dxa"/>
+              <w:bottom w:w="60" w:type="dxa"/>
+              <w:right w:w="100" w:type="dxa"/>
+            </w:tcMar>
+          </w:tcPr>
+          <w:p>
+            <w:pPr>
+              <w:spacing w:line="260" w:lineRule="auto"/>
+            </w:pPr>
+            <w:r>
+              <w:rPr>
+                <w:sz w:val="19"/>
+                <w:szCs w:val="19"/>
+              </w:rPr>
+              <w:t>Clases</w:t>
+            </w:r>
+          </w:p>
+        </w:tc>
+        <w:tc>
+          <w:tcPr>
+            <w:tcW w:w="4680" w:type="dxa"/>
+            <w:tcBorders>
+              <w:top w:val="single" w:sz="4" w:space="0" w:color="BFBFBF"/>
+              <w:left w:val="single" w:sz="4" w:space="0" w:color="BFBFBF"/>
+              <w:bottom w:val="single" w:sz="4" w:space="0" w:color="BFBFBF"/>
+              <w:right w:val="single" w:sz="4" w:space="0" w:color="BFBFBF"/>
+            </w:tcBorders>
+            <w:tcMar>
+              <w:top w:w="60" w:type="dxa"/>
+              <w:left w:w="100" w:type="dxa"/>
+              <w:bottom w:w="60" w:type="dxa"/>
+              <w:right w:w="100" w:type="dxa"/>
+            </w:tcMar>
+          </w:tcPr>
+          <w:p>
+            <w:pPr>
+              <w:spacing w:line="260" w:lineRule="auto"/>
+            </w:pPr>
+            <w:r>
+              <w:rPr>
+                <w:sz w:val="19"/>
+                <w:szCs w:val="19"/>
+              </w:rPr>
+              <w:t>12 de 12</w:t>
+            </w:r>
+          </w:p>
+        </w:tc>
+      </w:tr>
+    </w:tbl>
+    <w:p>
+      <w:pPr>
+        <w:spacing w:after="60"/>
+      </w:pPr>
+    </w:p>
+    <w:p>
+      <w:pPr>
+        <w:spacing w:after="120" w:line="300" w:lineRule="auto"/>
+        <w:jc w:val="both"/>
+      </w:pPr>
+      <w:r>
+        <w:t xml:space="preserve">Lo único sin cubrir es el método </w:t>
+      </w:r>
+      <w:proofErr w:type="spellStart"/>
+      <w:r>
+        <w:t>main</w:t>
+      </w:r>
+      <w:proofErr w:type="spellEnd"/>
+      <w:r>
+        <w:t xml:space="preserve"> que arranca la aplicación, que en las pruebas se inicia por otro camino, y una rama de un caso límite. Toda la lógica de negocio, el </w:t>
+      </w:r>
+      <w:proofErr w:type="spellStart"/>
+      <w:r>
+        <w:t>gateway</w:t>
+      </w:r>
+      <w:proofErr w:type="spellEnd"/>
+      <w:r>
+        <w:t xml:space="preserve"> y el controlador están cubiertos, muy por encima del mínimo de 80 % configurado.</w:t>
+      </w:r>
+    </w:p>
+    <w:p>
+      <w:pPr>
+        <w:spacing w:after="120" w:line="300" w:lineRule="auto"/>
+        <w:jc w:val="both"/>
+      </w:pPr>
+    </w:p>
+    <w:p>
+      <w:pPr>
+        <w:spacing w:after="120" w:line="300" w:lineRule="auto"/>
+        <w:jc w:val="both"/>
+      </w:pPr>
+      <w:r>
+        <w:t>Las pruebas también ayudaron a detectar y corregir un defecto real: al solicitar un equipo inexistente, la página mostraba «(disponibles: 0)», un dato que confundía al usuario. Se corrigió el mensaje y se agregó una prueba que reproduce ese caso para que no vuelva a aparecer.</w:t>
+      </w:r>
+    </w:p>
+    <w:p>
+      <w:pPr>
+        <w:spacing w:after="120" w:line="300" w:lineRule="auto"/>
+        <w:jc w:val="both"/>
+      </w:pPr>
+    </w:p>
+    <w:p>
+      <w:pPr>
+        <w:spacing w:after="200"/>
+        <w:jc w:val="center"/>
+      </w:pPr>
+      <w:r>
+        <w:rPr>
+          <w:i/>
+          <w:iCs/>
+        </w:rPr>
+        <w:drawing>
+          <wp:inline distT="0" distB="0" distL="0" distR="0" wp14:anchorId="52D5370E" wp14:editId="6A171E38">
+            <wp:extent cx="6174105" cy="3390676"/>
+            <wp:effectExtent l="0" t="0" r="0" b="635"/>
+            <wp:docPr id="11" name="Imagen 11"/>
+            <wp:cNvGraphicFramePr>
+              <a:graphicFrameLocks xmlns:a="http://schemas.openxmlformats.org/drawingml/2006/main" noChangeAspect="1"/>
+            </wp:cNvGraphicFramePr>
+            <a:graphic xmlns:a="http://schemas.openxmlformats.org/drawingml/2006/main">
+              <a:graphicData uri="http://schemas.openxmlformats.org/drawingml/2006/picture">
+                <pic:pic xmlns:pic="http://schemas.openxmlformats.org/drawingml/2006/picture">
+                  <pic:nvPicPr>
+                    <pic:cNvPr id="1" name=""/>
+                    <pic:cNvPicPr/>
+                  </pic:nvPicPr>
+                  <pic:blipFill>
+                    <a:blip r:embed="rId23"/>
+                    <a:stretch>
+                      <a:fillRect/>
+                    </a:stretch>
+                  </pic:blipFill>
+                  <pic:spPr>
+                    <a:xfrm>
+                      <a:off x="0" y="0"/>
+                      <a:ext cx="6192915" cy="3401006"/>
+                    </a:xfrm>
+                    <a:prstGeom prst="rect">
+                      <a:avLst/>
+                    </a:prstGeom>
+                  </pic:spPr>
+                </pic:pic>
+              </a:graphicData>
+            </a:graphic>
+          </wp:inline>
+        </w:drawing>
+      </w:r>
+      <w:r>
+        <w:rPr>
+          <w:i/>
+          <w:iCs/>
+          <w:color w:val="595959"/>
+          <w:sz w:val="18"/>
+          <w:szCs w:val="18"/>
+        </w:rPr>
+        <w:t xml:space="preserve">Figura 16. Reporte de cobertura de </w:t>
+      </w:r>
+      <w:proofErr w:type="spellStart"/>
+      <w:r>
+        <w:rPr>
+          <w:i/>
+          <w:iCs/>
+          <w:color w:val="595959"/>
+          <w:sz w:val="18"/>
+          <w:szCs w:val="18"/>
+        </w:rPr>
+        <w:t>JaCoCo</w:t>
+      </w:r>
+      <w:proofErr w:type="spellEnd"/>
+      <w:r>
+        <w:rPr>
+          <w:i/>
+          <w:iCs/>
+          <w:color w:val="595959"/>
+          <w:sz w:val="18"/>
+          <w:szCs w:val="18"/>
+        </w:rPr>
+        <w:t>.</w:t>
+      </w:r>
+    </w:p>
+    <w:p>
+      <w:pPr>
+        <w:spacing w:after="200"/>
+        <w:jc w:val="center"/>
+      </w:pPr>
+      <w:r>
+        <w:rPr>
+          <w:i/>
+          <w:iCs/>
+        </w:rPr>
+        <w:lastRenderedPageBreak/>
+        <w:drawing>
+          <wp:inline distT="0" distB="0" distL="0" distR="0" wp14:anchorId="2E3E9AF7" wp14:editId="4BBCED06">
+            <wp:extent cx="6141720" cy="4381500"/>
+            <wp:effectExtent l="0" t="0" r="0" b="0"/>
+            <wp:docPr id="12" name="Imagen 12"/>
+            <wp:cNvGraphicFramePr>
+              <a:graphicFrameLocks xmlns:a="http://schemas.openxmlformats.org/drawingml/2006/main" noChangeAspect="1"/>
+            </wp:cNvGraphicFramePr>
+            <a:graphic xmlns:a="http://schemas.openxmlformats.org/drawingml/2006/main">
+              <a:graphicData uri="http://schemas.openxmlformats.org/drawingml/2006/picture">
+                <pic:pic xmlns:pic="http://schemas.openxmlformats.org/drawingml/2006/picture">
+                  <pic:nvPicPr>
+                    <pic:cNvPr id="1" name=""/>
+                    <pic:cNvPicPr/>
+                  </pic:nvPicPr>
+                  <pic:blipFill>
+                    <a:blip r:embed="rId24"/>
+                    <a:stretch>
+                      <a:fillRect/>
+                    </a:stretch>
+                  </pic:blipFill>
+                  <pic:spPr>
+                    <a:xfrm>
+                      <a:off x="0" y="0"/>
+                      <a:ext cx="6145776" cy="4384394"/>
+                    </a:xfrm>
+                    <a:prstGeom prst="rect">
+                      <a:avLst/>
+                    </a:prstGeom>
+                  </pic:spPr>
+                </pic:pic>
+              </a:graphicData>
+            </a:graphic>
+          </wp:inline>
+        </w:drawing>
+      </w:r>
+      <w:r>
+        <w:rPr>
+          <w:i/>
+          <w:iCs/>
+          <w:color w:val="595959"/>
+          <w:sz w:val="18"/>
+          <w:szCs w:val="18"/>
+        </w:rPr>
+        <w:t>Figura 17. Ejecución de las pruebas unitarias.</w:t>
+      </w:r>
+    </w:p>
+    <w:p>
+      <w:pPr>
+        <w:pStyle w:val="Ttulo1"/>
+      </w:pPr>
+      <w:bookmarkStart w:id="25" w:name="_Toc243557583"/>
+      <w:r>
+        <w:t>12. Conclusiones</w:t>
+      </w:r>
+      <w:bookmarkEnd w:id="25"/>
+    </w:p>
+    <w:p/>
+    <w:p>
+      <w:pPr>
+        <w:pStyle w:val="Prrafodelista"/>
+        <w:numPr>
+          <w:ilvl w:val="0"/>
+          <w:numId w:val="1"/>
+        </w:numPr>
+        <w:spacing w:after="60" w:line="280" w:lineRule="auto"/>
+        <w:contextualSpacing w:val="0"/>
+        <w:jc w:val="both"/>
+      </w:pPr>
+      <w:r>
+        <w:t>La automatización con n8n permitió reemplazar un proceso manual por uno que valida, registra y reporta sin intervención humana, y que deja evidencia de cada operación.</w:t>
+      </w:r>
+    </w:p>
+    <w:p>
+      <w:pPr>
+        <w:pStyle w:val="Prrafodelista"/>
+        <w:numPr>
+          <w:ilvl w:val="0"/>
+          <w:numId w:val="1"/>
+        </w:numPr>
+        <w:spacing w:after="60" w:line="280" w:lineRule="auto"/>
+        <w:contextualSpacing w:val="0"/>
+        <w:jc w:val="both"/>
+      </w:pPr>
+      <w:r>
+        <w:t xml:space="preserve">Delegar la consistencia del inventario a la base de datos, mediante una operación atómica y restricciones de integridad, resultó más confiable que comprobarla en pasos separados dentro del </w:t>
+      </w:r>
+      <w:proofErr w:type="spellStart"/>
+      <w:r>
+        <w:t>workflow</w:t>
+      </w:r>
+      <w:proofErr w:type="spellEnd"/>
+      <w:r>
+        <w:t>.</w:t>
+      </w:r>
+    </w:p>
+    <w:p>
+      <w:pPr>
+        <w:pStyle w:val="Prrafodelista"/>
+        <w:numPr>
+          <w:ilvl w:val="0"/>
+          <w:numId w:val="1"/>
+        </w:numPr>
+        <w:spacing w:after="60" w:line="280" w:lineRule="auto"/>
+        <w:contextualSpacing w:val="0"/>
+        <w:jc w:val="both"/>
+      </w:pPr>
+      <w:r>
+        <w:t>Separar la solución en workflows con una sola responsabilidad simplificó las pruebas y permitió que el manejo de errores rastreara exactamente dónde se originó cada fallo.</w:t>
+      </w:r>
+    </w:p>
+    <w:p>
+      <w:pPr>
+        <w:pStyle w:val="Prrafodelista"/>
+        <w:numPr>
+          <w:ilvl w:val="0"/>
+          <w:numId w:val="1"/>
+        </w:numPr>
+        <w:spacing w:after="60" w:line="280" w:lineRule="auto"/>
+        <w:contextualSpacing w:val="0"/>
+        <w:jc w:val="both"/>
+      </w:pPr>
+      <w:r>
+        <w:t>La seguridad se integró desde el diseño (variables de entorno, control de acceso, validación y consultas parametrizadas) en lugar de agregarse al final.</w:t>
+      </w:r>
+    </w:p>
+    <w:p>
+      <w:pPr>
+        <w:pStyle w:val="Prrafodelista"/>
+        <w:numPr>
+          <w:ilvl w:val="0"/>
+          <w:numId w:val="1"/>
+        </w:numPr>
+        <w:spacing w:after="60" w:line="280" w:lineRule="auto"/>
+        <w:contextualSpacing w:val="0"/>
+        <w:jc w:val="both"/>
+      </w:pPr>
+      <w:r>
+        <w:t>Repetir en la aplicación web las mismas reglas del WF1 creó una validación en dos capas: los errores se detectan antes de llegar a n8n y nadie puede saltarse las reglas.</w:t>
+      </w:r>
+    </w:p>
+    <w:p>
+      <w:pPr>
+        <w:pStyle w:val="Prrafodelista"/>
+        <w:numPr>
+          <w:ilvl w:val="0"/>
+          <w:numId w:val="1"/>
+        </w:numPr>
+        <w:spacing w:after="60" w:line="280" w:lineRule="auto"/>
+        <w:contextualSpacing w:val="0"/>
+        <w:jc w:val="both"/>
+      </w:pPr>
+      <w:r>
+        <w:t>Las pruebas unitarias automatizadas permitieron modificar el código con confianza: cada cambio se verificó en segundos con 82 pruebas, y una de ellas ayudó a corregir un defecto antes de la entrega.</w:t>
+      </w:r>
+    </w:p>
+    <w:p>
+      <w:pPr>
+        <w:pStyle w:val="Prrafodelista"/>
+        <w:spacing w:after="60" w:line="280" w:lineRule="auto"/>
+        <w:contextualSpacing w:val="0"/>
+        <w:jc w:val="both"/>
+      </w:pPr>
+    </w:p>
+    <w:p>
+      <w:pPr>
+        <w:pStyle w:val="Ttulo2"/>
+      </w:pPr>
+      <w:bookmarkStart w:id="26" w:name="_Toc243557584"/>
+      <w:r>
+        <w:t>12.1 Trabajo futuro</w:t>
+      </w:r>
+      <w:bookmarkEnd w:id="26"/>
+    </w:p>
+    <w:p/>
+    <w:p>
+      <w:pPr>
+        <w:pStyle w:val="Prrafodelista"/>
+        <w:numPr>
+          <w:ilvl w:val="0"/>
+          <w:numId w:val="1"/>
+        </w:numPr>
+        <w:spacing w:after="60" w:line="280" w:lineRule="auto"/>
+        <w:contextualSpacing w:val="0"/>
+        <w:jc w:val="both"/>
+      </w:pPr>
+      <w:r>
+        <w:t>Workflow de devolución que registre fecha_devolucion_real y restituya el stock.</w:t>
+      </w:r>
+    </w:p>
+    <w:p>
+      <w:pPr>
+        <w:pStyle w:val="Prrafodelista"/>
+        <w:numPr>
+          <w:ilvl w:val="0"/>
+          <w:numId w:val="1"/>
+        </w:numPr>
+        <w:spacing w:after="60" w:line="280" w:lineRule="auto"/>
+        <w:contextualSpacing w:val="0"/>
+        <w:jc w:val="both"/>
+      </w:pPr>
+      <w:r>
+        <w:t>Notificaciones por correo a los estudiantes con préstamos vencidos.</w:t>
+      </w:r>
+    </w:p>
+    <w:p>
+      <w:pPr>
+        <w:pStyle w:val="Prrafodelista"/>
+        <w:numPr>
+          <w:ilvl w:val="0"/>
+          <w:numId w:val="1"/>
+        </w:numPr>
+        <w:spacing w:after="60" w:line="280" w:lineRule="auto"/>
+        <w:contextualSpacing w:val="0"/>
+        <w:jc w:val="both"/>
+      </w:pPr>
+      <w:r>
+        <w:t>Autenticación de usuarios en la aplicación web, para registrar quién aprueba cada préstamo.</w:t>
+      </w:r>
+    </w:p>
+    <w:p>
+      <w:pPr>
+        <w:pStyle w:val="Prrafodelista"/>
+        <w:numPr>
+          <w:ilvl w:val="0"/>
+          <w:numId w:val="1"/>
+        </w:numPr>
+        <w:spacing w:after="60" w:line="280" w:lineRule="auto"/>
+        <w:contextualSpacing w:val="0"/>
+        <w:jc w:val="both"/>
+      </w:pPr>
+      <w:r>
+        <w:t>Pruebas de integración automatizadas que levanten n8n y PostgreSQL en contenedores durante la ejecución de las pruebas.</w:t>
+      </w:r>
+    </w:p>
+    <w:p>
+      <w:pPr>
+        <w:pStyle w:val="Ttulo1"/>
+      </w:pPr>
       <w:bookmarkStart w:id="27" w:name="_Toc243557585"/>
       <w:r>
-        <w:t>11. Referencias y recursos de apoyo</w:t>
+        <w:t>13. Referencias y recursos de apoyo</w:t>
       </w:r>
       <w:bookmarkEnd w:id="27"/>
     </w:p>
+    <w:p/>
     <w:p>
       <w:pPr>
         <w:pStyle w:val="Prrafodelista"/>
@@ -12485,6 +16401,140 @@
         <w:spacing w:after="60" w:line="280" w:lineRule="auto"/>
         <w:contextualSpacing w:val="0"/>
         <w:jc w:val="both"/>
+        <w:rPr>
+          <w:lang w:val="en-US"/>
+        </w:rPr>
+      </w:pPr>
+      <w:r>
+        <w:rPr>
+          <w:lang w:val="en-US"/>
+        </w:rPr>
+        <w:t>Spring. Spring Boot Reference Documentation. https://docs.spring.io/spring-boot/</w:t>
+      </w:r>
+    </w:p>
+    <w:p>
+      <w:pPr>
+        <w:pStyle w:val="Prrafodelista"/>
+        <w:numPr>
+          <w:ilvl w:val="0"/>
+          <w:numId w:val="1"/>
+        </w:numPr>
+        <w:spacing w:after="60" w:line="280" w:lineRule="auto"/>
+        <w:contextualSpacing w:val="0"/>
+        <w:jc w:val="both"/>
+        <w:rPr>
+          <w:lang w:val="en-US"/>
+        </w:rPr>
+      </w:pPr>
+      <w:proofErr w:type="spellStart"/>
+      <w:r>
+        <w:rPr>
+          <w:lang w:val="en-US"/>
+        </w:rPr>
+        <w:t>Thymeleaf</w:t>
+      </w:r>
+      <w:proofErr w:type="spellEnd"/>
+      <w:r>
+        <w:rPr>
+          <w:lang w:val="en-US"/>
+        </w:rPr>
+        <w:t xml:space="preserve">. Tutorial: Using </w:t>
+      </w:r>
+      <w:proofErr w:type="spellStart"/>
+      <w:r>
+        <w:rPr>
+          <w:lang w:val="en-US"/>
+        </w:rPr>
+        <w:t>Thymeleaf</w:t>
+      </w:r>
+      <w:proofErr w:type="spellEnd"/>
+      <w:r>
+        <w:rPr>
+          <w:lang w:val="en-US"/>
+        </w:rPr>
+        <w:t>. https://www.thymeleaf.org/documentation.html</w:t>
+      </w:r>
+    </w:p>
+    <w:p>
+      <w:pPr>
+        <w:pStyle w:val="Prrafodelista"/>
+        <w:numPr>
+          <w:ilvl w:val="0"/>
+          <w:numId w:val="1"/>
+        </w:numPr>
+        <w:spacing w:after="60" w:line="280" w:lineRule="auto"/>
+        <w:contextualSpacing w:val="0"/>
+        <w:jc w:val="both"/>
+        <w:rPr>
+          <w:lang w:val="en-US"/>
+        </w:rPr>
+      </w:pPr>
+      <w:r>
+        <w:rPr>
+          <w:lang w:val="en-US"/>
+        </w:rPr>
+        <w:t>JUnit Team. JUnit User Guide. https://docs.junit.org/</w:t>
+      </w:r>
+    </w:p>
+    <w:p>
+      <w:pPr>
+        <w:pStyle w:val="Prrafodelista"/>
+        <w:numPr>
+          <w:ilvl w:val="0"/>
+          <w:numId w:val="1"/>
+        </w:numPr>
+        <w:spacing w:after="60" w:line="280" w:lineRule="auto"/>
+        <w:contextualSpacing w:val="0"/>
+        <w:jc w:val="both"/>
+      </w:pPr>
+      <w:proofErr w:type="spellStart"/>
+      <w:r>
+        <w:t>Mockito</w:t>
+      </w:r>
+      <w:proofErr w:type="spellEnd"/>
+      <w:r>
+        <w:t>. Documentación oficial. https://site.mockito.org</w:t>
+      </w:r>
+    </w:p>
+    <w:p>
+      <w:pPr>
+        <w:pStyle w:val="Prrafodelista"/>
+        <w:numPr>
+          <w:ilvl w:val="0"/>
+          <w:numId w:val="1"/>
+        </w:numPr>
+        <w:spacing w:after="60" w:line="280" w:lineRule="auto"/>
+        <w:contextualSpacing w:val="0"/>
+        <w:jc w:val="both"/>
+        <w:rPr>
+          <w:lang w:val="en-US"/>
+        </w:rPr>
+      </w:pPr>
+      <w:proofErr w:type="spellStart"/>
+      <w:r>
+        <w:rPr>
+          <w:lang w:val="en-US"/>
+        </w:rPr>
+        <w:t>JaCoCo</w:t>
+      </w:r>
+      <w:proofErr w:type="spellEnd"/>
+      <w:r>
+        <w:rPr>
+          <w:lang w:val="en-US"/>
+        </w:rPr>
+        <w:t>. Java Code Coverage Library. https://www.jacoco.org/jacoco/</w:t>
+      </w:r>
+    </w:p>
+    <w:p>
+      <w:pPr>
+        <w:pStyle w:val="Prrafodelista"/>
+        <w:numPr>
+          <w:ilvl w:val="0"/>
+          <w:numId w:val="1"/>
+        </w:numPr>
+        <w:spacing w:after="60" w:line="280" w:lineRule="auto"/>
+        <w:contextualSpacing w:val="0"/>
+        <w:jc w:val="both"/>
       </w:pPr>
       <w:r>
         <w:t xml:space="preserve">Se utilizó un asistente de inteligencia artificial (Claude, de </w:t>
@@ -12498,10 +16548,11 @@
         <w:t>) como apoyo en la guía técnica paso a paso y en la redacción de este documento, conforme al compromiso de dar a conocer los recursos utilizados.</w:t>
       </w:r>
     </w:p>
+    <w:p/>
     <w:p/>
     <w:sectPr>
-      <w:headerReference w:type="default" r:id="rId20"/>
-      <w:footerReference w:type="default" r:id="rId21"/>
+      <w:headerReference w:type="default" r:id="rId25"/>
+      <w:footerReference w:type="default" r:id="rId26"/>
       <w:pgSz w:w="12240" w:h="15840"/>
       <w:pgMar w:top="1440" w:right="1440" w:bottom="1440" w:left="1440" w:header="708" w:footer="708" w:gutter="0"/>
       <w:cols w:space="720"/>
@@ -12640,6 +16691,95 @@
 <file path=word/numbering.xml><?xml version="1.0" encoding="utf-8"?>
 <w:numbering xmlns:wpc="http://schemas.microsoft.com/office/word/2010/wordprocessingCanvas" xmlns:cx="http://schemas.microsoft.com/office/drawing/2014/chartex" xmlns:cx1="http://schemas.microsoft.com/office/drawing/2015/9/8/chartex" xmlns:cx2="http://schemas.microsoft.com/office/drawing/2015/10/21/chartex" xmlns:cx3="http://schemas.microsoft.com/office/drawing/2016/5/9/chartex" xmlns:cx4="http://schemas.microsoft.com/office/drawing/2016/5/10/chartex" xmlns:cx5="http://schemas.microsoft.com/office/drawing/2016/5/11/chartex" xmlns:cx6="http://schemas.microsoft.com/office/drawing/2016/5/12/chartex" xmlns:cx7="http://schemas.microsoft.com/office/drawing/2016/5/13/chartex" xmlns:cx8="http://schemas.microsoft.com/office/drawing/2016/5/14/chartex" xmlns:mc="http://schemas.openxmlformats.org/markup-compatibility/2006" xmlns:aink="http://schemas.microsoft.com/office/drawing/2016/ink" xmlns:am3d="http://schemas.microsoft.com/office/drawing/2017/model3d" xmlns:o="urn:schemas-microsoft-com:office:office" xmlns:oel="http://schemas.microsoft.com/office/2019/extlst" xmlns:r="http://schemas.openxmlformats.org/officeDocument/2006/relationships" xmlns:m="http://schemas.openxmlformats.org/officeDocument/2006/math" xmlns:v="urn:schemas-microsoft-com:vml" xmlns:wp14="http://schemas.microsoft.com/office/word/2010/wordprocessingDrawing" xmlns:wp="http://schemas.openxmlformats.org/drawingml/2006/wordprocessingDrawing" xmlns:w10="urn:schemas-microsoft-com:office:word" xmlns:w="http://schemas.openxmlformats.org/wordprocessingml/2006/main" xmlns:w14="http://schemas.microsoft.com/office/word/2010/wordml" xmlns:w15="http://schemas.microsoft.com/office/word/2012/wordml" xmlns:w16cex="http://schemas.microsoft.com/office/word/2018/wordml/cex" xmlns:w16cid="http://schemas.microsoft.com/office/word/2016/wordml/cid" xmlns:w16="http://schemas.microsoft.com/office/word/2018/wordml" xmlns:w16sdtdh="http://schemas.microsoft.com/office/word/2020/wordml/sdtdatahash" xmlns:w16se="http://schemas.microsoft.com/office/word/2015/wordml/symex" xmlns:wpg="http://schemas.microsoft.com/office/word/2010/wordprocessingGroup" xmlns:wpi="http://schemas.microsoft.com/office/word/2010/wordprocessingInk" xmlns:wne="http://schemas.microsoft.com/office/word/2006/wordml" xmlns:wps="http://schemas.microsoft.com/office/word/2010/wordprocessingShape" mc:Ignorable="w14 w15 w16se w16cid w16 w16cex w16sdtdh wp14">
   <w:abstractNum w:abstractNumId="0" w15:restartNumberingAfterBreak="0">
+    <w:nsid w:val="16D34EBA"/>
+    <w:multiLevelType w:val="hybridMultilevel"/>
+    <w:tmpl w:val="2018BD72"/>
+    <w:lvl w:ilvl="0" w:tplc="B430192C">
+      <w:start w:val="1"/>
+      <w:numFmt w:val="decimal"/>
+      <w:lvlText w:val="%1."/>
+      <w:lvlJc w:val="left"/>
+      <w:pPr>
+        <w:ind w:left="744" w:hanging="384"/>
+      </w:pPr>
+      <w:rPr>
+        <w:rFonts w:hint="default"/>
+      </w:rPr>
+    </w:lvl>
+    <w:lvl w:ilvl="1" w:tplc="0C0A0019" w:tentative="1">
+      <w:start w:val="1"/>
+      <w:numFmt w:val="lowerLetter"/>
+      <w:lvlText w:val="%2."/>
+      <w:lvlJc w:val="left"/>
+      <w:pPr>
+        <w:ind w:left="1440" w:hanging="360"/>
+      </w:pPr>
+    </w:lvl>
+    <w:lvl w:ilvl="2" w:tplc="0C0A001B" w:tentative="1">
+      <w:start w:val="1"/>
+      <w:numFmt w:val="lowerRoman"/>
+      <w:lvlText w:val="%3."/>
+      <w:lvlJc w:val="right"/>
+      <w:pPr>
+        <w:ind w:left="2160" w:hanging="180"/>
+      </w:pPr>
+    </w:lvl>
+    <w:lvl w:ilvl="3" w:tplc="0C0A000F" w:tentative="1">
+      <w:start w:val="1"/>
+      <w:numFmt w:val="decimal"/>
+      <w:lvlText w:val="%4."/>
+      <w:lvlJc w:val="left"/>
+      <w:pPr>
+        <w:ind w:left="2880" w:hanging="360"/>
+      </w:pPr>
+    </w:lvl>
+    <w:lvl w:ilvl="4" w:tplc="0C0A0019" w:tentative="1">
+      <w:start w:val="1"/>
+      <w:numFmt w:val="lowerLetter"/>
+      <w:lvlText w:val="%5."/>
+      <w:lvlJc w:val="left"/>
+      <w:pPr>
+        <w:ind w:left="3600" w:hanging="360"/>
+      </w:pPr>
+    </w:lvl>
+    <w:lvl w:ilvl="5" w:tplc="0C0A001B" w:tentative="1">
+      <w:start w:val="1"/>
+      <w:numFmt w:val="lowerRoman"/>
+      <w:lvlText w:val="%6."/>
+      <w:lvlJc w:val="right"/>
+      <w:pPr>
+        <w:ind w:left="4320" w:hanging="180"/>
+      </w:pPr>
+    </w:lvl>
+    <w:lvl w:ilvl="6" w:tplc="0C0A000F" w:tentative="1">
+      <w:start w:val="1"/>
+      <w:numFmt w:val="decimal"/>
+      <w:lvlText w:val="%7."/>
+      <w:lvlJc w:val="left"/>
+      <w:pPr>
+        <w:ind w:left="5040" w:hanging="360"/>
+      </w:pPr>
+    </w:lvl>
+    <w:lvl w:ilvl="7" w:tplc="0C0A0019" w:tentative="1">
+      <w:start w:val="1"/>
+      <w:numFmt w:val="lowerLetter"/>
+      <w:lvlText w:val="%8."/>
+      <w:lvlJc w:val="left"/>
+      <w:pPr>
+        <w:ind w:left="5760" w:hanging="360"/>
+      </w:pPr>
+    </w:lvl>
+    <w:lvl w:ilvl="8" w:tplc="0C0A001B" w:tentative="1">
+      <w:start w:val="1"/>
+      <w:numFmt w:val="lowerRoman"/>
+      <w:lvlText w:val="%9."/>
+      <w:lvlJc w:val="right"/>
+      <w:pPr>
+        <w:ind w:left="6480" w:hanging="180"/>
+      </w:pPr>
+    </w:lvl>
+  </w:abstractNum>
+  <w:abstractNum w:abstractNumId="1" w15:restartNumberingAfterBreak="0">
     <w:nsid w:val="1AE742FF"/>
     <w:multiLevelType w:val="hybridMultilevel"/>
     <w:tmpl w:val="0C0EDC58"/>
@@ -12693,7 +16833,7 @@
       <w:lvlJc w:val="left"/>
     </w:lvl>
   </w:abstractNum>
-  <w:abstractNum w:abstractNumId="1" w15:restartNumberingAfterBreak="0">
+  <w:abstractNum w:abstractNumId="2" w15:restartNumberingAfterBreak="0">
     <w:nsid w:val="5ACC0C2F"/>
     <w:multiLevelType w:val="hybridMultilevel"/>
     <w:tmpl w:val="2C32F4B4"/>
@@ -12747,7 +16887,7 @@
       <w:lvlJc w:val="left"/>
     </w:lvl>
   </w:abstractNum>
-  <w:abstractNum w:abstractNumId="2" w15:restartNumberingAfterBreak="0">
+  <w:abstractNum w:abstractNumId="3" w15:restartNumberingAfterBreak="0">
     <w:nsid w:val="76A85B02"/>
     <w:multiLevelType w:val="hybridMultilevel"/>
     <w:tmpl w:val="245076C8"/>
@@ -12802,22 +16942,25 @@
     </w:lvl>
   </w:abstractNum>
   <w:num w:numId="1" w16cid:durableId="862669135">
+    <w:abstractNumId w:val="2"/>
+    <w:lvlOverride w:ilvl="0">
+      <w:startOverride w:val="1"/>
+    </w:lvlOverride>
+  </w:num>
+  <w:num w:numId="2" w16cid:durableId="496919281">
     <w:abstractNumId w:val="1"/>
     <w:lvlOverride w:ilvl="0">
       <w:startOverride w:val="1"/>
     </w:lvlOverride>
   </w:num>
-  <w:num w:numId="2" w16cid:durableId="496919281">
-    <w:abstractNumId w:val="0"/>
+  <w:num w:numId="3" w16cid:durableId="215750579">
+    <w:abstractNumId w:val="3"/>
     <w:lvlOverride w:ilvl="0">
       <w:startOverride w:val="1"/>
     </w:lvlOverride>
   </w:num>
-  <w:num w:numId="3" w16cid:durableId="215750579">
-    <w:abstractNumId w:val="2"/>
-    <w:lvlOverride w:ilvl="0">
-      <w:startOverride w:val="1"/>
-    </w:lvlOverride>
+  <w:num w:numId="4" w16cid:durableId="1280406000">
+    <w:abstractNumId w:val="0"/>
   </w:num>
 </w:numbering>
 </file>
@@ -13839,6 +17982,18 @@
       <w14:ligatures w14:val="none"/>
     </w:rPr>
   </w:style>
+  <w:style w:type="character" w:styleId="Mencinsinresolver">
+    <w:name w:val="Unresolved Mention"/>
+    <w:basedOn w:val="Fuentedeprrafopredeter"/>
+    <w:uiPriority w:val="99"/>
+    <w:semiHidden/>
+    <w:unhideWhenUsed/>
+    <w:rsid w:val="00CB44A1"/>
+    <w:rPr>
+      <w:color w:val="605E5C"/>
+      <w:shd w:val="clear" w:color="auto" w:fill="E1DFDD"/>
+    </w:rPr>
+  </w:style>
 </w:styles>
 </file>
 

--- a/docs/Documento_Tecnico.docx
+++ b/docs/Documento_Tecnico.docx
@@ -1080,7 +1080,7 @@
               <w:rPr>
                 <w:noProof/>
               </w:rPr>
-              <w:t>8</w:t>
+              <w:t>7</w:t>
             </w:r>
             <w:r>
               <w:rPr>
@@ -1263,7 +1263,7 @@
               <w:rPr>
                 <w:noProof/>
               </w:rPr>
-              <w:t>11</w:t>
+              <w:t>12</w:t>
             </w:r>
             <w:r>
               <w:rPr>
@@ -1324,7 +1324,7 @@
               <w:rPr>
                 <w:noProof/>
               </w:rPr>
-              <w:t>12</w:t>
+              <w:t>13</w:t>
             </w:r>
             <w:r>
               <w:rPr>
@@ -1385,7 +1385,7 @@
               <w:rPr>
                 <w:noProof/>
               </w:rPr>
-              <w:t>12</w:t>
+              <w:t>14</w:t>
             </w:r>
             <w:r>
               <w:rPr>
@@ -1446,7 +1446,7 @@
               <w:rPr>
                 <w:noProof/>
               </w:rPr>
-              <w:t>13</w:t>
+              <w:t>15</w:t>
             </w:r>
             <w:r>
               <w:rPr>
@@ -1507,7 +1507,7 @@
               <w:rPr>
                 <w:noProof/>
               </w:rPr>
-              <w:t>13</w:t>
+              <w:t>15</w:t>
             </w:r>
             <w:r>
               <w:rPr>
@@ -1568,7 +1568,7 @@
               <w:rPr>
                 <w:noProof/>
               </w:rPr>
-              <w:t>13</w:t>
+              <w:t>15</w:t>
             </w:r>
             <w:r>
               <w:rPr>
@@ -1629,7 +1629,7 @@
               <w:rPr>
                 <w:noProof/>
               </w:rPr>
-              <w:t>13</w:t>
+              <w:t>15</w:t>
             </w:r>
             <w:r>
               <w:rPr>
@@ -1690,7 +1690,7 @@
               <w:rPr>
                 <w:noProof/>
               </w:rPr>
-              <w:t>14</w:t>
+              <w:t>16</w:t>
             </w:r>
             <w:r>
               <w:rPr>
@@ -1751,7 +1751,7 @@
               <w:rPr>
                 <w:noProof/>
               </w:rPr>
-              <w:t>15</w:t>
+              <w:t>17</w:t>
             </w:r>
             <w:r>
               <w:rPr>
@@ -1812,7 +1812,7 @@
               <w:rPr>
                 <w:noProof/>
               </w:rPr>
-              <w:t>17</w:t>
+              <w:t>19</w:t>
             </w:r>
             <w:r>
               <w:rPr>
@@ -1873,7 +1873,7 @@
               <w:rPr>
                 <w:noProof/>
               </w:rPr>
-              <w:t>23</w:t>
+              <w:t>25</w:t>
             </w:r>
             <w:r>
               <w:rPr>
@@ -1934,7 +1934,7 @@
               <w:rPr>
                 <w:noProof/>
               </w:rPr>
-              <w:t>24</w:t>
+              <w:t>26</w:t>
             </w:r>
             <w:r>
               <w:rPr>
@@ -1995,7 +1995,7 @@
               <w:rPr>
                 <w:noProof/>
               </w:rPr>
-              <w:t>24</w:t>
+              <w:t>26</w:t>
             </w:r>
             <w:r>
               <w:rPr>
@@ -4493,10 +4493,572 @@
     </w:p>
     <w:p>
       <w:pPr>
+        <w:pStyle w:val="Ttulo1"/>
+      </w:pPr>
+      <w:r>
+        <w:t xml:space="preserve">5. </w:t>
+      </w:r>
+      <w:bookmarkStart w:id="12" w:name="_Toc243557570"/>
+      <w:r>
+        <w:t>Descripción de los workflows</w:t>
+      </w:r>
+      <w:bookmarkEnd w:id="12"/>
+    </w:p>
+    <w:p/>
+    <w:p>
+      <w:pPr>
         <w:spacing w:after="120" w:line="300" w:lineRule="auto"/>
         <w:jc w:val="both"/>
       </w:pPr>
-    </w:p>
+      <w:r>
+        <w:t>El sistema está formado por cuatro workflows que cumplen los tres tipos exigidos (ingesta, procesamiento y salida) más uno dedicado al manejo de errores.</w:t>
+      </w:r>
+    </w:p>
+    <w:tbl>
+      <w:tblPr>
+        <w:tblW w:w="9360" w:type="dxa"/>
+        <w:tblBorders>
+          <w:top w:val="single" w:sz="4" w:space="0" w:color="auto"/>
+          <w:left w:val="single" w:sz="4" w:space="0" w:color="auto"/>
+          <w:bottom w:val="single" w:sz="4" w:space="0" w:color="auto"/>
+          <w:right w:val="single" w:sz="4" w:space="0" w:color="auto"/>
+          <w:insideH w:val="single" w:sz="4" w:space="0" w:color="auto"/>
+          <w:insideV w:val="single" w:sz="4" w:space="0" w:color="auto"/>
+        </w:tblBorders>
+        <w:tblCellMar>
+          <w:left w:w="10" w:type="dxa"/>
+          <w:right w:w="10" w:type="dxa"/>
+        </w:tblCellMar>
+        <w:tblLook w:val="0000" w:firstRow="0" w:lastRow="0" w:firstColumn="0" w:lastColumn="0" w:noHBand="0" w:noVBand="0"/>
+      </w:tblPr>
+      <w:tblGrid>
+        <w:gridCol w:w="2700"/>
+        <w:gridCol w:w="1600"/>
+        <w:gridCol w:w="5060"/>
+      </w:tblGrid>
+      <w:tr>
+        <w:tblPrEx>
+          <w:tblCellMar>
+            <w:top w:w="0" w:type="dxa"/>
+            <w:bottom w:w="0" w:type="dxa"/>
+          </w:tblCellMar>
+        </w:tblPrEx>
+        <w:trPr>
+          <w:tblHeader/>
+        </w:trPr>
+        <w:tc>
+          <w:tcPr>
+            <w:tcW w:w="2700" w:type="dxa"/>
+            <w:tcBorders>
+              <w:top w:val="single" w:sz="4" w:space="0" w:color="BFBFBF"/>
+              <w:left w:val="single" w:sz="4" w:space="0" w:color="BFBFBF"/>
+              <w:bottom w:val="single" w:sz="4" w:space="0" w:color="BFBFBF"/>
+              <w:right w:val="single" w:sz="4" w:space="0" w:color="BFBFBF"/>
+            </w:tcBorders>
+            <w:shd w:val="clear" w:color="auto" w:fill="F1A983" w:themeFill="accent2" w:themeFillTint="99"/>
+            <w:tcMar>
+              <w:top w:w="60" w:type="dxa"/>
+              <w:left w:w="100" w:type="dxa"/>
+              <w:bottom w:w="60" w:type="dxa"/>
+              <w:right w:w="100" w:type="dxa"/>
+            </w:tcMar>
+          </w:tcPr>
+          <w:p>
+            <w:pPr>
+              <w:spacing w:line="260" w:lineRule="auto"/>
+            </w:pPr>
+            <w:r>
+              <w:rPr>
+                <w:b/>
+                <w:bCs/>
+                <w:color w:val="FFFFFF"/>
+                <w:sz w:val="19"/>
+                <w:szCs w:val="19"/>
+              </w:rPr>
+              <w:t>Workflow</w:t>
+            </w:r>
+          </w:p>
+        </w:tc>
+        <w:tc>
+          <w:tcPr>
+            <w:tcW w:w="1600" w:type="dxa"/>
+            <w:tcBorders>
+              <w:top w:val="single" w:sz="4" w:space="0" w:color="BFBFBF"/>
+              <w:left w:val="single" w:sz="4" w:space="0" w:color="BFBFBF"/>
+              <w:bottom w:val="single" w:sz="4" w:space="0" w:color="BFBFBF"/>
+              <w:right w:val="single" w:sz="4" w:space="0" w:color="BFBFBF"/>
+            </w:tcBorders>
+            <w:shd w:val="clear" w:color="auto" w:fill="F1A983" w:themeFill="accent2" w:themeFillTint="99"/>
+            <w:tcMar>
+              <w:top w:w="60" w:type="dxa"/>
+              <w:left w:w="100" w:type="dxa"/>
+              <w:bottom w:w="60" w:type="dxa"/>
+              <w:right w:w="100" w:type="dxa"/>
+            </w:tcMar>
+          </w:tcPr>
+          <w:p>
+            <w:pPr>
+              <w:spacing w:line="260" w:lineRule="auto"/>
+            </w:pPr>
+            <w:r>
+              <w:rPr>
+                <w:b/>
+                <w:bCs/>
+                <w:color w:val="FFFFFF"/>
+                <w:sz w:val="19"/>
+                <w:szCs w:val="19"/>
+              </w:rPr>
+              <w:t>Tipo</w:t>
+            </w:r>
+          </w:p>
+        </w:tc>
+        <w:tc>
+          <w:tcPr>
+            <w:tcW w:w="5060" w:type="dxa"/>
+            <w:tcBorders>
+              <w:top w:val="single" w:sz="4" w:space="0" w:color="BFBFBF"/>
+              <w:left w:val="single" w:sz="4" w:space="0" w:color="BFBFBF"/>
+              <w:bottom w:val="single" w:sz="4" w:space="0" w:color="BFBFBF"/>
+              <w:right w:val="single" w:sz="4" w:space="0" w:color="BFBFBF"/>
+            </w:tcBorders>
+            <w:shd w:val="clear" w:color="auto" w:fill="F1A983" w:themeFill="accent2" w:themeFillTint="99"/>
+            <w:tcMar>
+              <w:top w:w="60" w:type="dxa"/>
+              <w:left w:w="100" w:type="dxa"/>
+              <w:bottom w:w="60" w:type="dxa"/>
+              <w:right w:w="100" w:type="dxa"/>
+            </w:tcMar>
+          </w:tcPr>
+          <w:p>
+            <w:pPr>
+              <w:spacing w:line="260" w:lineRule="auto"/>
+            </w:pPr>
+            <w:r>
+              <w:rPr>
+                <w:b/>
+                <w:bCs/>
+                <w:color w:val="FFFFFF"/>
+                <w:sz w:val="19"/>
+                <w:szCs w:val="19"/>
+              </w:rPr>
+              <w:t>Qué hace</w:t>
+            </w:r>
+          </w:p>
+        </w:tc>
+      </w:tr>
+      <w:tr>
+        <w:tblPrEx>
+          <w:tblCellMar>
+            <w:top w:w="0" w:type="dxa"/>
+            <w:bottom w:w="0" w:type="dxa"/>
+          </w:tblCellMar>
+        </w:tblPrEx>
+        <w:tc>
+          <w:tcPr>
+            <w:tcW w:w="2700" w:type="dxa"/>
+            <w:tcBorders>
+              <w:top w:val="single" w:sz="4" w:space="0" w:color="BFBFBF"/>
+              <w:left w:val="single" w:sz="4" w:space="0" w:color="BFBFBF"/>
+              <w:bottom w:val="single" w:sz="4" w:space="0" w:color="BFBFBF"/>
+              <w:right w:val="single" w:sz="4" w:space="0" w:color="BFBFBF"/>
+            </w:tcBorders>
+            <w:tcMar>
+              <w:top w:w="60" w:type="dxa"/>
+              <w:left w:w="100" w:type="dxa"/>
+              <w:bottom w:w="60" w:type="dxa"/>
+              <w:right w:w="100" w:type="dxa"/>
+            </w:tcMar>
+          </w:tcPr>
+          <w:p>
+            <w:pPr>
+              <w:spacing w:line="260" w:lineRule="auto"/>
+            </w:pPr>
+            <w:r>
+              <w:rPr>
+                <w:sz w:val="19"/>
+                <w:szCs w:val="19"/>
+              </w:rPr>
+              <w:t>WF1 – Ingesta de préstamos</w:t>
+            </w:r>
+          </w:p>
+        </w:tc>
+        <w:tc>
+          <w:tcPr>
+            <w:tcW w:w="1600" w:type="dxa"/>
+            <w:tcBorders>
+              <w:top w:val="single" w:sz="4" w:space="0" w:color="BFBFBF"/>
+              <w:left w:val="single" w:sz="4" w:space="0" w:color="BFBFBF"/>
+              <w:bottom w:val="single" w:sz="4" w:space="0" w:color="BFBFBF"/>
+              <w:right w:val="single" w:sz="4" w:space="0" w:color="BFBFBF"/>
+            </w:tcBorders>
+            <w:tcMar>
+              <w:top w:w="60" w:type="dxa"/>
+              <w:left w:w="100" w:type="dxa"/>
+              <w:bottom w:w="60" w:type="dxa"/>
+              <w:right w:w="100" w:type="dxa"/>
+            </w:tcMar>
+          </w:tcPr>
+          <w:p>
+            <w:pPr>
+              <w:spacing w:line="260" w:lineRule="auto"/>
+            </w:pPr>
+            <w:r>
+              <w:rPr>
+                <w:sz w:val="19"/>
+                <w:szCs w:val="19"/>
+              </w:rPr>
+              <w:t>Ingesta</w:t>
+            </w:r>
+          </w:p>
+        </w:tc>
+        <w:tc>
+          <w:tcPr>
+            <w:tcW w:w="5060" w:type="dxa"/>
+            <w:tcBorders>
+              <w:top w:val="single" w:sz="4" w:space="0" w:color="BFBFBF"/>
+              <w:left w:val="single" w:sz="4" w:space="0" w:color="BFBFBF"/>
+              <w:bottom w:val="single" w:sz="4" w:space="0" w:color="BFBFBF"/>
+              <w:right w:val="single" w:sz="4" w:space="0" w:color="BFBFBF"/>
+            </w:tcBorders>
+            <w:tcMar>
+              <w:top w:w="60" w:type="dxa"/>
+              <w:left w:w="100" w:type="dxa"/>
+              <w:bottom w:w="60" w:type="dxa"/>
+              <w:right w:w="100" w:type="dxa"/>
+            </w:tcMar>
+          </w:tcPr>
+          <w:p>
+            <w:pPr>
+              <w:spacing w:line="260" w:lineRule="auto"/>
+            </w:pPr>
+            <w:r>
+              <w:rPr>
+                <w:sz w:val="19"/>
+                <w:szCs w:val="19"/>
+              </w:rPr>
+              <w:t xml:space="preserve">Recibe la solicitud por un </w:t>
+            </w:r>
+            <w:proofErr w:type="spellStart"/>
+            <w:r>
+              <w:rPr>
+                <w:sz w:val="19"/>
+                <w:szCs w:val="19"/>
+              </w:rPr>
+              <w:t>webhook</w:t>
+            </w:r>
+            <w:proofErr w:type="spellEnd"/>
+            <w:r>
+              <w:rPr>
+                <w:sz w:val="19"/>
+                <w:szCs w:val="19"/>
+              </w:rPr>
+              <w:t xml:space="preserve"> protegido, valida los datos y decide si la rechaza o la envía a procesamiento.</w:t>
+            </w:r>
+          </w:p>
+        </w:tc>
+      </w:tr>
+      <w:tr>
+        <w:tblPrEx>
+          <w:tblCellMar>
+            <w:top w:w="0" w:type="dxa"/>
+            <w:bottom w:w="0" w:type="dxa"/>
+          </w:tblCellMar>
+        </w:tblPrEx>
+        <w:tc>
+          <w:tcPr>
+            <w:tcW w:w="2700" w:type="dxa"/>
+            <w:tcBorders>
+              <w:top w:val="single" w:sz="4" w:space="0" w:color="BFBFBF"/>
+              <w:left w:val="single" w:sz="4" w:space="0" w:color="BFBFBF"/>
+              <w:bottom w:val="single" w:sz="4" w:space="0" w:color="BFBFBF"/>
+              <w:right w:val="single" w:sz="4" w:space="0" w:color="BFBFBF"/>
+            </w:tcBorders>
+            <w:tcMar>
+              <w:top w:w="60" w:type="dxa"/>
+              <w:left w:w="100" w:type="dxa"/>
+              <w:bottom w:w="60" w:type="dxa"/>
+              <w:right w:w="100" w:type="dxa"/>
+            </w:tcMar>
+          </w:tcPr>
+          <w:p>
+            <w:pPr>
+              <w:spacing w:line="260" w:lineRule="auto"/>
+            </w:pPr>
+            <w:r>
+              <w:rPr>
+                <w:sz w:val="19"/>
+                <w:szCs w:val="19"/>
+              </w:rPr>
+              <w:t>WF2 – Procesamiento de préstamos</w:t>
+            </w:r>
+          </w:p>
+        </w:tc>
+        <w:tc>
+          <w:tcPr>
+            <w:tcW w:w="1600" w:type="dxa"/>
+            <w:tcBorders>
+              <w:top w:val="single" w:sz="4" w:space="0" w:color="BFBFBF"/>
+              <w:left w:val="single" w:sz="4" w:space="0" w:color="BFBFBF"/>
+              <w:bottom w:val="single" w:sz="4" w:space="0" w:color="BFBFBF"/>
+              <w:right w:val="single" w:sz="4" w:space="0" w:color="BFBFBF"/>
+            </w:tcBorders>
+            <w:tcMar>
+              <w:top w:w="60" w:type="dxa"/>
+              <w:left w:w="100" w:type="dxa"/>
+              <w:bottom w:w="60" w:type="dxa"/>
+              <w:right w:w="100" w:type="dxa"/>
+            </w:tcMar>
+          </w:tcPr>
+          <w:p>
+            <w:pPr>
+              <w:spacing w:line="260" w:lineRule="auto"/>
+            </w:pPr>
+            <w:r>
+              <w:rPr>
+                <w:sz w:val="19"/>
+                <w:szCs w:val="19"/>
+              </w:rPr>
+              <w:t>Procesamiento</w:t>
+            </w:r>
+          </w:p>
+        </w:tc>
+        <w:tc>
+          <w:tcPr>
+            <w:tcW w:w="5060" w:type="dxa"/>
+            <w:tcBorders>
+              <w:top w:val="single" w:sz="4" w:space="0" w:color="BFBFBF"/>
+              <w:left w:val="single" w:sz="4" w:space="0" w:color="BFBFBF"/>
+              <w:bottom w:val="single" w:sz="4" w:space="0" w:color="BFBFBF"/>
+              <w:right w:val="single" w:sz="4" w:space="0" w:color="BFBFBF"/>
+            </w:tcBorders>
+            <w:tcMar>
+              <w:top w:w="60" w:type="dxa"/>
+              <w:left w:w="100" w:type="dxa"/>
+              <w:bottom w:w="60" w:type="dxa"/>
+              <w:right w:w="100" w:type="dxa"/>
+            </w:tcMar>
+          </w:tcPr>
+          <w:p>
+            <w:pPr>
+              <w:spacing w:line="260" w:lineRule="auto"/>
+            </w:pPr>
+            <w:r>
+              <w:rPr>
+                <w:sz w:val="19"/>
+                <w:szCs w:val="19"/>
+              </w:rPr>
+              <w:t>Verifica el stock, registra el préstamo y descuenta el inventario en una sola operación.</w:t>
+            </w:r>
+          </w:p>
+        </w:tc>
+      </w:tr>
+      <w:tr>
+        <w:tblPrEx>
+          <w:tblCellMar>
+            <w:top w:w="0" w:type="dxa"/>
+            <w:bottom w:w="0" w:type="dxa"/>
+          </w:tblCellMar>
+        </w:tblPrEx>
+        <w:tc>
+          <w:tcPr>
+            <w:tcW w:w="2700" w:type="dxa"/>
+            <w:tcBorders>
+              <w:top w:val="single" w:sz="4" w:space="0" w:color="BFBFBF"/>
+              <w:left w:val="single" w:sz="4" w:space="0" w:color="BFBFBF"/>
+              <w:bottom w:val="single" w:sz="4" w:space="0" w:color="BFBFBF"/>
+              <w:right w:val="single" w:sz="4" w:space="0" w:color="BFBFBF"/>
+            </w:tcBorders>
+            <w:tcMar>
+              <w:top w:w="60" w:type="dxa"/>
+              <w:left w:w="100" w:type="dxa"/>
+              <w:bottom w:w="60" w:type="dxa"/>
+              <w:right w:w="100" w:type="dxa"/>
+            </w:tcMar>
+          </w:tcPr>
+          <w:p>
+            <w:pPr>
+              <w:spacing w:line="260" w:lineRule="auto"/>
+            </w:pPr>
+            <w:r>
+              <w:rPr>
+                <w:sz w:val="19"/>
+                <w:szCs w:val="19"/>
+              </w:rPr>
+              <w:t>WF3 – Salida de reportes</w:t>
+            </w:r>
+          </w:p>
+        </w:tc>
+        <w:tc>
+          <w:tcPr>
+            <w:tcW w:w="1600" w:type="dxa"/>
+            <w:tcBorders>
+              <w:top w:val="single" w:sz="4" w:space="0" w:color="BFBFBF"/>
+              <w:left w:val="single" w:sz="4" w:space="0" w:color="BFBFBF"/>
+              <w:bottom w:val="single" w:sz="4" w:space="0" w:color="BFBFBF"/>
+              <w:right w:val="single" w:sz="4" w:space="0" w:color="BFBFBF"/>
+            </w:tcBorders>
+            <w:tcMar>
+              <w:top w:w="60" w:type="dxa"/>
+              <w:left w:w="100" w:type="dxa"/>
+              <w:bottom w:w="60" w:type="dxa"/>
+              <w:right w:w="100" w:type="dxa"/>
+            </w:tcMar>
+          </w:tcPr>
+          <w:p>
+            <w:pPr>
+              <w:spacing w:line="260" w:lineRule="auto"/>
+            </w:pPr>
+            <w:r>
+              <w:rPr>
+                <w:sz w:val="19"/>
+                <w:szCs w:val="19"/>
+              </w:rPr>
+              <w:t>Salida</w:t>
+            </w:r>
+          </w:p>
+        </w:tc>
+        <w:tc>
+          <w:tcPr>
+            <w:tcW w:w="5060" w:type="dxa"/>
+            <w:tcBorders>
+              <w:top w:val="single" w:sz="4" w:space="0" w:color="BFBFBF"/>
+              <w:left w:val="single" w:sz="4" w:space="0" w:color="BFBFBF"/>
+              <w:bottom w:val="single" w:sz="4" w:space="0" w:color="BFBFBF"/>
+              <w:right w:val="single" w:sz="4" w:space="0" w:color="BFBFBF"/>
+            </w:tcBorders>
+            <w:tcMar>
+              <w:top w:w="60" w:type="dxa"/>
+              <w:left w:w="100" w:type="dxa"/>
+              <w:bottom w:w="60" w:type="dxa"/>
+              <w:right w:w="100" w:type="dxa"/>
+            </w:tcMar>
+          </w:tcPr>
+          <w:p>
+            <w:pPr>
+              <w:spacing w:line="260" w:lineRule="auto"/>
+            </w:pPr>
+            <w:r>
+              <w:rPr>
+                <w:sz w:val="19"/>
+                <w:szCs w:val="19"/>
+              </w:rPr>
+              <w:t>Cada día a las 7:00 a. m. marca los préstamos vencidos y genera un reporte en la base de datos y en un archivo CSV.</w:t>
+            </w:r>
+          </w:p>
+        </w:tc>
+      </w:tr>
+      <w:tr>
+        <w:tblPrEx>
+          <w:tblCellMar>
+            <w:top w:w="0" w:type="dxa"/>
+            <w:bottom w:w="0" w:type="dxa"/>
+          </w:tblCellMar>
+        </w:tblPrEx>
+        <w:tc>
+          <w:tcPr>
+            <w:tcW w:w="2700" w:type="dxa"/>
+            <w:tcBorders>
+              <w:top w:val="single" w:sz="4" w:space="0" w:color="BFBFBF"/>
+              <w:left w:val="single" w:sz="4" w:space="0" w:color="BFBFBF"/>
+              <w:bottom w:val="single" w:sz="4" w:space="0" w:color="BFBFBF"/>
+              <w:right w:val="single" w:sz="4" w:space="0" w:color="BFBFBF"/>
+            </w:tcBorders>
+            <w:tcMar>
+              <w:top w:w="60" w:type="dxa"/>
+              <w:left w:w="100" w:type="dxa"/>
+              <w:bottom w:w="60" w:type="dxa"/>
+              <w:right w:w="100" w:type="dxa"/>
+            </w:tcMar>
+          </w:tcPr>
+          <w:p>
+            <w:pPr>
+              <w:spacing w:line="260" w:lineRule="auto"/>
+            </w:pPr>
+            <w:r>
+              <w:rPr>
+                <w:sz w:val="19"/>
+                <w:szCs w:val="19"/>
+              </w:rPr>
+              <w:t>WF4 – Manejo de errores</w:t>
+            </w:r>
+          </w:p>
+        </w:tc>
+        <w:tc>
+          <w:tcPr>
+            <w:tcW w:w="1600" w:type="dxa"/>
+            <w:tcBorders>
+              <w:top w:val="single" w:sz="4" w:space="0" w:color="BFBFBF"/>
+              <w:left w:val="single" w:sz="4" w:space="0" w:color="BFBFBF"/>
+              <w:bottom w:val="single" w:sz="4" w:space="0" w:color="BFBFBF"/>
+              <w:right w:val="single" w:sz="4" w:space="0" w:color="BFBFBF"/>
+            </w:tcBorders>
+            <w:tcMar>
+              <w:top w:w="60" w:type="dxa"/>
+              <w:left w:w="100" w:type="dxa"/>
+              <w:bottom w:w="60" w:type="dxa"/>
+              <w:right w:w="100" w:type="dxa"/>
+            </w:tcMar>
+          </w:tcPr>
+          <w:p>
+            <w:pPr>
+              <w:spacing w:line="260" w:lineRule="auto"/>
+            </w:pPr>
+            <w:r>
+              <w:rPr>
+                <w:sz w:val="19"/>
+                <w:szCs w:val="19"/>
+              </w:rPr>
+              <w:t>Errores</w:t>
+            </w:r>
+          </w:p>
+        </w:tc>
+        <w:tc>
+          <w:tcPr>
+            <w:tcW w:w="5060" w:type="dxa"/>
+            <w:tcBorders>
+              <w:top w:val="single" w:sz="4" w:space="0" w:color="BFBFBF"/>
+              <w:left w:val="single" w:sz="4" w:space="0" w:color="BFBFBF"/>
+              <w:bottom w:val="single" w:sz="4" w:space="0" w:color="BFBFBF"/>
+              <w:right w:val="single" w:sz="4" w:space="0" w:color="BFBFBF"/>
+            </w:tcBorders>
+            <w:tcMar>
+              <w:top w:w="60" w:type="dxa"/>
+              <w:left w:w="100" w:type="dxa"/>
+              <w:bottom w:w="60" w:type="dxa"/>
+              <w:right w:w="100" w:type="dxa"/>
+            </w:tcMar>
+          </w:tcPr>
+          <w:p>
+            <w:pPr>
+              <w:spacing w:line="260" w:lineRule="auto"/>
+            </w:pPr>
+            <w:r>
+              <w:rPr>
+                <w:sz w:val="19"/>
+                <w:szCs w:val="19"/>
+              </w:rPr>
+              <w:t xml:space="preserve">Se activa cuando falla cualquier otro </w:t>
+            </w:r>
+            <w:proofErr w:type="spellStart"/>
+            <w:r>
+              <w:rPr>
+                <w:sz w:val="19"/>
+                <w:szCs w:val="19"/>
+              </w:rPr>
+              <w:t>workflow</w:t>
+            </w:r>
+            <w:proofErr w:type="spellEnd"/>
+            <w:r>
+              <w:rPr>
+                <w:sz w:val="19"/>
+                <w:szCs w:val="19"/>
+              </w:rPr>
+              <w:t xml:space="preserve"> y registra el error.</w:t>
+            </w:r>
+          </w:p>
+        </w:tc>
+      </w:tr>
+    </w:tbl>
     <w:p>
       <w:pPr>
         <w:spacing w:after="120" w:line="300" w:lineRule="auto"/>
@@ -4508,71 +5070,9 @@
         <w:spacing w:after="120" w:line="300" w:lineRule="auto"/>
         <w:jc w:val="both"/>
       </w:pPr>
-    </w:p>
-    <w:p>
-      <w:pPr>
-        <w:spacing w:after="120" w:line="300" w:lineRule="auto"/>
-        <w:jc w:val="both"/>
-      </w:pPr>
-    </w:p>
-    <w:p>
-      <w:pPr>
-        <w:spacing w:after="120" w:line="300" w:lineRule="auto"/>
-        <w:jc w:val="both"/>
-      </w:pPr>
-    </w:p>
-    <w:p>
-      <w:pPr>
-        <w:spacing w:after="120" w:line="300" w:lineRule="auto"/>
-        <w:jc w:val="both"/>
-      </w:pPr>
-    </w:p>
-    <w:p>
-      <w:pPr>
-        <w:spacing w:after="120" w:line="300" w:lineRule="auto"/>
-        <w:jc w:val="both"/>
-      </w:pPr>
-    </w:p>
-    <w:p>
-      <w:pPr>
-        <w:spacing w:after="120" w:line="300" w:lineRule="auto"/>
-        <w:jc w:val="both"/>
-      </w:pPr>
-    </w:p>
-    <w:p>
-      <w:pPr>
-        <w:spacing w:after="120" w:line="300" w:lineRule="auto"/>
-        <w:jc w:val="both"/>
-      </w:pPr>
-    </w:p>
-    <w:p>
-      <w:pPr>
-        <w:spacing w:after="120" w:line="300" w:lineRule="auto"/>
-        <w:jc w:val="both"/>
-      </w:pPr>
-    </w:p>
-    <w:p>
-      <w:pPr>
-        <w:pStyle w:val="Ttulo1"/>
-      </w:pPr>
       <w:r>
         <w:lastRenderedPageBreak/>
-        <w:t xml:space="preserve">5. </w:t>
-      </w:r>
-      <w:bookmarkStart w:id="12" w:name="_Toc243557570"/>
-      <w:r>
-        <w:t>Descripción de los workflows</w:t>
-      </w:r>
-      <w:bookmarkEnd w:id="12"/>
-    </w:p>
-    <w:p/>
-    <w:p>
-      <w:pPr>
-        <w:spacing w:after="120" w:line="300" w:lineRule="auto"/>
-        <w:jc w:val="both"/>
-      </w:pPr>
-      <w:r>
-        <w:t>El sistema está formado por cuatro workflows que cumplen los tres tipos exigidos (ingesta, procesamiento y salida) más uno dedicado al manejo de errores.</w:t>
+        <w:t>La solución automatiza el proceso completo con cuatro workflows de n8n que trabajan sobre una base de datos PostgreSQL, ambos ejecutándose en contenedores Docker:</w:t>
       </w:r>
     </w:p>
     <w:p>
@@ -4587,12 +5087,25 @@
           <w:szCs w:val="18"/>
         </w:rPr>
       </w:pPr>
+    </w:p>
+    <w:p>
+      <w:pPr>
+        <w:spacing w:after="200"/>
+        <w:jc w:val="center"/>
+        <w:rPr>
+          <w:i/>
+          <w:iCs/>
+          <w:color w:val="595959"/>
+          <w:sz w:val="18"/>
+          <w:szCs w:val="18"/>
+        </w:rPr>
+      </w:pPr>
       <w:r>
         <w:rPr>
           <w:noProof/>
         </w:rPr>
         <w:drawing>
-          <wp:inline distT="0" distB="0" distL="0" distR="0" wp14:anchorId="16B74C1D" wp14:editId="3D018C10">
+          <wp:inline distT="0" distB="0" distL="0" distR="0" wp14:anchorId="16B74C1D" wp14:editId="5E5A7788">
             <wp:extent cx="2421255" cy="6774180"/>
             <wp:effectExtent l="0" t="0" r="0" b="7620"/>
             <wp:docPr id="3" name="Imagen 3"/>
@@ -4685,7 +5198,96 @@
         <w:jc w:val="both"/>
       </w:pPr>
       <w:r>
+        <w:rPr>
+          <w:b/>
+          <w:bCs/>
+        </w:rPr>
+        <w:t xml:space="preserve">Objetivo: </w:t>
+      </w:r>
+      <w:r>
+        <w:t xml:space="preserve">ser la única puerta de entrada al sistema. Ninguna solicitud llega a la base de datos sin pasar antes por este </w:t>
+      </w:r>
+      <w:proofErr w:type="spellStart"/>
+      <w:r>
+        <w:t>workflow</w:t>
+      </w:r>
+      <w:proofErr w:type="spellEnd"/>
+      <w:r>
+        <w:t>.</w:t>
+      </w:r>
+    </w:p>
+    <w:p>
+      <w:pPr>
+        <w:spacing w:after="120" w:line="300" w:lineRule="auto"/>
+        <w:jc w:val="both"/>
+      </w:pPr>
+      <w:r>
+        <w:rPr>
+          <w:b/>
+          <w:bCs/>
+        </w:rPr>
+        <w:t xml:space="preserve">Disparador: </w:t>
+      </w:r>
+      <w:r>
+        <w:t xml:space="preserve">nodo </w:t>
+      </w:r>
+      <w:proofErr w:type="spellStart"/>
+      <w:r>
+        <w:t>Webhook</w:t>
+      </w:r>
+      <w:proofErr w:type="spellEnd"/>
+      <w:r>
+        <w:t xml:space="preserve"> que recibe peticiones POST en /</w:t>
+      </w:r>
+      <w:proofErr w:type="spellStart"/>
+      <w:r>
+        <w:t>webhook</w:t>
+      </w:r>
+      <w:proofErr w:type="spellEnd"/>
+      <w:r>
+        <w:t>/prestamos. Exige la cabecera X-API-Key (</w:t>
+      </w:r>
+      <w:proofErr w:type="spellStart"/>
+      <w:r>
+        <w:t>Header</w:t>
+      </w:r>
+      <w:proofErr w:type="spellEnd"/>
+      <w:r>
+        <w:t xml:space="preserve"> </w:t>
+      </w:r>
+      <w:proofErr w:type="spellStart"/>
+      <w:r>
+        <w:t>Auth</w:t>
+      </w:r>
+      <w:proofErr w:type="spellEnd"/>
+      <w:r>
+        <w:t xml:space="preserve">): sin la clave correcta, n8n responde 403 y el </w:t>
+      </w:r>
+      <w:proofErr w:type="spellStart"/>
+      <w:r>
+        <w:t>workflow</w:t>
+      </w:r>
+      <w:proofErr w:type="spellEnd"/>
+      <w:r>
+        <w:t xml:space="preserve"> ni siquiera se ejecuta.</w:t>
+      </w:r>
+    </w:p>
+    <w:p/>
+    <w:p>
+      <w:pPr>
+        <w:spacing w:after="120" w:line="300" w:lineRule="auto"/>
+        <w:jc w:val="both"/>
+      </w:pPr>
+      <w:r>
         <w:t>Es la puerta de entrada del sistema. Recibe la solicitud por HTTP, comprueba la clave de acceso, valida los datos y decide si la rechaza o la envía a procesamiento.</w:t>
+      </w:r>
+    </w:p>
+    <w:p>
+      <w:pPr>
+        <w:pStyle w:val="Ttulo2"/>
+      </w:pPr>
+      <w:r>
+        <w:t>3.1 Nodos</w:t>
       </w:r>
     </w:p>
     <w:tbl>
@@ -5596,6 +6198,14 @@
     </w:p>
     <w:p>
       <w:pPr>
+        <w:pStyle w:val="Ttulo2"/>
+      </w:pPr>
+      <w:r>
+        <w:t>3.2 Reglas de validación</w:t>
+      </w:r>
+    </w:p>
+    <w:p>
+      <w:pPr>
         <w:spacing w:after="120" w:line="300" w:lineRule="auto"/>
         <w:jc w:val="both"/>
       </w:pPr>
@@ -6034,6 +6644,7 @@
           <w:iCs/>
           <w:noProof/>
         </w:rPr>
+        <w:lastRenderedPageBreak/>
         <w:drawing>
           <wp:inline distT="0" distB="0" distL="0" distR="0" wp14:anchorId="54A011AD" wp14:editId="052FAF22">
             <wp:extent cx="5943600" cy="2903220"/>
@@ -6094,7 +6705,6 @@
       </w:pPr>
       <w:bookmarkStart w:id="14" w:name="_Toc243557572"/>
       <w:r>
-        <w:lastRenderedPageBreak/>
         <w:t>5.2 WF2 – Procesamiento de préstamos</w:t>
       </w:r>
       <w:bookmarkEnd w:id="14"/>
@@ -6106,7 +6716,14 @@
         <w:jc w:val="both"/>
       </w:pPr>
       <w:r>
-        <w:t>Solo puede ejecutarse desde el WF1, nunca directamente desde fuera. Su nodo central ejecuta una única consulta SQL que descuenta el stock solo si alcanza y, en la misma instrucción, registra el préstamo:</w:t>
+        <w:rPr>
+          <w:b/>
+          <w:bCs/>
+        </w:rPr>
+        <w:t xml:space="preserve">Objetivo: </w:t>
+      </w:r>
+      <w:r>
+        <w:t>decidir si el préstamo se puede entregar y, si se puede, registrarlo sin dejar el inventario inconsistente.</w:t>
       </w:r>
     </w:p>
     <w:p>
@@ -6114,6 +6731,60 @@
         <w:spacing w:after="120" w:line="300" w:lineRule="auto"/>
         <w:jc w:val="both"/>
       </w:pPr>
+      <w:proofErr w:type="spellStart"/>
+      <w:r>
+        <w:rPr>
+          <w:b/>
+          <w:bCs/>
+          <w:lang w:val="en-US"/>
+        </w:rPr>
+        <w:t>Disparador</w:t>
+      </w:r>
+      <w:proofErr w:type="spellEnd"/>
+      <w:r>
+        <w:rPr>
+          <w:b/>
+          <w:bCs/>
+          <w:lang w:val="en-US"/>
+        </w:rPr>
+        <w:t xml:space="preserve">: </w:t>
+      </w:r>
+      <w:proofErr w:type="spellStart"/>
+      <w:r>
+        <w:rPr>
+          <w:lang w:val="en-US"/>
+        </w:rPr>
+        <w:t>nodo</w:t>
+      </w:r>
+      <w:proofErr w:type="spellEnd"/>
+      <w:r>
+        <w:rPr>
+          <w:lang w:val="en-US"/>
+        </w:rPr>
+        <w:t xml:space="preserve"> When Executed by Another Workflow. </w:t>
+      </w:r>
+      <w:r>
+        <w:t>Solo se ejecuta cuando lo llama el WF1, por lo que nadie puede usarlo desde afuera para saltarse la validación.</w:t>
+      </w:r>
+    </w:p>
+    <w:p>
+      <w:pPr>
+        <w:spacing w:after="120" w:line="300" w:lineRule="auto"/>
+        <w:jc w:val="both"/>
+      </w:pPr>
+      <w:r>
+        <w:t>Su nodo central ejecuta una única consulta SQL que descuenta el stock solo si alcanza y, en la misma instrucción, registra el préstamo. Al ser una sola operación, PostgreSQL la trata como una transacción: si dos personas piden el último equipo al mismo tiempo, solo una lo obtiene, y si algo falla no se guarda nada a medias. Los datos del estudiante viajan como parámetros separados del SQL, lo que evita la inyección SQL.</w:t>
+      </w:r>
+    </w:p>
+    <w:p/>
+    <w:p>
+      <w:pPr>
+        <w:spacing w:after="120" w:line="300" w:lineRule="auto"/>
+        <w:jc w:val="both"/>
+      </w:pPr>
+      <w:r>
+        <w:t>Solo puede ejecutarse desde el WF1, nunca directamente desde fuera. Su nodo central ejecuta una única consulta SQL que descuenta el stock solo si alcanza y, en la misma instrucción, registra el préstamo:</w:t>
+      </w:r>
     </w:p>
     <w:p>
       <w:pPr>
@@ -6463,6 +7134,9 @@
       <w:pPr>
         <w:shd w:val="clear" w:color="auto" w:fill="F2F2F2"/>
         <w:ind w:left="240"/>
+        <w:rPr>
+          <w:lang w:val="en-US"/>
+        </w:rPr>
       </w:pPr>
       <w:r>
         <w:rPr>
@@ -6477,6 +7151,7 @@
           <w:rFonts w:ascii="Consolas" w:eastAsia="Consolas" w:hAnsi="Consolas" w:cs="Consolas"/>
           <w:sz w:val="17"/>
           <w:szCs w:val="17"/>
+          <w:lang w:val="en-US"/>
         </w:rPr>
         <w:t xml:space="preserve">SELECT $3, $4, </w:t>
       </w:r>
@@ -6486,6 +7161,7 @@
           <w:rFonts w:ascii="Consolas" w:eastAsia="Consolas" w:hAnsi="Consolas" w:cs="Consolas"/>
           <w:sz w:val="17"/>
           <w:szCs w:val="17"/>
+          <w:lang w:val="en-US"/>
         </w:rPr>
         <w:t>id_equipo</w:t>
       </w:r>
@@ -6495,6 +7171,7 @@
           <w:rFonts w:ascii="Consolas" w:eastAsia="Consolas" w:hAnsi="Consolas" w:cs="Consolas"/>
           <w:sz w:val="17"/>
           <w:szCs w:val="17"/>
+          <w:lang w:val="en-US"/>
         </w:rPr>
         <w:t>, $2, $</w:t>
       </w:r>
@@ -6504,6 +7181,7 @@
           <w:rFonts w:ascii="Consolas" w:eastAsia="Consolas" w:hAnsi="Consolas" w:cs="Consolas"/>
           <w:sz w:val="17"/>
           <w:szCs w:val="17"/>
+          <w:lang w:val="en-US"/>
         </w:rPr>
         <w:t>5::</w:t>
       </w:r>
@@ -6513,9 +7191,21 @@
           <w:rFonts w:ascii="Consolas" w:eastAsia="Consolas" w:hAnsi="Consolas" w:cs="Consolas"/>
           <w:sz w:val="17"/>
           <w:szCs w:val="17"/>
+          <w:lang w:val="en-US"/>
         </w:rPr>
-        <w:t>date FROM equipo</w:t>
-      </w:r>
+        <w:t xml:space="preserve">date FROM </w:t>
+      </w:r>
+      <w:proofErr w:type="spellStart"/>
+      <w:r>
+        <w:rPr>
+          <w:rFonts w:ascii="Consolas" w:eastAsia="Consolas" w:hAnsi="Consolas" w:cs="Consolas"/>
+          <w:sz w:val="17"/>
+          <w:szCs w:val="17"/>
+          <w:lang w:val="en-US"/>
+        </w:rPr>
+        <w:t>equipo</w:t>
+      </w:r>
+      <w:proofErr w:type="spellEnd"/>
     </w:p>
     <w:p>
       <w:pPr>
@@ -6530,6 +7220,7 @@
           <w:rFonts w:ascii="Consolas" w:eastAsia="Consolas" w:hAnsi="Consolas" w:cs="Consolas"/>
           <w:sz w:val="17"/>
           <w:szCs w:val="17"/>
+          <w:lang w:val="en-US"/>
         </w:rPr>
         <w:t xml:space="preserve">  </w:t>
       </w:r>
@@ -6671,6 +7362,14 @@
       </w:pPr>
       <w:r>
         <w:t>Como todo ocurre en una sola instrucción, PostgreSQL la ejecuta como una transacción: si dos solicitudes compiten por la última unidad, solo una la obtiene, y si algo falla no se guarda nada a medias.</w:t>
+      </w:r>
+    </w:p>
+    <w:p>
+      <w:pPr>
+        <w:pStyle w:val="Ttulo2"/>
+      </w:pPr>
+      <w:r>
+        <w:t>4.1 Nodos</w:t>
       </w:r>
     </w:p>
     <w:p>
@@ -7605,6 +8304,13 @@
       <w:pPr>
         <w:spacing w:after="200"/>
         <w:jc w:val="center"/>
+        <w:rPr>
+          <w:i/>
+          <w:iCs/>
+          <w:color w:val="595959"/>
+          <w:sz w:val="18"/>
+          <w:szCs w:val="18"/>
+        </w:rPr>
       </w:pPr>
       <w:r>
         <w:rPr>
@@ -7612,11 +8318,10 @@
           <w:iCs/>
           <w:noProof/>
         </w:rPr>
-        <w:lastRenderedPageBreak/>
         <w:drawing>
-          <wp:inline distT="0" distB="0" distL="0" distR="0" wp14:anchorId="0742F3F5" wp14:editId="71D2E567">
-            <wp:extent cx="5943600" cy="4120515"/>
-            <wp:effectExtent l="0" t="0" r="0" b="0"/>
+          <wp:inline distT="0" distB="0" distL="0" distR="0" wp14:anchorId="0742F3F5" wp14:editId="00E4AC49">
+            <wp:extent cx="5941089" cy="3470400"/>
+            <wp:effectExtent l="0" t="0" r="2540" b="0"/>
             <wp:docPr id="5" name="Imagen 5"/>
             <wp:cNvGraphicFramePr>
               <a:graphicFrameLocks xmlns:a="http://schemas.openxmlformats.org/drawingml/2006/main" noChangeAspect="1"/>
@@ -7637,7 +8342,7 @@
                   <pic:spPr>
                     <a:xfrm>
                       <a:off x="0" y="0"/>
-                      <a:ext cx="5943600" cy="4120515"/>
+                      <a:ext cx="5968020" cy="3486132"/>
                     </a:xfrm>
                     <a:prstGeom prst="rect">
                       <a:avLst/>
@@ -7669,6 +8374,12 @@
     </w:p>
     <w:p>
       <w:pPr>
+        <w:spacing w:after="200"/>
+        <w:jc w:val="center"/>
+      </w:pPr>
+    </w:p>
+    <w:p>
+      <w:pPr>
         <w:pStyle w:val="Ttulo2"/>
       </w:pPr>
       <w:bookmarkStart w:id="15" w:name="_Toc243557573"/>
@@ -7683,8 +8394,91 @@
         <w:jc w:val="both"/>
       </w:pPr>
       <w:r>
+        <w:rPr>
+          <w:b/>
+          <w:bCs/>
+        </w:rPr>
+        <w:t xml:space="preserve">Objetivo: </w:t>
+      </w:r>
+      <w:r>
+        <w:t>dar seguimiento a los préstamos sin que nadie tenga que revisar el cuaderno: detectar los equipos que no se devolvieron a tiempo y dejar un reporte verificable.</w:t>
+      </w:r>
+    </w:p>
+    <w:p>
+      <w:pPr>
+        <w:spacing w:after="120" w:line="300" w:lineRule="auto"/>
+        <w:jc w:val="both"/>
+      </w:pPr>
+      <w:r>
+        <w:rPr>
+          <w:b/>
+          <w:bCs/>
+        </w:rPr>
+        <w:t xml:space="preserve">Disparador: </w:t>
+      </w:r>
+      <w:r>
+        <w:t xml:space="preserve">nodo Schedule </w:t>
+      </w:r>
+      <w:proofErr w:type="spellStart"/>
+      <w:r>
+        <w:t>Trigger</w:t>
+      </w:r>
+      <w:proofErr w:type="spellEnd"/>
+      <w:r>
+        <w:t xml:space="preserve"> que lo ejecuta todos los días a las 7:00 a. m. (hora de Guatemala).</w:t>
+      </w:r>
+    </w:p>
+    <w:p>
+      <w:pPr>
+        <w:spacing w:after="120" w:line="300" w:lineRule="auto"/>
+        <w:jc w:val="both"/>
+      </w:pPr>
+      <w:r>
+        <w:t xml:space="preserve">El </w:t>
+      </w:r>
+      <w:proofErr w:type="spellStart"/>
+      <w:r>
+        <w:t>workflow</w:t>
+      </w:r>
+      <w:proofErr w:type="spellEnd"/>
+      <w:r>
+        <w:t xml:space="preserve"> marca como VENCIDO todo préstamo activo cuya fecha de devolución ya pasó y genera dos salidas: un registro con el reporte completo en la tabla auditoria y un archivo CSV en la carpeta reportes, con el nombre reporte_vencidos_AAAA-MM-DD.csv, que se puede abrir en Excel. Si un día no hay vencidos, el reporte se genera igual indicando "Sin préstamos vencidos".</w:t>
+      </w:r>
+    </w:p>
+    <w:p>
+      <w:pPr>
+        <w:spacing w:after="120" w:line="300" w:lineRule="auto"/>
+        <w:jc w:val="both"/>
+      </w:pPr>
+      <w:r>
         <w:t>Se ejecuta automáticamente todos los días a las 7:00 a. m. Marca como VENCIDO todo préstamo activo cuya fecha de devolución ya pasó y produce un reporte con dos salidas verificables: un registro en la tabla auditoria y un archivo CSV en la carpeta reportes/, con el nombre reporte_vencidos_AAAA-MM-DD.csv.</w:t>
       </w:r>
+    </w:p>
+    <w:p>
+      <w:pPr>
+        <w:spacing w:after="120" w:line="300" w:lineRule="auto"/>
+        <w:jc w:val="both"/>
+      </w:pPr>
+    </w:p>
+    <w:p>
+      <w:pPr>
+        <w:spacing w:after="120" w:line="300" w:lineRule="auto"/>
+        <w:jc w:val="both"/>
+      </w:pPr>
+    </w:p>
+    <w:p>
+      <w:pPr>
+        <w:pStyle w:val="Ttulo2"/>
+      </w:pPr>
+      <w:r>
+        <w:t>5.1 Nodos</w:t>
+      </w:r>
+    </w:p>
+    <w:p>
+      <w:pPr>
+        <w:spacing w:after="120" w:line="300" w:lineRule="auto"/>
+        <w:jc w:val="both"/>
+      </w:pPr>
     </w:p>
     <w:tbl>
       <w:tblPr>
@@ -8680,6 +9474,70 @@
         <w:jc w:val="both"/>
       </w:pPr>
       <w:r>
+        <w:rPr>
+          <w:b/>
+          <w:bCs/>
+        </w:rPr>
+        <w:t xml:space="preserve">Objetivo: </w:t>
+      </w:r>
+      <w:r>
+        <w:t>que ningún fallo pase desapercibido.</w:t>
+      </w:r>
+    </w:p>
+    <w:p>
+      <w:pPr>
+        <w:spacing w:after="120" w:line="300" w:lineRule="auto"/>
+        <w:jc w:val="both"/>
+      </w:pPr>
+    </w:p>
+    <w:p>
+      <w:pPr>
+        <w:spacing w:after="120" w:line="300" w:lineRule="auto"/>
+        <w:jc w:val="both"/>
+      </w:pPr>
+      <w:r>
+        <w:rPr>
+          <w:b/>
+          <w:bCs/>
+        </w:rPr>
+        <w:t xml:space="preserve">Disparador: </w:t>
+      </w:r>
+      <w:r>
+        <w:t xml:space="preserve">nodo Error </w:t>
+      </w:r>
+      <w:proofErr w:type="spellStart"/>
+      <w:r>
+        <w:t>Trigger</w:t>
+      </w:r>
+      <w:proofErr w:type="spellEnd"/>
+      <w:r>
+        <w:t>. Está configurado como Error Workflow del WF1, el WF2 y el WF3, así que n8n lo ejecuta automáticamente cuando cualquiera de ellos falla.</w:t>
+      </w:r>
+    </w:p>
+    <w:p>
+      <w:pPr>
+        <w:spacing w:after="120" w:line="300" w:lineRule="auto"/>
+        <w:jc w:val="both"/>
+      </w:pPr>
+      <w:r>
+        <w:t xml:space="preserve">Registra en la tabla errores el </w:t>
+      </w:r>
+      <w:proofErr w:type="spellStart"/>
+      <w:r>
+        <w:t>workflow</w:t>
+      </w:r>
+      <w:proofErr w:type="spellEnd"/>
+      <w:r>
+        <w:t>, el nodo exacto que falló, el mensaje, el número de ejecución y el detalle técnico. Como el WF1 llama al WF2, un fallo en el WF2 queda registrado dos veces: donde se originó y donde se recibió. Así se puede seguir el recorrido completo del error.</w:t>
+      </w:r>
+    </w:p>
+    <w:p/>
+    <w:p>
+      <w:pPr>
+        <w:spacing w:after="120" w:line="300" w:lineRule="auto"/>
+        <w:jc w:val="both"/>
+      </w:pPr>
+      <w:r>
         <w:t>Está configurado como Error Workflow del WF1, el WF2 y el WF3. Cuando cualquiera de ellos falla en una ejecución de producción, n8n lo activa automáticamente con el detalle del error.</w:t>
       </w:r>
     </w:p>
@@ -8744,6 +9602,7 @@
                 <w:sz w:val="19"/>
                 <w:szCs w:val="19"/>
               </w:rPr>
+              <w:lastRenderedPageBreak/>
               <w:t>Nodo</w:t>
             </w:r>
           </w:p>
@@ -9067,6 +9926,53 @@
     </w:p>
     <w:p>
       <w:pPr>
+        <w:spacing w:after="60"/>
+      </w:pPr>
+    </w:p>
+    <w:p>
+      <w:pPr>
+        <w:spacing w:after="60"/>
+      </w:pPr>
+      <w:r>
+        <w:drawing>
+          <wp:inline distT="0" distB="0" distL="0" distR="0" wp14:anchorId="7845FF2E" wp14:editId="1EBEEC66">
+            <wp:extent cx="5943600" cy="2649855"/>
+            <wp:effectExtent l="0" t="0" r="0" b="0"/>
+            <wp:docPr id="18" name="Imagen 18"/>
+            <wp:cNvGraphicFramePr>
+              <a:graphicFrameLocks xmlns:a="http://schemas.openxmlformats.org/drawingml/2006/main" noChangeAspect="1"/>
+            </wp:cNvGraphicFramePr>
+            <a:graphic xmlns:a="http://schemas.openxmlformats.org/drawingml/2006/main">
+              <a:graphicData uri="http://schemas.openxmlformats.org/drawingml/2006/picture">
+                <pic:pic xmlns:pic="http://schemas.openxmlformats.org/drawingml/2006/picture">
+                  <pic:nvPicPr>
+                    <pic:cNvPr id="1" name=""/>
+                    <pic:cNvPicPr/>
+                  </pic:nvPicPr>
+                  <pic:blipFill>
+                    <a:blip r:embed="rId15"/>
+                    <a:stretch>
+                      <a:fillRect/>
+                    </a:stretch>
+                  </pic:blipFill>
+                  <pic:spPr>
+                    <a:xfrm>
+                      <a:off x="0" y="0"/>
+                      <a:ext cx="5943600" cy="2649855"/>
+                    </a:xfrm>
+                    <a:prstGeom prst="rect">
+                      <a:avLst/>
+                    </a:prstGeom>
+                  </pic:spPr>
+                </pic:pic>
+              </a:graphicData>
+            </a:graphic>
+          </wp:inline>
+        </w:drawing>
+      </w:r>
+    </w:p>
+    <w:p>
+      <w:pPr>
         <w:pStyle w:val="Ttulo2"/>
       </w:pPr>
       <w:bookmarkStart w:id="17" w:name="_Toc243557575"/>
@@ -9113,39 +10019,103 @@
       </w:r>
       <w:proofErr w:type="spellEnd"/>
       <w:r>
+        <w:t xml:space="preserve"> to </w:t>
+      </w:r>
+      <w:proofErr w:type="spellStart"/>
+      <w:r>
+        <w:t>Webhook</w:t>
+      </w:r>
+      <w:proofErr w:type="spellEnd"/>
+      <w:r>
+        <w:t xml:space="preserve">, </w:t>
+      </w:r>
+      <w:proofErr w:type="spellStart"/>
+      <w:r>
+        <w:t>Execute</w:t>
+      </w:r>
+      <w:proofErr w:type="spellEnd"/>
+      <w:r>
+        <w:t xml:space="preserve"> Workflow, </w:t>
+      </w:r>
+      <w:proofErr w:type="spellStart"/>
+      <w:r>
+        <w:t>Execute</w:t>
+      </w:r>
+      <w:proofErr w:type="spellEnd"/>
+      <w:r>
+        <w:t xml:space="preserve"> Workflow </w:t>
+      </w:r>
+      <w:proofErr w:type="spellStart"/>
+      <w:r>
+        <w:t>Trigger</w:t>
+      </w:r>
+      <w:proofErr w:type="spellEnd"/>
+      <w:r>
+        <w:t xml:space="preserve">, </w:t>
+      </w:r>
+      <w:proofErr w:type="spellStart"/>
+      <w:r>
+        <w:t>Edit</w:t>
+      </w:r>
+      <w:proofErr w:type="spellEnd"/>
+      <w:r>
         <w:t xml:space="preserve"> </w:t>
       </w:r>
       <w:proofErr w:type="spellStart"/>
       <w:r>
+        <w:t>Fields</w:t>
+      </w:r>
+      <w:proofErr w:type="spellEnd"/>
+      <w:r>
+        <w:t xml:space="preserve">, Schedule </w:t>
+      </w:r>
+      <w:proofErr w:type="spellStart"/>
+      <w:r>
+        <w:t>Trigger</w:t>
+      </w:r>
+      <w:proofErr w:type="spellEnd"/>
+      <w:r>
+        <w:t xml:space="preserve">, </w:t>
+      </w:r>
+      <w:proofErr w:type="spellStart"/>
+      <w:r>
+        <w:t>Convert</w:t>
+      </w:r>
+      <w:proofErr w:type="spellEnd"/>
+      <w:r>
+        <w:t xml:space="preserve"> </w:t>
+      </w:r>
+      <w:proofErr w:type="spellStart"/>
+      <w:r>
         <w:t>to</w:t>
       </w:r>
       <w:proofErr w:type="spellEnd"/>
       <w:r>
-        <w:t xml:space="preserve"> </w:t>
+        <w:t xml:space="preserve"> File, </w:t>
       </w:r>
       <w:proofErr w:type="spellStart"/>
       <w:r>
-        <w:t>Webhook</w:t>
+        <w:t>Read</w:t>
       </w:r>
       <w:proofErr w:type="spellEnd"/>
       <w:r>
-        <w:t xml:space="preserve">, </w:t>
+        <w:t>/</w:t>
       </w:r>
       <w:proofErr w:type="spellStart"/>
       <w:r>
-        <w:t>Execute</w:t>
+        <w:t>Write</w:t>
       </w:r>
       <w:proofErr w:type="spellEnd"/>
       <w:r>
-        <w:t xml:space="preserve"> Workflow, </w:t>
+        <w:t xml:space="preserve"> Files </w:t>
       </w:r>
       <w:proofErr w:type="spellStart"/>
       <w:r>
-        <w:t>Execute</w:t>
+        <w:t>from</w:t>
       </w:r>
       <w:proofErr w:type="spellEnd"/>
       <w:r>
-        <w:t xml:space="preserve"> Workflow </w:t>
+        <w:t xml:space="preserve"> Disk y Error </w:t>
       </w:r>
       <w:proofErr w:type="spellStart"/>
       <w:r>
@@ -9153,114 +10123,553 @@
       </w:r>
       <w:proofErr w:type="spellEnd"/>
       <w:r>
-        <w:t xml:space="preserve">, </w:t>
+        <w:t>.</w:t>
+      </w:r>
+    </w:p>
+    <w:p>
+      <w:pPr>
+        <w:pStyle w:val="Ttulo1"/>
+      </w:pPr>
+      <w:r>
+        <w:t xml:space="preserve">6. </w:t>
+      </w:r>
+      <w:r>
+        <w:t>Como Trabajan Juntos</w:t>
+      </w:r>
+    </w:p>
+    <w:p>
+      <w:pPr>
+        <w:pStyle w:val="Prrafodelista"/>
+        <w:numPr>
+          <w:ilvl w:val="0"/>
+          <w:numId w:val="5"/>
+        </w:numPr>
+        <w:spacing w:after="60" w:line="280" w:lineRule="auto"/>
+        <w:contextualSpacing w:val="0"/>
+        <w:jc w:val="both"/>
+      </w:pPr>
+      <w:r>
+        <w:t xml:space="preserve">Una solicitud llega al </w:t>
       </w:r>
       <w:proofErr w:type="spellStart"/>
       <w:r>
-        <w:t>Edit</w:t>
+        <w:t>webhook</w:t>
       </w:r>
       <w:proofErr w:type="spellEnd"/>
       <w:r>
-        <w:t xml:space="preserve"> </w:t>
-      </w:r>
-      <w:proofErr w:type="spellStart"/>
-      <w:r>
-        <w:t>Fields</w:t>
-      </w:r>
-      <w:proofErr w:type="spellEnd"/>
-      <w:r>
-        <w:t xml:space="preserve">, Schedule </w:t>
-      </w:r>
-      <w:proofErr w:type="spellStart"/>
-      <w:r>
-        <w:t>Trigger</w:t>
-      </w:r>
-      <w:proofErr w:type="spellEnd"/>
-      <w:r>
-        <w:t xml:space="preserve">, </w:t>
-      </w:r>
-      <w:proofErr w:type="spellStart"/>
-      <w:r>
-        <w:t>Convert</w:t>
-      </w:r>
-      <w:proofErr w:type="spellEnd"/>
-      <w:r>
-        <w:t xml:space="preserve"> </w:t>
-      </w:r>
-      <w:proofErr w:type="spellStart"/>
-      <w:r>
-        <w:t>to</w:t>
-      </w:r>
-      <w:proofErr w:type="spellEnd"/>
-      <w:r>
-        <w:t xml:space="preserve"> File, </w:t>
-      </w:r>
-      <w:proofErr w:type="spellStart"/>
-      <w:r>
-        <w:t>Read</w:t>
-      </w:r>
-      <w:proofErr w:type="spellEnd"/>
-      <w:r>
-        <w:t>/</w:t>
-      </w:r>
-      <w:proofErr w:type="spellStart"/>
-      <w:r>
-        <w:t>Write</w:t>
-      </w:r>
-      <w:proofErr w:type="spellEnd"/>
-      <w:r>
-        <w:t xml:space="preserve"> Files </w:t>
-      </w:r>
-      <w:proofErr w:type="spellStart"/>
-      <w:r>
-        <w:t>from</w:t>
-      </w:r>
-      <w:proofErr w:type="spellEnd"/>
-      <w:r>
-        <w:t xml:space="preserve"> Disk y Error </w:t>
-      </w:r>
-      <w:proofErr w:type="spellStart"/>
-      <w:r>
-        <w:t>Trigger</w:t>
-      </w:r>
-      <w:proofErr w:type="spellEnd"/>
-      <w:r>
-        <w:t>.</w:t>
-      </w:r>
-    </w:p>
-    <w:p>
-      <w:pPr>
-        <w:pStyle w:val="Ttulo1"/>
-      </w:pPr>
-      <w:r>
-        <w:lastRenderedPageBreak/>
-        <w:t xml:space="preserve">6. </w:t>
-      </w:r>
-      <w:bookmarkStart w:id="18" w:name="_Toc243557576"/>
-      <w:r>
-        <w:t>Manejo de errores y de los datos</w:t>
-      </w:r>
-      <w:bookmarkEnd w:id="18"/>
-    </w:p>
-    <w:p/>
-    <w:p>
-      <w:pPr>
-        <w:pStyle w:val="Ttulo2"/>
-      </w:pPr>
-      <w:bookmarkStart w:id="19" w:name="_Toc243557577"/>
-      <w:r>
-        <w:t>6.1 Errores esperados</w:t>
-      </w:r>
-      <w:bookmarkEnd w:id="19"/>
-    </w:p>
-    <w:p/>
+        <w:t xml:space="preserve"> del WF1 con la clave de acceso.</w:t>
+      </w:r>
+    </w:p>
+    <w:p>
+      <w:pPr>
+        <w:pStyle w:val="Prrafodelista"/>
+        <w:numPr>
+          <w:ilvl w:val="0"/>
+          <w:numId w:val="5"/>
+        </w:numPr>
+        <w:spacing w:after="60" w:line="280" w:lineRule="auto"/>
+        <w:contextualSpacing w:val="0"/>
+        <w:jc w:val="both"/>
+      </w:pPr>
+      <w:r>
+        <w:t>El WF1 valida los datos. Si son inválidos, registra el rechazo y responde 400.</w:t>
+      </w:r>
+    </w:p>
+    <w:p>
+      <w:pPr>
+        <w:pStyle w:val="Prrafodelista"/>
+        <w:numPr>
+          <w:ilvl w:val="0"/>
+          <w:numId w:val="5"/>
+        </w:numPr>
+        <w:spacing w:after="60" w:line="280" w:lineRule="auto"/>
+        <w:contextualSpacing w:val="0"/>
+        <w:jc w:val="both"/>
+      </w:pPr>
+      <w:r>
+        <w:t>Si son válidos, el WF1 llama al WF2, que intenta registrar el préstamo y descontar el stock.</w:t>
+      </w:r>
+    </w:p>
+    <w:p>
+      <w:pPr>
+        <w:pStyle w:val="Prrafodelista"/>
+        <w:numPr>
+          <w:ilvl w:val="0"/>
+          <w:numId w:val="5"/>
+        </w:numPr>
+        <w:spacing w:after="60" w:line="280" w:lineRule="auto"/>
+        <w:contextualSpacing w:val="0"/>
+        <w:jc w:val="both"/>
+      </w:pPr>
+      <w:r>
+        <w:t>El WF2 registra el resultado en la auditoría y lo devuelve al WF1, que responde 201 (aprobado) o 409 (sin stock o equipo inexistente).</w:t>
+      </w:r>
+    </w:p>
+    <w:p>
+      <w:pPr>
+        <w:pStyle w:val="Prrafodelista"/>
+        <w:numPr>
+          <w:ilvl w:val="0"/>
+          <w:numId w:val="5"/>
+        </w:numPr>
+        <w:spacing w:after="60" w:line="280" w:lineRule="auto"/>
+        <w:contextualSpacing w:val="0"/>
+        <w:jc w:val="both"/>
+      </w:pPr>
+      <w:r>
+        <w:t>Cada mañana, el WF3 revisa los préstamos vencidos y genera el reporte.</w:t>
+      </w:r>
+    </w:p>
+    <w:p>
+      <w:pPr>
+        <w:pStyle w:val="Prrafodelista"/>
+        <w:numPr>
+          <w:ilvl w:val="0"/>
+          <w:numId w:val="5"/>
+        </w:numPr>
+        <w:spacing w:after="60" w:line="280" w:lineRule="auto"/>
+        <w:contextualSpacing w:val="0"/>
+        <w:jc w:val="both"/>
+      </w:pPr>
+      <w:r>
+        <w:t xml:space="preserve">Si cualquiera de </w:t>
+      </w:r>
+      <w:proofErr w:type="gramStart"/>
+      <w:r>
+        <w:t>los tres falla</w:t>
+      </w:r>
+      <w:proofErr w:type="gramEnd"/>
+      <w:r>
+        <w:t>, el WF4 registra el error.</w:t>
+      </w:r>
+    </w:p>
+    <w:p>
+      <w:pPr>
+        <w:spacing w:after="60"/>
+      </w:pPr>
+    </w:p>
+    <w:tbl>
+      <w:tblPr>
+        <w:tblW w:w="9360" w:type="dxa"/>
+        <w:tblBorders>
+          <w:top w:val="single" w:sz="4" w:space="0" w:color="auto"/>
+          <w:left w:val="single" w:sz="4" w:space="0" w:color="auto"/>
+          <w:bottom w:val="single" w:sz="4" w:space="0" w:color="auto"/>
+          <w:right w:val="single" w:sz="4" w:space="0" w:color="auto"/>
+          <w:insideH w:val="single" w:sz="4" w:space="0" w:color="auto"/>
+          <w:insideV w:val="single" w:sz="4" w:space="0" w:color="auto"/>
+        </w:tblBorders>
+        <w:tblCellMar>
+          <w:left w:w="10" w:type="dxa"/>
+          <w:right w:w="10" w:type="dxa"/>
+        </w:tblCellMar>
+        <w:tblLook w:val="0000" w:firstRow="0" w:lastRow="0" w:firstColumn="0" w:lastColumn="0" w:noHBand="0" w:noVBand="0"/>
+      </w:tblPr>
+      <w:tblGrid>
+        <w:gridCol w:w="1600"/>
+        <w:gridCol w:w="7760"/>
+      </w:tblGrid>
+      <w:tr>
+        <w:tblPrEx>
+          <w:tblCellMar>
+            <w:top w:w="0" w:type="dxa"/>
+            <w:bottom w:w="0" w:type="dxa"/>
+          </w:tblCellMar>
+        </w:tblPrEx>
+        <w:trPr>
+          <w:tblHeader/>
+        </w:trPr>
+        <w:tc>
+          <w:tcPr>
+            <w:tcW w:w="1600" w:type="dxa"/>
+            <w:tcBorders>
+              <w:top w:val="single" w:sz="4" w:space="0" w:color="BFBFBF"/>
+              <w:left w:val="single" w:sz="4" w:space="0" w:color="BFBFBF"/>
+              <w:bottom w:val="single" w:sz="4" w:space="0" w:color="BFBFBF"/>
+              <w:right w:val="single" w:sz="4" w:space="0" w:color="BFBFBF"/>
+            </w:tcBorders>
+            <w:shd w:val="clear" w:color="auto" w:fill="F6C5AC" w:themeFill="accent2" w:themeFillTint="66"/>
+            <w:tcMar>
+              <w:top w:w="60" w:type="dxa"/>
+              <w:left w:w="100" w:type="dxa"/>
+              <w:bottom w:w="60" w:type="dxa"/>
+              <w:right w:w="100" w:type="dxa"/>
+            </w:tcMar>
+          </w:tcPr>
+          <w:p>
+            <w:pPr>
+              <w:spacing w:line="260" w:lineRule="auto"/>
+            </w:pPr>
+            <w:r>
+              <w:rPr>
+                <w:b/>
+                <w:bCs/>
+                <w:color w:val="FFFFFF"/>
+                <w:sz w:val="19"/>
+                <w:szCs w:val="19"/>
+              </w:rPr>
+              <w:lastRenderedPageBreak/>
+              <w:t>Código</w:t>
+            </w:r>
+          </w:p>
+        </w:tc>
+        <w:tc>
+          <w:tcPr>
+            <w:tcW w:w="7760" w:type="dxa"/>
+            <w:tcBorders>
+              <w:top w:val="single" w:sz="4" w:space="0" w:color="BFBFBF"/>
+              <w:left w:val="single" w:sz="4" w:space="0" w:color="BFBFBF"/>
+              <w:bottom w:val="single" w:sz="4" w:space="0" w:color="BFBFBF"/>
+              <w:right w:val="single" w:sz="4" w:space="0" w:color="BFBFBF"/>
+            </w:tcBorders>
+            <w:shd w:val="clear" w:color="auto" w:fill="F6C5AC" w:themeFill="accent2" w:themeFillTint="66"/>
+            <w:tcMar>
+              <w:top w:w="60" w:type="dxa"/>
+              <w:left w:w="100" w:type="dxa"/>
+              <w:bottom w:w="60" w:type="dxa"/>
+              <w:right w:w="100" w:type="dxa"/>
+            </w:tcMar>
+          </w:tcPr>
+          <w:p>
+            <w:pPr>
+              <w:spacing w:line="260" w:lineRule="auto"/>
+            </w:pPr>
+            <w:r>
+              <w:rPr>
+                <w:b/>
+                <w:bCs/>
+                <w:color w:val="FFFFFF"/>
+                <w:sz w:val="19"/>
+                <w:szCs w:val="19"/>
+              </w:rPr>
+              <w:t>Significado</w:t>
+            </w:r>
+          </w:p>
+        </w:tc>
+      </w:tr>
+      <w:tr>
+        <w:tblPrEx>
+          <w:tblCellMar>
+            <w:top w:w="0" w:type="dxa"/>
+            <w:bottom w:w="0" w:type="dxa"/>
+          </w:tblCellMar>
+        </w:tblPrEx>
+        <w:tc>
+          <w:tcPr>
+            <w:tcW w:w="1600" w:type="dxa"/>
+            <w:tcBorders>
+              <w:top w:val="single" w:sz="4" w:space="0" w:color="BFBFBF"/>
+              <w:left w:val="single" w:sz="4" w:space="0" w:color="BFBFBF"/>
+              <w:bottom w:val="single" w:sz="4" w:space="0" w:color="BFBFBF"/>
+              <w:right w:val="single" w:sz="4" w:space="0" w:color="BFBFBF"/>
+            </w:tcBorders>
+            <w:tcMar>
+              <w:top w:w="60" w:type="dxa"/>
+              <w:left w:w="100" w:type="dxa"/>
+              <w:bottom w:w="60" w:type="dxa"/>
+              <w:right w:w="100" w:type="dxa"/>
+            </w:tcMar>
+          </w:tcPr>
+          <w:p>
+            <w:pPr>
+              <w:spacing w:line="260" w:lineRule="auto"/>
+            </w:pPr>
+            <w:r>
+              <w:rPr>
+                <w:sz w:val="19"/>
+                <w:szCs w:val="19"/>
+              </w:rPr>
+              <w:t>201</w:t>
+            </w:r>
+          </w:p>
+        </w:tc>
+        <w:tc>
+          <w:tcPr>
+            <w:tcW w:w="7760" w:type="dxa"/>
+            <w:tcBorders>
+              <w:top w:val="single" w:sz="4" w:space="0" w:color="BFBFBF"/>
+              <w:left w:val="single" w:sz="4" w:space="0" w:color="BFBFBF"/>
+              <w:bottom w:val="single" w:sz="4" w:space="0" w:color="BFBFBF"/>
+              <w:right w:val="single" w:sz="4" w:space="0" w:color="BFBFBF"/>
+            </w:tcBorders>
+            <w:tcMar>
+              <w:top w:w="60" w:type="dxa"/>
+              <w:left w:w="100" w:type="dxa"/>
+              <w:bottom w:w="60" w:type="dxa"/>
+              <w:right w:w="100" w:type="dxa"/>
+            </w:tcMar>
+          </w:tcPr>
+          <w:p>
+            <w:pPr>
+              <w:spacing w:line="260" w:lineRule="auto"/>
+            </w:pPr>
+            <w:r>
+              <w:rPr>
+                <w:sz w:val="19"/>
+                <w:szCs w:val="19"/>
+              </w:rPr>
+              <w:t>Préstamo aprobado y registrado.</w:t>
+            </w:r>
+          </w:p>
+        </w:tc>
+      </w:tr>
+      <w:tr>
+        <w:tblPrEx>
+          <w:tblCellMar>
+            <w:top w:w="0" w:type="dxa"/>
+            <w:bottom w:w="0" w:type="dxa"/>
+          </w:tblCellMar>
+        </w:tblPrEx>
+        <w:tc>
+          <w:tcPr>
+            <w:tcW w:w="1600" w:type="dxa"/>
+            <w:tcBorders>
+              <w:top w:val="single" w:sz="4" w:space="0" w:color="BFBFBF"/>
+              <w:left w:val="single" w:sz="4" w:space="0" w:color="BFBFBF"/>
+              <w:bottom w:val="single" w:sz="4" w:space="0" w:color="BFBFBF"/>
+              <w:right w:val="single" w:sz="4" w:space="0" w:color="BFBFBF"/>
+            </w:tcBorders>
+            <w:tcMar>
+              <w:top w:w="60" w:type="dxa"/>
+              <w:left w:w="100" w:type="dxa"/>
+              <w:bottom w:w="60" w:type="dxa"/>
+              <w:right w:w="100" w:type="dxa"/>
+            </w:tcMar>
+          </w:tcPr>
+          <w:p>
+            <w:pPr>
+              <w:spacing w:line="260" w:lineRule="auto"/>
+            </w:pPr>
+            <w:r>
+              <w:rPr>
+                <w:sz w:val="19"/>
+                <w:szCs w:val="19"/>
+              </w:rPr>
+              <w:t>400</w:t>
+            </w:r>
+          </w:p>
+        </w:tc>
+        <w:tc>
+          <w:tcPr>
+            <w:tcW w:w="7760" w:type="dxa"/>
+            <w:tcBorders>
+              <w:top w:val="single" w:sz="4" w:space="0" w:color="BFBFBF"/>
+              <w:left w:val="single" w:sz="4" w:space="0" w:color="BFBFBF"/>
+              <w:bottom w:val="single" w:sz="4" w:space="0" w:color="BFBFBF"/>
+              <w:right w:val="single" w:sz="4" w:space="0" w:color="BFBFBF"/>
+            </w:tcBorders>
+            <w:tcMar>
+              <w:top w:w="60" w:type="dxa"/>
+              <w:left w:w="100" w:type="dxa"/>
+              <w:bottom w:w="60" w:type="dxa"/>
+              <w:right w:w="100" w:type="dxa"/>
+            </w:tcMar>
+          </w:tcPr>
+          <w:p>
+            <w:pPr>
+              <w:spacing w:line="260" w:lineRule="auto"/>
+            </w:pPr>
+            <w:r>
+              <w:rPr>
+                <w:sz w:val="19"/>
+                <w:szCs w:val="19"/>
+              </w:rPr>
+              <w:t>Uno o más datos no cumplen las validaciones.</w:t>
+            </w:r>
+          </w:p>
+        </w:tc>
+      </w:tr>
+      <w:tr>
+        <w:tblPrEx>
+          <w:tblCellMar>
+            <w:top w:w="0" w:type="dxa"/>
+            <w:bottom w:w="0" w:type="dxa"/>
+          </w:tblCellMar>
+        </w:tblPrEx>
+        <w:tc>
+          <w:tcPr>
+            <w:tcW w:w="1600" w:type="dxa"/>
+            <w:tcBorders>
+              <w:top w:val="single" w:sz="4" w:space="0" w:color="BFBFBF"/>
+              <w:left w:val="single" w:sz="4" w:space="0" w:color="BFBFBF"/>
+              <w:bottom w:val="single" w:sz="4" w:space="0" w:color="BFBFBF"/>
+              <w:right w:val="single" w:sz="4" w:space="0" w:color="BFBFBF"/>
+            </w:tcBorders>
+            <w:tcMar>
+              <w:top w:w="60" w:type="dxa"/>
+              <w:left w:w="100" w:type="dxa"/>
+              <w:bottom w:w="60" w:type="dxa"/>
+              <w:right w:w="100" w:type="dxa"/>
+            </w:tcMar>
+          </w:tcPr>
+          <w:p>
+            <w:pPr>
+              <w:spacing w:line="260" w:lineRule="auto"/>
+            </w:pPr>
+            <w:r>
+              <w:rPr>
+                <w:sz w:val="19"/>
+                <w:szCs w:val="19"/>
+              </w:rPr>
+              <w:t>403</w:t>
+            </w:r>
+          </w:p>
+        </w:tc>
+        <w:tc>
+          <w:tcPr>
+            <w:tcW w:w="7760" w:type="dxa"/>
+            <w:tcBorders>
+              <w:top w:val="single" w:sz="4" w:space="0" w:color="BFBFBF"/>
+              <w:left w:val="single" w:sz="4" w:space="0" w:color="BFBFBF"/>
+              <w:bottom w:val="single" w:sz="4" w:space="0" w:color="BFBFBF"/>
+              <w:right w:val="single" w:sz="4" w:space="0" w:color="BFBFBF"/>
+            </w:tcBorders>
+            <w:tcMar>
+              <w:top w:w="60" w:type="dxa"/>
+              <w:left w:w="100" w:type="dxa"/>
+              <w:bottom w:w="60" w:type="dxa"/>
+              <w:right w:w="100" w:type="dxa"/>
+            </w:tcMar>
+          </w:tcPr>
+          <w:p>
+            <w:pPr>
+              <w:spacing w:line="260" w:lineRule="auto"/>
+            </w:pPr>
+            <w:r>
+              <w:rPr>
+                <w:sz w:val="19"/>
+                <w:szCs w:val="19"/>
+              </w:rPr>
+              <w:t>Falta la clave X-API-Key o es incorrecta.</w:t>
+            </w:r>
+          </w:p>
+        </w:tc>
+      </w:tr>
+      <w:tr>
+        <w:tblPrEx>
+          <w:tblCellMar>
+            <w:top w:w="0" w:type="dxa"/>
+            <w:bottom w:w="0" w:type="dxa"/>
+          </w:tblCellMar>
+        </w:tblPrEx>
+        <w:tc>
+          <w:tcPr>
+            <w:tcW w:w="1600" w:type="dxa"/>
+            <w:tcBorders>
+              <w:top w:val="single" w:sz="4" w:space="0" w:color="BFBFBF"/>
+              <w:left w:val="single" w:sz="4" w:space="0" w:color="BFBFBF"/>
+              <w:bottom w:val="single" w:sz="4" w:space="0" w:color="BFBFBF"/>
+              <w:right w:val="single" w:sz="4" w:space="0" w:color="BFBFBF"/>
+            </w:tcBorders>
+            <w:tcMar>
+              <w:top w:w="60" w:type="dxa"/>
+              <w:left w:w="100" w:type="dxa"/>
+              <w:bottom w:w="60" w:type="dxa"/>
+              <w:right w:w="100" w:type="dxa"/>
+            </w:tcMar>
+          </w:tcPr>
+          <w:p>
+            <w:pPr>
+              <w:spacing w:line="260" w:lineRule="auto"/>
+            </w:pPr>
+            <w:r>
+              <w:rPr>
+                <w:sz w:val="19"/>
+                <w:szCs w:val="19"/>
+              </w:rPr>
+              <w:t>409</w:t>
+            </w:r>
+          </w:p>
+        </w:tc>
+        <w:tc>
+          <w:tcPr>
+            <w:tcW w:w="7760" w:type="dxa"/>
+            <w:tcBorders>
+              <w:top w:val="single" w:sz="4" w:space="0" w:color="BFBFBF"/>
+              <w:left w:val="single" w:sz="4" w:space="0" w:color="BFBFBF"/>
+              <w:bottom w:val="single" w:sz="4" w:space="0" w:color="BFBFBF"/>
+              <w:right w:val="single" w:sz="4" w:space="0" w:color="BFBFBF"/>
+            </w:tcBorders>
+            <w:tcMar>
+              <w:top w:w="60" w:type="dxa"/>
+              <w:left w:w="100" w:type="dxa"/>
+              <w:bottom w:w="60" w:type="dxa"/>
+              <w:right w:w="100" w:type="dxa"/>
+            </w:tcMar>
+          </w:tcPr>
+          <w:p>
+            <w:pPr>
+              <w:spacing w:line="260" w:lineRule="auto"/>
+            </w:pPr>
+            <w:r>
+              <w:rPr>
+                <w:sz w:val="19"/>
+                <w:szCs w:val="19"/>
+              </w:rPr>
+              <w:t>El equipo no existe, está inactivo o no hay stock suficiente.</w:t>
+            </w:r>
+          </w:p>
+        </w:tc>
+      </w:tr>
+    </w:tbl>
     <w:p>
       <w:pPr>
         <w:spacing w:after="120" w:line="300" w:lineRule="auto"/>
         <w:jc w:val="both"/>
       </w:pPr>
-      <w:r>
-        <w:t>Los errores previsibles se manejan dentro del propio flujo y se responden con el código HTTP estándar que corresponde, para que quien envía la solicitud sepa exactamente qué pasó:</w:t>
+    </w:p>
+    <w:p>
+      <w:pPr>
+        <w:pStyle w:val="Ttulo1"/>
+      </w:pPr>
+      <w:r>
+        <w:t>7</w:t>
+      </w:r>
+      <w:r>
+        <w:t xml:space="preserve">. </w:t>
+      </w:r>
+      <w:bookmarkStart w:id="18" w:name="_Toc243557576"/>
+      <w:r>
+        <w:t>Manejo de errores y de los datos</w:t>
+      </w:r>
+      <w:bookmarkEnd w:id="18"/>
+    </w:p>
+    <w:p/>
+    <w:p>
+      <w:pPr>
+        <w:pStyle w:val="Ttulo2"/>
+      </w:pPr>
+      <w:bookmarkStart w:id="19" w:name="_Toc243557577"/>
+      <w:r>
+        <w:t>7</w:t>
+      </w:r>
+      <w:r>
+        <w:t>.1 Errores esperados</w:t>
+      </w:r>
+      <w:bookmarkEnd w:id="19"/>
+    </w:p>
+    <w:p/>
+    <w:p>
+      <w:pPr>
+        <w:spacing w:after="120" w:line="300" w:lineRule="auto"/>
+        <w:jc w:val="both"/>
+      </w:pPr>
+      <w:r>
+        <w:t xml:space="preserve">Los errores previsibles se </w:t>
+      </w:r>
+      <w:proofErr w:type="spellStart"/>
+      <w:r>
+        <w:t>maneja</w:t>
+      </w:r>
+      <w:r>
+        <w:t>v</w:t>
+      </w:r>
+      <w:r>
+        <w:t>n</w:t>
+      </w:r>
+      <w:proofErr w:type="spellEnd"/>
+      <w:r>
+        <w:t xml:space="preserve"> dentro del propio flujo y se responden con el código HTTP estándar que corresponde, para que quien envía la solicitud sepa exactamente qué pasó:</w:t>
       </w:r>
     </w:p>
     <w:p>
@@ -9763,7 +11172,10 @@
       </w:pPr>
       <w:bookmarkStart w:id="20" w:name="_Toc243557578"/>
       <w:r>
-        <w:t>6.2 Errores inesperados</w:t>
+        <w:t>7</w:t>
+      </w:r>
+      <w:r>
+        <w:t>.2 Errores inesperados</w:t>
       </w:r>
       <w:bookmarkEnd w:id="20"/>
     </w:p>
@@ -9783,7 +11195,10 @@
       </w:pPr>
       <w:bookmarkStart w:id="21" w:name="_Toc243557579"/>
       <w:r>
-        <w:t>6.3 Consistencia de la información</w:t>
+        <w:t>7</w:t>
+      </w:r>
+      <w:r>
+        <w:t>.3 Consistencia de la información</w:t>
       </w:r>
       <w:bookmarkEnd w:id="21"/>
     </w:p>
@@ -9821,35 +11236,14 @@
     </w:p>
     <w:p>
       <w:pPr>
-        <w:spacing w:after="120" w:line="300" w:lineRule="auto"/>
-        <w:jc w:val="both"/>
-      </w:pPr>
-    </w:p>
-    <w:p>
-      <w:pPr>
-        <w:spacing w:after="120" w:line="300" w:lineRule="auto"/>
-        <w:jc w:val="both"/>
-      </w:pPr>
-    </w:p>
-    <w:p>
-      <w:pPr>
-        <w:spacing w:after="120" w:line="300" w:lineRule="auto"/>
-        <w:jc w:val="both"/>
-      </w:pPr>
-    </w:p>
-    <w:p>
-      <w:pPr>
-        <w:spacing w:after="120" w:line="300" w:lineRule="auto"/>
-        <w:jc w:val="both"/>
-      </w:pPr>
-    </w:p>
-    <w:p>
-      <w:pPr>
         <w:pStyle w:val="Ttulo1"/>
       </w:pPr>
       <w:r>
         <w:lastRenderedPageBreak/>
-        <w:t xml:space="preserve">7. </w:t>
+        <w:t>8</w:t>
+      </w:r>
+      <w:r>
+        <w:t xml:space="preserve">. </w:t>
       </w:r>
       <w:bookmarkStart w:id="22" w:name="_Toc243557580"/>
       <w:r>
@@ -11153,7 +12547,7 @@
                     <pic:cNvPicPr/>
                   </pic:nvPicPr>
                   <pic:blipFill>
-                    <a:blip r:embed="rId15"/>
+                    <a:blip r:embed="rId16"/>
                     <a:stretch>
                       <a:fillRect/>
                     </a:stretch>
@@ -11233,7 +12627,7 @@
                     <pic:cNvPicPr/>
                   </pic:nvPicPr>
                   <pic:blipFill>
-                    <a:blip r:embed="rId16"/>
+                    <a:blip r:embed="rId17"/>
                     <a:stretch>
                       <a:fillRect/>
                     </a:stretch>
@@ -11270,7 +12664,10 @@
       </w:pPr>
       <w:bookmarkStart w:id="23" w:name="_Toc243557581"/>
       <w:r>
-        <w:t>8. Pruebas realizadas</w:t>
+        <w:t>9</w:t>
+      </w:r>
+      <w:r>
+        <w:t>. Pruebas realizadas</w:t>
       </w:r>
       <w:bookmarkEnd w:id="23"/>
     </w:p>
@@ -12795,7 +14192,7 @@
                     <pic:cNvPicPr/>
                   </pic:nvPicPr>
                   <pic:blipFill>
-                    <a:blip r:embed="rId17"/>
+                    <a:blip r:embed="rId18"/>
                     <a:stretch>
                       <a:fillRect/>
                     </a:stretch>
@@ -12859,7 +14256,7 @@
                     <pic:cNvPicPr/>
                   </pic:nvPicPr>
                   <pic:blipFill>
-                    <a:blip r:embed="rId17"/>
+                    <a:blip r:embed="rId18"/>
                     <a:stretch>
                       <a:fillRect/>
                     </a:stretch>
@@ -12925,7 +14322,7 @@
                     <pic:cNvPicPr/>
                   </pic:nvPicPr>
                   <pic:blipFill>
-                    <a:blip r:embed="rId18"/>
+                    <a:blip r:embed="rId19"/>
                     <a:stretch>
                       <a:fillRect/>
                     </a:stretch>
@@ -12996,7 +14393,7 @@
                     <pic:cNvPicPr/>
                   </pic:nvPicPr>
                   <pic:blipFill>
-                    <a:blip r:embed="rId19"/>
+                    <a:blip r:embed="rId20"/>
                     <a:stretch>
                       <a:fillRect/>
                     </a:stretch>
@@ -13060,7 +14457,7 @@
                     <pic:cNvPicPr/>
                   </pic:nvPicPr>
                   <pic:blipFill>
-                    <a:blip r:embed="rId20"/>
+                    <a:blip r:embed="rId21"/>
                     <a:stretch>
                       <a:fillRect/>
                     </a:stretch>
@@ -13097,7 +14494,10 @@
       </w:pPr>
       <w:bookmarkStart w:id="24" w:name="_Toc243557582"/>
       <w:r>
-        <w:t>9. Instalación y reproducibilidad</w:t>
+        <w:t>10</w:t>
+      </w:r>
+      <w:r>
+        <w:t>. Instalación y reproducibilidad</w:t>
       </w:r>
       <w:bookmarkEnd w:id="24"/>
     </w:p>
@@ -13267,7 +14667,13 @@
         <w:pStyle w:val="Ttulo1"/>
       </w:pPr>
       <w:r>
-        <w:t>10. Aplicación web de préstamos</w:t>
+        <w:t>1</w:t>
+      </w:r>
+      <w:r>
+        <w:t>1</w:t>
+      </w:r>
+      <w:r>
+        <w:t>. Aplicación web de préstamos</w:t>
       </w:r>
     </w:p>
     <w:p/>
@@ -13293,7 +14699,13 @@
         <w:pStyle w:val="Ttulo2"/>
       </w:pPr>
       <w:r>
-        <w:t>10.1 Tecnologías y arquitectura</w:t>
+        <w:t>1</w:t>
+      </w:r>
+      <w:r>
+        <w:t>1</w:t>
+      </w:r>
+      <w:r>
+        <w:t>.1 Tecnologías y arquitectura</w:t>
       </w:r>
     </w:p>
     <w:p/>
@@ -13971,7 +15383,13 @@
       </w:pPr>
       <w:r>
         <w:lastRenderedPageBreak/>
-        <w:t>10.2 Flujo de una solicitud</w:t>
+        <w:t>1</w:t>
+      </w:r>
+      <w:r>
+        <w:t>1</w:t>
+      </w:r>
+      <w:r>
+        <w:t>.2 Flujo de una solicitud</w:t>
       </w:r>
     </w:p>
     <w:p/>
@@ -14079,6 +15497,9 @@
         </w:rPr>
       </w:pPr>
       <w:r>
+        <w:rPr>
+          <w:noProof/>
+        </w:rPr>
         <w:drawing>
           <wp:inline distT="0" distB="0" distL="0" distR="0" wp14:anchorId="66C36DA9" wp14:editId="415B7B5F">
             <wp:extent cx="5943600" cy="4158615"/>
@@ -14095,7 +15516,7 @@
                     <pic:cNvPicPr/>
                   </pic:nvPicPr>
                   <pic:blipFill>
-                    <a:blip r:embed="rId21"/>
+                    <a:blip r:embed="rId22"/>
                     <a:stretch>
                       <a:fillRect/>
                     </a:stretch>
@@ -14160,7 +15581,7 @@
                     </pic:cNvPicPr>
                   </pic:nvPicPr>
                   <pic:blipFill>
-                    <a:blip r:embed="rId22">
+                    <a:blip r:embed="rId23">
                       <a:extLst>
                         <a:ext uri="{28A0092B-C50C-407E-A947-70E740481C1C}">
                           <a14:useLocalDpi xmlns:a14="http://schemas.microsoft.com/office/drawing/2010/main" val="0"/>
@@ -14207,7 +15628,13 @@
         <w:pStyle w:val="Ttulo2"/>
       </w:pPr>
       <w:r>
-        <w:t>10.3 Seguridad de la aplicación</w:t>
+        <w:t>1</w:t>
+      </w:r>
+      <w:r>
+        <w:t>1</w:t>
+      </w:r>
+      <w:r>
+        <w:t>.3 Seguridad de la aplicación</w:t>
       </w:r>
     </w:p>
     <w:p/>
@@ -14293,7 +15720,13 @@
       </w:pPr>
       <w:r>
         <w:lastRenderedPageBreak/>
-        <w:t>11. Pruebas unitarias automatizadas</w:t>
+        <w:t>1</w:t>
+      </w:r>
+      <w:r>
+        <w:t>2</w:t>
+      </w:r>
+      <w:r>
+        <w:t>. Pruebas unitarias automatizadas</w:t>
       </w:r>
     </w:p>
     <w:p/>
@@ -14333,7 +15766,13 @@
         <w:pStyle w:val="Ttulo2"/>
       </w:pPr>
       <w:r>
-        <w:t>11.1 Herramientas</w:t>
+        <w:t>1</w:t>
+      </w:r>
+      <w:r>
+        <w:t>2</w:t>
+      </w:r>
+      <w:r>
+        <w:t>.1 Herramientas</w:t>
       </w:r>
     </w:p>
     <w:tbl>
@@ -14789,7 +16228,13 @@
         <w:pStyle w:val="Ttulo2"/>
       </w:pPr>
       <w:r>
-        <w:t>11.2 Casos probados</w:t>
+        <w:t>1</w:t>
+      </w:r>
+      <w:r>
+        <w:t>2</w:t>
+      </w:r>
+      <w:r>
+        <w:t>.2 Casos probados</w:t>
       </w:r>
     </w:p>
     <w:tbl>
@@ -15493,7 +16938,13 @@
         <w:pStyle w:val="Ttulo2"/>
       </w:pPr>
       <w:r>
-        <w:t>11.3 Cobertura de código</w:t>
+        <w:t>1</w:t>
+      </w:r>
+      <w:r>
+        <w:t>2</w:t>
+      </w:r>
+      <w:r>
+        <w:t>.3 Cobertura de código</w:t>
       </w:r>
     </w:p>
     <w:p/>
@@ -15972,92 +17423,13 @@
         <w:rPr>
           <w:i/>
           <w:iCs/>
+          <w:noProof/>
         </w:rPr>
         <w:drawing>
           <wp:inline distT="0" distB="0" distL="0" distR="0" wp14:anchorId="52D5370E" wp14:editId="6A171E38">
             <wp:extent cx="6174105" cy="3390676"/>
             <wp:effectExtent l="0" t="0" r="0" b="635"/>
             <wp:docPr id="11" name="Imagen 11"/>
-            <wp:cNvGraphicFramePr>
-              <a:graphicFrameLocks xmlns:a="http://schemas.openxmlformats.org/drawingml/2006/main" noChangeAspect="1"/>
-            </wp:cNvGraphicFramePr>
-            <a:graphic xmlns:a="http://schemas.openxmlformats.org/drawingml/2006/main">
-              <a:graphicData uri="http://schemas.openxmlformats.org/drawingml/2006/picture">
-                <pic:pic xmlns:pic="http://schemas.openxmlformats.org/drawingml/2006/picture">
-                  <pic:nvPicPr>
-                    <pic:cNvPr id="1" name=""/>
-                    <pic:cNvPicPr/>
-                  </pic:nvPicPr>
-                  <pic:blipFill>
-                    <a:blip r:embed="rId23"/>
-                    <a:stretch>
-                      <a:fillRect/>
-                    </a:stretch>
-                  </pic:blipFill>
-                  <pic:spPr>
-                    <a:xfrm>
-                      <a:off x="0" y="0"/>
-                      <a:ext cx="6192915" cy="3401006"/>
-                    </a:xfrm>
-                    <a:prstGeom prst="rect">
-                      <a:avLst/>
-                    </a:prstGeom>
-                  </pic:spPr>
-                </pic:pic>
-              </a:graphicData>
-            </a:graphic>
-          </wp:inline>
-        </w:drawing>
-      </w:r>
-      <w:r>
-        <w:rPr>
-          <w:i/>
-          <w:iCs/>
-          <w:color w:val="595959"/>
-          <w:sz w:val="18"/>
-          <w:szCs w:val="18"/>
-        </w:rPr>
-        <w:t xml:space="preserve">Figura 16. Reporte de cobertura de </w:t>
-      </w:r>
-      <w:proofErr w:type="spellStart"/>
-      <w:r>
-        <w:rPr>
-          <w:i/>
-          <w:iCs/>
-          <w:color w:val="595959"/>
-          <w:sz w:val="18"/>
-          <w:szCs w:val="18"/>
-        </w:rPr>
-        <w:t>JaCoCo</w:t>
-      </w:r>
-      <w:proofErr w:type="spellEnd"/>
-      <w:r>
-        <w:rPr>
-          <w:i/>
-          <w:iCs/>
-          <w:color w:val="595959"/>
-          <w:sz w:val="18"/>
-          <w:szCs w:val="18"/>
-        </w:rPr>
-        <w:t>.</w:t>
-      </w:r>
-    </w:p>
-    <w:p>
-      <w:pPr>
-        <w:spacing w:after="200"/>
-        <w:jc w:val="center"/>
-      </w:pPr>
-      <w:r>
-        <w:rPr>
-          <w:i/>
-          <w:iCs/>
-        </w:rPr>
-        <w:lastRenderedPageBreak/>
-        <w:drawing>
-          <wp:inline distT="0" distB="0" distL="0" distR="0" wp14:anchorId="2E3E9AF7" wp14:editId="4BBCED06">
-            <wp:extent cx="6141720" cy="4381500"/>
-            <wp:effectExtent l="0" t="0" r="0" b="0"/>
-            <wp:docPr id="12" name="Imagen 12"/>
             <wp:cNvGraphicFramePr>
               <a:graphicFrameLocks xmlns:a="http://schemas.openxmlformats.org/drawingml/2006/main" noChangeAspect="1"/>
             </wp:cNvGraphicFramePr>
@@ -16077,6 +17449,87 @@
                   <pic:spPr>
                     <a:xfrm>
                       <a:off x="0" y="0"/>
+                      <a:ext cx="6192915" cy="3401006"/>
+                    </a:xfrm>
+                    <a:prstGeom prst="rect">
+                      <a:avLst/>
+                    </a:prstGeom>
+                  </pic:spPr>
+                </pic:pic>
+              </a:graphicData>
+            </a:graphic>
+          </wp:inline>
+        </w:drawing>
+      </w:r>
+      <w:r>
+        <w:rPr>
+          <w:i/>
+          <w:iCs/>
+          <w:color w:val="595959"/>
+          <w:sz w:val="18"/>
+          <w:szCs w:val="18"/>
+        </w:rPr>
+        <w:t xml:space="preserve">Figura 16. Reporte de cobertura de </w:t>
+      </w:r>
+      <w:proofErr w:type="spellStart"/>
+      <w:r>
+        <w:rPr>
+          <w:i/>
+          <w:iCs/>
+          <w:color w:val="595959"/>
+          <w:sz w:val="18"/>
+          <w:szCs w:val="18"/>
+        </w:rPr>
+        <w:t>JaCoCo</w:t>
+      </w:r>
+      <w:proofErr w:type="spellEnd"/>
+      <w:r>
+        <w:rPr>
+          <w:i/>
+          <w:iCs/>
+          <w:color w:val="595959"/>
+          <w:sz w:val="18"/>
+          <w:szCs w:val="18"/>
+        </w:rPr>
+        <w:t>.</w:t>
+      </w:r>
+    </w:p>
+    <w:p>
+      <w:pPr>
+        <w:spacing w:after="200"/>
+        <w:jc w:val="center"/>
+      </w:pPr>
+      <w:r>
+        <w:rPr>
+          <w:i/>
+          <w:iCs/>
+          <w:noProof/>
+        </w:rPr>
+        <w:lastRenderedPageBreak/>
+        <w:drawing>
+          <wp:inline distT="0" distB="0" distL="0" distR="0" wp14:anchorId="2E3E9AF7" wp14:editId="4BBCED06">
+            <wp:extent cx="6141720" cy="4381500"/>
+            <wp:effectExtent l="0" t="0" r="0" b="0"/>
+            <wp:docPr id="12" name="Imagen 12"/>
+            <wp:cNvGraphicFramePr>
+              <a:graphicFrameLocks xmlns:a="http://schemas.openxmlformats.org/drawingml/2006/main" noChangeAspect="1"/>
+            </wp:cNvGraphicFramePr>
+            <a:graphic xmlns:a="http://schemas.openxmlformats.org/drawingml/2006/main">
+              <a:graphicData uri="http://schemas.openxmlformats.org/drawingml/2006/picture">
+                <pic:pic xmlns:pic="http://schemas.openxmlformats.org/drawingml/2006/picture">
+                  <pic:nvPicPr>
+                    <pic:cNvPr id="1" name=""/>
+                    <pic:cNvPicPr/>
+                  </pic:nvPicPr>
+                  <pic:blipFill>
+                    <a:blip r:embed="rId25"/>
+                    <a:stretch>
+                      <a:fillRect/>
+                    </a:stretch>
+                  </pic:blipFill>
+                  <pic:spPr>
+                    <a:xfrm>
+                      <a:off x="0" y="0"/>
                       <a:ext cx="6145776" cy="4384394"/>
                     </a:xfrm>
                     <a:prstGeom prst="rect">
@@ -16106,7 +17559,13 @@
       </w:pPr>
       <w:bookmarkStart w:id="25" w:name="_Toc243557583"/>
       <w:r>
-        <w:t>12. Conclusiones</w:t>
+        <w:t>1</w:t>
+      </w:r>
+      <w:r>
+        <w:t>3</w:t>
+      </w:r>
+      <w:r>
+        <w:t>. Conclusiones</w:t>
       </w:r>
       <w:bookmarkEnd w:id="25"/>
     </w:p>
@@ -16223,7 +17682,13 @@
       </w:pPr>
       <w:bookmarkStart w:id="26" w:name="_Toc243557584"/>
       <w:r>
-        <w:t>12.1 Trabajo futuro</w:t>
+        <w:t>1</w:t>
+      </w:r>
+      <w:r>
+        <w:t>3</w:t>
+      </w:r>
+      <w:r>
+        <w:t>.1 Trabajo futuro</w:t>
       </w:r>
       <w:bookmarkEnd w:id="26"/>
     </w:p>
@@ -16294,7 +17759,13 @@
       </w:pPr>
       <w:bookmarkStart w:id="27" w:name="_Toc243557585"/>
       <w:r>
-        <w:t>13. Referencias y recursos de apoyo</w:t>
+        <w:t>1</w:t>
+      </w:r>
+      <w:r>
+        <w:t>4</w:t>
+      </w:r>
+      <w:r>
+        <w:t>. Referencias y recursos de apoyo</w:t>
       </w:r>
       <w:bookmarkEnd w:id="27"/>
     </w:p>
@@ -16551,8 +18022,8 @@
     <w:p/>
     <w:p/>
     <w:sectPr>
-      <w:headerReference w:type="default" r:id="rId25"/>
-      <w:footerReference w:type="default" r:id="rId26"/>
+      <w:headerReference w:type="default" r:id="rId26"/>
+      <w:footerReference w:type="default" r:id="rId27"/>
       <w:pgSz w:w="12240" w:h="15840"/>
       <w:pgMar w:top="1440" w:right="1440" w:bottom="1440" w:left="1440" w:header="708" w:footer="708" w:gutter="0"/>
       <w:cols w:space="720"/>
@@ -16888,6 +18359,60 @@
     </w:lvl>
   </w:abstractNum>
   <w:abstractNum w:abstractNumId="3" w15:restartNumberingAfterBreak="0">
+    <w:nsid w:val="7030253E"/>
+    <w:multiLevelType w:val="hybridMultilevel"/>
+    <w:tmpl w:val="ED8215A0"/>
+    <w:lvl w:ilvl="0" w:tplc="DE3A177E">
+      <w:start w:val="1"/>
+      <w:numFmt w:val="decimal"/>
+      <w:lvlText w:val="%1."/>
+      <w:lvlJc w:val="left"/>
+      <w:pPr>
+        <w:ind w:left="720" w:hanging="360"/>
+      </w:pPr>
+    </w:lvl>
+    <w:lvl w:ilvl="1" w:tplc="BB5EA3A0">
+      <w:numFmt w:val="decimal"/>
+      <w:lvlText w:val=""/>
+      <w:lvlJc w:val="left"/>
+    </w:lvl>
+    <w:lvl w:ilvl="2" w:tplc="A1187CD0">
+      <w:numFmt w:val="decimal"/>
+      <w:lvlText w:val=""/>
+      <w:lvlJc w:val="left"/>
+    </w:lvl>
+    <w:lvl w:ilvl="3" w:tplc="AC105A76">
+      <w:numFmt w:val="decimal"/>
+      <w:lvlText w:val=""/>
+      <w:lvlJc w:val="left"/>
+    </w:lvl>
+    <w:lvl w:ilvl="4" w:tplc="EAAC8AB8">
+      <w:numFmt w:val="decimal"/>
+      <w:lvlText w:val=""/>
+      <w:lvlJc w:val="left"/>
+    </w:lvl>
+    <w:lvl w:ilvl="5" w:tplc="5616051C">
+      <w:numFmt w:val="decimal"/>
+      <w:lvlText w:val=""/>
+      <w:lvlJc w:val="left"/>
+    </w:lvl>
+    <w:lvl w:ilvl="6" w:tplc="739ECF86">
+      <w:numFmt w:val="decimal"/>
+      <w:lvlText w:val=""/>
+      <w:lvlJc w:val="left"/>
+    </w:lvl>
+    <w:lvl w:ilvl="7" w:tplc="07A22D26">
+      <w:numFmt w:val="decimal"/>
+      <w:lvlText w:val=""/>
+      <w:lvlJc w:val="left"/>
+    </w:lvl>
+    <w:lvl w:ilvl="8" w:tplc="77A8F7B0">
+      <w:numFmt w:val="decimal"/>
+      <w:lvlText w:val=""/>
+      <w:lvlJc w:val="left"/>
+    </w:lvl>
+  </w:abstractNum>
+  <w:abstractNum w:abstractNumId="4" w15:restartNumberingAfterBreak="0">
     <w:nsid w:val="76A85B02"/>
     <w:multiLevelType w:val="hybridMultilevel"/>
     <w:tmpl w:val="245076C8"/>
@@ -16954,13 +18479,19 @@
     </w:lvlOverride>
   </w:num>
   <w:num w:numId="3" w16cid:durableId="215750579">
-    <w:abstractNumId w:val="3"/>
+    <w:abstractNumId w:val="4"/>
     <w:lvlOverride w:ilvl="0">
       <w:startOverride w:val="1"/>
     </w:lvlOverride>
   </w:num>
   <w:num w:numId="4" w16cid:durableId="1280406000">
     <w:abstractNumId w:val="0"/>
+  </w:num>
+  <w:num w:numId="5" w16cid:durableId="2094886534">
+    <w:abstractNumId w:val="3"/>
+    <w:lvlOverride w:ilvl="0">
+      <w:startOverride w:val="1"/>
+    </w:lvlOverride>
   </w:num>
 </w:numbering>
 </file>

--- a/docs/Documento_Tecnico.docx
+++ b/docs/Documento_Tecnico.docx
@@ -266,6 +266,7 @@
         <w:br w:type="page"/>
       </w:r>
     </w:p>
+    <w:p/>
     <w:p>
       <w:pPr>
         <w:spacing w:after="200"/>
@@ -278,7 +279,6 @@
           <w:sz w:val="32"/>
           <w:szCs w:val="32"/>
         </w:rPr>
-        <w:lastRenderedPageBreak/>
         <w:t>Índice</w:t>
       </w:r>
     </w:p>
@@ -292,10 +292,16 @@
           <w:pPr>
             <w:pStyle w:val="TDC1"/>
             <w:tabs>
+              <w:tab w:val="left" w:pos="480"/>
               <w:tab w:val="right" w:leader="dot" w:pos="9350"/>
             </w:tabs>
             <w:rPr>
+              <w:rFonts w:asciiTheme="minorHAnsi" w:eastAsiaTheme="minorEastAsia" w:hAnsiTheme="minorHAnsi" w:cstheme="minorBidi"/>
               <w:noProof/>
+              <w:kern w:val="2"/>
+              <w:sz w:val="24"/>
+              <w:szCs w:val="24"/>
+              <w14:ligatures w14:val="standardContextual"/>
             </w:rPr>
           </w:pPr>
           <w:r>
@@ -307,22 +313,40 @@
           <w:r>
             <w:fldChar w:fldCharType="separate"/>
           </w:r>
-          <w:hyperlink w:anchor="_Toc243557558" w:history="1">
+          <w:hyperlink w:anchor="_Toc243741627" w:history="1">
             <w:r>
               <w:rPr>
                 <w:rStyle w:val="Hipervnculo"/>
                 <w:noProof/>
               </w:rPr>
-              <w:t>1. Introducción</w:t>
-            </w:r>
-            <w:r>
-              <w:rPr>
-                <w:noProof/>
+              <w:t>1.</w:t>
+            </w:r>
+            <w:r>
+              <w:rPr>
+                <w:rFonts w:asciiTheme="minorHAnsi" w:eastAsiaTheme="minorEastAsia" w:hAnsiTheme="minorHAnsi" w:cstheme="minorBidi"/>
+                <w:noProof/>
+                <w:kern w:val="2"/>
+                <w:sz w:val="24"/>
+                <w:szCs w:val="24"/>
+                <w14:ligatures w14:val="standardContextual"/>
               </w:rPr>
               <w:tab/>
             </w:r>
             <w:r>
               <w:rPr>
+                <w:rStyle w:val="Hipervnculo"/>
+                <w:noProof/>
+              </w:rPr>
+              <w:t>Introducción</w:t>
+            </w:r>
+            <w:r>
+              <w:rPr>
+                <w:noProof/>
+              </w:rPr>
+              <w:tab/>
+            </w:r>
+            <w:r>
+              <w:rPr>
                 <w:noProof/>
               </w:rPr>
               <w:fldChar w:fldCharType="begin"/>
@@ -331,7 +355,7 @@
               <w:rPr>
                 <w:noProof/>
               </w:rPr>
-              <w:instrText xml:space="preserve"> PAGEREF _Toc243557558 \h </w:instrText>
+              <w:instrText xml:space="preserve"> PAGEREF _Toc243741627 \h </w:instrText>
             </w:r>
             <w:r>
               <w:rPr>
@@ -348,7 +372,7 @@
               <w:rPr>
                 <w:noProof/>
               </w:rPr>
-              <w:t>3</w:t>
+              <w:t>4</w:t>
             </w:r>
             <w:r>
               <w:rPr>
@@ -365,10 +389,15 @@
               <w:tab w:val="right" w:leader="dot" w:pos="9350"/>
             </w:tabs>
             <w:rPr>
+              <w:rFonts w:asciiTheme="minorHAnsi" w:eastAsiaTheme="minorEastAsia" w:hAnsiTheme="minorHAnsi" w:cstheme="minorBidi"/>
               <w:noProof/>
+              <w:kern w:val="2"/>
+              <w:sz w:val="24"/>
+              <w:szCs w:val="24"/>
+              <w14:ligatures w14:val="standardContextual"/>
             </w:rPr>
           </w:pPr>
-          <w:hyperlink w:anchor="_Toc243557559" w:history="1">
+          <w:hyperlink w:anchor="_Toc243741628" w:history="1">
             <w:r>
               <w:rPr>
                 <w:rStyle w:val="Hipervnculo"/>
@@ -392,7 +421,7 @@
               <w:rPr>
                 <w:noProof/>
               </w:rPr>
-              <w:instrText xml:space="preserve"> PAGEREF _Toc243557559 \h </w:instrText>
+              <w:instrText xml:space="preserve"> PAGEREF _Toc243741628 \h </w:instrText>
             </w:r>
             <w:r>
               <w:rPr>
@@ -409,7 +438,7 @@
               <w:rPr>
                 <w:noProof/>
               </w:rPr>
-              <w:t>3</w:t>
+              <w:t>4</w:t>
             </w:r>
             <w:r>
               <w:rPr>
@@ -426,10 +455,15 @@
               <w:tab w:val="right" w:leader="dot" w:pos="9350"/>
             </w:tabs>
             <w:rPr>
+              <w:rFonts w:asciiTheme="minorHAnsi" w:eastAsiaTheme="minorEastAsia" w:hAnsiTheme="minorHAnsi" w:cstheme="minorBidi"/>
               <w:noProof/>
+              <w:kern w:val="2"/>
+              <w:sz w:val="24"/>
+              <w:szCs w:val="24"/>
+              <w14:ligatures w14:val="standardContextual"/>
             </w:rPr>
           </w:pPr>
-          <w:hyperlink w:anchor="_Toc243557560" w:history="1">
+          <w:hyperlink w:anchor="_Toc243741629" w:history="1">
             <w:r>
               <w:rPr>
                 <w:rStyle w:val="Hipervnculo"/>
@@ -453,7 +487,7 @@
               <w:rPr>
                 <w:noProof/>
               </w:rPr>
-              <w:instrText xml:space="preserve"> PAGEREF _Toc243557560 \h </w:instrText>
+              <w:instrText xml:space="preserve"> PAGEREF _Toc243741629 \h </w:instrText>
             </w:r>
             <w:r>
               <w:rPr>
@@ -470,7 +504,7 @@
               <w:rPr>
                 <w:noProof/>
               </w:rPr>
-              <w:t>3</w:t>
+              <w:t>4</w:t>
             </w:r>
             <w:r>
               <w:rPr>
@@ -487,10 +521,15 @@
               <w:tab w:val="right" w:leader="dot" w:pos="9350"/>
             </w:tabs>
             <w:rPr>
+              <w:rFonts w:asciiTheme="minorHAnsi" w:eastAsiaTheme="minorEastAsia" w:hAnsiTheme="minorHAnsi" w:cstheme="minorBidi"/>
               <w:noProof/>
+              <w:kern w:val="2"/>
+              <w:sz w:val="24"/>
+              <w:szCs w:val="24"/>
+              <w14:ligatures w14:val="standardContextual"/>
             </w:rPr>
           </w:pPr>
-          <w:hyperlink w:anchor="_Toc243557561" w:history="1">
+          <w:hyperlink w:anchor="_Toc243741630" w:history="1">
             <w:r>
               <w:rPr>
                 <w:rStyle w:val="Hipervnculo"/>
@@ -514,7 +553,7 @@
               <w:rPr>
                 <w:noProof/>
               </w:rPr>
-              <w:instrText xml:space="preserve"> PAGEREF _Toc243557561 \h </w:instrText>
+              <w:instrText xml:space="preserve"> PAGEREF _Toc243741630 \h </w:instrText>
             </w:r>
             <w:r>
               <w:rPr>
@@ -531,7 +570,7 @@
               <w:rPr>
                 <w:noProof/>
               </w:rPr>
-              <w:t>4</w:t>
+              <w:t>5</w:t>
             </w:r>
             <w:r>
               <w:rPr>
@@ -548,10 +587,15 @@
               <w:tab w:val="right" w:leader="dot" w:pos="9350"/>
             </w:tabs>
             <w:rPr>
+              <w:rFonts w:asciiTheme="minorHAnsi" w:eastAsiaTheme="minorEastAsia" w:hAnsiTheme="minorHAnsi" w:cstheme="minorBidi"/>
               <w:noProof/>
+              <w:kern w:val="2"/>
+              <w:sz w:val="24"/>
+              <w:szCs w:val="24"/>
+              <w14:ligatures w14:val="standardContextual"/>
             </w:rPr>
           </w:pPr>
-          <w:hyperlink w:anchor="_Toc243557562" w:history="1">
+          <w:hyperlink w:anchor="_Toc243741631" w:history="1">
             <w:r>
               <w:rPr>
                 <w:rStyle w:val="Hipervnculo"/>
@@ -575,7 +619,7 @@
               <w:rPr>
                 <w:noProof/>
               </w:rPr>
-              <w:instrText xml:space="preserve"> PAGEREF _Toc243557562 \h </w:instrText>
+              <w:instrText xml:space="preserve"> PAGEREF _Toc243741631 \h </w:instrText>
             </w:r>
             <w:r>
               <w:rPr>
@@ -592,7 +636,7 @@
               <w:rPr>
                 <w:noProof/>
               </w:rPr>
-              <w:t>4</w:t>
+              <w:t>5</w:t>
             </w:r>
             <w:r>
               <w:rPr>
@@ -609,10 +653,15 @@
               <w:tab w:val="right" w:leader="dot" w:pos="9350"/>
             </w:tabs>
             <w:rPr>
+              <w:rFonts w:asciiTheme="minorHAnsi" w:eastAsiaTheme="minorEastAsia" w:hAnsiTheme="minorHAnsi" w:cstheme="minorBidi"/>
               <w:noProof/>
+              <w:kern w:val="2"/>
+              <w:sz w:val="24"/>
+              <w:szCs w:val="24"/>
+              <w14:ligatures w14:val="standardContextual"/>
             </w:rPr>
           </w:pPr>
-          <w:hyperlink w:anchor="_Toc243557563" w:history="1">
+          <w:hyperlink w:anchor="_Toc243741632" w:history="1">
             <w:r>
               <w:rPr>
                 <w:rStyle w:val="Hipervnculo"/>
@@ -636,7 +685,7 @@
               <w:rPr>
                 <w:noProof/>
               </w:rPr>
-              <w:instrText xml:space="preserve"> PAGEREF _Toc243557563 \h </w:instrText>
+              <w:instrText xml:space="preserve"> PAGEREF _Toc243741632 \h </w:instrText>
             </w:r>
             <w:r>
               <w:rPr>
@@ -653,7 +702,7 @@
               <w:rPr>
                 <w:noProof/>
               </w:rPr>
-              <w:t>4</w:t>
+              <w:t>5</w:t>
             </w:r>
             <w:r>
               <w:rPr>
@@ -670,10 +719,15 @@
               <w:tab w:val="right" w:leader="dot" w:pos="9350"/>
             </w:tabs>
             <w:rPr>
+              <w:rFonts w:asciiTheme="minorHAnsi" w:eastAsiaTheme="minorEastAsia" w:hAnsiTheme="minorHAnsi" w:cstheme="minorBidi"/>
               <w:noProof/>
+              <w:kern w:val="2"/>
+              <w:sz w:val="24"/>
+              <w:szCs w:val="24"/>
+              <w14:ligatures w14:val="standardContextual"/>
             </w:rPr>
           </w:pPr>
-          <w:hyperlink w:anchor="_Toc243557564" w:history="1">
+          <w:hyperlink w:anchor="_Toc243741633" w:history="1">
             <w:r>
               <w:rPr>
                 <w:rStyle w:val="Hipervnculo"/>
@@ -697,7 +751,7 @@
               <w:rPr>
                 <w:noProof/>
               </w:rPr>
-              <w:instrText xml:space="preserve"> PAGEREF _Toc243557564 \h </w:instrText>
+              <w:instrText xml:space="preserve"> PAGEREF _Toc243741633 \h </w:instrText>
             </w:r>
             <w:r>
               <w:rPr>
@@ -714,7 +768,7 @@
               <w:rPr>
                 <w:noProof/>
               </w:rPr>
-              <w:t>5</w:t>
+              <w:t>6</w:t>
             </w:r>
             <w:r>
               <w:rPr>
@@ -731,10 +785,15 @@
               <w:tab w:val="right" w:leader="dot" w:pos="9350"/>
             </w:tabs>
             <w:rPr>
+              <w:rFonts w:asciiTheme="minorHAnsi" w:eastAsiaTheme="minorEastAsia" w:hAnsiTheme="minorHAnsi" w:cstheme="minorBidi"/>
               <w:noProof/>
+              <w:kern w:val="2"/>
+              <w:sz w:val="24"/>
+              <w:szCs w:val="24"/>
+              <w14:ligatures w14:val="standardContextual"/>
             </w:rPr>
           </w:pPr>
-          <w:hyperlink w:anchor="_Toc243557565" w:history="1">
+          <w:hyperlink w:anchor="_Toc243741634" w:history="1">
             <w:r>
               <w:rPr>
                 <w:rStyle w:val="Hipervnculo"/>
@@ -758,7 +817,7 @@
               <w:rPr>
                 <w:noProof/>
               </w:rPr>
-              <w:instrText xml:space="preserve"> PAGEREF _Toc243557565 \h </w:instrText>
+              <w:instrText xml:space="preserve"> PAGEREF _Toc243741634 \h </w:instrText>
             </w:r>
             <w:r>
               <w:rPr>
@@ -775,7 +834,7 @@
               <w:rPr>
                 <w:noProof/>
               </w:rPr>
-              <w:t>5</w:t>
+              <w:t>6</w:t>
             </w:r>
             <w:r>
               <w:rPr>
@@ -792,10 +851,15 @@
               <w:tab w:val="right" w:leader="dot" w:pos="9350"/>
             </w:tabs>
             <w:rPr>
+              <w:rFonts w:asciiTheme="minorHAnsi" w:eastAsiaTheme="minorEastAsia" w:hAnsiTheme="minorHAnsi" w:cstheme="minorBidi"/>
               <w:noProof/>
+              <w:kern w:val="2"/>
+              <w:sz w:val="24"/>
+              <w:szCs w:val="24"/>
+              <w14:ligatures w14:val="standardContextual"/>
             </w:rPr>
           </w:pPr>
-          <w:hyperlink w:anchor="_Toc243557566" w:history="1">
+          <w:hyperlink w:anchor="_Toc243741635" w:history="1">
             <w:r>
               <w:rPr>
                 <w:rStyle w:val="Hipervnculo"/>
@@ -819,7 +883,7 @@
               <w:rPr>
                 <w:noProof/>
               </w:rPr>
-              <w:instrText xml:space="preserve"> PAGEREF _Toc243557566 \h </w:instrText>
+              <w:instrText xml:space="preserve"> PAGEREF _Toc243741635 \h </w:instrText>
             </w:r>
             <w:r>
               <w:rPr>
@@ -836,7 +900,7 @@
               <w:rPr>
                 <w:noProof/>
               </w:rPr>
-              <w:t>5</w:t>
+              <w:t>6</w:t>
             </w:r>
             <w:r>
               <w:rPr>
@@ -853,10 +917,15 @@
               <w:tab w:val="right" w:leader="dot" w:pos="9350"/>
             </w:tabs>
             <w:rPr>
+              <w:rFonts w:asciiTheme="minorHAnsi" w:eastAsiaTheme="minorEastAsia" w:hAnsiTheme="minorHAnsi" w:cstheme="minorBidi"/>
               <w:noProof/>
+              <w:kern w:val="2"/>
+              <w:sz w:val="24"/>
+              <w:szCs w:val="24"/>
+              <w14:ligatures w14:val="standardContextual"/>
             </w:rPr>
           </w:pPr>
-          <w:hyperlink w:anchor="_Toc243557567" w:history="1">
+          <w:hyperlink w:anchor="_Toc243741636" w:history="1">
             <w:r>
               <w:rPr>
                 <w:rStyle w:val="Hipervnculo"/>
@@ -880,7 +949,7 @@
               <w:rPr>
                 <w:noProof/>
               </w:rPr>
-              <w:instrText xml:space="preserve"> PAGEREF _Toc243557567 \h </w:instrText>
+              <w:instrText xml:space="preserve"> PAGEREF _Toc243741636 \h </w:instrText>
             </w:r>
             <w:r>
               <w:rPr>
@@ -897,7 +966,7 @@
               <w:rPr>
                 <w:noProof/>
               </w:rPr>
-              <w:t>6</w:t>
+              <w:t>7</w:t>
             </w:r>
             <w:r>
               <w:rPr>
@@ -914,10 +983,15 @@
               <w:tab w:val="right" w:leader="dot" w:pos="9350"/>
             </w:tabs>
             <w:rPr>
+              <w:rFonts w:asciiTheme="minorHAnsi" w:eastAsiaTheme="minorEastAsia" w:hAnsiTheme="minorHAnsi" w:cstheme="minorBidi"/>
               <w:noProof/>
+              <w:kern w:val="2"/>
+              <w:sz w:val="24"/>
+              <w:szCs w:val="24"/>
+              <w14:ligatures w14:val="standardContextual"/>
             </w:rPr>
           </w:pPr>
-          <w:hyperlink w:anchor="_Toc243557568" w:history="1">
+          <w:hyperlink w:anchor="_Toc243741637" w:history="1">
             <w:r>
               <w:rPr>
                 <w:rStyle w:val="Hipervnculo"/>
@@ -941,7 +1015,7 @@
               <w:rPr>
                 <w:noProof/>
               </w:rPr>
-              <w:instrText xml:space="preserve"> PAGEREF _Toc243557568 \h </w:instrText>
+              <w:instrText xml:space="preserve"> PAGEREF _Toc243741637 \h </w:instrText>
             </w:r>
             <w:r>
               <w:rPr>
@@ -958,7 +1032,7 @@
               <w:rPr>
                 <w:noProof/>
               </w:rPr>
-              <w:t>6</w:t>
+              <w:t>8</w:t>
             </w:r>
             <w:r>
               <w:rPr>
@@ -975,10 +1049,15 @@
               <w:tab w:val="right" w:leader="dot" w:pos="9350"/>
             </w:tabs>
             <w:rPr>
+              <w:rFonts w:asciiTheme="minorHAnsi" w:eastAsiaTheme="minorEastAsia" w:hAnsiTheme="minorHAnsi" w:cstheme="minorBidi"/>
               <w:noProof/>
+              <w:kern w:val="2"/>
+              <w:sz w:val="24"/>
+              <w:szCs w:val="24"/>
+              <w14:ligatures w14:val="standardContextual"/>
             </w:rPr>
           </w:pPr>
-          <w:hyperlink w:anchor="_Toc243557569" w:history="1">
+          <w:hyperlink w:anchor="_Toc243741638" w:history="1">
             <w:r>
               <w:rPr>
                 <w:rStyle w:val="Hipervnculo"/>
@@ -1002,7 +1081,7 @@
               <w:rPr>
                 <w:noProof/>
               </w:rPr>
-              <w:instrText xml:space="preserve"> PAGEREF _Toc243557569 \h </w:instrText>
+              <w:instrText xml:space="preserve"> PAGEREF _Toc243741638 \h </w:instrText>
             </w:r>
             <w:r>
               <w:rPr>
@@ -1019,7 +1098,7 @@
               <w:rPr>
                 <w:noProof/>
               </w:rPr>
-              <w:t>7</w:t>
+              <w:t>8</w:t>
             </w:r>
             <w:r>
               <w:rPr>
@@ -1036,10 +1115,15 @@
               <w:tab w:val="right" w:leader="dot" w:pos="9350"/>
             </w:tabs>
             <w:rPr>
+              <w:rFonts w:asciiTheme="minorHAnsi" w:eastAsiaTheme="minorEastAsia" w:hAnsiTheme="minorHAnsi" w:cstheme="minorBidi"/>
               <w:noProof/>
+              <w:kern w:val="2"/>
+              <w:sz w:val="24"/>
+              <w:szCs w:val="24"/>
+              <w14:ligatures w14:val="standardContextual"/>
             </w:rPr>
           </w:pPr>
-          <w:hyperlink w:anchor="_Toc243557570" w:history="1">
+          <w:hyperlink w:anchor="_Toc243741639" w:history="1">
             <w:r>
               <w:rPr>
                 <w:rStyle w:val="Hipervnculo"/>
@@ -1063,7 +1147,7 @@
               <w:rPr>
                 <w:noProof/>
               </w:rPr>
-              <w:instrText xml:space="preserve"> PAGEREF _Toc243557570 \h </w:instrText>
+              <w:instrText xml:space="preserve"> PAGEREF _Toc243741639 \h </w:instrText>
             </w:r>
             <w:r>
               <w:rPr>
@@ -1080,7 +1164,7 @@
               <w:rPr>
                 <w:noProof/>
               </w:rPr>
-              <w:t>7</w:t>
+              <w:t>9</w:t>
             </w:r>
             <w:r>
               <w:rPr>
@@ -1097,10 +1181,15 @@
               <w:tab w:val="right" w:leader="dot" w:pos="9350"/>
             </w:tabs>
             <w:rPr>
+              <w:rFonts w:asciiTheme="minorHAnsi" w:eastAsiaTheme="minorEastAsia" w:hAnsiTheme="minorHAnsi" w:cstheme="minorBidi"/>
               <w:noProof/>
+              <w:kern w:val="2"/>
+              <w:sz w:val="24"/>
+              <w:szCs w:val="24"/>
+              <w14:ligatures w14:val="standardContextual"/>
             </w:rPr>
           </w:pPr>
-          <w:hyperlink w:anchor="_Toc243557571" w:history="1">
+          <w:hyperlink w:anchor="_Toc243741640" w:history="1">
             <w:r>
               <w:rPr>
                 <w:rStyle w:val="Hipervnculo"/>
@@ -1124,7 +1213,7 @@
               <w:rPr>
                 <w:noProof/>
               </w:rPr>
-              <w:instrText xml:space="preserve"> PAGEREF _Toc243557571 \h </w:instrText>
+              <w:instrText xml:space="preserve"> PAGEREF _Toc243741640 \h </w:instrText>
             </w:r>
             <w:r>
               <w:rPr>
@@ -1141,7 +1230,7 @@
               <w:rPr>
                 <w:noProof/>
               </w:rPr>
-              <w:t>9</w:t>
+              <w:t>11</w:t>
             </w:r>
             <w:r>
               <w:rPr>
@@ -1158,16 +1247,21 @@
               <w:tab w:val="right" w:leader="dot" w:pos="9350"/>
             </w:tabs>
             <w:rPr>
+              <w:rFonts w:asciiTheme="minorHAnsi" w:eastAsiaTheme="minorEastAsia" w:hAnsiTheme="minorHAnsi" w:cstheme="minorBidi"/>
               <w:noProof/>
+              <w:kern w:val="2"/>
+              <w:sz w:val="24"/>
+              <w:szCs w:val="24"/>
+              <w14:ligatures w14:val="standardContextual"/>
             </w:rPr>
           </w:pPr>
-          <w:hyperlink w:anchor="_Toc243557572" w:history="1">
+          <w:hyperlink w:anchor="_Toc243741641" w:history="1">
             <w:r>
               <w:rPr>
                 <w:rStyle w:val="Hipervnculo"/>
                 <w:noProof/>
               </w:rPr>
-              <w:t>5.2 WF2 – Procesamiento de préstamos</w:t>
+              <w:t>5.1.1 Nodos</w:t>
             </w:r>
             <w:r>
               <w:rPr>
@@ -1185,7 +1279,7 @@
               <w:rPr>
                 <w:noProof/>
               </w:rPr>
-              <w:instrText xml:space="preserve"> PAGEREF _Toc243557572 \h </w:instrText>
+              <w:instrText xml:space="preserve"> PAGEREF _Toc243741641 \h </w:instrText>
             </w:r>
             <w:r>
               <w:rPr>
@@ -1202,7 +1296,7 @@
               <w:rPr>
                 <w:noProof/>
               </w:rPr>
-              <w:t>10</w:t>
+              <w:t>11</w:t>
             </w:r>
             <w:r>
               <w:rPr>
@@ -1219,16 +1313,21 @@
               <w:tab w:val="right" w:leader="dot" w:pos="9350"/>
             </w:tabs>
             <w:rPr>
+              <w:rFonts w:asciiTheme="minorHAnsi" w:eastAsiaTheme="minorEastAsia" w:hAnsiTheme="minorHAnsi" w:cstheme="minorBidi"/>
               <w:noProof/>
+              <w:kern w:val="2"/>
+              <w:sz w:val="24"/>
+              <w:szCs w:val="24"/>
+              <w14:ligatures w14:val="standardContextual"/>
             </w:rPr>
           </w:pPr>
-          <w:hyperlink w:anchor="_Toc243557573" w:history="1">
+          <w:hyperlink w:anchor="_Toc243741642" w:history="1">
             <w:r>
               <w:rPr>
                 <w:rStyle w:val="Hipervnculo"/>
                 <w:noProof/>
               </w:rPr>
-              <w:t>5.3 WF3 – Salida de reportes</w:t>
+              <w:t>5.1.2 Reglas de validación</w:t>
             </w:r>
             <w:r>
               <w:rPr>
@@ -1246,7 +1345,7 @@
               <w:rPr>
                 <w:noProof/>
               </w:rPr>
-              <w:instrText xml:space="preserve"> PAGEREF _Toc243557573 \h </w:instrText>
+              <w:instrText xml:space="preserve"> PAGEREF _Toc243741642 \h </w:instrText>
             </w:r>
             <w:r>
               <w:rPr>
@@ -1263,7 +1362,7 @@
               <w:rPr>
                 <w:noProof/>
               </w:rPr>
-              <w:t>12</w:t>
+              <w:t>11</w:t>
             </w:r>
             <w:r>
               <w:rPr>
@@ -1280,16 +1379,21 @@
               <w:tab w:val="right" w:leader="dot" w:pos="9350"/>
             </w:tabs>
             <w:rPr>
+              <w:rFonts w:asciiTheme="minorHAnsi" w:eastAsiaTheme="minorEastAsia" w:hAnsiTheme="minorHAnsi" w:cstheme="minorBidi"/>
               <w:noProof/>
+              <w:kern w:val="2"/>
+              <w:sz w:val="24"/>
+              <w:szCs w:val="24"/>
+              <w14:ligatures w14:val="standardContextual"/>
             </w:rPr>
           </w:pPr>
-          <w:hyperlink w:anchor="_Toc243557574" w:history="1">
+          <w:hyperlink w:anchor="_Toc243741643" w:history="1">
             <w:r>
               <w:rPr>
                 <w:rStyle w:val="Hipervnculo"/>
                 <w:noProof/>
               </w:rPr>
-              <w:t>5.4 WF4 – Manejo de errores</w:t>
+              <w:t>5.2 WF2 – Procesamiento de préstamos</w:t>
             </w:r>
             <w:r>
               <w:rPr>
@@ -1307,7 +1411,7 @@
               <w:rPr>
                 <w:noProof/>
               </w:rPr>
-              <w:instrText xml:space="preserve"> PAGEREF _Toc243557574 \h </w:instrText>
+              <w:instrText xml:space="preserve"> PAGEREF _Toc243741643 \h </w:instrText>
             </w:r>
             <w:r>
               <w:rPr>
@@ -1324,7 +1428,7 @@
               <w:rPr>
                 <w:noProof/>
               </w:rPr>
-              <w:t>13</w:t>
+              <w:t>12</w:t>
             </w:r>
             <w:r>
               <w:rPr>
@@ -1341,15 +1445,284 @@
               <w:tab w:val="right" w:leader="dot" w:pos="9350"/>
             </w:tabs>
             <w:rPr>
+              <w:rFonts w:asciiTheme="minorHAnsi" w:eastAsiaTheme="minorEastAsia" w:hAnsiTheme="minorHAnsi" w:cstheme="minorBidi"/>
               <w:noProof/>
+              <w:kern w:val="2"/>
+              <w:sz w:val="24"/>
+              <w:szCs w:val="24"/>
+              <w14:ligatures w14:val="standardContextual"/>
             </w:rPr>
           </w:pPr>
-          <w:hyperlink w:anchor="_Toc243557575" w:history="1">
+          <w:hyperlink w:anchor="_Toc243741644" w:history="1">
             <w:r>
               <w:rPr>
                 <w:rStyle w:val="Hipervnculo"/>
                 <w:noProof/>
               </w:rPr>
+              <w:t>5.2.1 Nodos</w:t>
+            </w:r>
+            <w:r>
+              <w:rPr>
+                <w:noProof/>
+              </w:rPr>
+              <w:tab/>
+            </w:r>
+            <w:r>
+              <w:rPr>
+                <w:noProof/>
+              </w:rPr>
+              <w:fldChar w:fldCharType="begin"/>
+            </w:r>
+            <w:r>
+              <w:rPr>
+                <w:noProof/>
+              </w:rPr>
+              <w:instrText xml:space="preserve"> PAGEREF _Toc243741644 \h </w:instrText>
+            </w:r>
+            <w:r>
+              <w:rPr>
+                <w:noProof/>
+              </w:rPr>
+            </w:r>
+            <w:r>
+              <w:rPr>
+                <w:noProof/>
+              </w:rPr>
+              <w:fldChar w:fldCharType="separate"/>
+            </w:r>
+            <w:r>
+              <w:rPr>
+                <w:noProof/>
+              </w:rPr>
+              <w:t>13</w:t>
+            </w:r>
+            <w:r>
+              <w:rPr>
+                <w:noProof/>
+              </w:rPr>
+              <w:fldChar w:fldCharType="end"/>
+            </w:r>
+          </w:hyperlink>
+        </w:p>
+        <w:p>
+          <w:pPr>
+            <w:pStyle w:val="TDC2"/>
+            <w:tabs>
+              <w:tab w:val="right" w:leader="dot" w:pos="9350"/>
+            </w:tabs>
+            <w:rPr>
+              <w:rFonts w:asciiTheme="minorHAnsi" w:eastAsiaTheme="minorEastAsia" w:hAnsiTheme="minorHAnsi" w:cstheme="minorBidi"/>
+              <w:noProof/>
+              <w:kern w:val="2"/>
+              <w:sz w:val="24"/>
+              <w:szCs w:val="24"/>
+              <w14:ligatures w14:val="standardContextual"/>
+            </w:rPr>
+          </w:pPr>
+          <w:hyperlink w:anchor="_Toc243741645" w:history="1">
+            <w:r>
+              <w:rPr>
+                <w:rStyle w:val="Hipervnculo"/>
+                <w:noProof/>
+              </w:rPr>
+              <w:t>5.3 WF3 – Salida de reportes</w:t>
+            </w:r>
+            <w:r>
+              <w:rPr>
+                <w:noProof/>
+              </w:rPr>
+              <w:tab/>
+            </w:r>
+            <w:r>
+              <w:rPr>
+                <w:noProof/>
+              </w:rPr>
+              <w:fldChar w:fldCharType="begin"/>
+            </w:r>
+            <w:r>
+              <w:rPr>
+                <w:noProof/>
+              </w:rPr>
+              <w:instrText xml:space="preserve"> PAGEREF _Toc243741645 \h </w:instrText>
+            </w:r>
+            <w:r>
+              <w:rPr>
+                <w:noProof/>
+              </w:rPr>
+            </w:r>
+            <w:r>
+              <w:rPr>
+                <w:noProof/>
+              </w:rPr>
+              <w:fldChar w:fldCharType="separate"/>
+            </w:r>
+            <w:r>
+              <w:rPr>
+                <w:noProof/>
+              </w:rPr>
+              <w:t>14</w:t>
+            </w:r>
+            <w:r>
+              <w:rPr>
+                <w:noProof/>
+              </w:rPr>
+              <w:fldChar w:fldCharType="end"/>
+            </w:r>
+          </w:hyperlink>
+        </w:p>
+        <w:p>
+          <w:pPr>
+            <w:pStyle w:val="TDC2"/>
+            <w:tabs>
+              <w:tab w:val="right" w:leader="dot" w:pos="9350"/>
+            </w:tabs>
+            <w:rPr>
+              <w:rFonts w:asciiTheme="minorHAnsi" w:eastAsiaTheme="minorEastAsia" w:hAnsiTheme="minorHAnsi" w:cstheme="minorBidi"/>
+              <w:noProof/>
+              <w:kern w:val="2"/>
+              <w:sz w:val="24"/>
+              <w:szCs w:val="24"/>
+              <w14:ligatures w14:val="standardContextual"/>
+            </w:rPr>
+          </w:pPr>
+          <w:hyperlink w:anchor="_Toc243741646" w:history="1">
+            <w:r>
+              <w:rPr>
+                <w:rStyle w:val="Hipervnculo"/>
+                <w:noProof/>
+              </w:rPr>
+              <w:t>5.3.1 Nodos</w:t>
+            </w:r>
+            <w:r>
+              <w:rPr>
+                <w:noProof/>
+              </w:rPr>
+              <w:tab/>
+            </w:r>
+            <w:r>
+              <w:rPr>
+                <w:noProof/>
+              </w:rPr>
+              <w:fldChar w:fldCharType="begin"/>
+            </w:r>
+            <w:r>
+              <w:rPr>
+                <w:noProof/>
+              </w:rPr>
+              <w:instrText xml:space="preserve"> PAGEREF _Toc243741646 \h </w:instrText>
+            </w:r>
+            <w:r>
+              <w:rPr>
+                <w:noProof/>
+              </w:rPr>
+            </w:r>
+            <w:r>
+              <w:rPr>
+                <w:noProof/>
+              </w:rPr>
+              <w:fldChar w:fldCharType="separate"/>
+            </w:r>
+            <w:r>
+              <w:rPr>
+                <w:noProof/>
+              </w:rPr>
+              <w:t>14</w:t>
+            </w:r>
+            <w:r>
+              <w:rPr>
+                <w:noProof/>
+              </w:rPr>
+              <w:fldChar w:fldCharType="end"/>
+            </w:r>
+          </w:hyperlink>
+        </w:p>
+        <w:p>
+          <w:pPr>
+            <w:pStyle w:val="TDC2"/>
+            <w:tabs>
+              <w:tab w:val="right" w:leader="dot" w:pos="9350"/>
+            </w:tabs>
+            <w:rPr>
+              <w:rFonts w:asciiTheme="minorHAnsi" w:eastAsiaTheme="minorEastAsia" w:hAnsiTheme="minorHAnsi" w:cstheme="minorBidi"/>
+              <w:noProof/>
+              <w:kern w:val="2"/>
+              <w:sz w:val="24"/>
+              <w:szCs w:val="24"/>
+              <w14:ligatures w14:val="standardContextual"/>
+            </w:rPr>
+          </w:pPr>
+          <w:hyperlink w:anchor="_Toc243741647" w:history="1">
+            <w:r>
+              <w:rPr>
+                <w:rStyle w:val="Hipervnculo"/>
+                <w:noProof/>
+              </w:rPr>
+              <w:t>5.4 WF4 – Manejo de errores</w:t>
+            </w:r>
+            <w:r>
+              <w:rPr>
+                <w:noProof/>
+              </w:rPr>
+              <w:tab/>
+            </w:r>
+            <w:r>
+              <w:rPr>
+                <w:noProof/>
+              </w:rPr>
+              <w:fldChar w:fldCharType="begin"/>
+            </w:r>
+            <w:r>
+              <w:rPr>
+                <w:noProof/>
+              </w:rPr>
+              <w:instrText xml:space="preserve"> PAGEREF _Toc243741647 \h </w:instrText>
+            </w:r>
+            <w:r>
+              <w:rPr>
+                <w:noProof/>
+              </w:rPr>
+            </w:r>
+            <w:r>
+              <w:rPr>
+                <w:noProof/>
+              </w:rPr>
+              <w:fldChar w:fldCharType="separate"/>
+            </w:r>
+            <w:r>
+              <w:rPr>
+                <w:noProof/>
+              </w:rPr>
+              <w:t>15</w:t>
+            </w:r>
+            <w:r>
+              <w:rPr>
+                <w:noProof/>
+              </w:rPr>
+              <w:fldChar w:fldCharType="end"/>
+            </w:r>
+          </w:hyperlink>
+        </w:p>
+        <w:p>
+          <w:pPr>
+            <w:pStyle w:val="TDC2"/>
+            <w:tabs>
+              <w:tab w:val="right" w:leader="dot" w:pos="9350"/>
+            </w:tabs>
+            <w:rPr>
+              <w:rFonts w:asciiTheme="minorHAnsi" w:eastAsiaTheme="minorEastAsia" w:hAnsiTheme="minorHAnsi" w:cstheme="minorBidi"/>
+              <w:noProof/>
+              <w:kern w:val="2"/>
+              <w:sz w:val="24"/>
+              <w:szCs w:val="24"/>
+              <w14:ligatures w14:val="standardContextual"/>
+            </w:rPr>
+          </w:pPr>
+          <w:hyperlink w:anchor="_Toc243741648" w:history="1">
+            <w:r>
+              <w:rPr>
+                <w:rStyle w:val="Hipervnculo"/>
+                <w:noProof/>
+              </w:rPr>
               <w:t>5.5 Resumen de nodos utilizados</w:t>
             </w:r>
             <w:r>
@@ -1368,7 +1741,7 @@
               <w:rPr>
                 <w:noProof/>
               </w:rPr>
-              <w:instrText xml:space="preserve"> PAGEREF _Toc243557575 \h </w:instrText>
+              <w:instrText xml:space="preserve"> PAGEREF _Toc243741648 \h </w:instrText>
             </w:r>
             <w:r>
               <w:rPr>
@@ -1385,7 +1758,7 @@
               <w:rPr>
                 <w:noProof/>
               </w:rPr>
-              <w:t>14</w:t>
+              <w:t>16</w:t>
             </w:r>
             <w:r>
               <w:rPr>
@@ -1402,16 +1775,21 @@
               <w:tab w:val="right" w:leader="dot" w:pos="9350"/>
             </w:tabs>
             <w:rPr>
+              <w:rFonts w:asciiTheme="minorHAnsi" w:eastAsiaTheme="minorEastAsia" w:hAnsiTheme="minorHAnsi" w:cstheme="minorBidi"/>
               <w:noProof/>
+              <w:kern w:val="2"/>
+              <w:sz w:val="24"/>
+              <w:szCs w:val="24"/>
+              <w14:ligatures w14:val="standardContextual"/>
             </w:rPr>
           </w:pPr>
-          <w:hyperlink w:anchor="_Toc243557576" w:history="1">
+          <w:hyperlink w:anchor="_Toc243741649" w:history="1">
             <w:r>
               <w:rPr>
                 <w:rStyle w:val="Hipervnculo"/>
                 <w:noProof/>
               </w:rPr>
-              <w:t>6. Manejo de errores y de los datos</w:t>
+              <w:t>6. Cómo trabajan juntos</w:t>
             </w:r>
             <w:r>
               <w:rPr>
@@ -1429,7 +1807,7 @@
               <w:rPr>
                 <w:noProof/>
               </w:rPr>
-              <w:instrText xml:space="preserve"> PAGEREF _Toc243557576 \h </w:instrText>
+              <w:instrText xml:space="preserve"> PAGEREF _Toc243741649 \h </w:instrText>
             </w:r>
             <w:r>
               <w:rPr>
@@ -1446,7 +1824,73 @@
               <w:rPr>
                 <w:noProof/>
               </w:rPr>
-              <w:t>15</w:t>
+              <w:t>17</w:t>
+            </w:r>
+            <w:r>
+              <w:rPr>
+                <w:noProof/>
+              </w:rPr>
+              <w:fldChar w:fldCharType="end"/>
+            </w:r>
+          </w:hyperlink>
+        </w:p>
+        <w:p>
+          <w:pPr>
+            <w:pStyle w:val="TDC1"/>
+            <w:tabs>
+              <w:tab w:val="right" w:leader="dot" w:pos="9350"/>
+            </w:tabs>
+            <w:rPr>
+              <w:rFonts w:asciiTheme="minorHAnsi" w:eastAsiaTheme="minorEastAsia" w:hAnsiTheme="minorHAnsi" w:cstheme="minorBidi"/>
+              <w:noProof/>
+              <w:kern w:val="2"/>
+              <w:sz w:val="24"/>
+              <w:szCs w:val="24"/>
+              <w14:ligatures w14:val="standardContextual"/>
+            </w:rPr>
+          </w:pPr>
+          <w:hyperlink w:anchor="_Toc243741650" w:history="1">
+            <w:r>
+              <w:rPr>
+                <w:rStyle w:val="Hipervnculo"/>
+                <w:noProof/>
+              </w:rPr>
+              <w:t>7. Manejo de errores y de los datos</w:t>
+            </w:r>
+            <w:r>
+              <w:rPr>
+                <w:noProof/>
+              </w:rPr>
+              <w:tab/>
+            </w:r>
+            <w:r>
+              <w:rPr>
+                <w:noProof/>
+              </w:rPr>
+              <w:fldChar w:fldCharType="begin"/>
+            </w:r>
+            <w:r>
+              <w:rPr>
+                <w:noProof/>
+              </w:rPr>
+              <w:instrText xml:space="preserve"> PAGEREF _Toc243741650 \h </w:instrText>
+            </w:r>
+            <w:r>
+              <w:rPr>
+                <w:noProof/>
+              </w:rPr>
+            </w:r>
+            <w:r>
+              <w:rPr>
+                <w:noProof/>
+              </w:rPr>
+              <w:fldChar w:fldCharType="separate"/>
+            </w:r>
+            <w:r>
+              <w:rPr>
+                <w:noProof/>
+              </w:rPr>
+              <w:t>17</w:t>
             </w:r>
             <w:r>
               <w:rPr>
@@ -1463,16 +1907,21 @@
               <w:tab w:val="right" w:leader="dot" w:pos="9350"/>
             </w:tabs>
             <w:rPr>
+              <w:rFonts w:asciiTheme="minorHAnsi" w:eastAsiaTheme="minorEastAsia" w:hAnsiTheme="minorHAnsi" w:cstheme="minorBidi"/>
               <w:noProof/>
+              <w:kern w:val="2"/>
+              <w:sz w:val="24"/>
+              <w:szCs w:val="24"/>
+              <w14:ligatures w14:val="standardContextual"/>
             </w:rPr>
           </w:pPr>
-          <w:hyperlink w:anchor="_Toc243557577" w:history="1">
+          <w:hyperlink w:anchor="_Toc243741651" w:history="1">
             <w:r>
               <w:rPr>
                 <w:rStyle w:val="Hipervnculo"/>
                 <w:noProof/>
               </w:rPr>
-              <w:t>6.1 Errores esperados</w:t>
+              <w:t>7.1 Errores esperados</w:t>
             </w:r>
             <w:r>
               <w:rPr>
@@ -1490,7 +1939,7 @@
               <w:rPr>
                 <w:noProof/>
               </w:rPr>
-              <w:instrText xml:space="preserve"> PAGEREF _Toc243557577 \h </w:instrText>
+              <w:instrText xml:space="preserve"> PAGEREF _Toc243741651 \h </w:instrText>
             </w:r>
             <w:r>
               <w:rPr>
@@ -1507,7 +1956,7 @@
               <w:rPr>
                 <w:noProof/>
               </w:rPr>
-              <w:t>15</w:t>
+              <w:t>17</w:t>
             </w:r>
             <w:r>
               <w:rPr>
@@ -1524,16 +1973,21 @@
               <w:tab w:val="right" w:leader="dot" w:pos="9350"/>
             </w:tabs>
             <w:rPr>
+              <w:rFonts w:asciiTheme="minorHAnsi" w:eastAsiaTheme="minorEastAsia" w:hAnsiTheme="minorHAnsi" w:cstheme="minorBidi"/>
               <w:noProof/>
+              <w:kern w:val="2"/>
+              <w:sz w:val="24"/>
+              <w:szCs w:val="24"/>
+              <w14:ligatures w14:val="standardContextual"/>
             </w:rPr>
           </w:pPr>
-          <w:hyperlink w:anchor="_Toc243557578" w:history="1">
+          <w:hyperlink w:anchor="_Toc243741652" w:history="1">
             <w:r>
               <w:rPr>
                 <w:rStyle w:val="Hipervnculo"/>
                 <w:noProof/>
               </w:rPr>
-              <w:t>6.2 Errores inesperados</w:t>
+              <w:t>7.2 Errores inesperados</w:t>
             </w:r>
             <w:r>
               <w:rPr>
@@ -1551,7 +2005,7 @@
               <w:rPr>
                 <w:noProof/>
               </w:rPr>
-              <w:instrText xml:space="preserve"> PAGEREF _Toc243557578 \h </w:instrText>
+              <w:instrText xml:space="preserve"> PAGEREF _Toc243741652 \h </w:instrText>
             </w:r>
             <w:r>
               <w:rPr>
@@ -1568,7 +2022,7 @@
               <w:rPr>
                 <w:noProof/>
               </w:rPr>
-              <w:t>15</w:t>
+              <w:t>17</w:t>
             </w:r>
             <w:r>
               <w:rPr>
@@ -1585,16 +2039,21 @@
               <w:tab w:val="right" w:leader="dot" w:pos="9350"/>
             </w:tabs>
             <w:rPr>
+              <w:rFonts w:asciiTheme="minorHAnsi" w:eastAsiaTheme="minorEastAsia" w:hAnsiTheme="minorHAnsi" w:cstheme="minorBidi"/>
               <w:noProof/>
+              <w:kern w:val="2"/>
+              <w:sz w:val="24"/>
+              <w:szCs w:val="24"/>
+              <w14:ligatures w14:val="standardContextual"/>
             </w:rPr>
           </w:pPr>
-          <w:hyperlink w:anchor="_Toc243557579" w:history="1">
+          <w:hyperlink w:anchor="_Toc243741653" w:history="1">
             <w:r>
               <w:rPr>
                 <w:rStyle w:val="Hipervnculo"/>
                 <w:noProof/>
               </w:rPr>
-              <w:t>6.3 Consistencia de la información</w:t>
+              <w:t>7.3 Consistencia de la información</w:t>
             </w:r>
             <w:r>
               <w:rPr>
@@ -1612,7 +2071,7 @@
               <w:rPr>
                 <w:noProof/>
               </w:rPr>
-              <w:instrText xml:space="preserve"> PAGEREF _Toc243557579 \h </w:instrText>
+              <w:instrText xml:space="preserve"> PAGEREF _Toc243741653 \h </w:instrText>
             </w:r>
             <w:r>
               <w:rPr>
@@ -1629,7 +2088,7 @@
               <w:rPr>
                 <w:noProof/>
               </w:rPr>
-              <w:t>15</w:t>
+              <w:t>18</w:t>
             </w:r>
             <w:r>
               <w:rPr>
@@ -1646,16 +2105,21 @@
               <w:tab w:val="right" w:leader="dot" w:pos="9350"/>
             </w:tabs>
             <w:rPr>
+              <w:rFonts w:asciiTheme="minorHAnsi" w:eastAsiaTheme="minorEastAsia" w:hAnsiTheme="minorHAnsi" w:cstheme="minorBidi"/>
               <w:noProof/>
+              <w:kern w:val="2"/>
+              <w:sz w:val="24"/>
+              <w:szCs w:val="24"/>
+              <w14:ligatures w14:val="standardContextual"/>
             </w:rPr>
           </w:pPr>
-          <w:hyperlink w:anchor="_Toc243557580" w:history="1">
+          <w:hyperlink w:anchor="_Toc243741654" w:history="1">
             <w:r>
               <w:rPr>
                 <w:rStyle w:val="Hipervnculo"/>
                 <w:noProof/>
               </w:rPr>
-              <w:t>7. Consideraciones de seguridad</w:t>
+              <w:t>8. Consideraciones de seguridad</w:t>
             </w:r>
             <w:r>
               <w:rPr>
@@ -1673,7 +2137,7 @@
               <w:rPr>
                 <w:noProof/>
               </w:rPr>
-              <w:instrText xml:space="preserve"> PAGEREF _Toc243557580 \h </w:instrText>
+              <w:instrText xml:space="preserve"> PAGEREF _Toc243741654 \h </w:instrText>
             </w:r>
             <w:r>
               <w:rPr>
@@ -1690,7 +2154,7 @@
               <w:rPr>
                 <w:noProof/>
               </w:rPr>
-              <w:t>16</w:t>
+              <w:t>18</w:t>
             </w:r>
             <w:r>
               <w:rPr>
@@ -1707,16 +2171,21 @@
               <w:tab w:val="right" w:leader="dot" w:pos="9350"/>
             </w:tabs>
             <w:rPr>
+              <w:rFonts w:asciiTheme="minorHAnsi" w:eastAsiaTheme="minorEastAsia" w:hAnsiTheme="minorHAnsi" w:cstheme="minorBidi"/>
               <w:noProof/>
+              <w:kern w:val="2"/>
+              <w:sz w:val="24"/>
+              <w:szCs w:val="24"/>
+              <w14:ligatures w14:val="standardContextual"/>
             </w:rPr>
           </w:pPr>
-          <w:hyperlink w:anchor="_Toc243557581" w:history="1">
+          <w:hyperlink w:anchor="_Toc243741655" w:history="1">
             <w:r>
               <w:rPr>
                 <w:rStyle w:val="Hipervnculo"/>
                 <w:noProof/>
               </w:rPr>
-              <w:t>8. Pruebas realizadas</w:t>
+              <w:t>9. Pruebas realizadas</w:t>
             </w:r>
             <w:r>
               <w:rPr>
@@ -1734,7 +2203,7 @@
               <w:rPr>
                 <w:noProof/>
               </w:rPr>
-              <w:instrText xml:space="preserve"> PAGEREF _Toc243557581 \h </w:instrText>
+              <w:instrText xml:space="preserve"> PAGEREF _Toc243741655 \h </w:instrText>
             </w:r>
             <w:r>
               <w:rPr>
@@ -1751,7 +2220,7 @@
               <w:rPr>
                 <w:noProof/>
               </w:rPr>
-              <w:t>17</w:t>
+              <w:t>20</w:t>
             </w:r>
             <w:r>
               <w:rPr>
@@ -1768,16 +2237,21 @@
               <w:tab w:val="right" w:leader="dot" w:pos="9350"/>
             </w:tabs>
             <w:rPr>
+              <w:rFonts w:asciiTheme="minorHAnsi" w:eastAsiaTheme="minorEastAsia" w:hAnsiTheme="minorHAnsi" w:cstheme="minorBidi"/>
               <w:noProof/>
+              <w:kern w:val="2"/>
+              <w:sz w:val="24"/>
+              <w:szCs w:val="24"/>
+              <w14:ligatures w14:val="standardContextual"/>
             </w:rPr>
           </w:pPr>
-          <w:hyperlink w:anchor="_Toc243557582" w:history="1">
+          <w:hyperlink w:anchor="_Toc243741656" w:history="1">
             <w:r>
               <w:rPr>
                 <w:rStyle w:val="Hipervnculo"/>
                 <w:noProof/>
               </w:rPr>
-              <w:t>9. Instalación y reproducibilidad</w:t>
+              <w:t>10. Instalación y reproducibilidad</w:t>
             </w:r>
             <w:r>
               <w:rPr>
@@ -1795,7 +2269,7 @@
               <w:rPr>
                 <w:noProof/>
               </w:rPr>
-              <w:instrText xml:space="preserve"> PAGEREF _Toc243557582 \h </w:instrText>
+              <w:instrText xml:space="preserve"> PAGEREF _Toc243741656 \h </w:instrText>
             </w:r>
             <w:r>
               <w:rPr>
@@ -1812,7 +2286,7 @@
               <w:rPr>
                 <w:noProof/>
               </w:rPr>
-              <w:t>19</w:t>
+              <w:t>22</w:t>
             </w:r>
             <w:r>
               <w:rPr>
@@ -1829,16 +2303,21 @@
               <w:tab w:val="right" w:leader="dot" w:pos="9350"/>
             </w:tabs>
             <w:rPr>
+              <w:rFonts w:asciiTheme="minorHAnsi" w:eastAsiaTheme="minorEastAsia" w:hAnsiTheme="minorHAnsi" w:cstheme="minorBidi"/>
               <w:noProof/>
+              <w:kern w:val="2"/>
+              <w:sz w:val="24"/>
+              <w:szCs w:val="24"/>
+              <w14:ligatures w14:val="standardContextual"/>
             </w:rPr>
           </w:pPr>
-          <w:hyperlink w:anchor="_Toc243557583" w:history="1">
+          <w:hyperlink w:anchor="_Toc243741657" w:history="1">
             <w:r>
               <w:rPr>
                 <w:rStyle w:val="Hipervnculo"/>
                 <w:noProof/>
               </w:rPr>
-              <w:t>12. Conclusiones</w:t>
+              <w:t>11. Aplicación web de préstamos</w:t>
             </w:r>
             <w:r>
               <w:rPr>
@@ -1856,7 +2335,7 @@
               <w:rPr>
                 <w:noProof/>
               </w:rPr>
-              <w:instrText xml:space="preserve"> PAGEREF _Toc243557583 \h </w:instrText>
+              <w:instrText xml:space="preserve"> PAGEREF _Toc243741657 \h </w:instrText>
             </w:r>
             <w:r>
               <w:rPr>
@@ -1873,7 +2352,7 @@
               <w:rPr>
                 <w:noProof/>
               </w:rPr>
-              <w:t>25</w:t>
+              <w:t>22</w:t>
             </w:r>
             <w:r>
               <w:rPr>
@@ -1890,16 +2369,21 @@
               <w:tab w:val="right" w:leader="dot" w:pos="9350"/>
             </w:tabs>
             <w:rPr>
+              <w:rFonts w:asciiTheme="minorHAnsi" w:eastAsiaTheme="minorEastAsia" w:hAnsiTheme="minorHAnsi" w:cstheme="minorBidi"/>
               <w:noProof/>
+              <w:kern w:val="2"/>
+              <w:sz w:val="24"/>
+              <w:szCs w:val="24"/>
+              <w14:ligatures w14:val="standardContextual"/>
             </w:rPr>
           </w:pPr>
-          <w:hyperlink w:anchor="_Toc243557584" w:history="1">
+          <w:hyperlink w:anchor="_Toc243741658" w:history="1">
             <w:r>
               <w:rPr>
                 <w:rStyle w:val="Hipervnculo"/>
                 <w:noProof/>
               </w:rPr>
-              <w:t>12.1 Trabajo futuro</w:t>
+              <w:t>11.1 Tecnologías y arquitectura</w:t>
             </w:r>
             <w:r>
               <w:rPr>
@@ -1917,7 +2401,7 @@
               <w:rPr>
                 <w:noProof/>
               </w:rPr>
-              <w:instrText xml:space="preserve"> PAGEREF _Toc243557584 \h </w:instrText>
+              <w:instrText xml:space="preserve"> PAGEREF _Toc243741658 \h </w:instrText>
             </w:r>
             <w:r>
               <w:rPr>
@@ -1934,7 +2418,139 @@
               <w:rPr>
                 <w:noProof/>
               </w:rPr>
-              <w:t>26</w:t>
+              <w:t>23</w:t>
+            </w:r>
+            <w:r>
+              <w:rPr>
+                <w:noProof/>
+              </w:rPr>
+              <w:fldChar w:fldCharType="end"/>
+            </w:r>
+          </w:hyperlink>
+        </w:p>
+        <w:p>
+          <w:pPr>
+            <w:pStyle w:val="TDC2"/>
+            <w:tabs>
+              <w:tab w:val="right" w:leader="dot" w:pos="9350"/>
+            </w:tabs>
+            <w:rPr>
+              <w:rFonts w:asciiTheme="minorHAnsi" w:eastAsiaTheme="minorEastAsia" w:hAnsiTheme="minorHAnsi" w:cstheme="minorBidi"/>
+              <w:noProof/>
+              <w:kern w:val="2"/>
+              <w:sz w:val="24"/>
+              <w:szCs w:val="24"/>
+              <w14:ligatures w14:val="standardContextual"/>
+            </w:rPr>
+          </w:pPr>
+          <w:hyperlink w:anchor="_Toc243741659" w:history="1">
+            <w:r>
+              <w:rPr>
+                <w:rStyle w:val="Hipervnculo"/>
+                <w:noProof/>
+              </w:rPr>
+              <w:t>11.2 Flujo de una solicitud</w:t>
+            </w:r>
+            <w:r>
+              <w:rPr>
+                <w:noProof/>
+              </w:rPr>
+              <w:tab/>
+            </w:r>
+            <w:r>
+              <w:rPr>
+                <w:noProof/>
+              </w:rPr>
+              <w:fldChar w:fldCharType="begin"/>
+            </w:r>
+            <w:r>
+              <w:rPr>
+                <w:noProof/>
+              </w:rPr>
+              <w:instrText xml:space="preserve"> PAGEREF _Toc243741659 \h </w:instrText>
+            </w:r>
+            <w:r>
+              <w:rPr>
+                <w:noProof/>
+              </w:rPr>
+            </w:r>
+            <w:r>
+              <w:rPr>
+                <w:noProof/>
+              </w:rPr>
+              <w:fldChar w:fldCharType="separate"/>
+            </w:r>
+            <w:r>
+              <w:rPr>
+                <w:noProof/>
+              </w:rPr>
+              <w:t>23</w:t>
+            </w:r>
+            <w:r>
+              <w:rPr>
+                <w:noProof/>
+              </w:rPr>
+              <w:fldChar w:fldCharType="end"/>
+            </w:r>
+          </w:hyperlink>
+        </w:p>
+        <w:p>
+          <w:pPr>
+            <w:pStyle w:val="TDC2"/>
+            <w:tabs>
+              <w:tab w:val="right" w:leader="dot" w:pos="9350"/>
+            </w:tabs>
+            <w:rPr>
+              <w:rFonts w:asciiTheme="minorHAnsi" w:eastAsiaTheme="minorEastAsia" w:hAnsiTheme="minorHAnsi" w:cstheme="minorBidi"/>
+              <w:noProof/>
+              <w:kern w:val="2"/>
+              <w:sz w:val="24"/>
+              <w:szCs w:val="24"/>
+              <w14:ligatures w14:val="standardContextual"/>
+            </w:rPr>
+          </w:pPr>
+          <w:hyperlink w:anchor="_Toc243741660" w:history="1">
+            <w:r>
+              <w:rPr>
+                <w:rStyle w:val="Hipervnculo"/>
+                <w:noProof/>
+              </w:rPr>
+              <w:t>11.3 Seguridad de la aplicación</w:t>
+            </w:r>
+            <w:r>
+              <w:rPr>
+                <w:noProof/>
+              </w:rPr>
+              <w:tab/>
+            </w:r>
+            <w:r>
+              <w:rPr>
+                <w:noProof/>
+              </w:rPr>
+              <w:fldChar w:fldCharType="begin"/>
+            </w:r>
+            <w:r>
+              <w:rPr>
+                <w:noProof/>
+              </w:rPr>
+              <w:instrText xml:space="preserve"> PAGEREF _Toc243741660 \h </w:instrText>
+            </w:r>
+            <w:r>
+              <w:rPr>
+                <w:noProof/>
+              </w:rPr>
+            </w:r>
+            <w:r>
+              <w:rPr>
+                <w:noProof/>
+              </w:rPr>
+              <w:fldChar w:fldCharType="separate"/>
+            </w:r>
+            <w:r>
+              <w:rPr>
+                <w:noProof/>
+              </w:rPr>
+              <w:t>25</w:t>
             </w:r>
             <w:r>
               <w:rPr>
@@ -1951,16 +2567,21 @@
               <w:tab w:val="right" w:leader="dot" w:pos="9350"/>
             </w:tabs>
             <w:rPr>
+              <w:rFonts w:asciiTheme="minorHAnsi" w:eastAsiaTheme="minorEastAsia" w:hAnsiTheme="minorHAnsi" w:cstheme="minorBidi"/>
               <w:noProof/>
+              <w:kern w:val="2"/>
+              <w:sz w:val="24"/>
+              <w:szCs w:val="24"/>
+              <w14:ligatures w14:val="standardContextual"/>
             </w:rPr>
           </w:pPr>
-          <w:hyperlink w:anchor="_Toc243557585" w:history="1">
+          <w:hyperlink w:anchor="_Toc243741661" w:history="1">
             <w:r>
               <w:rPr>
                 <w:rStyle w:val="Hipervnculo"/>
                 <w:noProof/>
               </w:rPr>
-              <w:t>13. Referencias y recursos de apoyo</w:t>
+              <w:t>12. Pruebas unitarias automatizadas</w:t>
             </w:r>
             <w:r>
               <w:rPr>
@@ -1978,7 +2599,7 @@
               <w:rPr>
                 <w:noProof/>
               </w:rPr>
-              <w:instrText xml:space="preserve"> PAGEREF _Toc243557585 \h </w:instrText>
+              <w:instrText xml:space="preserve"> PAGEREF _Toc243741661 \h </w:instrText>
             </w:r>
             <w:r>
               <w:rPr>
@@ -1995,7 +2616,7 @@
               <w:rPr>
                 <w:noProof/>
               </w:rPr>
-              <w:t>26</w:t>
+              <w:t>28</w:t>
             </w:r>
             <w:r>
               <w:rPr>
@@ -2006,6 +2627,806 @@
           </w:hyperlink>
         </w:p>
         <w:p>
+          <w:pPr>
+            <w:pStyle w:val="TDC2"/>
+            <w:tabs>
+              <w:tab w:val="right" w:leader="dot" w:pos="9350"/>
+            </w:tabs>
+            <w:rPr>
+              <w:rFonts w:asciiTheme="minorHAnsi" w:eastAsiaTheme="minorEastAsia" w:hAnsiTheme="minorHAnsi" w:cstheme="minorBidi"/>
+              <w:noProof/>
+              <w:kern w:val="2"/>
+              <w:sz w:val="24"/>
+              <w:szCs w:val="24"/>
+              <w14:ligatures w14:val="standardContextual"/>
+            </w:rPr>
+          </w:pPr>
+          <w:hyperlink w:anchor="_Toc243741662" w:history="1">
+            <w:r>
+              <w:rPr>
+                <w:rStyle w:val="Hipervnculo"/>
+                <w:noProof/>
+              </w:rPr>
+              <w:t>12.1 Herramientas</w:t>
+            </w:r>
+            <w:r>
+              <w:rPr>
+                <w:noProof/>
+              </w:rPr>
+              <w:tab/>
+            </w:r>
+            <w:r>
+              <w:rPr>
+                <w:noProof/>
+              </w:rPr>
+              <w:fldChar w:fldCharType="begin"/>
+            </w:r>
+            <w:r>
+              <w:rPr>
+                <w:noProof/>
+              </w:rPr>
+              <w:instrText xml:space="preserve"> PAGEREF _Toc243741662 \h </w:instrText>
+            </w:r>
+            <w:r>
+              <w:rPr>
+                <w:noProof/>
+              </w:rPr>
+            </w:r>
+            <w:r>
+              <w:rPr>
+                <w:noProof/>
+              </w:rPr>
+              <w:fldChar w:fldCharType="separate"/>
+            </w:r>
+            <w:r>
+              <w:rPr>
+                <w:noProof/>
+              </w:rPr>
+              <w:t>29</w:t>
+            </w:r>
+            <w:r>
+              <w:rPr>
+                <w:noProof/>
+              </w:rPr>
+              <w:fldChar w:fldCharType="end"/>
+            </w:r>
+          </w:hyperlink>
+        </w:p>
+        <w:p>
+          <w:pPr>
+            <w:pStyle w:val="TDC2"/>
+            <w:tabs>
+              <w:tab w:val="right" w:leader="dot" w:pos="9350"/>
+            </w:tabs>
+            <w:rPr>
+              <w:rFonts w:asciiTheme="minorHAnsi" w:eastAsiaTheme="minorEastAsia" w:hAnsiTheme="minorHAnsi" w:cstheme="minorBidi"/>
+              <w:noProof/>
+              <w:kern w:val="2"/>
+              <w:sz w:val="24"/>
+              <w:szCs w:val="24"/>
+              <w14:ligatures w14:val="standardContextual"/>
+            </w:rPr>
+          </w:pPr>
+          <w:hyperlink w:anchor="_Toc243741663" w:history="1">
+            <w:r>
+              <w:rPr>
+                <w:rStyle w:val="Hipervnculo"/>
+                <w:noProof/>
+              </w:rPr>
+              <w:t>12.2 Casos probados</w:t>
+            </w:r>
+            <w:r>
+              <w:rPr>
+                <w:noProof/>
+              </w:rPr>
+              <w:tab/>
+            </w:r>
+            <w:r>
+              <w:rPr>
+                <w:noProof/>
+              </w:rPr>
+              <w:fldChar w:fldCharType="begin"/>
+            </w:r>
+            <w:r>
+              <w:rPr>
+                <w:noProof/>
+              </w:rPr>
+              <w:instrText xml:space="preserve"> PAGEREF _Toc243741663 \h </w:instrText>
+            </w:r>
+            <w:r>
+              <w:rPr>
+                <w:noProof/>
+              </w:rPr>
+            </w:r>
+            <w:r>
+              <w:rPr>
+                <w:noProof/>
+              </w:rPr>
+              <w:fldChar w:fldCharType="separate"/>
+            </w:r>
+            <w:r>
+              <w:rPr>
+                <w:noProof/>
+              </w:rPr>
+              <w:t>30</w:t>
+            </w:r>
+            <w:r>
+              <w:rPr>
+                <w:noProof/>
+              </w:rPr>
+              <w:fldChar w:fldCharType="end"/>
+            </w:r>
+          </w:hyperlink>
+        </w:p>
+        <w:p>
+          <w:pPr>
+            <w:pStyle w:val="TDC2"/>
+            <w:tabs>
+              <w:tab w:val="right" w:leader="dot" w:pos="9350"/>
+            </w:tabs>
+            <w:rPr>
+              <w:rFonts w:asciiTheme="minorHAnsi" w:eastAsiaTheme="minorEastAsia" w:hAnsiTheme="minorHAnsi" w:cstheme="minorBidi"/>
+              <w:noProof/>
+              <w:kern w:val="2"/>
+              <w:sz w:val="24"/>
+              <w:szCs w:val="24"/>
+              <w14:ligatures w14:val="standardContextual"/>
+            </w:rPr>
+          </w:pPr>
+          <w:hyperlink w:anchor="_Toc243741664" w:history="1">
+            <w:r>
+              <w:rPr>
+                <w:rStyle w:val="Hipervnculo"/>
+                <w:noProof/>
+              </w:rPr>
+              <w:t>12.3 Cobertura de código</w:t>
+            </w:r>
+            <w:r>
+              <w:rPr>
+                <w:noProof/>
+              </w:rPr>
+              <w:tab/>
+            </w:r>
+            <w:r>
+              <w:rPr>
+                <w:noProof/>
+              </w:rPr>
+              <w:fldChar w:fldCharType="begin"/>
+            </w:r>
+            <w:r>
+              <w:rPr>
+                <w:noProof/>
+              </w:rPr>
+              <w:instrText xml:space="preserve"> PAGEREF _Toc243741664 \h </w:instrText>
+            </w:r>
+            <w:r>
+              <w:rPr>
+                <w:noProof/>
+              </w:rPr>
+            </w:r>
+            <w:r>
+              <w:rPr>
+                <w:noProof/>
+              </w:rPr>
+              <w:fldChar w:fldCharType="separate"/>
+            </w:r>
+            <w:r>
+              <w:rPr>
+                <w:noProof/>
+              </w:rPr>
+              <w:t>30</w:t>
+            </w:r>
+            <w:r>
+              <w:rPr>
+                <w:noProof/>
+              </w:rPr>
+              <w:fldChar w:fldCharType="end"/>
+            </w:r>
+          </w:hyperlink>
+        </w:p>
+        <w:p>
+          <w:pPr>
+            <w:pStyle w:val="TDC1"/>
+            <w:tabs>
+              <w:tab w:val="right" w:leader="dot" w:pos="9350"/>
+            </w:tabs>
+            <w:rPr>
+              <w:rFonts w:asciiTheme="minorHAnsi" w:eastAsiaTheme="minorEastAsia" w:hAnsiTheme="minorHAnsi" w:cstheme="minorBidi"/>
+              <w:noProof/>
+              <w:kern w:val="2"/>
+              <w:sz w:val="24"/>
+              <w:szCs w:val="24"/>
+              <w14:ligatures w14:val="standardContextual"/>
+            </w:rPr>
+          </w:pPr>
+          <w:hyperlink w:anchor="_Toc243741665" w:history="1">
+            <w:r>
+              <w:rPr>
+                <w:rStyle w:val="Hipervnculo"/>
+                <w:noProof/>
+              </w:rPr>
+              <w:t>13. Modelado UML</w:t>
+            </w:r>
+            <w:r>
+              <w:rPr>
+                <w:noProof/>
+              </w:rPr>
+              <w:tab/>
+            </w:r>
+            <w:r>
+              <w:rPr>
+                <w:noProof/>
+              </w:rPr>
+              <w:fldChar w:fldCharType="begin"/>
+            </w:r>
+            <w:r>
+              <w:rPr>
+                <w:noProof/>
+              </w:rPr>
+              <w:instrText xml:space="preserve"> PAGEREF _Toc243741665 \h </w:instrText>
+            </w:r>
+            <w:r>
+              <w:rPr>
+                <w:noProof/>
+              </w:rPr>
+            </w:r>
+            <w:r>
+              <w:rPr>
+                <w:noProof/>
+              </w:rPr>
+              <w:fldChar w:fldCharType="separate"/>
+            </w:r>
+            <w:r>
+              <w:rPr>
+                <w:noProof/>
+              </w:rPr>
+              <w:t>32</w:t>
+            </w:r>
+            <w:r>
+              <w:rPr>
+                <w:noProof/>
+              </w:rPr>
+              <w:fldChar w:fldCharType="end"/>
+            </w:r>
+          </w:hyperlink>
+        </w:p>
+        <w:p>
+          <w:pPr>
+            <w:pStyle w:val="TDC2"/>
+            <w:tabs>
+              <w:tab w:val="right" w:leader="dot" w:pos="9350"/>
+            </w:tabs>
+            <w:rPr>
+              <w:rFonts w:asciiTheme="minorHAnsi" w:eastAsiaTheme="minorEastAsia" w:hAnsiTheme="minorHAnsi" w:cstheme="minorBidi"/>
+              <w:noProof/>
+              <w:kern w:val="2"/>
+              <w:sz w:val="24"/>
+              <w:szCs w:val="24"/>
+              <w14:ligatures w14:val="standardContextual"/>
+            </w:rPr>
+          </w:pPr>
+          <w:hyperlink w:anchor="_Toc243741666" w:history="1">
+            <w:r>
+              <w:rPr>
+                <w:rStyle w:val="Hipervnculo"/>
+                <w:noProof/>
+              </w:rPr>
+              <w:t>13.1 Diagrama de casos de uso</w:t>
+            </w:r>
+            <w:r>
+              <w:rPr>
+                <w:noProof/>
+              </w:rPr>
+              <w:tab/>
+            </w:r>
+            <w:r>
+              <w:rPr>
+                <w:noProof/>
+              </w:rPr>
+              <w:fldChar w:fldCharType="begin"/>
+            </w:r>
+            <w:r>
+              <w:rPr>
+                <w:noProof/>
+              </w:rPr>
+              <w:instrText xml:space="preserve"> PAGEREF _Toc243741666 \h </w:instrText>
+            </w:r>
+            <w:r>
+              <w:rPr>
+                <w:noProof/>
+              </w:rPr>
+            </w:r>
+            <w:r>
+              <w:rPr>
+                <w:noProof/>
+              </w:rPr>
+              <w:fldChar w:fldCharType="separate"/>
+            </w:r>
+            <w:r>
+              <w:rPr>
+                <w:noProof/>
+              </w:rPr>
+              <w:t>32</w:t>
+            </w:r>
+            <w:r>
+              <w:rPr>
+                <w:noProof/>
+              </w:rPr>
+              <w:fldChar w:fldCharType="end"/>
+            </w:r>
+          </w:hyperlink>
+        </w:p>
+        <w:p>
+          <w:pPr>
+            <w:pStyle w:val="TDC2"/>
+            <w:tabs>
+              <w:tab w:val="right" w:leader="dot" w:pos="9350"/>
+            </w:tabs>
+            <w:rPr>
+              <w:rFonts w:asciiTheme="minorHAnsi" w:eastAsiaTheme="minorEastAsia" w:hAnsiTheme="minorHAnsi" w:cstheme="minorBidi"/>
+              <w:noProof/>
+              <w:kern w:val="2"/>
+              <w:sz w:val="24"/>
+              <w:szCs w:val="24"/>
+              <w14:ligatures w14:val="standardContextual"/>
+            </w:rPr>
+          </w:pPr>
+          <w:hyperlink w:anchor="_Toc243741667" w:history="1">
+            <w:r>
+              <w:rPr>
+                <w:rStyle w:val="Hipervnculo"/>
+                <w:noProof/>
+              </w:rPr>
+              <w:t>13.2 Diagrama de actividad</w:t>
+            </w:r>
+            <w:r>
+              <w:rPr>
+                <w:noProof/>
+              </w:rPr>
+              <w:tab/>
+            </w:r>
+            <w:r>
+              <w:rPr>
+                <w:noProof/>
+              </w:rPr>
+              <w:fldChar w:fldCharType="begin"/>
+            </w:r>
+            <w:r>
+              <w:rPr>
+                <w:noProof/>
+              </w:rPr>
+              <w:instrText xml:space="preserve"> PAGEREF _Toc243741667 \h </w:instrText>
+            </w:r>
+            <w:r>
+              <w:rPr>
+                <w:noProof/>
+              </w:rPr>
+            </w:r>
+            <w:r>
+              <w:rPr>
+                <w:noProof/>
+              </w:rPr>
+              <w:fldChar w:fldCharType="separate"/>
+            </w:r>
+            <w:r>
+              <w:rPr>
+                <w:noProof/>
+              </w:rPr>
+              <w:t>33</w:t>
+            </w:r>
+            <w:r>
+              <w:rPr>
+                <w:noProof/>
+              </w:rPr>
+              <w:fldChar w:fldCharType="end"/>
+            </w:r>
+          </w:hyperlink>
+        </w:p>
+        <w:p>
+          <w:pPr>
+            <w:pStyle w:val="TDC2"/>
+            <w:tabs>
+              <w:tab w:val="right" w:leader="dot" w:pos="9350"/>
+            </w:tabs>
+            <w:rPr>
+              <w:rFonts w:asciiTheme="minorHAnsi" w:eastAsiaTheme="minorEastAsia" w:hAnsiTheme="minorHAnsi" w:cstheme="minorBidi"/>
+              <w:noProof/>
+              <w:kern w:val="2"/>
+              <w:sz w:val="24"/>
+              <w:szCs w:val="24"/>
+              <w14:ligatures w14:val="standardContextual"/>
+            </w:rPr>
+          </w:pPr>
+          <w:hyperlink w:anchor="_Toc243741668" w:history="1">
+            <w:r>
+              <w:rPr>
+                <w:rStyle w:val="Hipervnculo"/>
+                <w:noProof/>
+              </w:rPr>
+              <w:t>13.3 Diagrama de secuencia</w:t>
+            </w:r>
+            <w:r>
+              <w:rPr>
+                <w:noProof/>
+              </w:rPr>
+              <w:tab/>
+            </w:r>
+            <w:r>
+              <w:rPr>
+                <w:noProof/>
+              </w:rPr>
+              <w:fldChar w:fldCharType="begin"/>
+            </w:r>
+            <w:r>
+              <w:rPr>
+                <w:noProof/>
+              </w:rPr>
+              <w:instrText xml:space="preserve"> PAGEREF _Toc243741668 \h </w:instrText>
+            </w:r>
+            <w:r>
+              <w:rPr>
+                <w:noProof/>
+              </w:rPr>
+            </w:r>
+            <w:r>
+              <w:rPr>
+                <w:noProof/>
+              </w:rPr>
+              <w:fldChar w:fldCharType="separate"/>
+            </w:r>
+            <w:r>
+              <w:rPr>
+                <w:noProof/>
+              </w:rPr>
+              <w:t>34</w:t>
+            </w:r>
+            <w:r>
+              <w:rPr>
+                <w:noProof/>
+              </w:rPr>
+              <w:fldChar w:fldCharType="end"/>
+            </w:r>
+          </w:hyperlink>
+        </w:p>
+        <w:p>
+          <w:pPr>
+            <w:pStyle w:val="TDC2"/>
+            <w:tabs>
+              <w:tab w:val="right" w:leader="dot" w:pos="9350"/>
+            </w:tabs>
+            <w:rPr>
+              <w:rFonts w:asciiTheme="minorHAnsi" w:eastAsiaTheme="minorEastAsia" w:hAnsiTheme="minorHAnsi" w:cstheme="minorBidi"/>
+              <w:noProof/>
+              <w:kern w:val="2"/>
+              <w:sz w:val="24"/>
+              <w:szCs w:val="24"/>
+              <w14:ligatures w14:val="standardContextual"/>
+            </w:rPr>
+          </w:pPr>
+          <w:hyperlink w:anchor="_Toc243741669" w:history="1">
+            <w:r>
+              <w:rPr>
+                <w:rStyle w:val="Hipervnculo"/>
+                <w:noProof/>
+              </w:rPr>
+              <w:t>13.4 Diagrama de clases</w:t>
+            </w:r>
+            <w:r>
+              <w:rPr>
+                <w:noProof/>
+              </w:rPr>
+              <w:tab/>
+            </w:r>
+            <w:r>
+              <w:rPr>
+                <w:noProof/>
+              </w:rPr>
+              <w:fldChar w:fldCharType="begin"/>
+            </w:r>
+            <w:r>
+              <w:rPr>
+                <w:noProof/>
+              </w:rPr>
+              <w:instrText xml:space="preserve"> PAGEREF _Toc243741669 \h </w:instrText>
+            </w:r>
+            <w:r>
+              <w:rPr>
+                <w:noProof/>
+              </w:rPr>
+            </w:r>
+            <w:r>
+              <w:rPr>
+                <w:noProof/>
+              </w:rPr>
+              <w:fldChar w:fldCharType="separate"/>
+            </w:r>
+            <w:r>
+              <w:rPr>
+                <w:noProof/>
+              </w:rPr>
+              <w:t>35</w:t>
+            </w:r>
+            <w:r>
+              <w:rPr>
+                <w:noProof/>
+              </w:rPr>
+              <w:fldChar w:fldCharType="end"/>
+            </w:r>
+          </w:hyperlink>
+        </w:p>
+        <w:p>
+          <w:pPr>
+            <w:pStyle w:val="TDC2"/>
+            <w:tabs>
+              <w:tab w:val="right" w:leader="dot" w:pos="9350"/>
+            </w:tabs>
+            <w:rPr>
+              <w:rFonts w:asciiTheme="minorHAnsi" w:eastAsiaTheme="minorEastAsia" w:hAnsiTheme="minorHAnsi" w:cstheme="minorBidi"/>
+              <w:noProof/>
+              <w:kern w:val="2"/>
+              <w:sz w:val="24"/>
+              <w:szCs w:val="24"/>
+              <w14:ligatures w14:val="standardContextual"/>
+            </w:rPr>
+          </w:pPr>
+          <w:hyperlink w:anchor="_Toc243741670" w:history="1">
+            <w:r>
+              <w:rPr>
+                <w:rStyle w:val="Hipervnculo"/>
+                <w:noProof/>
+              </w:rPr>
+              <w:t>13.5 Diagrama de despliegue</w:t>
+            </w:r>
+            <w:r>
+              <w:rPr>
+                <w:noProof/>
+              </w:rPr>
+              <w:tab/>
+            </w:r>
+            <w:r>
+              <w:rPr>
+                <w:noProof/>
+              </w:rPr>
+              <w:fldChar w:fldCharType="begin"/>
+            </w:r>
+            <w:r>
+              <w:rPr>
+                <w:noProof/>
+              </w:rPr>
+              <w:instrText xml:space="preserve"> PAGEREF _Toc243741670 \h </w:instrText>
+            </w:r>
+            <w:r>
+              <w:rPr>
+                <w:noProof/>
+              </w:rPr>
+            </w:r>
+            <w:r>
+              <w:rPr>
+                <w:noProof/>
+              </w:rPr>
+              <w:fldChar w:fldCharType="separate"/>
+            </w:r>
+            <w:r>
+              <w:rPr>
+                <w:noProof/>
+              </w:rPr>
+              <w:t>36</w:t>
+            </w:r>
+            <w:r>
+              <w:rPr>
+                <w:noProof/>
+              </w:rPr>
+              <w:fldChar w:fldCharType="end"/>
+            </w:r>
+          </w:hyperlink>
+        </w:p>
+        <w:p>
+          <w:pPr>
+            <w:pStyle w:val="TDC1"/>
+            <w:tabs>
+              <w:tab w:val="right" w:leader="dot" w:pos="9350"/>
+            </w:tabs>
+            <w:rPr>
+              <w:rFonts w:asciiTheme="minorHAnsi" w:eastAsiaTheme="minorEastAsia" w:hAnsiTheme="minorHAnsi" w:cstheme="minorBidi"/>
+              <w:noProof/>
+              <w:kern w:val="2"/>
+              <w:sz w:val="24"/>
+              <w:szCs w:val="24"/>
+              <w14:ligatures w14:val="standardContextual"/>
+            </w:rPr>
+          </w:pPr>
+          <w:hyperlink w:anchor="_Toc243741671" w:history="1">
+            <w:r>
+              <w:rPr>
+                <w:rStyle w:val="Hipervnculo"/>
+                <w:noProof/>
+              </w:rPr>
+              <w:t>14. Conclusiones</w:t>
+            </w:r>
+            <w:r>
+              <w:rPr>
+                <w:noProof/>
+              </w:rPr>
+              <w:tab/>
+            </w:r>
+            <w:r>
+              <w:rPr>
+                <w:noProof/>
+              </w:rPr>
+              <w:fldChar w:fldCharType="begin"/>
+            </w:r>
+            <w:r>
+              <w:rPr>
+                <w:noProof/>
+              </w:rPr>
+              <w:instrText xml:space="preserve"> PAGEREF _Toc243741671 \h </w:instrText>
+            </w:r>
+            <w:r>
+              <w:rPr>
+                <w:noProof/>
+              </w:rPr>
+            </w:r>
+            <w:r>
+              <w:rPr>
+                <w:noProof/>
+              </w:rPr>
+              <w:fldChar w:fldCharType="separate"/>
+            </w:r>
+            <w:r>
+              <w:rPr>
+                <w:noProof/>
+              </w:rPr>
+              <w:t>37</w:t>
+            </w:r>
+            <w:r>
+              <w:rPr>
+                <w:noProof/>
+              </w:rPr>
+              <w:fldChar w:fldCharType="end"/>
+            </w:r>
+          </w:hyperlink>
+        </w:p>
+        <w:p>
+          <w:pPr>
+            <w:pStyle w:val="TDC2"/>
+            <w:tabs>
+              <w:tab w:val="right" w:leader="dot" w:pos="9350"/>
+            </w:tabs>
+            <w:rPr>
+              <w:rFonts w:asciiTheme="minorHAnsi" w:eastAsiaTheme="minorEastAsia" w:hAnsiTheme="minorHAnsi" w:cstheme="minorBidi"/>
+              <w:noProof/>
+              <w:kern w:val="2"/>
+              <w:sz w:val="24"/>
+              <w:szCs w:val="24"/>
+              <w14:ligatures w14:val="standardContextual"/>
+            </w:rPr>
+          </w:pPr>
+          <w:hyperlink w:anchor="_Toc243741672" w:history="1">
+            <w:r>
+              <w:rPr>
+                <w:rStyle w:val="Hipervnculo"/>
+                <w:noProof/>
+              </w:rPr>
+              <w:t>14.1 Trabajo futuro</w:t>
+            </w:r>
+            <w:r>
+              <w:rPr>
+                <w:noProof/>
+              </w:rPr>
+              <w:tab/>
+            </w:r>
+            <w:r>
+              <w:rPr>
+                <w:noProof/>
+              </w:rPr>
+              <w:fldChar w:fldCharType="begin"/>
+            </w:r>
+            <w:r>
+              <w:rPr>
+                <w:noProof/>
+              </w:rPr>
+              <w:instrText xml:space="preserve"> PAGEREF _Toc243741672 \h </w:instrText>
+            </w:r>
+            <w:r>
+              <w:rPr>
+                <w:noProof/>
+              </w:rPr>
+            </w:r>
+            <w:r>
+              <w:rPr>
+                <w:noProof/>
+              </w:rPr>
+              <w:fldChar w:fldCharType="separate"/>
+            </w:r>
+            <w:r>
+              <w:rPr>
+                <w:noProof/>
+              </w:rPr>
+              <w:t>38</w:t>
+            </w:r>
+            <w:r>
+              <w:rPr>
+                <w:noProof/>
+              </w:rPr>
+              <w:fldChar w:fldCharType="end"/>
+            </w:r>
+          </w:hyperlink>
+        </w:p>
+        <w:p>
+          <w:pPr>
+            <w:pStyle w:val="TDC1"/>
+            <w:tabs>
+              <w:tab w:val="right" w:leader="dot" w:pos="9350"/>
+            </w:tabs>
+            <w:rPr>
+              <w:rFonts w:asciiTheme="minorHAnsi" w:eastAsiaTheme="minorEastAsia" w:hAnsiTheme="minorHAnsi" w:cstheme="minorBidi"/>
+              <w:noProof/>
+              <w:kern w:val="2"/>
+              <w:sz w:val="24"/>
+              <w:szCs w:val="24"/>
+              <w14:ligatures w14:val="standardContextual"/>
+            </w:rPr>
+          </w:pPr>
+          <w:hyperlink w:anchor="_Toc243741673" w:history="1">
+            <w:r>
+              <w:rPr>
+                <w:rStyle w:val="Hipervnculo"/>
+                <w:noProof/>
+              </w:rPr>
+              <w:t>15. Referencias y recursos de apoyo</w:t>
+            </w:r>
+            <w:r>
+              <w:rPr>
+                <w:noProof/>
+              </w:rPr>
+              <w:tab/>
+            </w:r>
+            <w:r>
+              <w:rPr>
+                <w:noProof/>
+              </w:rPr>
+              <w:fldChar w:fldCharType="begin"/>
+            </w:r>
+            <w:r>
+              <w:rPr>
+                <w:noProof/>
+              </w:rPr>
+              <w:instrText xml:space="preserve"> PAGEREF _Toc243741673 \h </w:instrText>
+            </w:r>
+            <w:r>
+              <w:rPr>
+                <w:noProof/>
+              </w:rPr>
+            </w:r>
+            <w:r>
+              <w:rPr>
+                <w:noProof/>
+              </w:rPr>
+              <w:fldChar w:fldCharType="separate"/>
+            </w:r>
+            <w:r>
+              <w:rPr>
+                <w:noProof/>
+              </w:rPr>
+              <w:t>38</w:t>
+            </w:r>
+            <w:r>
+              <w:rPr>
+                <w:noProof/>
+              </w:rPr>
+              <w:fldChar w:fldCharType="end"/>
+            </w:r>
+          </w:hyperlink>
+        </w:p>
+        <w:p>
+          <w:pPr>
+            <w:sectPr>
+              <w:pgSz w:w="12240" w:h="15840"/>
+              <w:pgMar w:top="1440" w:right="1440" w:bottom="1440" w:left="1440" w:header="708" w:footer="708" w:gutter="0"/>
+              <w:cols w:space="720"/>
+              <w:docGrid w:linePitch="360"/>
+            </w:sectPr>
+          </w:pPr>
           <w:r>
             <w:fldChar w:fldCharType="end"/>
           </w:r>
@@ -2014,57 +3435,6 @@
     </w:sdt>
     <w:p>
       <w:pPr>
-        <w:spacing w:before="120"/>
-        <w:rPr>
-          <w:i/>
-          <w:iCs/>
-          <w:color w:val="808080"/>
-          <w:sz w:val="18"/>
-          <w:szCs w:val="18"/>
-        </w:rPr>
-      </w:pPr>
-    </w:p>
-    <w:p>
-      <w:pPr>
-        <w:spacing w:before="120"/>
-        <w:rPr>
-          <w:i/>
-          <w:iCs/>
-          <w:color w:val="808080"/>
-          <w:sz w:val="18"/>
-          <w:szCs w:val="18"/>
-        </w:rPr>
-      </w:pPr>
-    </w:p>
-    <w:p>
-      <w:pPr>
-        <w:spacing w:before="120"/>
-        <w:rPr>
-          <w:i/>
-          <w:iCs/>
-          <w:color w:val="808080"/>
-          <w:sz w:val="18"/>
-          <w:szCs w:val="18"/>
-        </w:rPr>
-      </w:pPr>
-    </w:p>
-    <w:p>
-      <w:r>
-        <w:br w:type="page"/>
-      </w:r>
-    </w:p>
-    <w:p>
-      <w:pPr>
-        <w:sectPr>
-          <w:pgSz w:w="12240" w:h="15840"/>
-          <w:pgMar w:top="1440" w:right="1440" w:bottom="1440" w:left="1440" w:header="708" w:footer="708" w:gutter="0"/>
-          <w:cols w:space="720"/>
-          <w:docGrid w:linePitch="360"/>
-        </w:sectPr>
-      </w:pPr>
-    </w:p>
-    <w:p>
-      <w:pPr>
         <w:pStyle w:val="Ttulo1"/>
         <w:numPr>
           <w:ilvl w:val="0"/>
@@ -2072,7 +3442,7 @@
         </w:numPr>
         <w:jc w:val="center"/>
       </w:pPr>
-      <w:bookmarkStart w:id="0" w:name="_Toc243557558"/>
+      <w:bookmarkStart w:id="0" w:name="_Toc243741627"/>
       <w:r>
         <w:lastRenderedPageBreak/>
         <w:t>Introducción</w:t>
@@ -2117,7 +3487,7 @@
       </w:r>
       <w:proofErr w:type="spellEnd"/>
       <w:r>
-        <w:t xml:space="preserve">, respaldada por 82 pruebas unitarias automatizadas con </w:t>
+        <w:t xml:space="preserve">, que registra el número de celular del estudiante, entrega un comprobante en PDF de cada préstamo y se ejecuta en su propio contenedor Docker, respaldada por 104 pruebas unitarias automatizadas con </w:t>
       </w:r>
       <w:proofErr w:type="spellStart"/>
       <w:r>
@@ -2158,6 +3528,17 @@
       <w:r>
         <w:t>El código fuente, los workflows exportados, los casos de prueba y los diagramas están disponibles en el repositorio público:</w:t>
       </w:r>
+    </w:p>
+    <w:p>
+      <w:pPr>
+        <w:spacing w:after="120" w:line="300" w:lineRule="auto"/>
+        <w:jc w:val="center"/>
+        <w:rPr>
+          <w:b/>
+          <w:bCs/>
+          <w:color w:val="0563C1"/>
+        </w:rPr>
+      </w:pPr>
     </w:p>
     <w:p>
       <w:pPr>
@@ -2207,7 +3588,7 @@
         <w:pStyle w:val="Ttulo1"/>
         <w:jc w:val="center"/>
       </w:pPr>
-      <w:bookmarkStart w:id="1" w:name="_Toc243557559"/>
+      <w:bookmarkStart w:id="1" w:name="_Toc243741628"/>
       <w:r>
         <w:t>2. Planteamiento del problema</w:t>
       </w:r>
@@ -2217,7 +3598,7 @@
       <w:pPr>
         <w:pStyle w:val="Ttulo2"/>
       </w:pPr>
-      <w:bookmarkStart w:id="2" w:name="_Toc243557560"/>
+      <w:bookmarkStart w:id="2" w:name="_Toc243741629"/>
       <w:r>
         <w:t>2.1 Situación actual</w:t>
       </w:r>
@@ -2255,9 +3636,8 @@
       <w:pPr>
         <w:pStyle w:val="Ttulo2"/>
       </w:pPr>
-      <w:bookmarkStart w:id="3" w:name="_Toc243557561"/>
-      <w:r>
-        <w:lastRenderedPageBreak/>
+      <w:bookmarkStart w:id="3" w:name="_Toc243741630"/>
+      <w:r>
         <w:t>2.2 Problema identificado</w:t>
       </w:r>
       <w:bookmarkEnd w:id="3"/>
@@ -2378,7 +3758,7 @@
       <w:pPr>
         <w:pStyle w:val="Ttulo2"/>
       </w:pPr>
-      <w:bookmarkStart w:id="4" w:name="_Toc243557562"/>
+      <w:bookmarkStart w:id="4" w:name="_Toc243741631"/>
       <w:r>
         <w:t>2.3 Objetivo general</w:t>
       </w:r>
@@ -2404,7 +3784,7 @@
       <w:pPr>
         <w:pStyle w:val="Ttulo2"/>
       </w:pPr>
-      <w:bookmarkStart w:id="5" w:name="_Toc243557563"/>
+      <w:bookmarkStart w:id="5" w:name="_Toc243741632"/>
       <w:r>
         <w:t>2.4 Objetivos específicos</w:t>
       </w:r>
@@ -2486,7 +3866,7 @@
         <w:contextualSpacing w:val="0"/>
       </w:pPr>
       <w:r>
-        <w:t>Ofrecer una aplicación web que envíe las solicitudes al sistema y verificar su funcionamiento con pruebas unitarias automatizadas que cubran al menos el 80 % del código.</w:t>
+        <w:t>Ofrecer una aplicación web que envíe las solicitudes al sistema, registre el número de celular del estudiante y entregue un comprobante en PDF de cada préstamo, y verificar su funcionamiento con pruebas unitarias automatizadas que cubran al menos el 80 % del código.</w:t>
       </w:r>
     </w:p>
     <w:p>
@@ -2507,7 +3887,7 @@
       <w:pPr>
         <w:pStyle w:val="Ttulo2"/>
       </w:pPr>
-      <w:bookmarkStart w:id="6" w:name="_Toc243557564"/>
+      <w:bookmarkStart w:id="6" w:name="_Toc243741633"/>
       <w:r>
         <w:lastRenderedPageBreak/>
         <w:t>2.5 Alcance y limitaciones</w:t>
@@ -2528,12 +3908,9 @@
       <w:pPr>
         <w:pStyle w:val="Ttulo1"/>
       </w:pPr>
-      <w:r>
-        <w:t xml:space="preserve">3. </w:t>
-      </w:r>
-      <w:bookmarkStart w:id="7" w:name="_Toc243557565"/>
-      <w:r>
-        <w:t>Arquitectura local</w:t>
+      <w:bookmarkStart w:id="7" w:name="_Toc243741634"/>
+      <w:r>
+        <w:t>3. Arquitectura local</w:t>
       </w:r>
       <w:bookmarkEnd w:id="7"/>
     </w:p>
@@ -2542,7 +3919,7 @@
       <w:pPr>
         <w:pStyle w:val="Ttulo2"/>
       </w:pPr>
-      <w:bookmarkStart w:id="8" w:name="_Toc243557566"/>
+      <w:bookmarkStart w:id="8" w:name="_Toc243741635"/>
       <w:r>
         <w:t>3.1 Componentes</w:t>
       </w:r>
@@ -2563,7 +3940,7 @@
       </w:r>
       <w:proofErr w:type="spellEnd"/>
       <w:r>
-        <w:t xml:space="preserve"> define dos contenedores y dos volúmenes persistentes:</w:t>
+        <w:t xml:space="preserve"> define tres contenedores y dos volúmenes persistentes:</w:t>
       </w:r>
     </w:p>
     <w:p>
@@ -2719,13 +4096,15 @@
             <w:pPr>
               <w:spacing w:line="260" w:lineRule="auto"/>
             </w:pPr>
-            <w:r>
-              <w:rPr>
-                <w:sz w:val="19"/>
-                <w:szCs w:val="19"/>
-              </w:rPr>
-              <w:t>app-prestamos</w:t>
-            </w:r>
+            <w:proofErr w:type="spellStart"/>
+            <w:r>
+              <w:rPr>
+                <w:sz w:val="19"/>
+                <w:szCs w:val="19"/>
+              </w:rPr>
+              <w:t>inventario_app</w:t>
+            </w:r>
+            <w:proofErr w:type="spellEnd"/>
           </w:p>
         </w:tc>
         <w:tc>
@@ -2747,45 +4126,71 @@
           <w:p>
             <w:pPr>
               <w:spacing w:line="260" w:lineRule="auto"/>
-            </w:pPr>
-            <w:r>
-              <w:rPr>
-                <w:sz w:val="19"/>
-                <w:szCs w:val="19"/>
-              </w:rPr>
-              <w:t xml:space="preserve">Spring </w:t>
+              <w:rPr>
+                <w:lang w:val="en-US"/>
+              </w:rPr>
+            </w:pPr>
+            <w:r>
+              <w:rPr>
+                <w:sz w:val="19"/>
+                <w:szCs w:val="19"/>
+                <w:lang w:val="en-US"/>
+              </w:rPr>
+              <w:t xml:space="preserve">Spring Boot 4.1 + </w:t>
             </w:r>
             <w:proofErr w:type="spellStart"/>
             <w:r>
               <w:rPr>
                 <w:sz w:val="19"/>
                 <w:szCs w:val="19"/>
-              </w:rPr>
-              <w:t>Boot</w:t>
+                <w:lang w:val="en-US"/>
+              </w:rPr>
+              <w:t>Thymeleaf</w:t>
             </w:r>
             <w:proofErr w:type="spellEnd"/>
             <w:r>
               <w:rPr>
                 <w:sz w:val="19"/>
                 <w:szCs w:val="19"/>
-              </w:rPr>
-              <w:t xml:space="preserve"> 4.1 + </w:t>
+                <w:lang w:val="en-US"/>
+              </w:rPr>
+              <w:t xml:space="preserve"> + Apache </w:t>
             </w:r>
             <w:proofErr w:type="spellStart"/>
             <w:r>
               <w:rPr>
                 <w:sz w:val="19"/>
                 <w:szCs w:val="19"/>
-              </w:rPr>
-              <w:t>Thymeleaf</w:t>
+                <w:lang w:val="en-US"/>
+              </w:rPr>
+              <w:t>PDFBox</w:t>
             </w:r>
             <w:proofErr w:type="spellEnd"/>
             <w:r>
               <w:rPr>
                 <w:sz w:val="19"/>
                 <w:szCs w:val="19"/>
-              </w:rPr>
-              <w:t xml:space="preserve"> (puerto 8080)</w:t>
+                <w:lang w:val="en-US"/>
+              </w:rPr>
+              <w:t xml:space="preserve"> (</w:t>
+            </w:r>
+            <w:proofErr w:type="spellStart"/>
+            <w:r>
+              <w:rPr>
+                <w:sz w:val="19"/>
+                <w:szCs w:val="19"/>
+                <w:lang w:val="en-US"/>
+              </w:rPr>
+              <w:t>puerto</w:t>
+            </w:r>
+            <w:proofErr w:type="spellEnd"/>
+            <w:r>
+              <w:rPr>
+                <w:sz w:val="19"/>
+                <w:szCs w:val="19"/>
+                <w:lang w:val="en-US"/>
+              </w:rPr>
+              <w:t xml:space="preserve"> 8080)</w:t>
             </w:r>
           </w:p>
         </w:tc>
@@ -2830,7 +4235,39 @@
                 <w:sz w:val="19"/>
                 <w:szCs w:val="19"/>
               </w:rPr>
-              <w:t xml:space="preserve"> del WF1 con la clave X-API-Key y muestra el resultado.</w:t>
+              <w:t xml:space="preserve"> del WF1 con la clave X-API-Key y muestra el resultado. Genera el comprobante en PDF. Su imagen se construye con el </w:t>
+            </w:r>
+            <w:proofErr w:type="spellStart"/>
+            <w:r>
+              <w:rPr>
+                <w:sz w:val="19"/>
+                <w:szCs w:val="19"/>
+              </w:rPr>
+              <w:t>Dockerfile</w:t>
+            </w:r>
+            <w:proofErr w:type="spellEnd"/>
+            <w:r>
+              <w:rPr>
+                <w:sz w:val="19"/>
+                <w:szCs w:val="19"/>
+              </w:rPr>
+              <w:t xml:space="preserve"> del módulo app-</w:t>
+            </w:r>
+            <w:proofErr w:type="spellStart"/>
+            <w:r>
+              <w:rPr>
+                <w:sz w:val="19"/>
+                <w:szCs w:val="19"/>
+              </w:rPr>
+              <w:t>prestamos</w:t>
+            </w:r>
+            <w:proofErr w:type="spellEnd"/>
+            <w:r>
+              <w:rPr>
+                <w:sz w:val="19"/>
+                <w:szCs w:val="19"/>
+              </w:rPr>
+              <w:t xml:space="preserve"> y corre con un usuario sin privilegios.</w:t>
             </w:r>
           </w:p>
         </w:tc>
@@ -3220,19 +4657,20 @@
         <w:rPr>
           <w:noProof/>
         </w:rPr>
+        <w:lastRenderedPageBreak/>
         <w:drawing>
-          <wp:anchor distT="0" distB="0" distL="114300" distR="114300" simplePos="0" relativeHeight="251659264" behindDoc="0" locked="0" layoutInCell="1" allowOverlap="1" wp14:anchorId="6E98AF82" wp14:editId="5305ECAD">
+          <wp:anchor distT="0" distB="0" distL="114300" distR="114300" simplePos="0" relativeHeight="251663360" behindDoc="0" locked="0" layoutInCell="1" allowOverlap="1" wp14:anchorId="6511CF6E" wp14:editId="1B2C2C46">
             <wp:simplePos x="0" y="0"/>
             <wp:positionH relativeFrom="column">
-              <wp:posOffset>-464820</wp:posOffset>
+              <wp:posOffset>-722503</wp:posOffset>
             </wp:positionH>
-            <wp:positionV relativeFrom="page">
-              <wp:posOffset>6797040</wp:posOffset>
+            <wp:positionV relativeFrom="paragraph">
+              <wp:posOffset>347472</wp:posOffset>
             </wp:positionV>
-            <wp:extent cx="7048500" cy="2087880"/>
-            <wp:effectExtent l="0" t="0" r="0" b="7620"/>
+            <wp:extent cx="7412990" cy="2185035"/>
+            <wp:effectExtent l="0" t="0" r="0" b="5715"/>
             <wp:wrapSquare wrapText="bothSides"/>
-            <wp:docPr id="1" name="Imagen 1"/>
+            <wp:docPr id="24" name="Imagen 24"/>
             <wp:cNvGraphicFramePr>
               <a:graphicFrameLocks xmlns:a="http://schemas.openxmlformats.org/drawingml/2006/main" noChangeAspect="1"/>
             </wp:cNvGraphicFramePr>
@@ -3240,7 +4678,7 @@
               <a:graphicData uri="http://schemas.openxmlformats.org/drawingml/2006/picture">
                 <pic:pic xmlns:pic="http://schemas.openxmlformats.org/drawingml/2006/picture">
                   <pic:nvPicPr>
-                    <pic:cNvPr id="0" name="Picture 1"/>
+                    <pic:cNvPr id="0" name="Picture 2"/>
                     <pic:cNvPicPr>
                       <a:picLocks noChangeAspect="1" noChangeArrowheads="1"/>
                     </pic:cNvPicPr>
@@ -3261,7 +4699,7 @@
                   <pic:spPr bwMode="auto">
                     <a:xfrm>
                       <a:off x="0" y="0"/>
-                      <a:ext cx="7048500" cy="2087880"/>
+                      <a:ext cx="7412990" cy="2185035"/>
                     </a:xfrm>
                     <a:prstGeom prst="rect">
                       <a:avLst/>
@@ -3283,41 +4721,26 @@
           </wp:anchor>
         </w:drawing>
       </w:r>
+      <w:r>
+        <w:t>tenemos el diagrama de arquitectura del sistema</w:t>
+      </w:r>
+    </w:p>
+    <w:p>
+      <w:pPr>
+        <w:spacing w:after="60"/>
+      </w:pPr>
     </w:p>
     <w:p>
       <w:pPr>
         <w:spacing w:after="200"/>
         <w:jc w:val="center"/>
-        <w:rPr>
-          <w:i/>
-          <w:iCs/>
-          <w:color w:val="595959"/>
-          <w:sz w:val="18"/>
-          <w:szCs w:val="18"/>
-        </w:rPr>
-      </w:pPr>
-      <w:r>
-        <w:rPr>
-          <w:i/>
-          <w:iCs/>
-          <w:color w:val="595959"/>
-          <w:sz w:val="18"/>
-          <w:szCs w:val="18"/>
-        </w:rPr>
-        <w:t>Figura 1. Diagrama de arquitectura del sistema.</w:t>
-      </w:r>
-    </w:p>
-    <w:p>
-      <w:pPr>
-        <w:spacing w:after="200"/>
-        <w:jc w:val="center"/>
       </w:pPr>
     </w:p>
     <w:p>
       <w:pPr>
         <w:pStyle w:val="Ttulo2"/>
       </w:pPr>
-      <w:bookmarkStart w:id="9" w:name="_Toc243557567"/>
+      <w:bookmarkStart w:id="9" w:name="_Toc243741636"/>
       <w:r>
         <w:t>3.2 Decisiones de diseño</w:t>
       </w:r>
@@ -3463,7 +4886,7 @@
         <w:t xml:space="preserve">/Guatemala: </w:t>
       </w:r>
       <w:r>
-        <w:t>configurada en ambos contenedores para que las fechas de auditoría y los cálculos de vencimiento correspondan a la hora local.</w:t>
+        <w:t>configurada en los tres contenedores para que las fechas de auditoría y los cálculos de vencimiento correspondan a la hora local.</w:t>
       </w:r>
     </w:p>
     <w:p>
@@ -3476,8 +4899,62 @@
     </w:p>
     <w:p>
       <w:pPr>
+        <w:pStyle w:val="Prrafodelista"/>
+        <w:numPr>
+          <w:ilvl w:val="0"/>
+          <w:numId w:val="1"/>
+        </w:numPr>
+        <w:spacing w:after="60" w:line="280" w:lineRule="auto"/>
+        <w:contextualSpacing w:val="0"/>
+        <w:jc w:val="both"/>
+      </w:pPr>
+      <w:r>
+        <w:t>Aplicación web en contenedor: la aplicación también corre en Docker, arranca sola junto con los demás contenedores (</w:t>
+      </w:r>
+      <w:proofErr w:type="spellStart"/>
+      <w:r>
+        <w:t>restart</w:t>
+      </w:r>
+      <w:proofErr w:type="spellEnd"/>
+      <w:r>
+        <w:t xml:space="preserve">: </w:t>
+      </w:r>
+      <w:proofErr w:type="spellStart"/>
+      <w:r>
+        <w:t>unless-stopped</w:t>
+      </w:r>
+      <w:proofErr w:type="spellEnd"/>
+      <w:r>
+        <w:t>) y llama a n8n por su nombre de servicio (http://n8n:5678).</w:t>
+      </w:r>
+    </w:p>
+    <w:p>
+      <w:pPr>
+        <w:pStyle w:val="Prrafodelista"/>
+        <w:spacing w:after="60" w:line="280" w:lineRule="auto"/>
+        <w:contextualSpacing w:val="0"/>
+        <w:jc w:val="both"/>
+      </w:pPr>
+      <w:r>
+        <w:t xml:space="preserve">Por lo </w:t>
+      </w:r>
+      <w:proofErr w:type="gramStart"/>
+      <w:r>
+        <w:t>tanto</w:t>
+      </w:r>
+      <w:proofErr w:type="gramEnd"/>
+      <w:r>
+        <w:t xml:space="preserve"> muestro el contenedor del proyecto de ejecución</w:t>
+      </w:r>
+    </w:p>
+    <w:p>
+      <w:pPr>
         <w:spacing w:after="200"/>
         <w:jc w:val="center"/>
+        <w:rPr>
+          <w:i/>
+          <w:iCs/>
+        </w:rPr>
       </w:pPr>
       <w:r>
         <w:rPr>
@@ -3486,7 +4963,7 @@
           <w:noProof/>
         </w:rPr>
         <w:drawing>
-          <wp:inline distT="0" distB="0" distL="0" distR="0" wp14:anchorId="690F5A65" wp14:editId="0D0BBF51">
+          <wp:inline distT="0" distB="0" distL="0" distR="0" wp14:anchorId="1E8032B6" wp14:editId="37262CCF">
             <wp:extent cx="5943600" cy="510540"/>
             <wp:effectExtent l="0" t="0" r="0" b="3810"/>
             <wp:docPr id="2" name="Imagen 2"/>
@@ -3528,23 +5005,30 @@
         </w:rPr>
         <w:t xml:space="preserve"> </w:t>
       </w:r>
-      <w:r>
+    </w:p>
+    <w:p>
+      <w:pPr>
+        <w:spacing w:after="200"/>
+        <w:jc w:val="center"/>
         <w:rPr>
           <w:i/>
           <w:iCs/>
-          <w:color w:val="595959"/>
-          <w:sz w:val="18"/>
-          <w:szCs w:val="18"/>
         </w:rPr>
-        <w:t>Figura 2. Contenedores del proyecto en ejecución.</w:t>
-      </w:r>
+      </w:pPr>
+    </w:p>
+    <w:p>
+      <w:pPr>
+        <w:spacing w:after="200"/>
+        <w:jc w:val="center"/>
+      </w:pPr>
     </w:p>
     <w:p>
       <w:pPr>
         <w:pStyle w:val="Ttulo1"/>
       </w:pPr>
-      <w:bookmarkStart w:id="10" w:name="_Toc243557568"/>
-      <w:r>
+      <w:bookmarkStart w:id="10" w:name="_Toc243741637"/>
+      <w:r>
+        <w:lastRenderedPageBreak/>
         <w:t>4. Modelo de datos</w:t>
       </w:r>
       <w:bookmarkEnd w:id="10"/>
@@ -3574,6 +5058,12 @@
       <w:r>
         <w:t xml:space="preserve"> crea las cuatro tablas al iniciar PostgreSQL por primera vez y carga cinco equipos de prueba.</w:t>
       </w:r>
+    </w:p>
+    <w:p>
+      <w:pPr>
+        <w:spacing w:after="120" w:line="300" w:lineRule="auto"/>
+        <w:jc w:val="both"/>
+      </w:pPr>
     </w:p>
     <w:p>
       <w:pPr>
@@ -3957,6 +5447,22 @@
                 <w:sz w:val="19"/>
                 <w:szCs w:val="19"/>
               </w:rPr>
+              <w:t>telefono</w:t>
+            </w:r>
+            <w:proofErr w:type="spellEnd"/>
+            <w:r>
+              <w:rPr>
+                <w:sz w:val="19"/>
+                <w:szCs w:val="19"/>
+              </w:rPr>
+              <w:t xml:space="preserve">, </w:t>
+            </w:r>
+            <w:proofErr w:type="spellStart"/>
+            <w:r>
+              <w:rPr>
+                <w:sz w:val="19"/>
+                <w:szCs w:val="19"/>
+              </w:rPr>
               <w:t>id_equipo</w:t>
             </w:r>
             <w:proofErr w:type="spellEnd"/>
@@ -4304,15 +5810,20 @@
     </w:p>
     <w:p>
       <w:pPr>
+        <w:spacing w:after="60"/>
+      </w:pPr>
+    </w:p>
+    <w:p>
+      <w:pPr>
         <w:pStyle w:val="Ttulo2"/>
       </w:pPr>
-      <w:bookmarkStart w:id="11" w:name="_Toc243557569"/>
-      <w:r>
-        <w:lastRenderedPageBreak/>
+      <w:bookmarkStart w:id="11" w:name="_Toc243741638"/>
+      <w:r>
         <w:t>4.1 Reglas de integridad</w:t>
       </w:r>
       <w:bookmarkEnd w:id="11"/>
     </w:p>
+    <w:p/>
     <w:p/>
     <w:p>
       <w:pPr>
@@ -4330,6 +5841,18 @@
       <w:r>
         <w:t xml:space="preserve"> tuviera un error:</w:t>
       </w:r>
+    </w:p>
+    <w:p>
+      <w:pPr>
+        <w:spacing w:after="120" w:line="300" w:lineRule="auto"/>
+        <w:jc w:val="both"/>
+      </w:pPr>
+    </w:p>
+    <w:p>
+      <w:pPr>
+        <w:spacing w:after="120" w:line="300" w:lineRule="auto"/>
+        <w:jc w:val="both"/>
+      </w:pPr>
     </w:p>
     <w:p>
       <w:pPr>
@@ -4382,11 +5905,6 @@
     <w:p>
       <w:pPr>
         <w:pStyle w:val="Prrafodelista"/>
-      </w:pPr>
-    </w:p>
-    <w:p>
-      <w:pPr>
-        <w:pStyle w:val="Prrafodelista"/>
         <w:spacing w:after="60" w:line="280" w:lineRule="auto"/>
         <w:contextualSpacing w:val="0"/>
         <w:jc w:val="both"/>
@@ -4418,34 +5936,6 @@
     <w:p>
       <w:pPr>
         <w:pStyle w:val="Prrafodelista"/>
-        <w:numPr>
-          <w:ilvl w:val="0"/>
-          <w:numId w:val="1"/>
-        </w:numPr>
-        <w:spacing w:after="60" w:line="280" w:lineRule="auto"/>
-        <w:contextualSpacing w:val="0"/>
-        <w:jc w:val="both"/>
-      </w:pPr>
-      <w:r>
-        <w:t xml:space="preserve">La llave foránea </w:t>
-      </w:r>
-      <w:proofErr w:type="spellStart"/>
-      <w:r>
-        <w:t>id_equipo</w:t>
-      </w:r>
-      <w:proofErr w:type="spellEnd"/>
-      <w:r>
-        <w:t xml:space="preserve"> impide registrar préstamos de equipos inexistentes.</w:t>
-      </w:r>
-    </w:p>
-    <w:p>
-      <w:pPr>
-        <w:pStyle w:val="Prrafodelista"/>
-      </w:pPr>
-    </w:p>
-    <w:p>
-      <w:pPr>
-        <w:pStyle w:val="Prrafodelista"/>
         <w:spacing w:after="60" w:line="280" w:lineRule="auto"/>
         <w:contextualSpacing w:val="0"/>
         <w:jc w:val="both"/>
@@ -4463,15 +5953,16 @@
         <w:jc w:val="both"/>
       </w:pPr>
       <w:r>
-        <w:t xml:space="preserve">Los índices sobre estado y </w:t>
+        <w:lastRenderedPageBreak/>
+        <w:t xml:space="preserve">La llave foránea </w:t>
       </w:r>
       <w:proofErr w:type="spellStart"/>
       <w:r>
-        <w:t>fecha_devolucion_esperada</w:t>
+        <w:t>id_equipo</w:t>
       </w:r>
       <w:proofErr w:type="spellEnd"/>
       <w:r>
-        <w:t xml:space="preserve"> aceleran la búsqueda diaria de vencidos.</w:t>
+        <w:t xml:space="preserve"> impide registrar préstamos de equipos inexistentes.</w:t>
       </w:r>
     </w:p>
     <w:p>
@@ -4484,6 +5975,65 @@
     </w:p>
     <w:p>
       <w:pPr>
+        <w:pStyle w:val="Prrafodelista"/>
+        <w:numPr>
+          <w:ilvl w:val="0"/>
+          <w:numId w:val="1"/>
+        </w:numPr>
+        <w:spacing w:after="60" w:line="280" w:lineRule="auto"/>
+        <w:contextualSpacing w:val="0"/>
+        <w:jc w:val="both"/>
+      </w:pPr>
+      <w:r>
+        <w:t>El teléfono del estudiante debe tener exactamente 8 dígitos (restricción CHECK). No es único: un mismo estudiante puede tener varios préstamos con su número, y un índice sobre la columna permite consultarlos rápidamente.</w:t>
+      </w:r>
+    </w:p>
+    <w:p>
+      <w:pPr>
+        <w:pStyle w:val="Prrafodelista"/>
+      </w:pPr>
+    </w:p>
+    <w:p>
+      <w:pPr>
+        <w:pStyle w:val="Prrafodelista"/>
+        <w:spacing w:after="60" w:line="280" w:lineRule="auto"/>
+        <w:contextualSpacing w:val="0"/>
+        <w:jc w:val="both"/>
+      </w:pPr>
+    </w:p>
+    <w:p>
+      <w:pPr>
+        <w:pStyle w:val="Prrafodelista"/>
+        <w:numPr>
+          <w:ilvl w:val="0"/>
+          <w:numId w:val="1"/>
+        </w:numPr>
+        <w:spacing w:after="60" w:line="280" w:lineRule="auto"/>
+        <w:contextualSpacing w:val="0"/>
+        <w:jc w:val="both"/>
+      </w:pPr>
+      <w:r>
+        <w:t xml:space="preserve">Los índices sobre estado y </w:t>
+      </w:r>
+      <w:proofErr w:type="spellStart"/>
+      <w:r>
+        <w:t>fecha_devolucion_esperada</w:t>
+      </w:r>
+      <w:proofErr w:type="spellEnd"/>
+      <w:r>
+        <w:t xml:space="preserve"> aceleran la búsqueda diaria de vencidos.</w:t>
+      </w:r>
+    </w:p>
+    <w:p>
+      <w:pPr>
+        <w:pStyle w:val="Prrafodelista"/>
+        <w:spacing w:after="60" w:line="280" w:lineRule="auto"/>
+        <w:contextualSpacing w:val="0"/>
+        <w:jc w:val="both"/>
+      </w:pPr>
+    </w:p>
+    <w:p>
+      <w:pPr>
         <w:spacing w:after="120" w:line="300" w:lineRule="auto"/>
         <w:jc w:val="both"/>
       </w:pPr>
@@ -4495,12 +6045,9 @@
       <w:pPr>
         <w:pStyle w:val="Ttulo1"/>
       </w:pPr>
-      <w:r>
-        <w:t xml:space="preserve">5. </w:t>
-      </w:r>
-      <w:bookmarkStart w:id="12" w:name="_Toc243557570"/>
-      <w:r>
-        <w:t>Descripción de los workflows</w:t>
+      <w:bookmarkStart w:id="12" w:name="_Toc243741639"/>
+      <w:r>
+        <w:t>5. Descripción de los workflows</w:t>
       </w:r>
       <w:bookmarkEnd w:id="12"/>
     </w:p>
@@ -4537,12 +6084,6 @@
         <w:gridCol w:w="5060"/>
       </w:tblGrid>
       <w:tr>
-        <w:tblPrEx>
-          <w:tblCellMar>
-            <w:top w:w="0" w:type="dxa"/>
-            <w:bottom w:w="0" w:type="dxa"/>
-          </w:tblCellMar>
-        </w:tblPrEx>
         <w:trPr>
           <w:tblHeader/>
         </w:trPr>
@@ -4647,12 +6188,6 @@
         </w:tc>
       </w:tr>
       <w:tr>
-        <w:tblPrEx>
-          <w:tblCellMar>
-            <w:top w:w="0" w:type="dxa"/>
-            <w:bottom w:w="0" w:type="dxa"/>
-          </w:tblCellMar>
-        </w:tblPrEx>
         <w:tc>
           <w:tcPr>
             <w:tcW w:w="2700" w:type="dxa"/>
@@ -4758,12 +6293,6 @@
         </w:tc>
       </w:tr>
       <w:tr>
-        <w:tblPrEx>
-          <w:tblCellMar>
-            <w:top w:w="0" w:type="dxa"/>
-            <w:bottom w:w="0" w:type="dxa"/>
-          </w:tblCellMar>
-        </w:tblPrEx>
         <w:tc>
           <w:tcPr>
             <w:tcW w:w="2700" w:type="dxa"/>
@@ -4853,12 +6382,6 @@
         </w:tc>
       </w:tr>
       <w:tr>
-        <w:tblPrEx>
-          <w:tblCellMar>
-            <w:top w:w="0" w:type="dxa"/>
-            <w:bottom w:w="0" w:type="dxa"/>
-          </w:tblCellMar>
-        </w:tblPrEx>
         <w:tc>
           <w:tcPr>
             <w:tcW w:w="2700" w:type="dxa"/>
@@ -4948,12 +6471,6 @@
         </w:tc>
       </w:tr>
       <w:tr>
-        <w:tblPrEx>
-          <w:tblCellMar>
-            <w:top w:w="0" w:type="dxa"/>
-            <w:bottom w:w="0" w:type="dxa"/>
-          </w:tblCellMar>
-        </w:tblPrEx>
         <w:tc>
           <w:tcPr>
             <w:tcW w:w="2700" w:type="dxa"/>
@@ -5071,8 +6588,61 @@
         <w:jc w:val="both"/>
       </w:pPr>
       <w:r>
+        <w:t>La solución automatiza el proceso completo con cuatro workflows de n8n que trabajan sobre una base de datos PostgreSQL, ambos ejecutándose en contenedores Docker:</w:t>
+      </w:r>
+    </w:p>
+    <w:p>
+      <w:pPr>
+        <w:spacing w:after="120" w:line="300" w:lineRule="auto"/>
+        <w:jc w:val="both"/>
+      </w:pPr>
+    </w:p>
+    <w:p>
+      <w:pPr>
+        <w:spacing w:after="120" w:line="300" w:lineRule="auto"/>
+        <w:jc w:val="both"/>
+      </w:pPr>
+    </w:p>
+    <w:p>
+      <w:pPr>
+        <w:spacing w:after="120" w:line="300" w:lineRule="auto"/>
+        <w:jc w:val="both"/>
+      </w:pPr>
+    </w:p>
+    <w:p>
+      <w:pPr>
+        <w:spacing w:after="120" w:line="300" w:lineRule="auto"/>
+        <w:jc w:val="both"/>
+      </w:pPr>
+    </w:p>
+    <w:p>
+      <w:pPr>
+        <w:spacing w:after="120" w:line="300" w:lineRule="auto"/>
+        <w:jc w:val="both"/>
+      </w:pPr>
+    </w:p>
+    <w:p>
+      <w:pPr>
+        <w:spacing w:after="120" w:line="300" w:lineRule="auto"/>
+        <w:jc w:val="both"/>
+      </w:pPr>
+    </w:p>
+    <w:p>
+      <w:pPr>
+        <w:spacing w:after="120" w:line="300" w:lineRule="auto"/>
+        <w:jc w:val="both"/>
+      </w:pPr>
+      <w:r>
         <w:lastRenderedPageBreak/>
-        <w:t>La solución automatiza el proceso completo con cuatro workflows de n8n que trabajan sobre una base de datos PostgreSQL, ambos ejecutándose en contenedores Docker:</w:t>
+        <w:t xml:space="preserve">Mostrando el diagrama del flujo principal que </w:t>
+      </w:r>
+      <w:proofErr w:type="spellStart"/>
+      <w:r>
+        <w:t>seria</w:t>
+      </w:r>
+      <w:proofErr w:type="spellEnd"/>
+      <w:r>
+        <w:t xml:space="preserve"> el WF1 Y EL WF2</w:t>
       </w:r>
     </w:p>
     <w:p>
@@ -5087,28 +6657,15 @@
           <w:szCs w:val="18"/>
         </w:rPr>
       </w:pPr>
-    </w:p>
-    <w:p>
-      <w:pPr>
-        <w:spacing w:after="200"/>
-        <w:jc w:val="center"/>
-        <w:rPr>
-          <w:i/>
-          <w:iCs/>
-          <w:color w:val="595959"/>
-          <w:sz w:val="18"/>
-          <w:szCs w:val="18"/>
-        </w:rPr>
-      </w:pPr>
       <w:r>
         <w:rPr>
           <w:noProof/>
         </w:rPr>
         <w:drawing>
-          <wp:inline distT="0" distB="0" distL="0" distR="0" wp14:anchorId="16B74C1D" wp14:editId="5E5A7788">
-            <wp:extent cx="2421255" cy="6774180"/>
-            <wp:effectExtent l="0" t="0" r="0" b="7620"/>
-            <wp:docPr id="3" name="Imagen 3"/>
+          <wp:inline distT="0" distB="0" distL="0" distR="0" wp14:anchorId="439C2666" wp14:editId="2C678A2A">
+            <wp:extent cx="2770413" cy="7936992"/>
+            <wp:effectExtent l="0" t="0" r="0" b="6985"/>
+            <wp:docPr id="25" name="Imagen 25"/>
             <wp:cNvGraphicFramePr>
               <a:graphicFrameLocks xmlns:a="http://schemas.openxmlformats.org/drawingml/2006/main" noChangeAspect="1"/>
             </wp:cNvGraphicFramePr>
@@ -5137,7 +6694,7 @@
                   <pic:spPr bwMode="auto">
                     <a:xfrm>
                       <a:off x="0" y="0"/>
-                      <a:ext cx="2421255" cy="6774180"/>
+                      <a:ext cx="2776332" cy="7953950"/>
                     </a:xfrm>
                     <a:prstGeom prst="rect">
                       <a:avLst/>
@@ -5168,8 +6725,6 @@
       <w:pPr>
         <w:spacing w:after="200"/>
         <w:jc w:val="center"/>
-      </w:pPr>
-      <w:r>
         <w:rPr>
           <w:i/>
           <w:iCs/>
@@ -5177,16 +6732,27 @@
           <w:sz w:val="18"/>
           <w:szCs w:val="18"/>
         </w:rPr>
-        <w:t>Figura 3. Diagrama del flujo principal (WF1 y WF2).</w:t>
-      </w:r>
+      </w:pPr>
+    </w:p>
+    <w:p>
+      <w:pPr>
+        <w:spacing w:after="200"/>
+        <w:jc w:val="center"/>
+        <w:rPr>
+          <w:i/>
+          <w:iCs/>
+          <w:color w:val="595959"/>
+          <w:sz w:val="18"/>
+          <w:szCs w:val="18"/>
+        </w:rPr>
+      </w:pPr>
     </w:p>
     <w:p>
       <w:pPr>
         <w:pStyle w:val="Ttulo2"/>
       </w:pPr>
-      <w:bookmarkStart w:id="13" w:name="_Toc243557571"/>
-      <w:r>
-        <w:lastRenderedPageBreak/>
+      <w:bookmarkStart w:id="13" w:name="_Toc243741640"/>
+      <w:r>
         <w:t>5.1 WF1 – Ingesta de préstamos</w:t>
       </w:r>
       <w:bookmarkEnd w:id="13"/>
@@ -5286,9 +6852,11 @@
       <w:pPr>
         <w:pStyle w:val="Ttulo2"/>
       </w:pPr>
-      <w:r>
-        <w:t>3.1 Nodos</w:t>
-      </w:r>
+      <w:bookmarkStart w:id="14" w:name="_Toc243741641"/>
+      <w:r>
+        <w:t>5.1.1 Nodos</w:t>
+      </w:r>
+      <w:bookmarkEnd w:id="14"/>
     </w:p>
     <w:tbl>
       <w:tblPr>
@@ -5643,7 +7211,7 @@
                 <w:sz w:val="19"/>
                 <w:szCs w:val="19"/>
               </w:rPr>
-              <w:t>Limpia y valida carné, nombre, código de equipo, cantidad y fecha. Devuelve valido y la lista de errores.</w:t>
+              <w:t>Limpia y valida carné, nombre, teléfono, código de equipo, cantidad y fecha. Devuelve valido y la lista de errores.</w:t>
             </w:r>
           </w:p>
         </w:tc>
@@ -6200,9 +7768,11 @@
       <w:pPr>
         <w:pStyle w:val="Ttulo2"/>
       </w:pPr>
-      <w:r>
-        <w:t>3.2 Reglas de validación</w:t>
-      </w:r>
+      <w:bookmarkStart w:id="15" w:name="_Toc243741642"/>
+      <w:r>
+        <w:t>5.1.2 Reglas de validación</w:t>
+      </w:r>
+      <w:bookmarkEnd w:id="15"/>
     </w:p>
     <w:p>
       <w:pPr>
@@ -6454,7 +8024,7 @@
                 <w:sz w:val="19"/>
                 <w:szCs w:val="19"/>
               </w:rPr>
-              <w:t>codigo_equipo</w:t>
+              <w:t>telefono</w:t>
             </w:r>
             <w:proofErr w:type="spellEnd"/>
           </w:p>
@@ -6484,23 +8054,7 @@
                 <w:sz w:val="19"/>
                 <w:szCs w:val="19"/>
               </w:rPr>
-              <w:t xml:space="preserve">Formato AAA-000, por </w:t>
-            </w:r>
-            <w:proofErr w:type="gramStart"/>
-            <w:r>
-              <w:rPr>
-                <w:sz w:val="19"/>
-                <w:szCs w:val="19"/>
-              </w:rPr>
-              <w:t>ejemplo</w:t>
-            </w:r>
-            <w:proofErr w:type="gramEnd"/>
-            <w:r>
-              <w:rPr>
-                <w:sz w:val="19"/>
-                <w:szCs w:val="19"/>
-              </w:rPr>
-              <w:t xml:space="preserve"> LAP-001.</w:t>
+              <w:t>8 dígitos. Se aceptan espacios o guiones (5555-1234), que se eliminan antes de guardar.</w:t>
             </w:r>
           </w:p>
         </w:tc>
@@ -6526,13 +8080,15 @@
             <w:pPr>
               <w:spacing w:line="260" w:lineRule="auto"/>
             </w:pPr>
-            <w:r>
-              <w:rPr>
-                <w:sz w:val="19"/>
-                <w:szCs w:val="19"/>
-              </w:rPr>
-              <w:t>cantidad</w:t>
-            </w:r>
+            <w:proofErr w:type="spellStart"/>
+            <w:r>
+              <w:rPr>
+                <w:sz w:val="19"/>
+                <w:szCs w:val="19"/>
+              </w:rPr>
+              <w:t>codigo_equipo</w:t>
+            </w:r>
+            <w:proofErr w:type="spellEnd"/>
           </w:p>
         </w:tc>
         <w:tc>
@@ -6560,7 +8116,23 @@
                 <w:sz w:val="19"/>
                 <w:szCs w:val="19"/>
               </w:rPr>
-              <w:t>Número entero entre 1 y 10.</w:t>
+              <w:t xml:space="preserve">Formato AAA-000, por </w:t>
+            </w:r>
+            <w:proofErr w:type="gramStart"/>
+            <w:r>
+              <w:rPr>
+                <w:sz w:val="19"/>
+                <w:szCs w:val="19"/>
+              </w:rPr>
+              <w:t>ejemplo</w:t>
+            </w:r>
+            <w:proofErr w:type="gramEnd"/>
+            <w:r>
+              <w:rPr>
+                <w:sz w:val="19"/>
+                <w:szCs w:val="19"/>
+              </w:rPr>
+              <w:t xml:space="preserve"> LAP-001.</w:t>
             </w:r>
           </w:p>
         </w:tc>
@@ -6586,6 +8158,66 @@
             <w:pPr>
               <w:spacing w:line="260" w:lineRule="auto"/>
             </w:pPr>
+            <w:r>
+              <w:rPr>
+                <w:sz w:val="19"/>
+                <w:szCs w:val="19"/>
+              </w:rPr>
+              <w:t>cantidad</w:t>
+            </w:r>
+          </w:p>
+        </w:tc>
+        <w:tc>
+          <w:tcPr>
+            <w:tcW w:w="6560" w:type="dxa"/>
+            <w:tcBorders>
+              <w:top w:val="single" w:sz="4" w:space="0" w:color="BFBFBF"/>
+              <w:left w:val="single" w:sz="4" w:space="0" w:color="BFBFBF"/>
+              <w:bottom w:val="single" w:sz="4" w:space="0" w:color="BFBFBF"/>
+              <w:right w:val="single" w:sz="4" w:space="0" w:color="BFBFBF"/>
+            </w:tcBorders>
+            <w:tcMar>
+              <w:top w:w="60" w:type="dxa"/>
+              <w:left w:w="100" w:type="dxa"/>
+              <w:bottom w:w="60" w:type="dxa"/>
+              <w:right w:w="100" w:type="dxa"/>
+            </w:tcMar>
+          </w:tcPr>
+          <w:p>
+            <w:pPr>
+              <w:spacing w:line="260" w:lineRule="auto"/>
+            </w:pPr>
+            <w:r>
+              <w:rPr>
+                <w:sz w:val="19"/>
+                <w:szCs w:val="19"/>
+              </w:rPr>
+              <w:t>Número entero entre 1 y 10.</w:t>
+            </w:r>
+          </w:p>
+        </w:tc>
+      </w:tr>
+      <w:tr>
+        <w:tc>
+          <w:tcPr>
+            <w:tcW w:w="2800" w:type="dxa"/>
+            <w:tcBorders>
+              <w:top w:val="single" w:sz="4" w:space="0" w:color="BFBFBF"/>
+              <w:left w:val="single" w:sz="4" w:space="0" w:color="BFBFBF"/>
+              <w:bottom w:val="single" w:sz="4" w:space="0" w:color="BFBFBF"/>
+              <w:right w:val="single" w:sz="4" w:space="0" w:color="BFBFBF"/>
+            </w:tcBorders>
+            <w:tcMar>
+              <w:top w:w="60" w:type="dxa"/>
+              <w:left w:w="100" w:type="dxa"/>
+              <w:bottom w:w="60" w:type="dxa"/>
+              <w:right w:w="100" w:type="dxa"/>
+            </w:tcMar>
+          </w:tcPr>
+          <w:p>
+            <w:pPr>
+              <w:spacing w:line="260" w:lineRule="auto"/>
+            </w:pPr>
             <w:proofErr w:type="spellStart"/>
             <w:r>
               <w:rPr>
@@ -6632,6 +8264,29 @@
       <w:pPr>
         <w:spacing w:after="60"/>
       </w:pPr>
+    </w:p>
+    <w:p>
+      <w:pPr>
+        <w:spacing w:after="60"/>
+      </w:pPr>
+    </w:p>
+    <w:p>
+      <w:pPr>
+        <w:spacing w:after="60"/>
+      </w:pPr>
+    </w:p>
+    <w:p>
+      <w:pPr>
+        <w:spacing w:after="60"/>
+      </w:pPr>
+      <w:proofErr w:type="gramStart"/>
+      <w:r>
+        <w:t>Mostrando  la</w:t>
+      </w:r>
+      <w:proofErr w:type="gramEnd"/>
+      <w:r>
+        <w:t xml:space="preserve"> Figura de WF1</w:t>
+      </w:r>
     </w:p>
     <w:p>
       <w:pPr>
@@ -6644,9 +8299,8 @@
           <w:iCs/>
           <w:noProof/>
         </w:rPr>
-        <w:lastRenderedPageBreak/>
         <w:drawing>
-          <wp:inline distT="0" distB="0" distL="0" distR="0" wp14:anchorId="54A011AD" wp14:editId="052FAF22">
+          <wp:inline distT="0" distB="0" distL="0" distR="0" wp14:anchorId="41AD3682" wp14:editId="2D11002E">
             <wp:extent cx="5943600" cy="2903220"/>
             <wp:effectExtent l="0" t="0" r="0" b="0"/>
             <wp:docPr id="4" name="Imagen 4"/>
@@ -6688,26 +8342,16 @@
         </w:rPr>
         <w:t xml:space="preserve"> </w:t>
       </w:r>
-      <w:r>
-        <w:rPr>
-          <w:i/>
-          <w:iCs/>
-          <w:color w:val="595959"/>
-          <w:sz w:val="18"/>
-          <w:szCs w:val="18"/>
-        </w:rPr>
-        <w:t>Figura 4. WF1 – Ingesta de préstamos.</w:t>
-      </w:r>
     </w:p>
     <w:p>
       <w:pPr>
         <w:pStyle w:val="Ttulo2"/>
       </w:pPr>
-      <w:bookmarkStart w:id="14" w:name="_Toc243557572"/>
+      <w:bookmarkStart w:id="16" w:name="_Toc243741643"/>
       <w:r>
         <w:t>5.2 WF2 – Procesamiento de préstamos</w:t>
       </w:r>
-      <w:bookmarkEnd w:id="14"/>
+      <w:bookmarkEnd w:id="16"/>
     </w:p>
     <w:p/>
     <w:p>
@@ -7086,6 +8730,24 @@
           <w:sz w:val="17"/>
           <w:szCs w:val="17"/>
         </w:rPr>
+        <w:t>telefono</w:t>
+      </w:r>
+      <w:proofErr w:type="spellEnd"/>
+      <w:r>
+        <w:rPr>
+          <w:rFonts w:ascii="Consolas" w:eastAsia="Consolas" w:hAnsi="Consolas" w:cs="Consolas"/>
+          <w:sz w:val="17"/>
+          <w:szCs w:val="17"/>
+        </w:rPr>
+        <w:t xml:space="preserve">, </w:t>
+      </w:r>
+      <w:proofErr w:type="spellStart"/>
+      <w:r>
+        <w:rPr>
+          <w:rFonts w:ascii="Consolas" w:eastAsia="Consolas" w:hAnsi="Consolas" w:cs="Consolas"/>
+          <w:sz w:val="17"/>
+          <w:szCs w:val="17"/>
+        </w:rPr>
         <w:t>id_equipo</w:t>
       </w:r>
       <w:proofErr w:type="spellEnd"/>
@@ -7153,7 +8815,7 @@
           <w:szCs w:val="17"/>
           <w:lang w:val="en-US"/>
         </w:rPr>
-        <w:t xml:space="preserve">SELECT $3, $4, </w:t>
+        <w:t xml:space="preserve">SELECT $3, $4, $6, </w:t>
       </w:r>
       <w:proofErr w:type="spellStart"/>
       <w:r>
@@ -7260,6 +8922,7 @@
           <w:szCs w:val="17"/>
           <w:lang w:val="en-US"/>
         </w:rPr>
+        <w:lastRenderedPageBreak/>
         <w:t>)</w:t>
       </w:r>
     </w:p>
@@ -7368,9 +9031,11 @@
       <w:pPr>
         <w:pStyle w:val="Ttulo2"/>
       </w:pPr>
-      <w:r>
-        <w:t>4.1 Nodos</w:t>
-      </w:r>
+      <w:bookmarkStart w:id="17" w:name="_Toc243741644"/>
+      <w:r>
+        <w:t>5.2.1 Nodos</w:t>
+      </w:r>
+      <w:bookmarkEnd w:id="17"/>
     </w:p>
     <w:p>
       <w:pPr>
@@ -8318,8 +9983,9 @@
           <w:iCs/>
           <w:noProof/>
         </w:rPr>
+        <w:lastRenderedPageBreak/>
         <w:drawing>
-          <wp:inline distT="0" distB="0" distL="0" distR="0" wp14:anchorId="0742F3F5" wp14:editId="00E4AC49">
+          <wp:inline distT="0" distB="0" distL="0" distR="0" wp14:anchorId="0040AE38" wp14:editId="4C685516">
             <wp:extent cx="5941089" cy="3470400"/>
             <wp:effectExtent l="0" t="0" r="2540" b="0"/>
             <wp:docPr id="5" name="Imagen 5"/>
@@ -8361,16 +10027,6 @@
         </w:rPr>
         <w:t xml:space="preserve"> </w:t>
       </w:r>
-      <w:r>
-        <w:rPr>
-          <w:i/>
-          <w:iCs/>
-          <w:color w:val="595959"/>
-          <w:sz w:val="18"/>
-          <w:szCs w:val="18"/>
-        </w:rPr>
-        <w:t>Figura 5. WF2 – Procesamiento de préstamos.</w:t>
-      </w:r>
     </w:p>
     <w:p>
       <w:pPr>
@@ -8382,11 +10038,11 @@
       <w:pPr>
         <w:pStyle w:val="Ttulo2"/>
       </w:pPr>
-      <w:bookmarkStart w:id="15" w:name="_Toc243557573"/>
+      <w:bookmarkStart w:id="18" w:name="_Toc243741645"/>
       <w:r>
         <w:t>5.3 WF3 – Salida de reportes</w:t>
       </w:r>
-      <w:bookmarkEnd w:id="15"/>
+      <w:bookmarkEnd w:id="18"/>
     </w:p>
     <w:p>
       <w:pPr>
@@ -8470,9 +10126,11 @@
       <w:pPr>
         <w:pStyle w:val="Ttulo2"/>
       </w:pPr>
-      <w:r>
-        <w:t>5.1 Nodos</w:t>
-      </w:r>
+      <w:bookmarkStart w:id="19" w:name="_Toc243741646"/>
+      <w:r>
+        <w:t>5.3.1 Nodos</w:t>
+      </w:r>
+      <w:bookmarkEnd w:id="19"/>
     </w:p>
     <w:p>
       <w:pPr>
@@ -8535,6 +10193,7 @@
                 <w:sz w:val="19"/>
                 <w:szCs w:val="19"/>
               </w:rPr>
+              <w:lastRenderedPageBreak/>
               <w:t>Nodo</w:t>
             </w:r>
           </w:p>
@@ -9402,9 +11061,8 @@
           <w:iCs/>
           <w:noProof/>
         </w:rPr>
-        <w:lastRenderedPageBreak/>
         <w:drawing>
-          <wp:inline distT="0" distB="0" distL="0" distR="0" wp14:anchorId="4078C556" wp14:editId="74375AAB">
+          <wp:inline distT="0" distB="0" distL="0" distR="0" wp14:anchorId="5995166B" wp14:editId="4789DE89">
             <wp:extent cx="5943600" cy="4286885"/>
             <wp:effectExtent l="0" t="0" r="0" b="0"/>
             <wp:docPr id="6" name="Imagen 6"/>
@@ -9446,26 +11104,16 @@
         </w:rPr>
         <w:t xml:space="preserve"> </w:t>
       </w:r>
-      <w:r>
-        <w:rPr>
-          <w:i/>
-          <w:iCs/>
-          <w:color w:val="595959"/>
-          <w:sz w:val="18"/>
-          <w:szCs w:val="18"/>
-        </w:rPr>
-        <w:t>Figura 6. WF3 – Salida de reportes.</w:t>
-      </w:r>
     </w:p>
     <w:p>
       <w:pPr>
         <w:pStyle w:val="Ttulo2"/>
       </w:pPr>
-      <w:bookmarkStart w:id="16" w:name="_Toc243557574"/>
+      <w:bookmarkStart w:id="20" w:name="_Toc243741647"/>
       <w:r>
         <w:t>5.4 WF4 – Manejo de errores</w:t>
       </w:r>
-      <w:bookmarkEnd w:id="16"/>
+      <w:bookmarkEnd w:id="20"/>
     </w:p>
     <w:p/>
     <w:p>
@@ -9500,6 +11148,7 @@
           <w:b/>
           <w:bCs/>
         </w:rPr>
+        <w:lastRenderedPageBreak/>
         <w:t xml:space="preserve">Disparador: </w:t>
       </w:r>
       <w:r>
@@ -9540,6 +11189,12 @@
       <w:r>
         <w:t>Está configurado como Error Workflow del WF1, el WF2 y el WF3. Cuando cualquiera de ellos falla en una ejecución de producción, n8n lo activa automáticamente con el detalle del error.</w:t>
       </w:r>
+    </w:p>
+    <w:p>
+      <w:pPr>
+        <w:spacing w:after="120" w:line="300" w:lineRule="auto"/>
+        <w:jc w:val="both"/>
+      </w:pPr>
     </w:p>
     <w:p>
       <w:pPr>
@@ -9602,7 +11257,6 @@
                 <w:sz w:val="19"/>
                 <w:szCs w:val="19"/>
               </w:rPr>
-              <w:lastRenderedPageBreak/>
               <w:t>Nodo</w:t>
             </w:r>
           </w:p>
@@ -9934,8 +11588,11 @@
         <w:spacing w:after="60"/>
       </w:pPr>
       <w:r>
+        <w:rPr>
+          <w:noProof/>
+        </w:rPr>
         <w:drawing>
-          <wp:inline distT="0" distB="0" distL="0" distR="0" wp14:anchorId="7845FF2E" wp14:editId="1EBEEC66">
+          <wp:inline distT="0" distB="0" distL="0" distR="0" wp14:anchorId="0F2B1B8B" wp14:editId="03CC5AF2">
             <wp:extent cx="5943600" cy="2649855"/>
             <wp:effectExtent l="0" t="0" r="0" b="0"/>
             <wp:docPr id="18" name="Imagen 18"/>
@@ -9975,11 +11632,11 @@
       <w:pPr>
         <w:pStyle w:val="Ttulo2"/>
       </w:pPr>
-      <w:bookmarkStart w:id="17" w:name="_Toc243557575"/>
+      <w:bookmarkStart w:id="21" w:name="_Toc243741648"/>
       <w:r>
         <w:t>5.5 Resumen de nodos utilizados</w:t>
       </w:r>
-      <w:bookmarkEnd w:id="17"/>
+      <w:bookmarkEnd w:id="21"/>
     </w:p>
     <w:p>
       <w:pPr>
@@ -10130,12 +11787,12 @@
       <w:pPr>
         <w:pStyle w:val="Ttulo1"/>
       </w:pPr>
-      <w:r>
-        <w:t xml:space="preserve">6. </w:t>
-      </w:r>
-      <w:r>
-        <w:t>Como Trabajan Juntos</w:t>
-      </w:r>
+      <w:bookmarkStart w:id="22" w:name="_Toc243741649"/>
+      <w:r>
+        <w:lastRenderedPageBreak/>
+        <w:t>6. Cómo trabajan juntos</w:t>
+      </w:r>
+      <w:bookmarkEnd w:id="22"/>
     </w:p>
     <w:p>
       <w:pPr>
@@ -10270,12 +11927,6 @@
         <w:gridCol w:w="7760"/>
       </w:tblGrid>
       <w:tr>
-        <w:tblPrEx>
-          <w:tblCellMar>
-            <w:top w:w="0" w:type="dxa"/>
-            <w:bottom w:w="0" w:type="dxa"/>
-          </w:tblCellMar>
-        </w:tblPrEx>
         <w:trPr>
           <w:tblHeader/>
         </w:trPr>
@@ -10308,7 +11959,6 @@
                 <w:sz w:val="19"/>
                 <w:szCs w:val="19"/>
               </w:rPr>
-              <w:lastRenderedPageBreak/>
               <w:t>Código</w:t>
             </w:r>
           </w:p>
@@ -10348,12 +11998,6 @@
         </w:tc>
       </w:tr>
       <w:tr>
-        <w:tblPrEx>
-          <w:tblCellMar>
-            <w:top w:w="0" w:type="dxa"/>
-            <w:bottom w:w="0" w:type="dxa"/>
-          </w:tblCellMar>
-        </w:tblPrEx>
         <w:tc>
           <w:tcPr>
             <w:tcW w:w="1600" w:type="dxa"/>
@@ -10414,12 +12058,6 @@
         </w:tc>
       </w:tr>
       <w:tr>
-        <w:tblPrEx>
-          <w:tblCellMar>
-            <w:top w:w="0" w:type="dxa"/>
-            <w:bottom w:w="0" w:type="dxa"/>
-          </w:tblCellMar>
-        </w:tblPrEx>
         <w:tc>
           <w:tcPr>
             <w:tcW w:w="1600" w:type="dxa"/>
@@ -10480,12 +12118,6 @@
         </w:tc>
       </w:tr>
       <w:tr>
-        <w:tblPrEx>
-          <w:tblCellMar>
-            <w:top w:w="0" w:type="dxa"/>
-            <w:bottom w:w="0" w:type="dxa"/>
-          </w:tblCellMar>
-        </w:tblPrEx>
         <w:tc>
           <w:tcPr>
             <w:tcW w:w="1600" w:type="dxa"/>
@@ -10546,12 +12178,6 @@
         </w:tc>
       </w:tr>
       <w:tr>
-        <w:tblPrEx>
-          <w:tblCellMar>
-            <w:top w:w="0" w:type="dxa"/>
-            <w:bottom w:w="0" w:type="dxa"/>
-          </w:tblCellMar>
-        </w:tblPrEx>
         <w:tc>
           <w:tcPr>
             <w:tcW w:w="1600" w:type="dxa"/>
@@ -10622,31 +12248,22 @@
       <w:pPr>
         <w:pStyle w:val="Ttulo1"/>
       </w:pPr>
-      <w:r>
-        <w:t>7</w:t>
-      </w:r>
-      <w:r>
-        <w:t xml:space="preserve">. </w:t>
-      </w:r>
-      <w:bookmarkStart w:id="18" w:name="_Toc243557576"/>
-      <w:r>
-        <w:t>Manejo de errores y de los datos</w:t>
-      </w:r>
-      <w:bookmarkEnd w:id="18"/>
+      <w:bookmarkStart w:id="23" w:name="_Toc243741650"/>
+      <w:r>
+        <w:t>7. Manejo de errores y de los datos</w:t>
+      </w:r>
+      <w:bookmarkEnd w:id="23"/>
     </w:p>
     <w:p/>
     <w:p>
       <w:pPr>
         <w:pStyle w:val="Ttulo2"/>
       </w:pPr>
-      <w:bookmarkStart w:id="19" w:name="_Toc243557577"/>
-      <w:r>
-        <w:t>7</w:t>
-      </w:r>
-      <w:r>
-        <w:t>.1 Errores esperados</w:t>
-      </w:r>
-      <w:bookmarkEnd w:id="19"/>
+      <w:bookmarkStart w:id="24" w:name="_Toc243741651"/>
+      <w:r>
+        <w:t>7.1 Errores esperados</w:t>
+      </w:r>
+      <w:bookmarkEnd w:id="24"/>
     </w:p>
     <w:p/>
     <w:p>
@@ -10655,21 +12272,7 @@
         <w:jc w:val="both"/>
       </w:pPr>
       <w:r>
-        <w:t xml:space="preserve">Los errores previsibles se </w:t>
-      </w:r>
-      <w:proofErr w:type="spellStart"/>
-      <w:r>
-        <w:t>maneja</w:t>
-      </w:r>
-      <w:r>
-        <w:t>v</w:t>
-      </w:r>
-      <w:r>
-        <w:t>n</w:t>
-      </w:r>
-      <w:proofErr w:type="spellEnd"/>
-      <w:r>
-        <w:t xml:space="preserve"> dentro del propio flujo y se responden con el código HTTP estándar que corresponde, para que quien envía la solicitud sepa exactamente qué pasó:</w:t>
+        <w:t>Los errores previsibles se manejan dentro del propio flujo y se responden con el código HTTP estándar que corresponde, para que quien envía la solicitud sepa exactamente qué pasó:</w:t>
       </w:r>
     </w:p>
     <w:p>
@@ -11170,14 +12773,11 @@
       <w:pPr>
         <w:pStyle w:val="Ttulo2"/>
       </w:pPr>
-      <w:bookmarkStart w:id="20" w:name="_Toc243557578"/>
-      <w:r>
-        <w:t>7</w:t>
-      </w:r>
-      <w:r>
-        <w:t>.2 Errores inesperados</w:t>
-      </w:r>
-      <w:bookmarkEnd w:id="20"/>
+      <w:bookmarkStart w:id="25" w:name="_Toc243741652"/>
+      <w:r>
+        <w:t>7.2 Errores inesperados</w:t>
+      </w:r>
+      <w:bookmarkEnd w:id="25"/>
     </w:p>
     <w:p/>
     <w:p>
@@ -11186,6 +12786,7 @@
         <w:jc w:val="both"/>
       </w:pPr>
       <w:r>
+        <w:lastRenderedPageBreak/>
         <w:t>Los fallos no previstos (por ejemplo, que la base de datos no responda) los captura el WF4. Como el WF1 llama al WF2, un fallo en el WF2 queda registrado dos veces: en el nodo donde se originó y en el nodo del WF1 que lo recibió. Así se puede seguir el recorrido completo del error.</w:t>
       </w:r>
     </w:p>
@@ -11193,14 +12794,11 @@
       <w:pPr>
         <w:pStyle w:val="Ttulo2"/>
       </w:pPr>
-      <w:bookmarkStart w:id="21" w:name="_Toc243557579"/>
-      <w:r>
-        <w:t>7</w:t>
-      </w:r>
-      <w:r>
-        <w:t>.3 Consistencia de la información</w:t>
-      </w:r>
-      <w:bookmarkEnd w:id="21"/>
+      <w:bookmarkStart w:id="26" w:name="_Toc243741653"/>
+      <w:r>
+        <w:t>7.3 Consistencia de la información</w:t>
+      </w:r>
+      <w:bookmarkEnd w:id="26"/>
     </w:p>
     <w:p/>
     <w:p>
@@ -11238,18 +12836,11 @@
       <w:pPr>
         <w:pStyle w:val="Ttulo1"/>
       </w:pPr>
-      <w:r>
-        <w:lastRenderedPageBreak/>
-        <w:t>8</w:t>
-      </w:r>
-      <w:r>
-        <w:t xml:space="preserve">. </w:t>
-      </w:r>
-      <w:bookmarkStart w:id="22" w:name="_Toc243557580"/>
-      <w:r>
-        <w:t>Consideraciones de seguridad</w:t>
-      </w:r>
-      <w:bookmarkEnd w:id="22"/>
+      <w:bookmarkStart w:id="27" w:name="_Toc243741654"/>
+      <w:r>
+        <w:t>8. Consideraciones de seguridad</w:t>
+      </w:r>
+      <w:bookmarkEnd w:id="27"/>
     </w:p>
     <w:p/>
     <w:tbl>
@@ -11812,7 +13403,7 @@
                 <w:sz w:val="19"/>
                 <w:szCs w:val="19"/>
               </w:rPr>
-              <w:t xml:space="preserve">Los datos viajan separados del SQL ($1…$5) o mediante el modo </w:t>
+              <w:t xml:space="preserve">Los datos viajan separados del SQL ($1…$6) o mediante el modo </w:t>
             </w:r>
             <w:proofErr w:type="spellStart"/>
             <w:r>
@@ -12193,7 +13784,7 @@
                 <w:sz w:val="19"/>
                 <w:szCs w:val="19"/>
               </w:rPr>
-              <w:t>Solo se guardan el carné y el nombre, lo indispensable para el préstamo.</w:t>
+              <w:t>Solo se guardan el carné, el nombre y el teléfono, lo indispensable para el préstamo y para contactar al estudiante.</w:t>
             </w:r>
           </w:p>
         </w:tc>
@@ -12447,6 +14038,7 @@
                 <w:sz w:val="19"/>
                 <w:szCs w:val="19"/>
               </w:rPr>
+              <w:lastRenderedPageBreak/>
               <w:t>Tiempo máximo de espera</w:t>
             </w:r>
           </w:p>
@@ -12506,6 +14098,321 @@
                 <w:szCs w:val="19"/>
               </w:rPr>
               <w:t>Bloqueo de la aplicación si n8n deja de responder.</w:t>
+            </w:r>
+          </w:p>
+        </w:tc>
+      </w:tr>
+      <w:tr>
+        <w:tc>
+          <w:tcPr>
+            <w:tcW w:w="2200" w:type="dxa"/>
+            <w:tcBorders>
+              <w:top w:val="single" w:sz="4" w:space="0" w:color="BFBFBF"/>
+              <w:left w:val="single" w:sz="4" w:space="0" w:color="BFBFBF"/>
+              <w:bottom w:val="single" w:sz="4" w:space="0" w:color="BFBFBF"/>
+              <w:right w:val="single" w:sz="4" w:space="0" w:color="BFBFBF"/>
+            </w:tcBorders>
+            <w:tcMar>
+              <w:top w:w="60" w:type="dxa"/>
+              <w:left w:w="100" w:type="dxa"/>
+              <w:bottom w:w="60" w:type="dxa"/>
+              <w:right w:w="100" w:type="dxa"/>
+            </w:tcMar>
+          </w:tcPr>
+          <w:p>
+            <w:pPr>
+              <w:spacing w:line="260" w:lineRule="auto"/>
+            </w:pPr>
+            <w:r>
+              <w:rPr>
+                <w:sz w:val="19"/>
+                <w:szCs w:val="19"/>
+              </w:rPr>
+              <w:t>Formato del teléfono</w:t>
+            </w:r>
+          </w:p>
+        </w:tc>
+        <w:tc>
+          <w:tcPr>
+            <w:tcW w:w="4260" w:type="dxa"/>
+            <w:tcBorders>
+              <w:top w:val="single" w:sz="4" w:space="0" w:color="BFBFBF"/>
+              <w:left w:val="single" w:sz="4" w:space="0" w:color="BFBFBF"/>
+              <w:bottom w:val="single" w:sz="4" w:space="0" w:color="BFBFBF"/>
+              <w:right w:val="single" w:sz="4" w:space="0" w:color="BFBFBF"/>
+            </w:tcBorders>
+            <w:tcMar>
+              <w:top w:w="60" w:type="dxa"/>
+              <w:left w:w="100" w:type="dxa"/>
+              <w:bottom w:w="60" w:type="dxa"/>
+              <w:right w:w="100" w:type="dxa"/>
+            </w:tcMar>
+          </w:tcPr>
+          <w:p>
+            <w:pPr>
+              <w:spacing w:line="260" w:lineRule="auto"/>
+            </w:pPr>
+            <w:r>
+              <w:rPr>
+                <w:sz w:val="19"/>
+                <w:szCs w:val="19"/>
+              </w:rPr>
+              <w:t>Restricción CHECK en la base de datos que solo acepta 8 dígitos, además de la validación en la aplicación y en el WF1.</w:t>
+            </w:r>
+          </w:p>
+        </w:tc>
+        <w:tc>
+          <w:tcPr>
+            <w:tcW w:w="2900" w:type="dxa"/>
+            <w:tcBorders>
+              <w:top w:val="single" w:sz="4" w:space="0" w:color="BFBFBF"/>
+              <w:left w:val="single" w:sz="4" w:space="0" w:color="BFBFBF"/>
+              <w:bottom w:val="single" w:sz="4" w:space="0" w:color="BFBFBF"/>
+              <w:right w:val="single" w:sz="4" w:space="0" w:color="BFBFBF"/>
+            </w:tcBorders>
+            <w:tcMar>
+              <w:top w:w="60" w:type="dxa"/>
+              <w:left w:w="100" w:type="dxa"/>
+              <w:bottom w:w="60" w:type="dxa"/>
+              <w:right w:w="100" w:type="dxa"/>
+            </w:tcMar>
+          </w:tcPr>
+          <w:p>
+            <w:pPr>
+              <w:spacing w:line="260" w:lineRule="auto"/>
+            </w:pPr>
+            <w:r>
+              <w:rPr>
+                <w:sz w:val="19"/>
+                <w:szCs w:val="19"/>
+              </w:rPr>
+              <w:t xml:space="preserve">Teléfonos mal </w:t>
+            </w:r>
+            <w:proofErr w:type="gramStart"/>
+            <w:r>
+              <w:rPr>
+                <w:sz w:val="19"/>
+                <w:szCs w:val="19"/>
+              </w:rPr>
+              <w:t>registrados</w:t>
+            </w:r>
+            <w:proofErr w:type="gramEnd"/>
+            <w:r>
+              <w:rPr>
+                <w:sz w:val="19"/>
+                <w:szCs w:val="19"/>
+              </w:rPr>
+              <w:t xml:space="preserve"> aunque fallara una validación.</w:t>
+            </w:r>
+          </w:p>
+        </w:tc>
+      </w:tr>
+      <w:tr>
+        <w:tc>
+          <w:tcPr>
+            <w:tcW w:w="2200" w:type="dxa"/>
+            <w:tcBorders>
+              <w:top w:val="single" w:sz="4" w:space="0" w:color="BFBFBF"/>
+              <w:left w:val="single" w:sz="4" w:space="0" w:color="BFBFBF"/>
+              <w:bottom w:val="single" w:sz="4" w:space="0" w:color="BFBFBF"/>
+              <w:right w:val="single" w:sz="4" w:space="0" w:color="BFBFBF"/>
+            </w:tcBorders>
+            <w:tcMar>
+              <w:top w:w="60" w:type="dxa"/>
+              <w:left w:w="100" w:type="dxa"/>
+              <w:bottom w:w="60" w:type="dxa"/>
+              <w:right w:w="100" w:type="dxa"/>
+            </w:tcMar>
+          </w:tcPr>
+          <w:p>
+            <w:pPr>
+              <w:spacing w:line="260" w:lineRule="auto"/>
+            </w:pPr>
+            <w:r>
+              <w:rPr>
+                <w:sz w:val="19"/>
+                <w:szCs w:val="19"/>
+              </w:rPr>
+              <w:t>Contenedor sin privilegios</w:t>
+            </w:r>
+          </w:p>
+        </w:tc>
+        <w:tc>
+          <w:tcPr>
+            <w:tcW w:w="4260" w:type="dxa"/>
+            <w:tcBorders>
+              <w:top w:val="single" w:sz="4" w:space="0" w:color="BFBFBF"/>
+              <w:left w:val="single" w:sz="4" w:space="0" w:color="BFBFBF"/>
+              <w:bottom w:val="single" w:sz="4" w:space="0" w:color="BFBFBF"/>
+              <w:right w:val="single" w:sz="4" w:space="0" w:color="BFBFBF"/>
+            </w:tcBorders>
+            <w:tcMar>
+              <w:top w:w="60" w:type="dxa"/>
+              <w:left w:w="100" w:type="dxa"/>
+              <w:bottom w:w="60" w:type="dxa"/>
+              <w:right w:w="100" w:type="dxa"/>
+            </w:tcMar>
+          </w:tcPr>
+          <w:p>
+            <w:pPr>
+              <w:spacing w:line="260" w:lineRule="auto"/>
+            </w:pPr>
+            <w:r>
+              <w:rPr>
+                <w:sz w:val="19"/>
+                <w:szCs w:val="19"/>
+              </w:rPr>
+              <w:t xml:space="preserve">La aplicación web corre con el usuario </w:t>
+            </w:r>
+            <w:proofErr w:type="spellStart"/>
+            <w:r>
+              <w:rPr>
+                <w:sz w:val="19"/>
+                <w:szCs w:val="19"/>
+              </w:rPr>
+              <w:t>appuser</w:t>
+            </w:r>
+            <w:proofErr w:type="spellEnd"/>
+            <w:r>
+              <w:rPr>
+                <w:sz w:val="19"/>
+                <w:szCs w:val="19"/>
+              </w:rPr>
+              <w:t>, en una imagen que solo contiene Java y el .</w:t>
+            </w:r>
+            <w:proofErr w:type="spellStart"/>
+            <w:r>
+              <w:rPr>
+                <w:sz w:val="19"/>
+                <w:szCs w:val="19"/>
+              </w:rPr>
+              <w:t>jar</w:t>
+            </w:r>
+            <w:proofErr w:type="spellEnd"/>
+            <w:r>
+              <w:rPr>
+                <w:sz w:val="19"/>
+                <w:szCs w:val="19"/>
+              </w:rPr>
+              <w:t>.</w:t>
+            </w:r>
+          </w:p>
+        </w:tc>
+        <w:tc>
+          <w:tcPr>
+            <w:tcW w:w="2900" w:type="dxa"/>
+            <w:tcBorders>
+              <w:top w:val="single" w:sz="4" w:space="0" w:color="BFBFBF"/>
+              <w:left w:val="single" w:sz="4" w:space="0" w:color="BFBFBF"/>
+              <w:bottom w:val="single" w:sz="4" w:space="0" w:color="BFBFBF"/>
+              <w:right w:val="single" w:sz="4" w:space="0" w:color="BFBFBF"/>
+            </w:tcBorders>
+            <w:tcMar>
+              <w:top w:w="60" w:type="dxa"/>
+              <w:left w:w="100" w:type="dxa"/>
+              <w:bottom w:w="60" w:type="dxa"/>
+              <w:right w:w="100" w:type="dxa"/>
+            </w:tcMar>
+          </w:tcPr>
+          <w:p>
+            <w:pPr>
+              <w:spacing w:line="260" w:lineRule="auto"/>
+            </w:pPr>
+            <w:r>
+              <w:rPr>
+                <w:sz w:val="19"/>
+                <w:szCs w:val="19"/>
+              </w:rPr>
+              <w:t>Que una falla en la aplicación dé control administrativo del contenedor.</w:t>
+            </w:r>
+          </w:p>
+        </w:tc>
+      </w:tr>
+      <w:tr>
+        <w:tc>
+          <w:tcPr>
+            <w:tcW w:w="2200" w:type="dxa"/>
+            <w:tcBorders>
+              <w:top w:val="single" w:sz="4" w:space="0" w:color="BFBFBF"/>
+              <w:left w:val="single" w:sz="4" w:space="0" w:color="BFBFBF"/>
+              <w:bottom w:val="single" w:sz="4" w:space="0" w:color="BFBFBF"/>
+              <w:right w:val="single" w:sz="4" w:space="0" w:color="BFBFBF"/>
+            </w:tcBorders>
+            <w:tcMar>
+              <w:top w:w="60" w:type="dxa"/>
+              <w:left w:w="100" w:type="dxa"/>
+              <w:bottom w:w="60" w:type="dxa"/>
+              <w:right w:w="100" w:type="dxa"/>
+            </w:tcMar>
+          </w:tcPr>
+          <w:p>
+            <w:pPr>
+              <w:spacing w:line="260" w:lineRule="auto"/>
+            </w:pPr>
+            <w:r>
+              <w:rPr>
+                <w:sz w:val="19"/>
+                <w:szCs w:val="19"/>
+              </w:rPr>
+              <w:t>Comprobantes no falsificables</w:t>
+            </w:r>
+          </w:p>
+        </w:tc>
+        <w:tc>
+          <w:tcPr>
+            <w:tcW w:w="4260" w:type="dxa"/>
+            <w:tcBorders>
+              <w:top w:val="single" w:sz="4" w:space="0" w:color="BFBFBF"/>
+              <w:left w:val="single" w:sz="4" w:space="0" w:color="BFBFBF"/>
+              <w:bottom w:val="single" w:sz="4" w:space="0" w:color="BFBFBF"/>
+              <w:right w:val="single" w:sz="4" w:space="0" w:color="BFBFBF"/>
+            </w:tcBorders>
+            <w:tcMar>
+              <w:top w:w="60" w:type="dxa"/>
+              <w:left w:w="100" w:type="dxa"/>
+              <w:bottom w:w="60" w:type="dxa"/>
+              <w:right w:w="100" w:type="dxa"/>
+            </w:tcMar>
+          </w:tcPr>
+          <w:p>
+            <w:pPr>
+              <w:spacing w:line="260" w:lineRule="auto"/>
+            </w:pPr>
+            <w:r>
+              <w:rPr>
+                <w:sz w:val="19"/>
+                <w:szCs w:val="19"/>
+              </w:rPr>
+              <w:t>Los datos del comprobante PDF se guardan en la sesión del servidor a partir de lo que confirmó n8n; el navegador nunca los envía.</w:t>
+            </w:r>
+          </w:p>
+        </w:tc>
+        <w:tc>
+          <w:tcPr>
+            <w:tcW w:w="2900" w:type="dxa"/>
+            <w:tcBorders>
+              <w:top w:val="single" w:sz="4" w:space="0" w:color="BFBFBF"/>
+              <w:left w:val="single" w:sz="4" w:space="0" w:color="BFBFBF"/>
+              <w:bottom w:val="single" w:sz="4" w:space="0" w:color="BFBFBF"/>
+              <w:right w:val="single" w:sz="4" w:space="0" w:color="BFBFBF"/>
+            </w:tcBorders>
+            <w:tcMar>
+              <w:top w:w="60" w:type="dxa"/>
+              <w:left w:w="100" w:type="dxa"/>
+              <w:bottom w:w="60" w:type="dxa"/>
+              <w:right w:w="100" w:type="dxa"/>
+            </w:tcMar>
+          </w:tcPr>
+          <w:p>
+            <w:pPr>
+              <w:spacing w:line="260" w:lineRule="auto"/>
+            </w:pPr>
+            <w:r>
+              <w:rPr>
+                <w:sz w:val="19"/>
+                <w:szCs w:val="19"/>
+              </w:rPr>
+              <w:t>Comprobantes alterados o de préstamos inexistentes.</w:t>
             </w:r>
           </w:p>
         </w:tc>
@@ -12530,11 +14437,10 @@
           <w:sz w:val="18"/>
           <w:szCs w:val="18"/>
         </w:rPr>
-        <w:lastRenderedPageBreak/>
         <w:drawing>
-          <wp:inline distT="0" distB="0" distL="0" distR="0" wp14:anchorId="0A9E3794" wp14:editId="72C6DA24">
-            <wp:extent cx="5943600" cy="3698240"/>
-            <wp:effectExtent l="0" t="0" r="0" b="0"/>
+          <wp:inline distT="0" distB="0" distL="0" distR="0" wp14:anchorId="51C9B946" wp14:editId="1D69EB4F">
+            <wp:extent cx="6274254" cy="4334256"/>
+            <wp:effectExtent l="0" t="0" r="0" b="9525"/>
             <wp:docPr id="9" name="Imagen 9"/>
             <wp:cNvGraphicFramePr>
               <a:graphicFrameLocks xmlns:a="http://schemas.openxmlformats.org/drawingml/2006/main" noChangeAspect="1"/>
@@ -12555,7 +14461,7 @@
                   <pic:spPr>
                     <a:xfrm>
                       <a:off x="0" y="0"/>
-                      <a:ext cx="5943600" cy="3698240"/>
+                      <a:ext cx="6286929" cy="4343012"/>
                     </a:xfrm>
                     <a:prstGeom prst="rect">
                       <a:avLst/>
@@ -12567,38 +14473,6 @@
           </wp:inline>
         </w:drawing>
       </w:r>
-      <w:r>
-        <w:rPr>
-          <w:i/>
-          <w:iCs/>
-          <w:color w:val="595959"/>
-          <w:sz w:val="18"/>
-          <w:szCs w:val="18"/>
-        </w:rPr>
-        <w:t xml:space="preserve">Figura 7. Credencial de control de acceso del </w:t>
-      </w:r>
-      <w:proofErr w:type="spellStart"/>
-      <w:r>
-        <w:rPr>
-          <w:i/>
-          <w:iCs/>
-          <w:color w:val="595959"/>
-          <w:sz w:val="18"/>
-          <w:szCs w:val="18"/>
-        </w:rPr>
-        <w:t>webhook</w:t>
-      </w:r>
-      <w:proofErr w:type="spellEnd"/>
-      <w:r>
-        <w:rPr>
-          <w:i/>
-          <w:iCs/>
-          <w:color w:val="595959"/>
-          <w:sz w:val="18"/>
-          <w:szCs w:val="18"/>
-        </w:rPr>
-        <w:t>.</w:t>
-      </w:r>
     </w:p>
     <w:p>
       <w:pPr>
@@ -12612,9 +14486,9 @@
           <w:noProof/>
         </w:rPr>
         <w:drawing>
-          <wp:inline distT="0" distB="0" distL="0" distR="0" wp14:anchorId="51AB8BD1" wp14:editId="3D1FAAC4">
-            <wp:extent cx="5943600" cy="974725"/>
-            <wp:effectExtent l="0" t="0" r="0" b="0"/>
+          <wp:inline distT="0" distB="0" distL="0" distR="0" wp14:anchorId="17251136" wp14:editId="319A2D01">
+            <wp:extent cx="6290945" cy="1115568"/>
+            <wp:effectExtent l="0" t="0" r="0" b="8890"/>
             <wp:docPr id="7" name="Imagen 7"/>
             <wp:cNvGraphicFramePr>
               <a:graphicFrameLocks xmlns:a="http://schemas.openxmlformats.org/drawingml/2006/main" noChangeAspect="1"/>
@@ -12635,7 +14509,7 @@
                   <pic:spPr>
                     <a:xfrm>
                       <a:off x="0" y="0"/>
-                      <a:ext cx="5943600" cy="974725"/>
+                      <a:ext cx="6297726" cy="1116771"/>
                     </a:xfrm>
                     <a:prstGeom prst="rect">
                       <a:avLst/>
@@ -12647,29 +14521,58 @@
           </wp:inline>
         </w:drawing>
       </w:r>
-      <w:r>
-        <w:rPr>
-          <w:i/>
-          <w:iCs/>
-          <w:color w:val="595959"/>
-          <w:sz w:val="18"/>
-          <w:szCs w:val="18"/>
-        </w:rPr>
-        <w:t>Figura 8. Solicitud rechazada por falta de clave de acceso.</w:t>
-      </w:r>
+    </w:p>
+    <w:p>
+      <w:pPr>
+        <w:spacing w:after="200"/>
+        <w:jc w:val="center"/>
+      </w:pPr>
+    </w:p>
+    <w:p>
+      <w:pPr>
+        <w:spacing w:after="200"/>
+        <w:jc w:val="center"/>
+      </w:pPr>
+    </w:p>
+    <w:p>
+      <w:pPr>
+        <w:spacing w:after="200"/>
+        <w:jc w:val="center"/>
+      </w:pPr>
+    </w:p>
+    <w:p>
+      <w:pPr>
+        <w:spacing w:after="200"/>
+        <w:jc w:val="center"/>
+      </w:pPr>
+    </w:p>
+    <w:p>
+      <w:pPr>
+        <w:spacing w:after="200"/>
+        <w:jc w:val="center"/>
+      </w:pPr>
+    </w:p>
+    <w:p>
+      <w:pPr>
+        <w:spacing w:after="200"/>
+        <w:jc w:val="center"/>
+      </w:pPr>
+    </w:p>
+    <w:p>
+      <w:pPr>
+        <w:spacing w:after="200"/>
+        <w:jc w:val="center"/>
+      </w:pPr>
     </w:p>
     <w:p>
       <w:pPr>
         <w:pStyle w:val="Ttulo1"/>
       </w:pPr>
-      <w:bookmarkStart w:id="23" w:name="_Toc243557581"/>
-      <w:r>
-        <w:t>9</w:t>
-      </w:r>
-      <w:r>
-        <w:t>. Pruebas realizadas</w:t>
-      </w:r>
-      <w:bookmarkEnd w:id="23"/>
+      <w:bookmarkStart w:id="28" w:name="_Toc243741655"/>
+      <w:r>
+        <w:t>9. Pruebas realizadas</w:t>
+      </w:r>
+      <w:bookmarkEnd w:id="28"/>
     </w:p>
     <w:p/>
     <w:p>
@@ -12678,7 +14581,7 @@
         <w:jc w:val="both"/>
       </w:pPr>
       <w:r>
-        <w:t>Las pruebas se ejecutaron entre el 21 y el 22 de octubre de 2026. Los archivos de entrada están en la carpeta pruebas/ del repositorio.</w:t>
+        <w:t>Las pruebas se ejecutaron entre el 21 y el 24 de octubre de 2026. Los archivos de entrada están en la carpeta pruebas/ del repositorio.</w:t>
       </w:r>
     </w:p>
     <w:p>
@@ -12705,11 +14608,11 @@
         <w:tblLook w:val="04A0" w:firstRow="1" w:lastRow="0" w:firstColumn="1" w:lastColumn="0" w:noHBand="0" w:noVBand="1"/>
       </w:tblPr>
       <w:tblGrid>
-        <w:gridCol w:w="400"/>
-        <w:gridCol w:w="1600"/>
-        <w:gridCol w:w="2560"/>
-        <w:gridCol w:w="3090"/>
-        <w:gridCol w:w="1710"/>
+        <w:gridCol w:w="398"/>
+        <w:gridCol w:w="1593"/>
+        <w:gridCol w:w="2619"/>
+        <w:gridCol w:w="3053"/>
+        <w:gridCol w:w="1697"/>
       </w:tblGrid>
       <w:tr>
         <w:trPr>
@@ -12983,7 +14886,7 @@
                 <w:sz w:val="19"/>
                 <w:szCs w:val="19"/>
               </w:rPr>
-              <w:t xml:space="preserve"> (5 campos incorrectos)</w:t>
+              <w:t xml:space="preserve"> (6 campos incorrectos)</w:t>
             </w:r>
           </w:p>
         </w:tc>
@@ -13012,7 +14915,7 @@
                 <w:sz w:val="19"/>
                 <w:szCs w:val="19"/>
               </w:rPr>
-              <w:t>400 con 5 errores; auditoría RECHAZADO</w:t>
+              <w:t>400 con 6 errores; auditoría RECHAZADO</w:t>
             </w:r>
           </w:p>
         </w:tc>
@@ -13395,7 +15298,6 @@
                 <w:sz w:val="19"/>
                 <w:szCs w:val="19"/>
               </w:rPr>
-              <w:lastRenderedPageBreak/>
               <w:t>4</w:t>
             </w:r>
           </w:p>
@@ -14136,7 +16038,172 @@
                 <w:sz w:val="19"/>
                 <w:szCs w:val="19"/>
               </w:rPr>
-              <w:t>[Completar]</w:t>
+              <w:t>Correcto</w:t>
+            </w:r>
+          </w:p>
+        </w:tc>
+      </w:tr>
+      <w:tr>
+        <w:tc>
+          <w:tcPr>
+            <w:tcW w:w="400" w:type="dxa"/>
+            <w:tcBorders>
+              <w:top w:val="single" w:sz="4" w:space="0" w:color="BFBFBF"/>
+              <w:left w:val="single" w:sz="4" w:space="0" w:color="BFBFBF"/>
+              <w:bottom w:val="single" w:sz="4" w:space="0" w:color="BFBFBF"/>
+              <w:right w:val="single" w:sz="4" w:space="0" w:color="BFBFBF"/>
+            </w:tcBorders>
+            <w:tcMar>
+              <w:top w:w="60" w:type="dxa"/>
+              <w:left w:w="100" w:type="dxa"/>
+              <w:bottom w:w="60" w:type="dxa"/>
+              <w:right w:w="100" w:type="dxa"/>
+            </w:tcMar>
+          </w:tcPr>
+          <w:p>
+            <w:pPr>
+              <w:spacing w:line="260" w:lineRule="auto"/>
+            </w:pPr>
+            <w:r>
+              <w:rPr>
+                <w:sz w:val="19"/>
+                <w:szCs w:val="19"/>
+              </w:rPr>
+              <w:t>9</w:t>
+            </w:r>
+          </w:p>
+        </w:tc>
+        <w:tc>
+          <w:tcPr>
+            <w:tcW w:w="1600" w:type="dxa"/>
+            <w:tcBorders>
+              <w:top w:val="single" w:sz="4" w:space="0" w:color="BFBFBF"/>
+              <w:left w:val="single" w:sz="4" w:space="0" w:color="BFBFBF"/>
+              <w:bottom w:val="single" w:sz="4" w:space="0" w:color="BFBFBF"/>
+              <w:right w:val="single" w:sz="4" w:space="0" w:color="BFBFBF"/>
+            </w:tcBorders>
+            <w:tcMar>
+              <w:top w:w="60" w:type="dxa"/>
+              <w:left w:w="100" w:type="dxa"/>
+              <w:bottom w:w="60" w:type="dxa"/>
+              <w:right w:w="100" w:type="dxa"/>
+            </w:tcMar>
+          </w:tcPr>
+          <w:p>
+            <w:pPr>
+              <w:spacing w:line="260" w:lineRule="auto"/>
+            </w:pPr>
+            <w:r>
+              <w:rPr>
+                <w:sz w:val="19"/>
+                <w:szCs w:val="19"/>
+              </w:rPr>
+              <w:t>Teléfono con guion</w:t>
+            </w:r>
+          </w:p>
+        </w:tc>
+        <w:tc>
+          <w:tcPr>
+            <w:tcW w:w="2560" w:type="dxa"/>
+            <w:tcBorders>
+              <w:top w:val="single" w:sz="4" w:space="0" w:color="BFBFBF"/>
+              <w:left w:val="single" w:sz="4" w:space="0" w:color="BFBFBF"/>
+              <w:bottom w:val="single" w:sz="4" w:space="0" w:color="BFBFBF"/>
+              <w:right w:val="single" w:sz="4" w:space="0" w:color="BFBFBF"/>
+            </w:tcBorders>
+            <w:tcMar>
+              <w:top w:w="60" w:type="dxa"/>
+              <w:left w:w="100" w:type="dxa"/>
+              <w:bottom w:w="60" w:type="dxa"/>
+              <w:right w:w="100" w:type="dxa"/>
+            </w:tcMar>
+          </w:tcPr>
+          <w:p>
+            <w:pPr>
+              <w:spacing w:line="260" w:lineRule="auto"/>
+            </w:pPr>
+            <w:proofErr w:type="spellStart"/>
+            <w:r>
+              <w:rPr>
+                <w:sz w:val="19"/>
+                <w:szCs w:val="19"/>
+              </w:rPr>
+              <w:t>prestamo_valido_</w:t>
+            </w:r>
+            <w:proofErr w:type="gramStart"/>
+            <w:r>
+              <w:rPr>
+                <w:sz w:val="19"/>
+                <w:szCs w:val="19"/>
+              </w:rPr>
+              <w:t>laptop.json</w:t>
+            </w:r>
+            <w:proofErr w:type="spellEnd"/>
+            <w:proofErr w:type="gramEnd"/>
+            <w:r>
+              <w:rPr>
+                <w:sz w:val="19"/>
+                <w:szCs w:val="19"/>
+              </w:rPr>
+              <w:t xml:space="preserve"> (teléfono 5555-1234)</w:t>
+            </w:r>
+          </w:p>
+        </w:tc>
+        <w:tc>
+          <w:tcPr>
+            <w:tcW w:w="3090" w:type="dxa"/>
+            <w:tcBorders>
+              <w:top w:val="single" w:sz="4" w:space="0" w:color="BFBFBF"/>
+              <w:left w:val="single" w:sz="4" w:space="0" w:color="BFBFBF"/>
+              <w:bottom w:val="single" w:sz="4" w:space="0" w:color="BFBFBF"/>
+              <w:right w:val="single" w:sz="4" w:space="0" w:color="BFBFBF"/>
+            </w:tcBorders>
+            <w:tcMar>
+              <w:top w:w="60" w:type="dxa"/>
+              <w:left w:w="100" w:type="dxa"/>
+              <w:bottom w:w="60" w:type="dxa"/>
+              <w:right w:w="100" w:type="dxa"/>
+            </w:tcMar>
+          </w:tcPr>
+          <w:p>
+            <w:pPr>
+              <w:spacing w:line="260" w:lineRule="auto"/>
+            </w:pPr>
+            <w:r>
+              <w:rPr>
+                <w:sz w:val="19"/>
+                <w:szCs w:val="19"/>
+              </w:rPr>
+              <w:t>201; el teléfono se guarda como 55551234</w:t>
+            </w:r>
+          </w:p>
+        </w:tc>
+        <w:tc>
+          <w:tcPr>
+            <w:tcW w:w="1710" w:type="dxa"/>
+            <w:tcBorders>
+              <w:top w:val="single" w:sz="4" w:space="0" w:color="BFBFBF"/>
+              <w:left w:val="single" w:sz="4" w:space="0" w:color="BFBFBF"/>
+              <w:bottom w:val="single" w:sz="4" w:space="0" w:color="BFBFBF"/>
+              <w:right w:val="single" w:sz="4" w:space="0" w:color="BFBFBF"/>
+            </w:tcBorders>
+            <w:tcMar>
+              <w:top w:w="60" w:type="dxa"/>
+              <w:left w:w="100" w:type="dxa"/>
+              <w:bottom w:w="60" w:type="dxa"/>
+              <w:right w:w="100" w:type="dxa"/>
+            </w:tcMar>
+          </w:tcPr>
+          <w:p>
+            <w:pPr>
+              <w:spacing w:line="260" w:lineRule="auto"/>
+            </w:pPr>
+            <w:r>
+              <w:rPr>
+                <w:sz w:val="19"/>
+                <w:szCs w:val="19"/>
+              </w:rPr>
+              <w:t>Correcto</w:t>
             </w:r>
           </w:p>
         </w:tc>
@@ -14176,8 +16243,9 @@
         <w:rPr>
           <w:noProof/>
         </w:rPr>
+        <w:lastRenderedPageBreak/>
         <w:drawing>
-          <wp:inline distT="0" distB="0" distL="0" distR="0" wp14:anchorId="02E6F2E1" wp14:editId="710054C3">
+          <wp:inline distT="0" distB="0" distL="0" distR="0" wp14:anchorId="44D12F91" wp14:editId="281A9EC0">
             <wp:extent cx="5943600" cy="1525270"/>
             <wp:effectExtent l="0" t="0" r="0" b="0"/>
             <wp:docPr id="14" name="Imagen 14"/>
@@ -14212,16 +16280,6 @@
           </wp:inline>
         </w:drawing>
       </w:r>
-      <w:r>
-        <w:rPr>
-          <w:i/>
-          <w:iCs/>
-          <w:color w:val="595959"/>
-          <w:sz w:val="18"/>
-          <w:szCs w:val="18"/>
-        </w:rPr>
-        <w:t>Figura 9. Préstamo aprobado.</w:t>
-      </w:r>
     </w:p>
     <w:p>
       <w:pPr>
@@ -14241,7 +16299,7 @@
           <w:noProof/>
         </w:rPr>
         <w:drawing>
-          <wp:inline distT="0" distB="0" distL="0" distR="0" wp14:anchorId="34C0B16E" wp14:editId="5F63ABCA">
+          <wp:inline distT="0" distB="0" distL="0" distR="0" wp14:anchorId="2048F3C2" wp14:editId="29BC224F">
             <wp:extent cx="5943600" cy="1525270"/>
             <wp:effectExtent l="0" t="0" r="0" b="0"/>
             <wp:docPr id="13" name="Imagen 13"/>
@@ -14276,16 +16334,12 @@
           </wp:inline>
         </w:drawing>
       </w:r>
-      <w:r>
-        <w:rPr>
-          <w:i/>
-          <w:iCs/>
-          <w:color w:val="595959"/>
-          <w:sz w:val="18"/>
-          <w:szCs w:val="18"/>
-        </w:rPr>
-        <w:t>Figura 10. Solicitud con datos inválidos.</w:t>
-      </w:r>
+    </w:p>
+    <w:p>
+      <w:pPr>
+        <w:spacing w:after="200"/>
+        <w:jc w:val="center"/>
+      </w:pPr>
     </w:p>
     <w:p>
       <w:pPr>
@@ -14305,9 +16359,8 @@
           <w:iCs/>
           <w:noProof/>
         </w:rPr>
-        <w:lastRenderedPageBreak/>
         <w:drawing>
-          <wp:inline distT="0" distB="0" distL="0" distR="0" wp14:anchorId="0DC254A1" wp14:editId="73355BB5">
+          <wp:inline distT="0" distB="0" distL="0" distR="0" wp14:anchorId="317CF975" wp14:editId="227ABF4B">
             <wp:extent cx="5943600" cy="1823720"/>
             <wp:effectExtent l="0" t="0" r="0" b="5080"/>
             <wp:docPr id="15" name="Imagen 15"/>
@@ -14342,16 +16395,6 @@
           </wp:inline>
         </w:drawing>
       </w:r>
-      <w:r>
-        <w:rPr>
-          <w:i/>
-          <w:iCs/>
-          <w:color w:val="595959"/>
-          <w:sz w:val="18"/>
-          <w:szCs w:val="18"/>
-        </w:rPr>
-        <w:t>Figura 11. Bitácora de auditoría.</w:t>
-      </w:r>
     </w:p>
     <w:p>
       <w:pPr>
@@ -14378,7 +16421,7 @@
           <w:noProof/>
         </w:rPr>
         <w:drawing>
-          <wp:inline distT="0" distB="0" distL="0" distR="0" wp14:anchorId="610C29EF" wp14:editId="2AB1A758">
+          <wp:inline distT="0" distB="0" distL="0" distR="0" wp14:anchorId="5A096627" wp14:editId="35A0D211">
             <wp:extent cx="5943600" cy="1268730"/>
             <wp:effectExtent l="0" t="0" r="0" b="7620"/>
             <wp:docPr id="16" name="Imagen 16"/>
@@ -14413,16 +16456,6 @@
           </wp:inline>
         </w:drawing>
       </w:r>
-      <w:r>
-        <w:rPr>
-          <w:i/>
-          <w:iCs/>
-          <w:color w:val="595959"/>
-          <w:sz w:val="18"/>
-          <w:szCs w:val="18"/>
-        </w:rPr>
-        <w:t>Figura 12. Errores registrados por el WF4.</w:t>
-      </w:r>
     </w:p>
     <w:p>
       <w:pPr>
@@ -14441,8 +16474,9 @@
           <w:iCs/>
           <w:noProof/>
         </w:rPr>
+        <w:lastRenderedPageBreak/>
         <w:drawing>
-          <wp:inline distT="0" distB="0" distL="0" distR="0" wp14:anchorId="7C6D958F" wp14:editId="130F90CE">
+          <wp:inline distT="0" distB="0" distL="0" distR="0" wp14:anchorId="75A79F3A" wp14:editId="3A947818">
             <wp:extent cx="5943600" cy="752475"/>
             <wp:effectExtent l="0" t="0" r="0" b="9525"/>
             <wp:docPr id="17" name="Imagen 17"/>
@@ -14477,29 +16511,34 @@
           </wp:inline>
         </w:drawing>
       </w:r>
-      <w:r>
-        <w:rPr>
-          <w:i/>
-          <w:iCs/>
-          <w:color w:val="595959"/>
-          <w:sz w:val="18"/>
-          <w:szCs w:val="18"/>
-        </w:rPr>
-        <w:t>Figura 13. Reporte CSV de préstamos vencidos.</w:t>
-      </w:r>
+    </w:p>
+    <w:p>
+      <w:pPr>
+        <w:spacing w:after="200"/>
+        <w:jc w:val="center"/>
+      </w:pPr>
+    </w:p>
+    <w:p>
+      <w:pPr>
+        <w:spacing w:after="200"/>
+        <w:jc w:val="center"/>
+      </w:pPr>
+    </w:p>
+    <w:p>
+      <w:pPr>
+        <w:spacing w:after="200"/>
+        <w:jc w:val="center"/>
+      </w:pPr>
     </w:p>
     <w:p>
       <w:pPr>
         <w:pStyle w:val="Ttulo1"/>
       </w:pPr>
-      <w:bookmarkStart w:id="24" w:name="_Toc243557582"/>
-      <w:r>
-        <w:t>10</w:t>
-      </w:r>
-      <w:r>
-        <w:t>. Instalación y reproducibilidad</w:t>
-      </w:r>
-      <w:bookmarkEnd w:id="24"/>
+      <w:bookmarkStart w:id="29" w:name="_Toc243741656"/>
+      <w:r>
+        <w:t>10. Instalación y reproducibilidad</w:t>
+      </w:r>
+      <w:bookmarkEnd w:id="29"/>
     </w:p>
     <w:p/>
     <w:p>
@@ -14620,30 +16659,13 @@
         <w:contextualSpacing w:val="0"/>
       </w:pPr>
       <w:r>
-        <w:lastRenderedPageBreak/>
-        <w:t xml:space="preserve">Para la aplicación web: configurar la variable de entorno N8N_API_KEY y ejecutar </w:t>
-      </w:r>
-      <w:proofErr w:type="spellStart"/>
-      <w:r>
-        <w:t>mvn</w:t>
-      </w:r>
-      <w:proofErr w:type="spellEnd"/>
-      <w:r>
-        <w:t xml:space="preserve"> </w:t>
-      </w:r>
-      <w:proofErr w:type="spellStart"/>
-      <w:r>
-        <w:t>spring-</w:t>
+        <w:t xml:space="preserve">La aplicación web se levanta automáticamente como tercer contenedor con docker compose up -d; solo requiere la clave N8N_API_KEY en el </w:t>
       </w:r>
       <w:proofErr w:type="gramStart"/>
       <w:r>
-        <w:t>boot:run</w:t>
-      </w:r>
-      <w:proofErr w:type="spellEnd"/>
+        <w:t>archivo .env</w:t>
+      </w:r>
       <w:proofErr w:type="gramEnd"/>
-      <w:r>
-        <w:t xml:space="preserve"> dentro de app-prestamos</w:t>
-      </w:r>
       <w:r>
         <w:t>.</w:t>
       </w:r>
@@ -14659,22 +16681,39 @@
         <w:contextualSpacing w:val="0"/>
       </w:pPr>
       <w:r>
-        <w:t>El historial de commits del repositorio documenta la evolución del proyecto, desde el entorno inicial (v0.2) hasta la versión con diagramas (v0.6).</w:t>
-      </w:r>
+        <w:t>El historial de commits del repositorio documenta la evolución del proyecto, desde el entorno inicial (v0.2) hasta la versión con el teléfono del estudiante (v1.4).</w:t>
+      </w:r>
+    </w:p>
+    <w:p>
+      <w:pPr>
+        <w:pStyle w:val="Prrafodelista"/>
+        <w:spacing w:after="60" w:line="280" w:lineRule="auto"/>
+        <w:contextualSpacing w:val="0"/>
+      </w:pPr>
+    </w:p>
+    <w:p>
+      <w:pPr>
+        <w:pStyle w:val="Prrafodelista"/>
+        <w:spacing w:after="60" w:line="280" w:lineRule="auto"/>
+        <w:contextualSpacing w:val="0"/>
+      </w:pPr>
+    </w:p>
+    <w:p>
+      <w:pPr>
+        <w:pStyle w:val="Prrafodelista"/>
+        <w:spacing w:after="60" w:line="280" w:lineRule="auto"/>
+        <w:contextualSpacing w:val="0"/>
+      </w:pPr>
     </w:p>
     <w:p>
       <w:pPr>
         <w:pStyle w:val="Ttulo1"/>
       </w:pPr>
-      <w:r>
-        <w:t>1</w:t>
-      </w:r>
-      <w:r>
-        <w:t>1</w:t>
-      </w:r>
-      <w:r>
-        <w:t>. Aplicación web de préstamos</w:t>
-      </w:r>
+      <w:bookmarkStart w:id="30" w:name="_Toc243741657"/>
+      <w:r>
+        <w:t>11. Aplicación web de préstamos</w:t>
+      </w:r>
+      <w:bookmarkEnd w:id="30"/>
     </w:p>
     <w:p/>
     <w:p>
@@ -14696,17 +16735,20 @@
     </w:p>
     <w:p>
       <w:pPr>
+        <w:spacing w:after="120" w:line="300" w:lineRule="auto"/>
+        <w:jc w:val="both"/>
+      </w:pPr>
+    </w:p>
+    <w:p>
+      <w:pPr>
         <w:pStyle w:val="Ttulo2"/>
       </w:pPr>
-      <w:r>
-        <w:t>1</w:t>
-      </w:r>
-      <w:r>
-        <w:t>1</w:t>
-      </w:r>
-      <w:r>
-        <w:t>.1 Tecnologías y arquitectura</w:t>
-      </w:r>
+      <w:bookmarkStart w:id="31" w:name="_Toc243741658"/>
+      <w:r>
+        <w:lastRenderedPageBreak/>
+        <w:t>11.1 Tecnologías y arquitectura</w:t>
+      </w:r>
+      <w:bookmarkEnd w:id="31"/>
     </w:p>
     <w:p/>
     <w:p>
@@ -14889,23 +16931,7 @@
                 <w:sz w:val="19"/>
                 <w:szCs w:val="19"/>
               </w:rPr>
-              <w:t>Atiende GET y POST de /</w:t>
-            </w:r>
-            <w:proofErr w:type="spellStart"/>
-            <w:r>
-              <w:rPr>
-                <w:sz w:val="19"/>
-                <w:szCs w:val="19"/>
-              </w:rPr>
-              <w:t>prestamos</w:t>
-            </w:r>
-            <w:proofErr w:type="spellEnd"/>
-            <w:r>
-              <w:rPr>
-                <w:sz w:val="19"/>
-                <w:szCs w:val="19"/>
-              </w:rPr>
-              <w:t xml:space="preserve"> y elige la vista que se muestra.</w:t>
+              <w:t>Atiende GET y POST de /prestamos, entrega el comprobante en /prestamos/comprobante y elige la vista que se muestra.</w:t>
             </w:r>
           </w:p>
         </w:tc>
@@ -15091,7 +17117,7 @@
                 <w:sz w:val="19"/>
                 <w:szCs w:val="19"/>
               </w:rPr>
-              <w:t>Aplica las mismas cinco reglas del nodo Validar datos del WF1.</w:t>
+              <w:t>Aplica las mismas seis reglas del nodo Validar datos del WF1.</w:t>
             </w:r>
           </w:p>
         </w:tc>
@@ -15296,6 +17322,171 @@
             <w:pPr>
               <w:spacing w:line="260" w:lineRule="auto"/>
             </w:pPr>
+            <w:proofErr w:type="spellStart"/>
+            <w:r>
+              <w:rPr>
+                <w:sz w:val="19"/>
+                <w:szCs w:val="19"/>
+              </w:rPr>
+              <w:t>GeneradorComprobantePdf</w:t>
+            </w:r>
+            <w:proofErr w:type="spellEnd"/>
+          </w:p>
+        </w:tc>
+        <w:tc>
+          <w:tcPr>
+            <w:tcW w:w="6660" w:type="dxa"/>
+            <w:tcBorders>
+              <w:top w:val="single" w:sz="4" w:space="0" w:color="BFBFBF"/>
+              <w:left w:val="single" w:sz="4" w:space="0" w:color="BFBFBF"/>
+              <w:bottom w:val="single" w:sz="4" w:space="0" w:color="BFBFBF"/>
+              <w:right w:val="single" w:sz="4" w:space="0" w:color="BFBFBF"/>
+            </w:tcBorders>
+            <w:tcMar>
+              <w:top w:w="60" w:type="dxa"/>
+              <w:left w:w="100" w:type="dxa"/>
+              <w:bottom w:w="60" w:type="dxa"/>
+              <w:right w:w="100" w:type="dxa"/>
+            </w:tcMar>
+          </w:tcPr>
+          <w:p>
+            <w:pPr>
+              <w:spacing w:line="260" w:lineRule="auto"/>
+            </w:pPr>
+            <w:r>
+              <w:rPr>
+                <w:sz w:val="19"/>
+                <w:szCs w:val="19"/>
+              </w:rPr>
+              <w:t xml:space="preserve">Dibuja el comprobante del préstamo en PDF con Apache </w:t>
+            </w:r>
+            <w:proofErr w:type="spellStart"/>
+            <w:r>
+              <w:rPr>
+                <w:sz w:val="19"/>
+                <w:szCs w:val="19"/>
+              </w:rPr>
+              <w:t>PDFBox</w:t>
+            </w:r>
+            <w:proofErr w:type="spellEnd"/>
+            <w:r>
+              <w:rPr>
+                <w:sz w:val="19"/>
+                <w:szCs w:val="19"/>
+              </w:rPr>
+              <w:t>.</w:t>
+            </w:r>
+          </w:p>
+        </w:tc>
+      </w:tr>
+      <w:tr>
+        <w:tc>
+          <w:tcPr>
+            <w:tcW w:w="2700" w:type="dxa"/>
+            <w:tcBorders>
+              <w:top w:val="single" w:sz="4" w:space="0" w:color="BFBFBF"/>
+              <w:left w:val="single" w:sz="4" w:space="0" w:color="BFBFBF"/>
+              <w:bottom w:val="single" w:sz="4" w:space="0" w:color="BFBFBF"/>
+              <w:right w:val="single" w:sz="4" w:space="0" w:color="BFBFBF"/>
+            </w:tcBorders>
+            <w:tcMar>
+              <w:top w:w="60" w:type="dxa"/>
+              <w:left w:w="100" w:type="dxa"/>
+              <w:bottom w:w="60" w:type="dxa"/>
+              <w:right w:w="100" w:type="dxa"/>
+            </w:tcMar>
+          </w:tcPr>
+          <w:p>
+            <w:pPr>
+              <w:spacing w:line="260" w:lineRule="auto"/>
+            </w:pPr>
+            <w:proofErr w:type="spellStart"/>
+            <w:r>
+              <w:rPr>
+                <w:sz w:val="19"/>
+                <w:szCs w:val="19"/>
+              </w:rPr>
+              <w:t>ComprobantePrestamo</w:t>
+            </w:r>
+            <w:proofErr w:type="spellEnd"/>
+            <w:r>
+              <w:rPr>
+                <w:sz w:val="19"/>
+                <w:szCs w:val="19"/>
+              </w:rPr>
+              <w:t xml:space="preserve"> y </w:t>
+            </w:r>
+            <w:proofErr w:type="spellStart"/>
+            <w:r>
+              <w:rPr>
+                <w:sz w:val="19"/>
+                <w:szCs w:val="19"/>
+              </w:rPr>
+              <w:t>DetallePrestamo</w:t>
+            </w:r>
+            <w:proofErr w:type="spellEnd"/>
+          </w:p>
+        </w:tc>
+        <w:tc>
+          <w:tcPr>
+            <w:tcW w:w="6660" w:type="dxa"/>
+            <w:tcBorders>
+              <w:top w:val="single" w:sz="4" w:space="0" w:color="BFBFBF"/>
+              <w:left w:val="single" w:sz="4" w:space="0" w:color="BFBFBF"/>
+              <w:bottom w:val="single" w:sz="4" w:space="0" w:color="BFBFBF"/>
+              <w:right w:val="single" w:sz="4" w:space="0" w:color="BFBFBF"/>
+            </w:tcBorders>
+            <w:tcMar>
+              <w:top w:w="60" w:type="dxa"/>
+              <w:left w:w="100" w:type="dxa"/>
+              <w:bottom w:w="60" w:type="dxa"/>
+              <w:right w:w="100" w:type="dxa"/>
+            </w:tcMar>
+          </w:tcPr>
+          <w:p>
+            <w:pPr>
+              <w:spacing w:line="260" w:lineRule="auto"/>
+            </w:pPr>
+            <w:proofErr w:type="spellStart"/>
+            <w:r>
+              <w:rPr>
+                <w:sz w:val="19"/>
+                <w:szCs w:val="19"/>
+              </w:rPr>
+              <w:t>Records</w:t>
+            </w:r>
+            <w:proofErr w:type="spellEnd"/>
+            <w:r>
+              <w:rPr>
+                <w:sz w:val="19"/>
+                <w:szCs w:val="19"/>
+              </w:rPr>
+              <w:t xml:space="preserve"> con los datos del comprobante y con el detalle del préstamo aprobado que devuelve n8n.</w:t>
+            </w:r>
+          </w:p>
+        </w:tc>
+      </w:tr>
+      <w:tr>
+        <w:tc>
+          <w:tcPr>
+            <w:tcW w:w="2700" w:type="dxa"/>
+            <w:tcBorders>
+              <w:top w:val="single" w:sz="4" w:space="0" w:color="BFBFBF"/>
+              <w:left w:val="single" w:sz="4" w:space="0" w:color="BFBFBF"/>
+              <w:bottom w:val="single" w:sz="4" w:space="0" w:color="BFBFBF"/>
+              <w:right w:val="single" w:sz="4" w:space="0" w:color="BFBFBF"/>
+            </w:tcBorders>
+            <w:tcMar>
+              <w:top w:w="60" w:type="dxa"/>
+              <w:left w:w="100" w:type="dxa"/>
+              <w:bottom w:w="60" w:type="dxa"/>
+              <w:right w:w="100" w:type="dxa"/>
+            </w:tcMar>
+          </w:tcPr>
+          <w:p>
+            <w:pPr>
+              <w:spacing w:line="260" w:lineRule="auto"/>
+            </w:pPr>
             <w:r>
               <w:rPr>
                 <w:sz w:val="19"/>
@@ -15364,33 +17555,13 @@
     </w:p>
     <w:p>
       <w:pPr>
-        <w:spacing w:after="60"/>
-      </w:pPr>
-    </w:p>
-    <w:p>
-      <w:pPr>
-        <w:spacing w:after="60"/>
-      </w:pPr>
-    </w:p>
-    <w:p>
-      <w:pPr>
-        <w:spacing w:after="60"/>
-      </w:pPr>
-    </w:p>
-    <w:p>
-      <w:pPr>
         <w:pStyle w:val="Ttulo2"/>
       </w:pPr>
-      <w:r>
-        <w:lastRenderedPageBreak/>
-        <w:t>1</w:t>
-      </w:r>
-      <w:r>
-        <w:t>1</w:t>
-      </w:r>
-      <w:r>
-        <w:t>.2 Flujo de una solicitud</w:t>
-      </w:r>
+      <w:bookmarkStart w:id="32" w:name="_Toc243741659"/>
+      <w:r>
+        <w:t>11.2 Flujo de una solicitud</w:t>
+      </w:r>
+      <w:bookmarkEnd w:id="32"/>
     </w:p>
     <w:p/>
     <w:p>
@@ -15405,7 +17576,7 @@
         <w:jc w:val="both"/>
       </w:pPr>
       <w:r>
-        <w:t>El usuario llena el formulario en http://localhost:8080/prestamos y lo envía.</w:t>
+        <w:t>El usuario llena el formulario en http://localhost:8080/prestamos, incluido el número de celular del estudiante, y lo envía.</w:t>
       </w:r>
     </w:p>
     <w:p>
@@ -15482,6 +17653,21 @@
       </w:pPr>
       <w:r>
         <w:t>La respuesta se muestra en la página: verde si se aprobó, naranja si se rechazó y rojo si n8n no respondió. Si se rechaza, los datos se conservan para que el usuario solo corrija lo necesario.</w:t>
+      </w:r>
+    </w:p>
+    <w:p>
+      <w:pPr>
+        <w:pStyle w:val="Prrafodelista"/>
+        <w:numPr>
+          <w:ilvl w:val="0"/>
+          <w:numId w:val="1"/>
+        </w:numPr>
+        <w:spacing w:after="60" w:line="280" w:lineRule="auto"/>
+        <w:contextualSpacing w:val="0"/>
+        <w:jc w:val="both"/>
+      </w:pPr>
+      <w:r>
+        <w:t>Si el préstamo se aprobó, aparece el botón Descargar comprobante (PDF).</w:t>
       </w:r>
     </w:p>
     <w:p>
@@ -15500,8 +17686,9 @@
         <w:rPr>
           <w:noProof/>
         </w:rPr>
+        <w:lastRenderedPageBreak/>
         <w:drawing>
-          <wp:inline distT="0" distB="0" distL="0" distR="0" wp14:anchorId="66C36DA9" wp14:editId="415B7B5F">
+          <wp:inline distT="0" distB="0" distL="0" distR="0" wp14:anchorId="6CD00CA7" wp14:editId="04825E01">
             <wp:extent cx="5943600" cy="4158615"/>
             <wp:effectExtent l="0" t="0" r="0" b="0"/>
             <wp:docPr id="10" name="Imagen 10"/>
@@ -15536,16 +17723,6 @@
           </wp:inline>
         </w:drawing>
       </w:r>
-      <w:r>
-        <w:rPr>
-          <w:i/>
-          <w:iCs/>
-          <w:color w:val="595959"/>
-          <w:sz w:val="18"/>
-          <w:szCs w:val="18"/>
-        </w:rPr>
-        <w:t>Figura 14. Préstamo aprobado desde la aplicación web.</w:t>
-      </w:r>
     </w:p>
     <w:p>
       <w:pPr>
@@ -15564,7 +17741,7 @@
         </w:rPr>
         <w:lastRenderedPageBreak/>
         <w:drawing>
-          <wp:inline distT="0" distB="0" distL="0" distR="0" wp14:anchorId="65133723" wp14:editId="755C4177">
+          <wp:inline distT="0" distB="0" distL="0" distR="0" wp14:anchorId="185CFF3E" wp14:editId="42B8ADD0">
             <wp:extent cx="5943600" cy="5163820"/>
             <wp:effectExtent l="0" t="0" r="0" b="0"/>
             <wp:docPr id="8" name="Imagen 8"/>
@@ -15612,30 +17789,16 @@
           </wp:inline>
         </w:drawing>
       </w:r>
-      <w:r>
-        <w:rPr>
-          <w:i/>
-          <w:iCs/>
-          <w:color w:val="595959"/>
-          <w:sz w:val="18"/>
-          <w:szCs w:val="18"/>
-        </w:rPr>
-        <w:t>Figura 15. Solicitud rechazada desde la aplicación web.</w:t>
-      </w:r>
     </w:p>
     <w:p>
       <w:pPr>
         <w:pStyle w:val="Ttulo2"/>
       </w:pPr>
-      <w:r>
-        <w:t>1</w:t>
-      </w:r>
-      <w:r>
-        <w:t>1</w:t>
-      </w:r>
-      <w:r>
-        <w:t>.3 Seguridad de la aplicación</w:t>
-      </w:r>
+      <w:bookmarkStart w:id="33" w:name="_Toc243741660"/>
+      <w:r>
+        <w:t>11.3 Seguridad de la aplicación</w:t>
+      </w:r>
+      <w:bookmarkEnd w:id="33"/>
     </w:p>
     <w:p/>
     <w:p>
@@ -15716,43 +17879,66 @@
     </w:p>
     <w:p>
       <w:pPr>
-        <w:pStyle w:val="Ttulo1"/>
+        <w:pStyle w:val="Prrafodelista"/>
+        <w:numPr>
+          <w:ilvl w:val="0"/>
+          <w:numId w:val="1"/>
+        </w:numPr>
+        <w:spacing w:after="60" w:line="280" w:lineRule="auto"/>
+        <w:contextualSpacing w:val="0"/>
+        <w:jc w:val="both"/>
+      </w:pPr>
+      <w:r>
+        <w:t>El comprobante no se puede falsificar: sus datos se guardan en la sesión del servidor a partir de lo que confirmó n8n, y el navegador nunca los envía.</w:t>
+      </w:r>
+    </w:p>
+    <w:p>
+      <w:pPr>
+        <w:pStyle w:val="Prrafodelista"/>
+        <w:numPr>
+          <w:ilvl w:val="0"/>
+          <w:numId w:val="1"/>
+        </w:numPr>
+        <w:spacing w:after="60" w:line="280" w:lineRule="auto"/>
+        <w:contextualSpacing w:val="0"/>
+        <w:jc w:val="both"/>
+      </w:pPr>
+      <w:r>
+        <w:t>En Docker, la aplicación corre con un usuario sin privilegios (</w:t>
+      </w:r>
+      <w:proofErr w:type="spellStart"/>
+      <w:r>
+        <w:t>appuser</w:t>
+      </w:r>
+      <w:proofErr w:type="spellEnd"/>
+      <w:r>
+        <w:t>).</w:t>
+      </w:r>
+    </w:p>
+    <w:p>
+      <w:pPr>
+        <w:pStyle w:val="Prrafodelista"/>
+        <w:spacing w:after="60" w:line="280" w:lineRule="auto"/>
+        <w:contextualSpacing w:val="0"/>
+        <w:jc w:val="both"/>
+      </w:pPr>
+    </w:p>
+    <w:p>
+      <w:pPr>
+        <w:pStyle w:val="Ttulo2"/>
       </w:pPr>
       <w:r>
         <w:lastRenderedPageBreak/>
-        <w:t>1</w:t>
-      </w:r>
-      <w:r>
-        <w:t>2</w:t>
-      </w:r>
-      <w:r>
-        <w:t>. Pruebas unitarias automatizadas</w:t>
-      </w:r>
-    </w:p>
-    <w:p/>
+        <w:t>11.4 Comprobante del préstamo en PDF</w:t>
+      </w:r>
+    </w:p>
     <w:p>
       <w:pPr>
         <w:spacing w:after="120" w:line="300" w:lineRule="auto"/>
         <w:jc w:val="both"/>
       </w:pPr>
       <w:r>
-        <w:t>Además de las pruebas del sistema de la sección 8, la aplicación web cuenta con 82 pruebas unitarias automatizadas. Se ejecutan con un solo comando (</w:t>
-      </w:r>
-      <w:proofErr w:type="spellStart"/>
-      <w:r>
-        <w:t>mvn</w:t>
-      </w:r>
-      <w:proofErr w:type="spellEnd"/>
-      <w:r>
-        <w:t xml:space="preserve"> </w:t>
-      </w:r>
-      <w:proofErr w:type="spellStart"/>
-      <w:r>
-        <w:t>verify</w:t>
-      </w:r>
-      <w:proofErr w:type="spellEnd"/>
-      <w:r>
-        <w:t>), tardan pocos segundos y no necesitan Docker ni n8n, porque las dependencias externas se reemplazan por simulaciones.</w:t>
+        <w:t>Cuando un préstamo se aprueba, la página muestra el botón Descargar comprobante (PDF). El comprobante, de tamaño carta, contiene el número de préstamo, la fecha y hora de registro, el carné, el nombre y el teléfono del estudiante, el código y el nombre del equipo, la cantidad y la fecha de devolución, además del compromiso de devolución y las líneas para las firmas del encargado y del estudiante. Se imprime, se firma y queda archivado en el laboratorio.</w:t>
       </w:r>
     </w:p>
     <w:p>
@@ -15760,20 +17946,414 @@
         <w:spacing w:after="120" w:line="300" w:lineRule="auto"/>
         <w:jc w:val="both"/>
       </w:pPr>
+      <w:r>
+        <w:t xml:space="preserve">Se genera con Apache </w:t>
+      </w:r>
+      <w:proofErr w:type="spellStart"/>
+      <w:r>
+        <w:t>PDFBox</w:t>
+      </w:r>
+      <w:proofErr w:type="spellEnd"/>
+      <w:r>
+        <w:t>, usando fuentes estándar de PDF que admiten tildes y ñ. Para evitar comprobantes falsificados, sus datos se guardan en la sesión del servidor a partir de la respuesta de n8n: el navegador solo pide el comprobante de su sesión y nunca envía los datos. Cada solicitud nueva borra el comprobante anterior.</w:t>
+      </w:r>
     </w:p>
     <w:p>
       <w:pPr>
         <w:pStyle w:val="Ttulo2"/>
       </w:pPr>
       <w:r>
-        <w:t>1</w:t>
-      </w:r>
-      <w:r>
-        <w:t>2</w:t>
-      </w:r>
-      <w:r>
-        <w:t>.1 Herramientas</w:t>
-      </w:r>
+        <w:rPr>
+          <w:rFonts w:ascii="Arial" w:eastAsia="Arial" w:hAnsi="Arial" w:cs="Arial"/>
+          <w:i/>
+          <w:noProof/>
+          <w:color w:val="7F6000"/>
+          <w:sz w:val="22"/>
+          <w:szCs w:val="22"/>
+        </w:rPr>
+        <w:drawing>
+          <wp:inline distT="0" distB="0" distL="0" distR="0" wp14:anchorId="2AB07929" wp14:editId="7A6FABC4">
+            <wp:extent cx="6110623" cy="5678424"/>
+            <wp:effectExtent l="0" t="0" r="4445" b="0"/>
+            <wp:docPr id="1" name="Imagen 1"/>
+            <wp:cNvGraphicFramePr>
+              <a:graphicFrameLocks xmlns:a="http://schemas.openxmlformats.org/drawingml/2006/main" noChangeAspect="1"/>
+            </wp:cNvGraphicFramePr>
+            <a:graphic xmlns:a="http://schemas.openxmlformats.org/drawingml/2006/main">
+              <a:graphicData uri="http://schemas.openxmlformats.org/drawingml/2006/picture">
+                <pic:pic xmlns:pic="http://schemas.openxmlformats.org/drawingml/2006/picture">
+                  <pic:nvPicPr>
+                    <pic:cNvPr id="1" name=""/>
+                    <pic:cNvPicPr/>
+                  </pic:nvPicPr>
+                  <pic:blipFill>
+                    <a:blip r:embed="rId24"/>
+                    <a:stretch>
+                      <a:fillRect/>
+                    </a:stretch>
+                  </pic:blipFill>
+                  <pic:spPr>
+                    <a:xfrm>
+                      <a:off x="0" y="0"/>
+                      <a:ext cx="6152537" cy="5717374"/>
+                    </a:xfrm>
+                    <a:prstGeom prst="rect">
+                      <a:avLst/>
+                    </a:prstGeom>
+                  </pic:spPr>
+                </pic:pic>
+              </a:graphicData>
+            </a:graphic>
+          </wp:inline>
+        </w:drawing>
+      </w:r>
+    </w:p>
+    <w:p/>
+    <w:p>
+      <w:pPr>
+        <w:pStyle w:val="Ttulo2"/>
+      </w:pPr>
+      <w:r>
+        <w:lastRenderedPageBreak/>
+        <w:t>11.5 Número de celular del estudiante</w:t>
+      </w:r>
+    </w:p>
+    <w:p>
+      <w:pPr>
+        <w:spacing w:after="120" w:line="300" w:lineRule="auto"/>
+        <w:jc w:val="both"/>
+      </w:pPr>
+      <w:r>
+        <w:t>El formulario incluye el número de celular del estudiante. Se valida como número de Guatemala de 8 dígitos y se aceptan espacios o guiones (por ejemplo, 5555-1234), que se eliminan antes de guardarlo. La misma regla se aplica en la aplicación web, en el WF1 y, como última barrera, en una restricción CHECK de la base de datos.</w:t>
+      </w:r>
+    </w:p>
+    <w:p>
+      <w:pPr>
+        <w:spacing w:after="120" w:line="300" w:lineRule="auto"/>
+        <w:jc w:val="both"/>
+      </w:pPr>
+      <w:r>
+        <w:t>El número se guarda en cada préstamo y no es único, de modo que un mismo estudiante puede registrarlo todas las veces que pida equipo prestado. En el comprobante se imprime como 5555-1234 para que sea fácil de leer.</w:t>
+      </w:r>
+    </w:p>
+    <w:p>
+      <w:pPr>
+        <w:pStyle w:val="Ttulo2"/>
+      </w:pPr>
+      <w:r>
+        <w:rPr>
+          <w:rFonts w:ascii="Arial" w:eastAsia="Arial" w:hAnsi="Arial" w:cs="Arial"/>
+          <w:i/>
+          <w:noProof/>
+          <w:color w:val="7F6000"/>
+          <w:sz w:val="22"/>
+          <w:szCs w:val="22"/>
+        </w:rPr>
+        <w:drawing>
+          <wp:inline distT="0" distB="0" distL="0" distR="0" wp14:anchorId="1BDACE63" wp14:editId="033D8EC8">
+            <wp:extent cx="5943600" cy="6126480"/>
+            <wp:effectExtent l="0" t="0" r="0" b="7620"/>
+            <wp:docPr id="20" name="Imagen 20"/>
+            <wp:cNvGraphicFramePr>
+              <a:graphicFrameLocks xmlns:a="http://schemas.openxmlformats.org/drawingml/2006/main" noChangeAspect="1"/>
+            </wp:cNvGraphicFramePr>
+            <a:graphic xmlns:a="http://schemas.openxmlformats.org/drawingml/2006/main">
+              <a:graphicData uri="http://schemas.openxmlformats.org/drawingml/2006/picture">
+                <pic:pic xmlns:pic="http://schemas.openxmlformats.org/drawingml/2006/picture">
+                  <pic:nvPicPr>
+                    <pic:cNvPr id="1" name=""/>
+                    <pic:cNvPicPr/>
+                  </pic:nvPicPr>
+                  <pic:blipFill>
+                    <a:blip r:embed="rId25"/>
+                    <a:stretch>
+                      <a:fillRect/>
+                    </a:stretch>
+                  </pic:blipFill>
+                  <pic:spPr>
+                    <a:xfrm>
+                      <a:off x="0" y="0"/>
+                      <a:ext cx="5975556" cy="6159419"/>
+                    </a:xfrm>
+                    <a:prstGeom prst="rect">
+                      <a:avLst/>
+                    </a:prstGeom>
+                  </pic:spPr>
+                </pic:pic>
+              </a:graphicData>
+            </a:graphic>
+          </wp:inline>
+        </w:drawing>
+      </w:r>
+    </w:p>
+    <w:p/>
+    <w:p>
+      <w:pPr>
+        <w:pStyle w:val="Ttulo2"/>
+      </w:pPr>
+      <w:r>
+        <w:lastRenderedPageBreak/>
+        <w:t>11.6 Ejecución en Docker</w:t>
+      </w:r>
+    </w:p>
+    <w:p/>
+    <w:p>
+      <w:pPr>
+        <w:spacing w:after="120" w:line="300" w:lineRule="auto"/>
+        <w:jc w:val="both"/>
+      </w:pPr>
+      <w:r>
+        <w:t xml:space="preserve">La aplicación web corre en un tercer contenedor, </w:t>
+      </w:r>
+      <w:proofErr w:type="spellStart"/>
+      <w:r>
+        <w:t>inventario_app</w:t>
+      </w:r>
+      <w:proofErr w:type="spellEnd"/>
+      <w:r>
+        <w:t xml:space="preserve">, junto a n8n y PostgreSQL. Su imagen se construye con un </w:t>
+      </w:r>
+      <w:proofErr w:type="spellStart"/>
+      <w:r>
+        <w:t>Dockerfile</w:t>
+      </w:r>
+      <w:proofErr w:type="spellEnd"/>
+      <w:r>
+        <w:t xml:space="preserve"> de dos etapas: la primera compila el proyecto con Maven y la segunda contiene solo Java 21 y el archivo .</w:t>
+      </w:r>
+      <w:proofErr w:type="spellStart"/>
+      <w:r>
+        <w:t>jar</w:t>
+      </w:r>
+      <w:proofErr w:type="spellEnd"/>
+      <w:r>
+        <w:t>, por lo que la imagen final es pequeña (unos 138 MB) y no incluye el código fuente ni las herramientas de compilación. La aplicación se ejecuta con un usuario sin privilegios (</w:t>
+      </w:r>
+      <w:proofErr w:type="spellStart"/>
+      <w:r>
+        <w:t>appuser</w:t>
+      </w:r>
+      <w:proofErr w:type="spellEnd"/>
+      <w:r>
+        <w:t>).</w:t>
+      </w:r>
+    </w:p>
+    <w:p>
+      <w:pPr>
+        <w:spacing w:after="120" w:line="300" w:lineRule="auto"/>
+        <w:jc w:val="both"/>
+      </w:pPr>
+    </w:p>
+    <w:p>
+      <w:pPr>
+        <w:spacing w:after="120" w:line="300" w:lineRule="auto"/>
+        <w:jc w:val="both"/>
+      </w:pPr>
+      <w:r>
+        <w:t xml:space="preserve">El contenedor lee la clave N8N_API_KEY del </w:t>
+      </w:r>
+      <w:proofErr w:type="gramStart"/>
+      <w:r>
+        <w:t>archivo .env</w:t>
+      </w:r>
+      <w:proofErr w:type="gramEnd"/>
+      <w:r>
+        <w:t xml:space="preserve"> y llama a n8n por su nombre de servicio (http://n8n:5678), dentro de la red interna de Docker. Como los tres contenedores tienen la política </w:t>
+      </w:r>
+      <w:proofErr w:type="spellStart"/>
+      <w:r>
+        <w:t>restart</w:t>
+      </w:r>
+      <w:proofErr w:type="spellEnd"/>
+      <w:r>
+        <w:t xml:space="preserve">: </w:t>
+      </w:r>
+      <w:proofErr w:type="spellStart"/>
+      <w:r>
+        <w:t>unless-stopped</w:t>
+      </w:r>
+      <w:proofErr w:type="spellEnd"/>
+      <w:r>
+        <w:t>, el sistema completo arranca solo cada vez que se inicia Docker Desktop, sin ejecutar ningún comando.</w:t>
+      </w:r>
+    </w:p>
+    <w:p>
+      <w:pPr>
+        <w:pStyle w:val="Ttulo1"/>
+        <w:rPr>
+          <w:rFonts w:ascii="Arial" w:eastAsia="Arial" w:hAnsi="Arial" w:cs="Arial"/>
+          <w:i/>
+          <w:color w:val="7F6000"/>
+          <w:sz w:val="22"/>
+          <w:szCs w:val="22"/>
+        </w:rPr>
+      </w:pPr>
+      <w:bookmarkStart w:id="34" w:name="_Toc243741661"/>
+      <w:r>
+        <w:rPr>
+          <w:rFonts w:ascii="Arial" w:eastAsia="Arial" w:hAnsi="Arial" w:cs="Arial"/>
+          <w:i/>
+          <w:noProof/>
+          <w:color w:val="7F6000"/>
+          <w:sz w:val="22"/>
+          <w:szCs w:val="22"/>
+        </w:rPr>
+        <w:drawing>
+          <wp:inline distT="0" distB="0" distL="0" distR="0" wp14:anchorId="57F2B475" wp14:editId="1501D4E2">
+            <wp:extent cx="5943600" cy="3162300"/>
+            <wp:effectExtent l="0" t="0" r="0" b="0"/>
+            <wp:docPr id="21" name="Imagen 21"/>
+            <wp:cNvGraphicFramePr>
+              <a:graphicFrameLocks xmlns:a="http://schemas.openxmlformats.org/drawingml/2006/main" noChangeAspect="1"/>
+            </wp:cNvGraphicFramePr>
+            <a:graphic xmlns:a="http://schemas.openxmlformats.org/drawingml/2006/main">
+              <a:graphicData uri="http://schemas.openxmlformats.org/drawingml/2006/picture">
+                <pic:pic xmlns:pic="http://schemas.openxmlformats.org/drawingml/2006/picture">
+                  <pic:nvPicPr>
+                    <pic:cNvPr id="1" name=""/>
+                    <pic:cNvPicPr/>
+                  </pic:nvPicPr>
+                  <pic:blipFill>
+                    <a:blip r:embed="rId26"/>
+                    <a:stretch>
+                      <a:fillRect/>
+                    </a:stretch>
+                  </pic:blipFill>
+                  <pic:spPr>
+                    <a:xfrm>
+                      <a:off x="0" y="0"/>
+                      <a:ext cx="5943600" cy="3162300"/>
+                    </a:xfrm>
+                    <a:prstGeom prst="rect">
+                      <a:avLst/>
+                    </a:prstGeom>
+                  </pic:spPr>
+                </pic:pic>
+              </a:graphicData>
+            </a:graphic>
+          </wp:inline>
+        </w:drawing>
+      </w:r>
+      <w:r>
+        <w:rPr>
+          <w:rFonts w:ascii="Arial" w:eastAsia="Arial" w:hAnsi="Arial" w:cs="Arial"/>
+          <w:i/>
+          <w:color w:val="7F6000"/>
+          <w:sz w:val="22"/>
+          <w:szCs w:val="22"/>
+        </w:rPr>
+        <w:t xml:space="preserve"> </w:t>
+      </w:r>
+    </w:p>
+    <w:p>
+      <w:pPr>
+        <w:pStyle w:val="Ttulo1"/>
+        <w:rPr>
+          <w:rFonts w:ascii="Arial" w:eastAsia="Arial" w:hAnsi="Arial" w:cs="Arial"/>
+          <w:i/>
+          <w:color w:val="7F6000"/>
+          <w:sz w:val="22"/>
+          <w:szCs w:val="22"/>
+        </w:rPr>
+      </w:pPr>
+      <w:r>
+        <w:rPr>
+          <w:rFonts w:ascii="Arial" w:eastAsia="Arial" w:hAnsi="Arial" w:cs="Arial"/>
+          <w:i/>
+          <w:noProof/>
+          <w:color w:val="7F6000"/>
+          <w:sz w:val="22"/>
+          <w:szCs w:val="22"/>
+        </w:rPr>
+        <w:drawing>
+          <wp:inline distT="0" distB="0" distL="0" distR="0" wp14:anchorId="43885F93" wp14:editId="1480E9B3">
+            <wp:extent cx="5943600" cy="1085215"/>
+            <wp:effectExtent l="0" t="0" r="0" b="635"/>
+            <wp:docPr id="23" name="Imagen 23"/>
+            <wp:cNvGraphicFramePr>
+              <a:graphicFrameLocks xmlns:a="http://schemas.openxmlformats.org/drawingml/2006/main" noChangeAspect="1"/>
+            </wp:cNvGraphicFramePr>
+            <a:graphic xmlns:a="http://schemas.openxmlformats.org/drawingml/2006/main">
+              <a:graphicData uri="http://schemas.openxmlformats.org/drawingml/2006/picture">
+                <pic:pic xmlns:pic="http://schemas.openxmlformats.org/drawingml/2006/picture">
+                  <pic:nvPicPr>
+                    <pic:cNvPr id="1" name=""/>
+                    <pic:cNvPicPr/>
+                  </pic:nvPicPr>
+                  <pic:blipFill>
+                    <a:blip r:embed="rId27"/>
+                    <a:stretch>
+                      <a:fillRect/>
+                    </a:stretch>
+                  </pic:blipFill>
+                  <pic:spPr>
+                    <a:xfrm>
+                      <a:off x="0" y="0"/>
+                      <a:ext cx="5943600" cy="1085215"/>
+                    </a:xfrm>
+                    <a:prstGeom prst="rect">
+                      <a:avLst/>
+                    </a:prstGeom>
+                  </pic:spPr>
+                </pic:pic>
+              </a:graphicData>
+            </a:graphic>
+          </wp:inline>
+        </w:drawing>
+      </w:r>
+    </w:p>
+    <w:p/>
+    <w:p>
+      <w:pPr>
+        <w:pStyle w:val="Ttulo1"/>
+      </w:pPr>
+      <w:r>
+        <w:lastRenderedPageBreak/>
+        <w:t>12. Pruebas unitarias automatizadas</w:t>
+      </w:r>
+      <w:bookmarkEnd w:id="34"/>
+    </w:p>
+    <w:p/>
+    <w:p>
+      <w:pPr>
+        <w:spacing w:after="120" w:line="300" w:lineRule="auto"/>
+        <w:jc w:val="both"/>
+      </w:pPr>
+      <w:r>
+        <w:t>Además de las pruebas del sistema de la sección 9, la aplicación web cuenta con 104 pruebas unitarias automatizadas. Se ejecutan con un solo comando (</w:t>
+      </w:r>
+      <w:proofErr w:type="spellStart"/>
+      <w:r>
+        <w:t>mvn</w:t>
+      </w:r>
+      <w:proofErr w:type="spellEnd"/>
+      <w:r>
+        <w:t xml:space="preserve"> </w:t>
+      </w:r>
+      <w:proofErr w:type="spellStart"/>
+      <w:r>
+        <w:t>verify</w:t>
+      </w:r>
+      <w:proofErr w:type="spellEnd"/>
+      <w:r>
+        <w:t>), tardan pocos segundos y no necesitan Docker ni n8n, porque las dependencias externas se reemplazan por simulaciones.</w:t>
+      </w:r>
+    </w:p>
+    <w:p>
+      <w:pPr>
+        <w:spacing w:after="120" w:line="300" w:lineRule="auto"/>
+        <w:jc w:val="both"/>
+      </w:pPr>
+    </w:p>
+    <w:p>
+      <w:pPr>
+        <w:pStyle w:val="Ttulo2"/>
+      </w:pPr>
+      <w:bookmarkStart w:id="35" w:name="_Toc243741662"/>
+      <w:r>
+        <w:t>12.1 Herramientas</w:t>
+      </w:r>
+      <w:bookmarkEnd w:id="35"/>
     </w:p>
     <w:tbl>
       <w:tblPr>
@@ -16159,6 +18739,75 @@
             <w:pPr>
               <w:spacing w:line="260" w:lineRule="auto"/>
             </w:pPr>
+            <w:r>
+              <w:rPr>
+                <w:sz w:val="19"/>
+                <w:szCs w:val="19"/>
+              </w:rPr>
+              <w:t xml:space="preserve">Apache </w:t>
+            </w:r>
+            <w:proofErr w:type="spellStart"/>
+            <w:r>
+              <w:rPr>
+                <w:sz w:val="19"/>
+                <w:szCs w:val="19"/>
+              </w:rPr>
+              <w:t>PDFBox</w:t>
+            </w:r>
+            <w:proofErr w:type="spellEnd"/>
+          </w:p>
+        </w:tc>
+        <w:tc>
+          <w:tcPr>
+            <w:tcW w:w="6660" w:type="dxa"/>
+            <w:tcBorders>
+              <w:top w:val="single" w:sz="4" w:space="0" w:color="BFBFBF"/>
+              <w:left w:val="single" w:sz="4" w:space="0" w:color="BFBFBF"/>
+              <w:bottom w:val="single" w:sz="4" w:space="0" w:color="BFBFBF"/>
+              <w:right w:val="single" w:sz="4" w:space="0" w:color="BFBFBF"/>
+            </w:tcBorders>
+            <w:tcMar>
+              <w:top w:w="60" w:type="dxa"/>
+              <w:left w:w="100" w:type="dxa"/>
+              <w:bottom w:w="60" w:type="dxa"/>
+              <w:right w:w="100" w:type="dxa"/>
+            </w:tcMar>
+          </w:tcPr>
+          <w:p>
+            <w:pPr>
+              <w:spacing w:line="260" w:lineRule="auto"/>
+            </w:pPr>
+            <w:r>
+              <w:rPr>
+                <w:sz w:val="19"/>
+                <w:szCs w:val="19"/>
+              </w:rPr>
+              <w:t>Además de generar el comprobante, se usa en las pruebas para abrir el PDF generado y leer su texto, comprobando que contenga todos los datos.</w:t>
+            </w:r>
+          </w:p>
+        </w:tc>
+      </w:tr>
+      <w:tr>
+        <w:tc>
+          <w:tcPr>
+            <w:tcW w:w="2700" w:type="dxa"/>
+            <w:tcBorders>
+              <w:top w:val="single" w:sz="4" w:space="0" w:color="BFBFBF"/>
+              <w:left w:val="single" w:sz="4" w:space="0" w:color="BFBFBF"/>
+              <w:bottom w:val="single" w:sz="4" w:space="0" w:color="BFBFBF"/>
+              <w:right w:val="single" w:sz="4" w:space="0" w:color="BFBFBF"/>
+            </w:tcBorders>
+            <w:tcMar>
+              <w:top w:w="60" w:type="dxa"/>
+              <w:left w:w="100" w:type="dxa"/>
+              <w:bottom w:w="60" w:type="dxa"/>
+              <w:right w:w="100" w:type="dxa"/>
+            </w:tcMar>
+          </w:tcPr>
+          <w:p>
+            <w:pPr>
+              <w:spacing w:line="260" w:lineRule="auto"/>
+            </w:pPr>
             <w:proofErr w:type="spellStart"/>
             <w:r>
               <w:rPr>
@@ -16208,6 +18857,11 @@
     </w:p>
     <w:p>
       <w:pPr>
+        <w:spacing w:after="60"/>
+      </w:pPr>
+    </w:p>
+    <w:p>
+      <w:pPr>
         <w:spacing w:after="120" w:line="300" w:lineRule="auto"/>
         <w:jc w:val="both"/>
       </w:pPr>
@@ -16225,17 +18879,56 @@
     </w:p>
     <w:p>
       <w:pPr>
+        <w:spacing w:after="120" w:line="300" w:lineRule="auto"/>
+        <w:jc w:val="both"/>
+      </w:pPr>
+    </w:p>
+    <w:p>
+      <w:pPr>
+        <w:spacing w:after="120" w:line="300" w:lineRule="auto"/>
+        <w:jc w:val="both"/>
+      </w:pPr>
+    </w:p>
+    <w:p>
+      <w:pPr>
+        <w:spacing w:after="120" w:line="300" w:lineRule="auto"/>
+        <w:jc w:val="both"/>
+      </w:pPr>
+    </w:p>
+    <w:p>
+      <w:pPr>
+        <w:spacing w:after="120" w:line="300" w:lineRule="auto"/>
+        <w:jc w:val="both"/>
+      </w:pPr>
+    </w:p>
+    <w:p>
+      <w:pPr>
+        <w:spacing w:after="120" w:line="300" w:lineRule="auto"/>
+        <w:jc w:val="both"/>
+      </w:pPr>
+    </w:p>
+    <w:p>
+      <w:pPr>
+        <w:spacing w:after="120" w:line="300" w:lineRule="auto"/>
+        <w:jc w:val="both"/>
+      </w:pPr>
+    </w:p>
+    <w:p>
+      <w:pPr>
+        <w:spacing w:after="120" w:line="300" w:lineRule="auto"/>
+        <w:jc w:val="both"/>
+      </w:pPr>
+    </w:p>
+    <w:p>
+      <w:pPr>
         <w:pStyle w:val="Ttulo2"/>
       </w:pPr>
-      <w:r>
-        <w:t>1</w:t>
-      </w:r>
-      <w:r>
-        <w:t>2</w:t>
-      </w:r>
-      <w:r>
-        <w:t>.2 Casos probados</w:t>
-      </w:r>
+      <w:bookmarkStart w:id="36" w:name="_Toc243741663"/>
+      <w:r>
+        <w:lastRenderedPageBreak/>
+        <w:t>12.2 Casos probados</w:t>
+      </w:r>
+      <w:bookmarkEnd w:id="36"/>
     </w:p>
     <w:tbl>
       <w:tblPr>
@@ -16255,9 +18948,9 @@
         <w:tblLook w:val="04A0" w:firstRow="1" w:lastRow="0" w:firstColumn="1" w:lastColumn="0" w:noHBand="0" w:noVBand="1"/>
       </w:tblPr>
       <w:tblGrid>
-        <w:gridCol w:w="2746"/>
-        <w:gridCol w:w="999"/>
-        <w:gridCol w:w="5615"/>
+        <w:gridCol w:w="2915"/>
+        <w:gridCol w:w="998"/>
+        <w:gridCol w:w="5447"/>
       </w:tblGrid>
       <w:tr>
         <w:trPr>
@@ -16420,7 +19113,7 @@
                 <w:sz w:val="19"/>
                 <w:szCs w:val="19"/>
               </w:rPr>
-              <w:t>48</w:t>
+              <w:t>59</w:t>
             </w:r>
           </w:p>
         </w:tc>
@@ -16449,7 +19142,7 @@
                 <w:sz w:val="19"/>
                 <w:szCs w:val="19"/>
               </w:rPr>
-              <w:t>Las cinco reglas con valores válidos, inválidos y límite: por ejemplo, cantidades 1 y 10 aceptadas, 0 y 11 rechazadas, y la fecha 2026-02-30 rechazada por no existir.</w:t>
+              <w:t>Las seis reglas con valores válidos, inválidos y límite: por ejemplo, cantidades 1 y 10 aceptadas, 0 y 11 rechazadas, y la fecha 2026-02-30 rechazada por no existir.</w:t>
             </w:r>
           </w:p>
         </w:tc>
@@ -16691,7 +19384,7 @@
                 <w:sz w:val="19"/>
                 <w:szCs w:val="19"/>
               </w:rPr>
-              <w:t>9</w:t>
+              <w:t>13</w:t>
             </w:r>
           </w:p>
         </w:tc>
@@ -16720,7 +19413,7 @@
                 <w:sz w:val="19"/>
                 <w:szCs w:val="19"/>
               </w:rPr>
-              <w:t>Redirección, formulario vacío, colores del resultado, conservación de los datos al rechazar y cantidades no numéricas.</w:t>
+              <w:t>Redirección, formulario vacío, colores del resultado, conservación de los datos al rechazar y cantidades no numéricas, el comprobante guardado en la sesión y la descarga del PDF.</w:t>
             </w:r>
           </w:p>
         </w:tc>
@@ -16752,7 +19445,7 @@
                 <w:sz w:val="19"/>
                 <w:szCs w:val="19"/>
               </w:rPr>
-              <w:t>AppPrestamosApplicationTest</w:t>
+              <w:t>GeneradorComprobantePdfTest</w:t>
             </w:r>
             <w:proofErr w:type="spellEnd"/>
           </w:p>
@@ -16782,7 +19475,7 @@
                 <w:sz w:val="19"/>
                 <w:szCs w:val="19"/>
               </w:rPr>
-              <w:t>1</w:t>
+              <w:t>7</w:t>
             </w:r>
           </w:p>
         </w:tc>
@@ -16811,23 +19504,7 @@
                 <w:sz w:val="19"/>
                 <w:szCs w:val="19"/>
               </w:rPr>
-              <w:t xml:space="preserve">Que la aplicación completa arranca y conecta el controlador, el servicio y el </w:t>
-            </w:r>
-            <w:proofErr w:type="spellStart"/>
-            <w:r>
-              <w:rPr>
-                <w:sz w:val="19"/>
-                <w:szCs w:val="19"/>
-              </w:rPr>
-              <w:t>gateway</w:t>
-            </w:r>
-            <w:proofErr w:type="spellEnd"/>
-            <w:r>
-              <w:rPr>
-                <w:sz w:val="19"/>
-                <w:szCs w:val="19"/>
-              </w:rPr>
-              <w:t xml:space="preserve"> real.</w:t>
+              <w:t>Que el PDF sea válido y de una página, que contenga todos los datos con tildes y ñ, y el formato de las fechas y del teléfono.</w:t>
             </w:r>
           </w:p>
         </w:tc>
@@ -16853,6 +19530,113 @@
             <w:pPr>
               <w:spacing w:line="260" w:lineRule="auto"/>
             </w:pPr>
+            <w:proofErr w:type="spellStart"/>
+            <w:r>
+              <w:rPr>
+                <w:sz w:val="19"/>
+                <w:szCs w:val="19"/>
+              </w:rPr>
+              <w:t>AppPrestamosApplicationTest</w:t>
+            </w:r>
+            <w:proofErr w:type="spellEnd"/>
+          </w:p>
+        </w:tc>
+        <w:tc>
+          <w:tcPr>
+            <w:tcW w:w="1000" w:type="dxa"/>
+            <w:tcBorders>
+              <w:top w:val="single" w:sz="4" w:space="0" w:color="BFBFBF"/>
+              <w:left w:val="single" w:sz="4" w:space="0" w:color="BFBFBF"/>
+              <w:bottom w:val="single" w:sz="4" w:space="0" w:color="BFBFBF"/>
+              <w:right w:val="single" w:sz="4" w:space="0" w:color="BFBFBF"/>
+            </w:tcBorders>
+            <w:tcMar>
+              <w:top w:w="60" w:type="dxa"/>
+              <w:left w:w="100" w:type="dxa"/>
+              <w:bottom w:w="60" w:type="dxa"/>
+              <w:right w:w="100" w:type="dxa"/>
+            </w:tcMar>
+          </w:tcPr>
+          <w:p>
+            <w:pPr>
+              <w:spacing w:line="260" w:lineRule="auto"/>
+            </w:pPr>
+            <w:r>
+              <w:rPr>
+                <w:sz w:val="19"/>
+                <w:szCs w:val="19"/>
+              </w:rPr>
+              <w:t>1</w:t>
+            </w:r>
+          </w:p>
+        </w:tc>
+        <w:tc>
+          <w:tcPr>
+            <w:tcW w:w="5660" w:type="dxa"/>
+            <w:tcBorders>
+              <w:top w:val="single" w:sz="4" w:space="0" w:color="BFBFBF"/>
+              <w:left w:val="single" w:sz="4" w:space="0" w:color="BFBFBF"/>
+              <w:bottom w:val="single" w:sz="4" w:space="0" w:color="BFBFBF"/>
+              <w:right w:val="single" w:sz="4" w:space="0" w:color="BFBFBF"/>
+            </w:tcBorders>
+            <w:tcMar>
+              <w:top w:w="60" w:type="dxa"/>
+              <w:left w:w="100" w:type="dxa"/>
+              <w:bottom w:w="60" w:type="dxa"/>
+              <w:right w:w="100" w:type="dxa"/>
+            </w:tcMar>
+          </w:tcPr>
+          <w:p>
+            <w:pPr>
+              <w:spacing w:line="260" w:lineRule="auto"/>
+            </w:pPr>
+            <w:r>
+              <w:rPr>
+                <w:sz w:val="19"/>
+                <w:szCs w:val="19"/>
+              </w:rPr>
+              <w:t xml:space="preserve">Que la aplicación completa arranca y conecta el controlador, el servicio y el </w:t>
+            </w:r>
+            <w:proofErr w:type="spellStart"/>
+            <w:r>
+              <w:rPr>
+                <w:sz w:val="19"/>
+                <w:szCs w:val="19"/>
+              </w:rPr>
+              <w:t>gateway</w:t>
+            </w:r>
+            <w:proofErr w:type="spellEnd"/>
+            <w:r>
+              <w:rPr>
+                <w:sz w:val="19"/>
+                <w:szCs w:val="19"/>
+              </w:rPr>
+              <w:t xml:space="preserve"> real.</w:t>
+            </w:r>
+          </w:p>
+        </w:tc>
+      </w:tr>
+      <w:tr>
+        <w:tc>
+          <w:tcPr>
+            <w:tcW w:w="2700" w:type="dxa"/>
+            <w:tcBorders>
+              <w:top w:val="single" w:sz="4" w:space="0" w:color="BFBFBF"/>
+              <w:left w:val="single" w:sz="4" w:space="0" w:color="BFBFBF"/>
+              <w:bottom w:val="single" w:sz="4" w:space="0" w:color="BFBFBF"/>
+              <w:right w:val="single" w:sz="4" w:space="0" w:color="BFBFBF"/>
+            </w:tcBorders>
+            <w:tcMar>
+              <w:top w:w="60" w:type="dxa"/>
+              <w:left w:w="100" w:type="dxa"/>
+              <w:bottom w:w="60" w:type="dxa"/>
+              <w:right w:w="100" w:type="dxa"/>
+            </w:tcMar>
+          </w:tcPr>
+          <w:p>
+            <w:pPr>
+              <w:spacing w:line="260" w:lineRule="auto"/>
+            </w:pPr>
             <w:r>
               <w:rPr>
                 <w:b/>
@@ -16891,7 +19675,7 @@
                 <w:sz w:val="19"/>
                 <w:szCs w:val="19"/>
               </w:rPr>
-              <w:t>82</w:t>
+              <w:t>104</w:t>
             </w:r>
           </w:p>
         </w:tc>
@@ -16937,15 +19721,11 @@
       <w:pPr>
         <w:pStyle w:val="Ttulo2"/>
       </w:pPr>
-      <w:r>
-        <w:t>1</w:t>
-      </w:r>
-      <w:r>
-        <w:t>2</w:t>
-      </w:r>
-      <w:r>
-        <w:t>.3 Cobertura de código</w:t>
-      </w:r>
+      <w:bookmarkStart w:id="37" w:name="_Toc243741664"/>
+      <w:r>
+        <w:t>12.3 Cobertura de código</w:t>
+      </w:r>
+      <w:bookmarkEnd w:id="37"/>
     </w:p>
     <w:p/>
     <w:tbl>
@@ -17117,7 +19897,7 @@
                 <w:sz w:val="19"/>
                 <w:szCs w:val="19"/>
               </w:rPr>
-              <w:t>661 de 666 (99 %)</w:t>
+              <w:t>1 323 de 1 335 (99 %)</w:t>
             </w:r>
           </w:p>
         </w:tc>
@@ -17177,7 +19957,7 @@
                 <w:sz w:val="19"/>
                 <w:szCs w:val="19"/>
               </w:rPr>
-              <w:t>63 de 64 (98 %)</w:t>
+              <w:t>83 de 84 (98 %)</w:t>
             </w:r>
           </w:p>
         </w:tc>
@@ -17237,7 +20017,7 @@
                 <w:sz w:val="19"/>
                 <w:szCs w:val="19"/>
               </w:rPr>
-              <w:t>148 de 150</w:t>
+              <w:t>263 de 267</w:t>
             </w:r>
           </w:p>
         </w:tc>
@@ -17297,7 +20077,7 @@
                 <w:sz w:val="19"/>
                 <w:szCs w:val="19"/>
               </w:rPr>
-              <w:t>45 de 46</w:t>
+              <w:t>63 de 64</w:t>
             </w:r>
           </w:p>
         </w:tc>
@@ -17357,7 +20137,7 @@
                 <w:sz w:val="19"/>
                 <w:szCs w:val="19"/>
               </w:rPr>
-              <w:t>12 de 12</w:t>
+              <w:t>15 de 15</w:t>
             </w:r>
           </w:p>
         </w:tc>
@@ -17370,6 +20150,11 @@
     </w:p>
     <w:p>
       <w:pPr>
+        <w:spacing w:after="60"/>
+      </w:pPr>
+    </w:p>
+    <w:p>
+      <w:pPr>
         <w:spacing w:after="120" w:line="300" w:lineRule="auto"/>
         <w:jc w:val="both"/>
       </w:pPr>
@@ -17411,8 +20196,17 @@
     <w:p>
       <w:pPr>
         <w:spacing w:after="120" w:line="300" w:lineRule="auto"/>
-        <w:jc w:val="both"/>
-      </w:pPr>
+        <w:jc w:val="center"/>
+      </w:pPr>
+      <w:r>
+        <w:lastRenderedPageBreak/>
+        <w:t xml:space="preserve">Tenemos mostrando el reporte de cobertura de </w:t>
+      </w:r>
+      <w:proofErr w:type="spellStart"/>
+      <w:r>
+        <w:t>Jacoco</w:t>
+      </w:r>
+      <w:proofErr w:type="spellEnd"/>
     </w:p>
     <w:p>
       <w:pPr>
@@ -17426,9 +20220,9 @@
           <w:noProof/>
         </w:rPr>
         <w:drawing>
-          <wp:inline distT="0" distB="0" distL="0" distR="0" wp14:anchorId="52D5370E" wp14:editId="6A171E38">
-            <wp:extent cx="6174105" cy="3390676"/>
-            <wp:effectExtent l="0" t="0" r="0" b="635"/>
+          <wp:inline distT="0" distB="0" distL="0" distR="0" wp14:anchorId="41F0D88F" wp14:editId="716CCEC3">
+            <wp:extent cx="5367528" cy="2947722"/>
+            <wp:effectExtent l="0" t="0" r="5080" b="5080"/>
             <wp:docPr id="11" name="Imagen 11"/>
             <wp:cNvGraphicFramePr>
               <a:graphicFrameLocks xmlns:a="http://schemas.openxmlformats.org/drawingml/2006/main" noChangeAspect="1"/>
@@ -17441,7 +20235,7 @@
                     <pic:cNvPicPr/>
                   </pic:nvPicPr>
                   <pic:blipFill>
-                    <a:blip r:embed="rId24"/>
+                    <a:blip r:embed="rId28"/>
                     <a:stretch>
                       <a:fillRect/>
                     </a:stretch>
@@ -17449,7 +20243,7 @@
                   <pic:spPr>
                     <a:xfrm>
                       <a:off x="0" y="0"/>
-                      <a:ext cx="6192915" cy="3401006"/>
+                      <a:ext cx="5390555" cy="2960368"/>
                     </a:xfrm>
                     <a:prstGeom prst="rect">
                       <a:avLst/>
@@ -17461,37 +20255,14 @@
           </wp:inline>
         </w:drawing>
       </w:r>
-      <w:r>
-        <w:rPr>
-          <w:i/>
-          <w:iCs/>
-          <w:color w:val="595959"/>
-          <w:sz w:val="18"/>
-          <w:szCs w:val="18"/>
-        </w:rPr>
-        <w:t xml:space="preserve">Figura 16. Reporte de cobertura de </w:t>
-      </w:r>
-      <w:proofErr w:type="spellStart"/>
-      <w:r>
-        <w:rPr>
-          <w:i/>
-          <w:iCs/>
-          <w:color w:val="595959"/>
-          <w:sz w:val="18"/>
-          <w:szCs w:val="18"/>
-        </w:rPr>
-        <w:t>JaCoCo</w:t>
-      </w:r>
-      <w:proofErr w:type="spellEnd"/>
-      <w:r>
-        <w:rPr>
-          <w:i/>
-          <w:iCs/>
-          <w:color w:val="595959"/>
-          <w:sz w:val="18"/>
-          <w:szCs w:val="18"/>
-        </w:rPr>
-        <w:t>.</w:t>
+    </w:p>
+    <w:p>
+      <w:pPr>
+        <w:spacing w:after="200"/>
+        <w:jc w:val="center"/>
+      </w:pPr>
+      <w:r>
+        <w:t>Mostrando la Ejecución de pruebas Unitarias</w:t>
       </w:r>
     </w:p>
     <w:p>
@@ -17505,11 +20276,10 @@
           <w:iCs/>
           <w:noProof/>
         </w:rPr>
-        <w:lastRenderedPageBreak/>
         <w:drawing>
-          <wp:inline distT="0" distB="0" distL="0" distR="0" wp14:anchorId="2E3E9AF7" wp14:editId="4BBCED06">
-            <wp:extent cx="6141720" cy="4381500"/>
-            <wp:effectExtent l="0" t="0" r="0" b="0"/>
+          <wp:inline distT="0" distB="0" distL="0" distR="0" wp14:anchorId="4889F346" wp14:editId="74AFBB00">
+            <wp:extent cx="6267757" cy="4471416"/>
+            <wp:effectExtent l="0" t="0" r="0" b="5715"/>
             <wp:docPr id="12" name="Imagen 12"/>
             <wp:cNvGraphicFramePr>
               <a:graphicFrameLocks xmlns:a="http://schemas.openxmlformats.org/drawingml/2006/main" noChangeAspect="1"/>
@@ -17522,7 +20292,7 @@
                     <pic:cNvPicPr/>
                   </pic:nvPicPr>
                   <pic:blipFill>
-                    <a:blip r:embed="rId25"/>
+                    <a:blip r:embed="rId29"/>
                     <a:stretch>
                       <a:fillRect/>
                     </a:stretch>
@@ -17530,7 +20300,7 @@
                   <pic:spPr>
                     <a:xfrm>
                       <a:off x="0" y="0"/>
-                      <a:ext cx="6145776" cy="4384394"/>
+                      <a:ext cx="6289396" cy="4486853"/>
                     </a:xfrm>
                     <a:prstGeom prst="rect">
                       <a:avLst/>
@@ -17542,6 +20312,727 @@
           </wp:inline>
         </w:drawing>
       </w:r>
+    </w:p>
+    <w:p>
+      <w:pPr>
+        <w:pStyle w:val="Ttulo1"/>
+      </w:pPr>
+      <w:bookmarkStart w:id="38" w:name="_Toc243741665"/>
+      <w:r>
+        <w:lastRenderedPageBreak/>
+        <w:t>13. Modelado UML</w:t>
+      </w:r>
+      <w:bookmarkEnd w:id="38"/>
+    </w:p>
+    <w:p>
+      <w:pPr>
+        <w:spacing w:after="120" w:line="300" w:lineRule="auto"/>
+        <w:jc w:val="both"/>
+      </w:pPr>
+      <w:r>
+        <w:t xml:space="preserve">Para documentar el sistema desde distintos puntos de vista se elaboraron cinco diagramas UML con </w:t>
+      </w:r>
+      <w:proofErr w:type="spellStart"/>
+      <w:r>
+        <w:t>PlantUML</w:t>
+      </w:r>
+      <w:proofErr w:type="spellEnd"/>
+      <w:r>
+        <w:t>. Cada diagrama se escribió como texto, por lo que su código fuente (</w:t>
+      </w:r>
+      <w:proofErr w:type="gramStart"/>
+      <w:r>
+        <w:t>archivos .</w:t>
+      </w:r>
+      <w:proofErr w:type="spellStart"/>
+      <w:r>
+        <w:t>puml</w:t>
+      </w:r>
+      <w:proofErr w:type="spellEnd"/>
+      <w:proofErr w:type="gramEnd"/>
+      <w:r>
+        <w:t xml:space="preserve">) está versionado en la carpeta </w:t>
+      </w:r>
+      <w:proofErr w:type="spellStart"/>
+      <w:r>
+        <w:t>docs</w:t>
+      </w:r>
+      <w:proofErr w:type="spellEnd"/>
+      <w:r>
+        <w:t>/</w:t>
+      </w:r>
+      <w:proofErr w:type="spellStart"/>
+      <w:r>
+        <w:t>uml</w:t>
+      </w:r>
+      <w:proofErr w:type="spellEnd"/>
+      <w:r>
+        <w:t xml:space="preserve"> del repositorio junto a su imagen, y se puede modificar y volver a generar en cualquier momento.</w:t>
+      </w:r>
+    </w:p>
+    <w:tbl>
+      <w:tblPr>
+        <w:tblW w:w="9360" w:type="dxa"/>
+        <w:tblBorders>
+          <w:top w:val="single" w:sz="4" w:space="0" w:color="auto"/>
+          <w:left w:val="single" w:sz="4" w:space="0" w:color="auto"/>
+          <w:bottom w:val="single" w:sz="4" w:space="0" w:color="auto"/>
+          <w:right w:val="single" w:sz="4" w:space="0" w:color="auto"/>
+          <w:insideH w:val="single" w:sz="4" w:space="0" w:color="auto"/>
+          <w:insideV w:val="single" w:sz="4" w:space="0" w:color="auto"/>
+        </w:tblBorders>
+        <w:tblCellMar>
+          <w:left w:w="10" w:type="dxa"/>
+          <w:right w:w="10" w:type="dxa"/>
+        </w:tblCellMar>
+        <w:tblLook w:val="04A0" w:firstRow="1" w:lastRow="0" w:firstColumn="1" w:lastColumn="0" w:noHBand="0" w:noVBand="1"/>
+      </w:tblPr>
+      <w:tblGrid>
+        <w:gridCol w:w="2200"/>
+        <w:gridCol w:w="2000"/>
+        <w:gridCol w:w="5160"/>
+      </w:tblGrid>
+      <w:tr>
+        <w:trPr>
+          <w:tblHeader/>
+        </w:trPr>
+        <w:tc>
+          <w:tcPr>
+            <w:tcW w:w="2200" w:type="dxa"/>
+            <w:tcBorders>
+              <w:top w:val="single" w:sz="4" w:space="0" w:color="BFBFBF"/>
+              <w:left w:val="single" w:sz="4" w:space="0" w:color="BFBFBF"/>
+              <w:bottom w:val="single" w:sz="4" w:space="0" w:color="BFBFBF"/>
+              <w:right w:val="single" w:sz="4" w:space="0" w:color="BFBFBF"/>
+            </w:tcBorders>
+            <w:shd w:val="clear" w:color="auto" w:fill="F6C5AC" w:themeFill="accent2" w:themeFillTint="66"/>
+            <w:tcMar>
+              <w:top w:w="60" w:type="dxa"/>
+              <w:left w:w="100" w:type="dxa"/>
+              <w:bottom w:w="60" w:type="dxa"/>
+              <w:right w:w="100" w:type="dxa"/>
+            </w:tcMar>
+          </w:tcPr>
+          <w:p>
+            <w:pPr>
+              <w:spacing w:line="260" w:lineRule="auto"/>
+            </w:pPr>
+            <w:r>
+              <w:rPr>
+                <w:b/>
+                <w:bCs/>
+                <w:color w:val="FFFFFF"/>
+                <w:sz w:val="19"/>
+                <w:szCs w:val="19"/>
+              </w:rPr>
+              <w:t>Diagrama</w:t>
+            </w:r>
+          </w:p>
+        </w:tc>
+        <w:tc>
+          <w:tcPr>
+            <w:tcW w:w="2000" w:type="dxa"/>
+            <w:tcBorders>
+              <w:top w:val="single" w:sz="4" w:space="0" w:color="BFBFBF"/>
+              <w:left w:val="single" w:sz="4" w:space="0" w:color="BFBFBF"/>
+              <w:bottom w:val="single" w:sz="4" w:space="0" w:color="BFBFBF"/>
+              <w:right w:val="single" w:sz="4" w:space="0" w:color="BFBFBF"/>
+            </w:tcBorders>
+            <w:shd w:val="clear" w:color="auto" w:fill="F6C5AC" w:themeFill="accent2" w:themeFillTint="66"/>
+            <w:tcMar>
+              <w:top w:w="60" w:type="dxa"/>
+              <w:left w:w="100" w:type="dxa"/>
+              <w:bottom w:w="60" w:type="dxa"/>
+              <w:right w:w="100" w:type="dxa"/>
+            </w:tcMar>
+          </w:tcPr>
+          <w:p>
+            <w:pPr>
+              <w:spacing w:line="260" w:lineRule="auto"/>
+            </w:pPr>
+            <w:r>
+              <w:rPr>
+                <w:b/>
+                <w:bCs/>
+                <w:color w:val="FFFFFF"/>
+                <w:sz w:val="19"/>
+                <w:szCs w:val="19"/>
+              </w:rPr>
+              <w:t>Tipo de vista</w:t>
+            </w:r>
+          </w:p>
+        </w:tc>
+        <w:tc>
+          <w:tcPr>
+            <w:tcW w:w="5160" w:type="dxa"/>
+            <w:tcBorders>
+              <w:top w:val="single" w:sz="4" w:space="0" w:color="BFBFBF"/>
+              <w:left w:val="single" w:sz="4" w:space="0" w:color="BFBFBF"/>
+              <w:bottom w:val="single" w:sz="4" w:space="0" w:color="BFBFBF"/>
+              <w:right w:val="single" w:sz="4" w:space="0" w:color="BFBFBF"/>
+            </w:tcBorders>
+            <w:shd w:val="clear" w:color="auto" w:fill="F6C5AC" w:themeFill="accent2" w:themeFillTint="66"/>
+            <w:tcMar>
+              <w:top w:w="60" w:type="dxa"/>
+              <w:left w:w="100" w:type="dxa"/>
+              <w:bottom w:w="60" w:type="dxa"/>
+              <w:right w:w="100" w:type="dxa"/>
+            </w:tcMar>
+          </w:tcPr>
+          <w:p>
+            <w:pPr>
+              <w:spacing w:line="260" w:lineRule="auto"/>
+            </w:pPr>
+            <w:r>
+              <w:rPr>
+                <w:b/>
+                <w:bCs/>
+                <w:color w:val="FFFFFF"/>
+                <w:sz w:val="19"/>
+                <w:szCs w:val="19"/>
+              </w:rPr>
+              <w:t>Pregunta que responde</w:t>
+            </w:r>
+          </w:p>
+        </w:tc>
+      </w:tr>
+      <w:tr>
+        <w:tc>
+          <w:tcPr>
+            <w:tcW w:w="2200" w:type="dxa"/>
+            <w:tcBorders>
+              <w:top w:val="single" w:sz="4" w:space="0" w:color="BFBFBF"/>
+              <w:left w:val="single" w:sz="4" w:space="0" w:color="BFBFBF"/>
+              <w:bottom w:val="single" w:sz="4" w:space="0" w:color="BFBFBF"/>
+              <w:right w:val="single" w:sz="4" w:space="0" w:color="BFBFBF"/>
+            </w:tcBorders>
+            <w:tcMar>
+              <w:top w:w="60" w:type="dxa"/>
+              <w:left w:w="100" w:type="dxa"/>
+              <w:bottom w:w="60" w:type="dxa"/>
+              <w:right w:w="100" w:type="dxa"/>
+            </w:tcMar>
+          </w:tcPr>
+          <w:p>
+            <w:pPr>
+              <w:spacing w:line="260" w:lineRule="auto"/>
+            </w:pPr>
+            <w:r>
+              <w:rPr>
+                <w:sz w:val="19"/>
+                <w:szCs w:val="19"/>
+              </w:rPr>
+              <w:t>Casos de uso</w:t>
+            </w:r>
+          </w:p>
+        </w:tc>
+        <w:tc>
+          <w:tcPr>
+            <w:tcW w:w="2000" w:type="dxa"/>
+            <w:tcBorders>
+              <w:top w:val="single" w:sz="4" w:space="0" w:color="BFBFBF"/>
+              <w:left w:val="single" w:sz="4" w:space="0" w:color="BFBFBF"/>
+              <w:bottom w:val="single" w:sz="4" w:space="0" w:color="BFBFBF"/>
+              <w:right w:val="single" w:sz="4" w:space="0" w:color="BFBFBF"/>
+            </w:tcBorders>
+            <w:tcMar>
+              <w:top w:w="60" w:type="dxa"/>
+              <w:left w:w="100" w:type="dxa"/>
+              <w:bottom w:w="60" w:type="dxa"/>
+              <w:right w:w="100" w:type="dxa"/>
+            </w:tcMar>
+          </w:tcPr>
+          <w:p>
+            <w:pPr>
+              <w:spacing w:line="260" w:lineRule="auto"/>
+            </w:pPr>
+            <w:r>
+              <w:rPr>
+                <w:sz w:val="19"/>
+                <w:szCs w:val="19"/>
+              </w:rPr>
+              <w:t>Funcional</w:t>
+            </w:r>
+          </w:p>
+        </w:tc>
+        <w:tc>
+          <w:tcPr>
+            <w:tcW w:w="5160" w:type="dxa"/>
+            <w:tcBorders>
+              <w:top w:val="single" w:sz="4" w:space="0" w:color="BFBFBF"/>
+              <w:left w:val="single" w:sz="4" w:space="0" w:color="BFBFBF"/>
+              <w:bottom w:val="single" w:sz="4" w:space="0" w:color="BFBFBF"/>
+              <w:right w:val="single" w:sz="4" w:space="0" w:color="BFBFBF"/>
+            </w:tcBorders>
+            <w:tcMar>
+              <w:top w:w="60" w:type="dxa"/>
+              <w:left w:w="100" w:type="dxa"/>
+              <w:bottom w:w="60" w:type="dxa"/>
+              <w:right w:w="100" w:type="dxa"/>
+            </w:tcMar>
+          </w:tcPr>
+          <w:p>
+            <w:pPr>
+              <w:spacing w:line="260" w:lineRule="auto"/>
+            </w:pPr>
+            <w:r>
+              <w:rPr>
+                <w:sz w:val="19"/>
+                <w:szCs w:val="19"/>
+              </w:rPr>
+              <w:t>¿Quién usa el sistema y qué puede hacer?</w:t>
+            </w:r>
+          </w:p>
+        </w:tc>
+      </w:tr>
+      <w:tr>
+        <w:tc>
+          <w:tcPr>
+            <w:tcW w:w="2200" w:type="dxa"/>
+            <w:tcBorders>
+              <w:top w:val="single" w:sz="4" w:space="0" w:color="BFBFBF"/>
+              <w:left w:val="single" w:sz="4" w:space="0" w:color="BFBFBF"/>
+              <w:bottom w:val="single" w:sz="4" w:space="0" w:color="BFBFBF"/>
+              <w:right w:val="single" w:sz="4" w:space="0" w:color="BFBFBF"/>
+            </w:tcBorders>
+            <w:tcMar>
+              <w:top w:w="60" w:type="dxa"/>
+              <w:left w:w="100" w:type="dxa"/>
+              <w:bottom w:w="60" w:type="dxa"/>
+              <w:right w:w="100" w:type="dxa"/>
+            </w:tcMar>
+          </w:tcPr>
+          <w:p>
+            <w:pPr>
+              <w:spacing w:line="260" w:lineRule="auto"/>
+            </w:pPr>
+            <w:r>
+              <w:rPr>
+                <w:sz w:val="19"/>
+                <w:szCs w:val="19"/>
+              </w:rPr>
+              <w:t>Actividad</w:t>
+            </w:r>
+          </w:p>
+        </w:tc>
+        <w:tc>
+          <w:tcPr>
+            <w:tcW w:w="2000" w:type="dxa"/>
+            <w:tcBorders>
+              <w:top w:val="single" w:sz="4" w:space="0" w:color="BFBFBF"/>
+              <w:left w:val="single" w:sz="4" w:space="0" w:color="BFBFBF"/>
+              <w:bottom w:val="single" w:sz="4" w:space="0" w:color="BFBFBF"/>
+              <w:right w:val="single" w:sz="4" w:space="0" w:color="BFBFBF"/>
+            </w:tcBorders>
+            <w:tcMar>
+              <w:top w:w="60" w:type="dxa"/>
+              <w:left w:w="100" w:type="dxa"/>
+              <w:bottom w:w="60" w:type="dxa"/>
+              <w:right w:w="100" w:type="dxa"/>
+            </w:tcMar>
+          </w:tcPr>
+          <w:p>
+            <w:pPr>
+              <w:spacing w:line="260" w:lineRule="auto"/>
+            </w:pPr>
+            <w:r>
+              <w:rPr>
+                <w:sz w:val="19"/>
+                <w:szCs w:val="19"/>
+              </w:rPr>
+              <w:t>Comportamiento</w:t>
+            </w:r>
+          </w:p>
+        </w:tc>
+        <w:tc>
+          <w:tcPr>
+            <w:tcW w:w="5160" w:type="dxa"/>
+            <w:tcBorders>
+              <w:top w:val="single" w:sz="4" w:space="0" w:color="BFBFBF"/>
+              <w:left w:val="single" w:sz="4" w:space="0" w:color="BFBFBF"/>
+              <w:bottom w:val="single" w:sz="4" w:space="0" w:color="BFBFBF"/>
+              <w:right w:val="single" w:sz="4" w:space="0" w:color="BFBFBF"/>
+            </w:tcBorders>
+            <w:tcMar>
+              <w:top w:w="60" w:type="dxa"/>
+              <w:left w:w="100" w:type="dxa"/>
+              <w:bottom w:w="60" w:type="dxa"/>
+              <w:right w:w="100" w:type="dxa"/>
+            </w:tcMar>
+          </w:tcPr>
+          <w:p>
+            <w:pPr>
+              <w:spacing w:line="260" w:lineRule="auto"/>
+            </w:pPr>
+            <w:r>
+              <w:rPr>
+                <w:sz w:val="19"/>
+                <w:szCs w:val="19"/>
+              </w:rPr>
+              <w:t>¿Qué pasos sigue un préstamo y qué decisiones se toman?</w:t>
+            </w:r>
+          </w:p>
+        </w:tc>
+      </w:tr>
+      <w:tr>
+        <w:tc>
+          <w:tcPr>
+            <w:tcW w:w="2200" w:type="dxa"/>
+            <w:tcBorders>
+              <w:top w:val="single" w:sz="4" w:space="0" w:color="BFBFBF"/>
+              <w:left w:val="single" w:sz="4" w:space="0" w:color="BFBFBF"/>
+              <w:bottom w:val="single" w:sz="4" w:space="0" w:color="BFBFBF"/>
+              <w:right w:val="single" w:sz="4" w:space="0" w:color="BFBFBF"/>
+            </w:tcBorders>
+            <w:tcMar>
+              <w:top w:w="60" w:type="dxa"/>
+              <w:left w:w="100" w:type="dxa"/>
+              <w:bottom w:w="60" w:type="dxa"/>
+              <w:right w:w="100" w:type="dxa"/>
+            </w:tcMar>
+          </w:tcPr>
+          <w:p>
+            <w:pPr>
+              <w:spacing w:line="260" w:lineRule="auto"/>
+            </w:pPr>
+            <w:r>
+              <w:rPr>
+                <w:sz w:val="19"/>
+                <w:szCs w:val="19"/>
+              </w:rPr>
+              <w:t>Secuencia</w:t>
+            </w:r>
+          </w:p>
+        </w:tc>
+        <w:tc>
+          <w:tcPr>
+            <w:tcW w:w="2000" w:type="dxa"/>
+            <w:tcBorders>
+              <w:top w:val="single" w:sz="4" w:space="0" w:color="BFBFBF"/>
+              <w:left w:val="single" w:sz="4" w:space="0" w:color="BFBFBF"/>
+              <w:bottom w:val="single" w:sz="4" w:space="0" w:color="BFBFBF"/>
+              <w:right w:val="single" w:sz="4" w:space="0" w:color="BFBFBF"/>
+            </w:tcBorders>
+            <w:tcMar>
+              <w:top w:w="60" w:type="dxa"/>
+              <w:left w:w="100" w:type="dxa"/>
+              <w:bottom w:w="60" w:type="dxa"/>
+              <w:right w:w="100" w:type="dxa"/>
+            </w:tcMar>
+          </w:tcPr>
+          <w:p>
+            <w:pPr>
+              <w:spacing w:line="260" w:lineRule="auto"/>
+            </w:pPr>
+            <w:r>
+              <w:rPr>
+                <w:sz w:val="19"/>
+                <w:szCs w:val="19"/>
+              </w:rPr>
+              <w:t>Interacción</w:t>
+            </w:r>
+          </w:p>
+        </w:tc>
+        <w:tc>
+          <w:tcPr>
+            <w:tcW w:w="5160" w:type="dxa"/>
+            <w:tcBorders>
+              <w:top w:val="single" w:sz="4" w:space="0" w:color="BFBFBF"/>
+              <w:left w:val="single" w:sz="4" w:space="0" w:color="BFBFBF"/>
+              <w:bottom w:val="single" w:sz="4" w:space="0" w:color="BFBFBF"/>
+              <w:right w:val="single" w:sz="4" w:space="0" w:color="BFBFBF"/>
+            </w:tcBorders>
+            <w:tcMar>
+              <w:top w:w="60" w:type="dxa"/>
+              <w:left w:w="100" w:type="dxa"/>
+              <w:bottom w:w="60" w:type="dxa"/>
+              <w:right w:w="100" w:type="dxa"/>
+            </w:tcMar>
+          </w:tcPr>
+          <w:p>
+            <w:pPr>
+              <w:spacing w:line="260" w:lineRule="auto"/>
+            </w:pPr>
+            <w:r>
+              <w:rPr>
+                <w:sz w:val="19"/>
+                <w:szCs w:val="19"/>
+              </w:rPr>
+              <w:t>¿En qué orden se comunican las piezas del sistema?</w:t>
+            </w:r>
+          </w:p>
+        </w:tc>
+      </w:tr>
+      <w:tr>
+        <w:tc>
+          <w:tcPr>
+            <w:tcW w:w="2200" w:type="dxa"/>
+            <w:tcBorders>
+              <w:top w:val="single" w:sz="4" w:space="0" w:color="BFBFBF"/>
+              <w:left w:val="single" w:sz="4" w:space="0" w:color="BFBFBF"/>
+              <w:bottom w:val="single" w:sz="4" w:space="0" w:color="BFBFBF"/>
+              <w:right w:val="single" w:sz="4" w:space="0" w:color="BFBFBF"/>
+            </w:tcBorders>
+            <w:tcMar>
+              <w:top w:w="60" w:type="dxa"/>
+              <w:left w:w="100" w:type="dxa"/>
+              <w:bottom w:w="60" w:type="dxa"/>
+              <w:right w:w="100" w:type="dxa"/>
+            </w:tcMar>
+          </w:tcPr>
+          <w:p>
+            <w:pPr>
+              <w:spacing w:line="260" w:lineRule="auto"/>
+            </w:pPr>
+            <w:r>
+              <w:rPr>
+                <w:sz w:val="19"/>
+                <w:szCs w:val="19"/>
+              </w:rPr>
+              <w:t>Clases</w:t>
+            </w:r>
+          </w:p>
+        </w:tc>
+        <w:tc>
+          <w:tcPr>
+            <w:tcW w:w="2000" w:type="dxa"/>
+            <w:tcBorders>
+              <w:top w:val="single" w:sz="4" w:space="0" w:color="BFBFBF"/>
+              <w:left w:val="single" w:sz="4" w:space="0" w:color="BFBFBF"/>
+              <w:bottom w:val="single" w:sz="4" w:space="0" w:color="BFBFBF"/>
+              <w:right w:val="single" w:sz="4" w:space="0" w:color="BFBFBF"/>
+            </w:tcBorders>
+            <w:tcMar>
+              <w:top w:w="60" w:type="dxa"/>
+              <w:left w:w="100" w:type="dxa"/>
+              <w:bottom w:w="60" w:type="dxa"/>
+              <w:right w:w="100" w:type="dxa"/>
+            </w:tcMar>
+          </w:tcPr>
+          <w:p>
+            <w:pPr>
+              <w:spacing w:line="260" w:lineRule="auto"/>
+            </w:pPr>
+            <w:r>
+              <w:rPr>
+                <w:sz w:val="19"/>
+                <w:szCs w:val="19"/>
+              </w:rPr>
+              <w:t>Estructural</w:t>
+            </w:r>
+          </w:p>
+        </w:tc>
+        <w:tc>
+          <w:tcPr>
+            <w:tcW w:w="5160" w:type="dxa"/>
+            <w:tcBorders>
+              <w:top w:val="single" w:sz="4" w:space="0" w:color="BFBFBF"/>
+              <w:left w:val="single" w:sz="4" w:space="0" w:color="BFBFBF"/>
+              <w:bottom w:val="single" w:sz="4" w:space="0" w:color="BFBFBF"/>
+              <w:right w:val="single" w:sz="4" w:space="0" w:color="BFBFBF"/>
+            </w:tcBorders>
+            <w:tcMar>
+              <w:top w:w="60" w:type="dxa"/>
+              <w:left w:w="100" w:type="dxa"/>
+              <w:bottom w:w="60" w:type="dxa"/>
+              <w:right w:w="100" w:type="dxa"/>
+            </w:tcMar>
+          </w:tcPr>
+          <w:p>
+            <w:pPr>
+              <w:spacing w:line="260" w:lineRule="auto"/>
+            </w:pPr>
+            <w:r>
+              <w:rPr>
+                <w:sz w:val="19"/>
+                <w:szCs w:val="19"/>
+              </w:rPr>
+              <w:t>¿Cómo está construido el código de la aplicación web?</w:t>
+            </w:r>
+          </w:p>
+        </w:tc>
+      </w:tr>
+      <w:tr>
+        <w:tc>
+          <w:tcPr>
+            <w:tcW w:w="2200" w:type="dxa"/>
+            <w:tcBorders>
+              <w:top w:val="single" w:sz="4" w:space="0" w:color="BFBFBF"/>
+              <w:left w:val="single" w:sz="4" w:space="0" w:color="BFBFBF"/>
+              <w:bottom w:val="single" w:sz="4" w:space="0" w:color="BFBFBF"/>
+              <w:right w:val="single" w:sz="4" w:space="0" w:color="BFBFBF"/>
+            </w:tcBorders>
+            <w:tcMar>
+              <w:top w:w="60" w:type="dxa"/>
+              <w:left w:w="100" w:type="dxa"/>
+              <w:bottom w:w="60" w:type="dxa"/>
+              <w:right w:w="100" w:type="dxa"/>
+            </w:tcMar>
+          </w:tcPr>
+          <w:p>
+            <w:pPr>
+              <w:spacing w:line="260" w:lineRule="auto"/>
+            </w:pPr>
+            <w:r>
+              <w:rPr>
+                <w:sz w:val="19"/>
+                <w:szCs w:val="19"/>
+              </w:rPr>
+              <w:t>Despliegue</w:t>
+            </w:r>
+          </w:p>
+        </w:tc>
+        <w:tc>
+          <w:tcPr>
+            <w:tcW w:w="2000" w:type="dxa"/>
+            <w:tcBorders>
+              <w:top w:val="single" w:sz="4" w:space="0" w:color="BFBFBF"/>
+              <w:left w:val="single" w:sz="4" w:space="0" w:color="BFBFBF"/>
+              <w:bottom w:val="single" w:sz="4" w:space="0" w:color="BFBFBF"/>
+              <w:right w:val="single" w:sz="4" w:space="0" w:color="BFBFBF"/>
+            </w:tcBorders>
+            <w:tcMar>
+              <w:top w:w="60" w:type="dxa"/>
+              <w:left w:w="100" w:type="dxa"/>
+              <w:bottom w:w="60" w:type="dxa"/>
+              <w:right w:w="100" w:type="dxa"/>
+            </w:tcMar>
+          </w:tcPr>
+          <w:p>
+            <w:pPr>
+              <w:spacing w:line="260" w:lineRule="auto"/>
+            </w:pPr>
+            <w:r>
+              <w:rPr>
+                <w:sz w:val="19"/>
+                <w:szCs w:val="19"/>
+              </w:rPr>
+              <w:t>Física</w:t>
+            </w:r>
+          </w:p>
+        </w:tc>
+        <w:tc>
+          <w:tcPr>
+            <w:tcW w:w="5160" w:type="dxa"/>
+            <w:tcBorders>
+              <w:top w:val="single" w:sz="4" w:space="0" w:color="BFBFBF"/>
+              <w:left w:val="single" w:sz="4" w:space="0" w:color="BFBFBF"/>
+              <w:bottom w:val="single" w:sz="4" w:space="0" w:color="BFBFBF"/>
+              <w:right w:val="single" w:sz="4" w:space="0" w:color="BFBFBF"/>
+            </w:tcBorders>
+            <w:tcMar>
+              <w:top w:w="60" w:type="dxa"/>
+              <w:left w:w="100" w:type="dxa"/>
+              <w:bottom w:w="60" w:type="dxa"/>
+              <w:right w:w="100" w:type="dxa"/>
+            </w:tcMar>
+          </w:tcPr>
+          <w:p>
+            <w:pPr>
+              <w:spacing w:line="260" w:lineRule="auto"/>
+            </w:pPr>
+            <w:r>
+              <w:rPr>
+                <w:sz w:val="19"/>
+                <w:szCs w:val="19"/>
+              </w:rPr>
+              <w:t>¿Dónde se ejecuta cada pieza y cómo se conectan?</w:t>
+            </w:r>
+          </w:p>
+        </w:tc>
+      </w:tr>
+    </w:tbl>
+    <w:p>
+      <w:pPr>
+        <w:spacing w:after="60"/>
+      </w:pPr>
+    </w:p>
+    <w:p>
+      <w:pPr>
+        <w:pStyle w:val="Ttulo2"/>
+      </w:pPr>
+      <w:bookmarkStart w:id="39" w:name="_Toc243741666"/>
+      <w:r>
+        <w:t>13.1 Diagrama de casos de uso</w:t>
+      </w:r>
+      <w:bookmarkEnd w:id="39"/>
+    </w:p>
+    <w:p>
+      <w:pPr>
+        <w:spacing w:after="120" w:line="300" w:lineRule="auto"/>
+        <w:jc w:val="both"/>
+      </w:pPr>
+      <w:r>
+        <w:t>Identifica a los tres actores del sistema y lo que cada uno puede hacer. El Encargado del laboratorio solicita préstamos; esa acción siempre incluye (&lt;&lt;</w:t>
+      </w:r>
+      <w:proofErr w:type="spellStart"/>
+      <w:r>
+        <w:t>include</w:t>
+      </w:r>
+      <w:proofErr w:type="spellEnd"/>
+      <w:r>
+        <w:t>&gt;&gt;) validar los datos, registrar el préstamo y dejarlo en la bitácora de auditoría, y solo a veces se extiende (&lt;&lt;</w:t>
+      </w:r>
+      <w:proofErr w:type="spellStart"/>
+      <w:r>
+        <w:t>extend</w:t>
+      </w:r>
+      <w:proofErr w:type="spellEnd"/>
+      <w:r>
+        <w:t>&gt;&gt;) a rechazar la solicitud, cuando los datos son inválidos o no hay stock. El Reloj del sistema representa al disparador programado del WF3, que cada mañana detecta los préstamos vencidos y genera el reporte CSV. El Administrador consulta reportes, revisa los errores registrados por el WF4 y configura las credenciales.</w:t>
+      </w:r>
+    </w:p>
+    <w:p>
+      <w:pPr>
+        <w:spacing w:before="120" w:after="60"/>
+        <w:jc w:val="center"/>
+      </w:pPr>
+      <w:r>
+        <w:rPr>
+          <w:noProof/>
+        </w:rPr>
+        <w:drawing>
+          <wp:inline distT="0" distB="0" distL="0" distR="0" wp14:anchorId="02D3B303" wp14:editId="0E871BBC">
+            <wp:extent cx="5760720" cy="3312021"/>
+            <wp:effectExtent l="0" t="0" r="0" b="0"/>
+            <wp:docPr id="101" name="Diagrama UML 101"/>
+            <wp:cNvGraphicFramePr>
+              <a:graphicFrameLocks xmlns:a="http://schemas.openxmlformats.org/drawingml/2006/main" noChangeAspect="1"/>
+            </wp:cNvGraphicFramePr>
+            <a:graphic xmlns:a="http://schemas.openxmlformats.org/drawingml/2006/main">
+              <a:graphicData uri="http://schemas.openxmlformats.org/drawingml/2006/picture">
+                <pic:pic xmlns:pic="http://schemas.openxmlformats.org/drawingml/2006/picture">
+                  <pic:nvPicPr>
+                    <pic:cNvPr id="101" name="uml101.png"/>
+                    <pic:cNvPicPr/>
+                  </pic:nvPicPr>
+                  <pic:blipFill>
+                    <a:blip r:embed="rId30"/>
+                    <a:stretch>
+                      <a:fillRect/>
+                    </a:stretch>
+                  </pic:blipFill>
+                  <pic:spPr>
+                    <a:xfrm>
+                      <a:off x="0" y="0"/>
+                      <a:ext cx="5760720" cy="3312021"/>
+                    </a:xfrm>
+                    <a:prstGeom prst="rect">
+                      <a:avLst/>
+                    </a:prstGeom>
+                  </pic:spPr>
+                </pic:pic>
+              </a:graphicData>
+            </a:graphic>
+          </wp:inline>
+        </w:drawing>
+      </w:r>
+    </w:p>
+    <w:p>
+      <w:pPr>
+        <w:spacing w:after="200"/>
+        <w:jc w:val="center"/>
+      </w:pPr>
       <w:r>
         <w:rPr>
           <w:i/>
@@ -17550,24 +21041,678 @@
           <w:sz w:val="18"/>
           <w:szCs w:val="18"/>
         </w:rPr>
-        <w:t>Figura 17. Ejecución de las pruebas unitarias.</w:t>
-      </w:r>
+        <w:lastRenderedPageBreak/>
+        <w:t>.</w:t>
+      </w:r>
+    </w:p>
+    <w:p>
+      <w:pPr>
+        <w:pStyle w:val="Ttulo2"/>
+      </w:pPr>
+      <w:bookmarkStart w:id="40" w:name="_Toc243741667"/>
+      <w:r>
+        <w:t>13.2 Diagrama de actividad</w:t>
+      </w:r>
+      <w:bookmarkEnd w:id="40"/>
+    </w:p>
+    <w:p>
+      <w:pPr>
+        <w:spacing w:after="120" w:line="300" w:lineRule="auto"/>
+        <w:jc w:val="both"/>
+      </w:pPr>
+      <w:r>
+        <w:t>Describe el proceso de una solicitud de préstamo dividido en carriles, uno por responsable: el encargado, el WF1 y el WF2. Los rombos representan las decisiones del flujo: si la clave de acceso es válida, si los datos cumplen las reglas y si hay stock suficiente. Las salidas posibles coinciden con los códigos de respuesta del sistema: 403 sin clave, 400 con datos inválidos, y 201 o 409 según exista stock. La nota indica que el WF4 vigila todo el proceso por si ocurre un error inesperado.</w:t>
+      </w:r>
+    </w:p>
+    <w:p>
+      <w:pPr>
+        <w:spacing w:before="120" w:after="60"/>
+        <w:jc w:val="center"/>
+      </w:pPr>
+      <w:r>
+        <w:rPr>
+          <w:noProof/>
+        </w:rPr>
+        <w:drawing>
+          <wp:inline distT="0" distB="0" distL="0" distR="0" wp14:anchorId="703FC420" wp14:editId="084BD2BA">
+            <wp:extent cx="6062472" cy="6272245"/>
+            <wp:effectExtent l="0" t="0" r="0" b="0"/>
+            <wp:docPr id="102" name="Diagrama UML 102"/>
+            <wp:cNvGraphicFramePr>
+              <a:graphicFrameLocks xmlns:a="http://schemas.openxmlformats.org/drawingml/2006/main" noChangeAspect="1"/>
+            </wp:cNvGraphicFramePr>
+            <a:graphic xmlns:a="http://schemas.openxmlformats.org/drawingml/2006/main">
+              <a:graphicData uri="http://schemas.openxmlformats.org/drawingml/2006/picture">
+                <pic:pic xmlns:pic="http://schemas.openxmlformats.org/drawingml/2006/picture">
+                  <pic:nvPicPr>
+                    <pic:cNvPr id="102" name="uml102.png"/>
+                    <pic:cNvPicPr/>
+                  </pic:nvPicPr>
+                  <pic:blipFill>
+                    <a:blip r:embed="rId31"/>
+                    <a:stretch>
+                      <a:fillRect/>
+                    </a:stretch>
+                  </pic:blipFill>
+                  <pic:spPr>
+                    <a:xfrm>
+                      <a:off x="0" y="0"/>
+                      <a:ext cx="6082983" cy="6293466"/>
+                    </a:xfrm>
+                    <a:prstGeom prst="rect">
+                      <a:avLst/>
+                    </a:prstGeom>
+                  </pic:spPr>
+                </pic:pic>
+              </a:graphicData>
+            </a:graphic>
+          </wp:inline>
+        </w:drawing>
+      </w:r>
+    </w:p>
+    <w:p>
+      <w:pPr>
+        <w:spacing w:before="120" w:after="60"/>
+        <w:jc w:val="center"/>
+      </w:pPr>
+    </w:p>
+    <w:p>
+      <w:pPr>
+        <w:spacing w:before="120" w:after="60"/>
+        <w:jc w:val="center"/>
+      </w:pPr>
+    </w:p>
+    <w:p>
+      <w:pPr>
+        <w:spacing w:before="120" w:after="60"/>
+        <w:jc w:val="center"/>
+      </w:pPr>
+    </w:p>
+    <w:p>
+      <w:pPr>
+        <w:pStyle w:val="Ttulo2"/>
+      </w:pPr>
+      <w:bookmarkStart w:id="41" w:name="_Toc243741668"/>
+      <w:r>
+        <w:t>13.3 Diagrama de secuencia</w:t>
+      </w:r>
+      <w:bookmarkEnd w:id="41"/>
+    </w:p>
+    <w:p/>
+    <w:p>
+      <w:pPr>
+        <w:spacing w:after="120" w:line="300" w:lineRule="auto"/>
+        <w:jc w:val="both"/>
+      </w:pPr>
+      <w:r>
+        <w:t xml:space="preserve">Muestra en orden cronológico los 19 mensajes que intercambian las piezas cuando se solicita un préstamo desde la aplicación web: navegador, controlador, servicio, validador, </w:t>
+      </w:r>
+      <w:proofErr w:type="spellStart"/>
+      <w:r>
+        <w:t>gateway</w:t>
+      </w:r>
+      <w:proofErr w:type="spellEnd"/>
+      <w:r>
+        <w:t xml:space="preserve">, WF1, WF2 y PostgreSQL. El fragmento </w:t>
+      </w:r>
+      <w:proofErr w:type="spellStart"/>
+      <w:r>
+        <w:t>alt</w:t>
+      </w:r>
+      <w:proofErr w:type="spellEnd"/>
+      <w:r>
+        <w:t xml:space="preserve"> presenta las dos alternativas: </w:t>
+      </w:r>
+    </w:p>
+    <w:p>
+      <w:pPr>
+        <w:spacing w:after="120" w:line="300" w:lineRule="auto"/>
+        <w:jc w:val="both"/>
+      </w:pPr>
+      <w:r>
+        <w:t>C</w:t>
+      </w:r>
+      <w:r>
+        <w:t>on datos inválidos la secuencia termina dentro de la aplicación web y n8n nunca se contacta (validación en dos capas); con datos válidos la solicitud recorre n8n hasta la base de datos, donde el stock se descuenta y el préstamo se registra en una sola operación atómica.</w:t>
+      </w:r>
+    </w:p>
+    <w:p>
+      <w:pPr>
+        <w:spacing w:after="120" w:line="300" w:lineRule="auto"/>
+        <w:jc w:val="both"/>
+      </w:pPr>
+    </w:p>
+    <w:p>
+      <w:pPr>
+        <w:spacing w:after="120" w:line="300" w:lineRule="auto"/>
+        <w:jc w:val="both"/>
+      </w:pPr>
+    </w:p>
+    <w:p>
+      <w:pPr>
+        <w:spacing w:before="120" w:after="60"/>
+        <w:jc w:val="center"/>
+      </w:pPr>
+      <w:r>
+        <w:rPr>
+          <w:noProof/>
+        </w:rPr>
+        <w:drawing>
+          <wp:inline distT="0" distB="0" distL="0" distR="0" wp14:anchorId="076D4FA0" wp14:editId="07945B6F">
+            <wp:extent cx="5943600" cy="2865062"/>
+            <wp:effectExtent l="0" t="0" r="0" b="0"/>
+            <wp:docPr id="103" name="Diagrama UML 103"/>
+            <wp:cNvGraphicFramePr>
+              <a:graphicFrameLocks xmlns:a="http://schemas.openxmlformats.org/drawingml/2006/main" noChangeAspect="1"/>
+            </wp:cNvGraphicFramePr>
+            <a:graphic xmlns:a="http://schemas.openxmlformats.org/drawingml/2006/main">
+              <a:graphicData uri="http://schemas.openxmlformats.org/drawingml/2006/picture">
+                <pic:pic xmlns:pic="http://schemas.openxmlformats.org/drawingml/2006/picture">
+                  <pic:nvPicPr>
+                    <pic:cNvPr id="103" name="uml103.png"/>
+                    <pic:cNvPicPr/>
+                  </pic:nvPicPr>
+                  <pic:blipFill>
+                    <a:blip r:embed="rId32"/>
+                    <a:stretch>
+                      <a:fillRect/>
+                    </a:stretch>
+                  </pic:blipFill>
+                  <pic:spPr>
+                    <a:xfrm>
+                      <a:off x="0" y="0"/>
+                      <a:ext cx="5943600" cy="2865062"/>
+                    </a:xfrm>
+                    <a:prstGeom prst="rect">
+                      <a:avLst/>
+                    </a:prstGeom>
+                  </pic:spPr>
+                </pic:pic>
+              </a:graphicData>
+            </a:graphic>
+          </wp:inline>
+        </w:drawing>
+      </w:r>
+    </w:p>
+    <w:p>
+      <w:pPr>
+        <w:spacing w:after="200"/>
+        <w:jc w:val="center"/>
+        <w:rPr>
+          <w:i/>
+          <w:iCs/>
+          <w:color w:val="595959"/>
+          <w:sz w:val="18"/>
+          <w:szCs w:val="18"/>
+        </w:rPr>
+      </w:pPr>
+    </w:p>
+    <w:p>
+      <w:pPr>
+        <w:spacing w:after="200"/>
+        <w:jc w:val="center"/>
+        <w:rPr>
+          <w:i/>
+          <w:iCs/>
+          <w:color w:val="595959"/>
+          <w:sz w:val="18"/>
+          <w:szCs w:val="18"/>
+        </w:rPr>
+      </w:pPr>
+    </w:p>
+    <w:p>
+      <w:pPr>
+        <w:spacing w:after="200"/>
+        <w:jc w:val="center"/>
+        <w:rPr>
+          <w:i/>
+          <w:iCs/>
+          <w:color w:val="595959"/>
+          <w:sz w:val="18"/>
+          <w:szCs w:val="18"/>
+        </w:rPr>
+      </w:pPr>
+    </w:p>
+    <w:p>
+      <w:pPr>
+        <w:spacing w:after="200"/>
+        <w:jc w:val="center"/>
+        <w:rPr>
+          <w:i/>
+          <w:iCs/>
+          <w:color w:val="595959"/>
+          <w:sz w:val="18"/>
+          <w:szCs w:val="18"/>
+        </w:rPr>
+      </w:pPr>
+    </w:p>
+    <w:p>
+      <w:pPr>
+        <w:spacing w:after="200"/>
+        <w:jc w:val="center"/>
+        <w:rPr>
+          <w:i/>
+          <w:iCs/>
+          <w:color w:val="595959"/>
+          <w:sz w:val="18"/>
+          <w:szCs w:val="18"/>
+        </w:rPr>
+      </w:pPr>
+    </w:p>
+    <w:p>
+      <w:pPr>
+        <w:spacing w:after="200"/>
+        <w:jc w:val="center"/>
+        <w:rPr>
+          <w:i/>
+          <w:iCs/>
+          <w:color w:val="595959"/>
+          <w:sz w:val="18"/>
+          <w:szCs w:val="18"/>
+        </w:rPr>
+      </w:pPr>
+    </w:p>
+    <w:p>
+      <w:pPr>
+        <w:spacing w:after="200"/>
+        <w:jc w:val="center"/>
+      </w:pPr>
+      <w:r>
+        <w:rPr>
+          <w:i/>
+          <w:iCs/>
+          <w:color w:val="595959"/>
+          <w:sz w:val="18"/>
+          <w:szCs w:val="18"/>
+        </w:rPr>
+        <w:t>.</w:t>
+      </w:r>
+    </w:p>
+    <w:p>
+      <w:pPr>
+        <w:pStyle w:val="Ttulo2"/>
+      </w:pPr>
+      <w:bookmarkStart w:id="42" w:name="_Toc243741669"/>
+      <w:r>
+        <w:lastRenderedPageBreak/>
+        <w:t>13.4 Diagrama de clases</w:t>
+      </w:r>
+      <w:bookmarkEnd w:id="42"/>
+    </w:p>
+    <w:p/>
+    <w:p>
+      <w:pPr>
+        <w:spacing w:after="120" w:line="300" w:lineRule="auto"/>
+        <w:jc w:val="both"/>
+      </w:pPr>
+      <w:r>
+        <w:t xml:space="preserve">Presenta las clases de la aplicación web con sus atributos, métodos y relaciones. Las clases de datos se implementaron como </w:t>
+      </w:r>
+      <w:proofErr w:type="spellStart"/>
+      <w:r>
+        <w:t>records</w:t>
+      </w:r>
+      <w:proofErr w:type="spellEnd"/>
+      <w:r>
+        <w:t xml:space="preserve"> de Java (</w:t>
+      </w:r>
+      <w:proofErr w:type="spellStart"/>
+      <w:r>
+        <w:t>SolicitudPrestamo</w:t>
+      </w:r>
+      <w:proofErr w:type="spellEnd"/>
+      <w:r>
+        <w:t xml:space="preserve">, </w:t>
+      </w:r>
+      <w:proofErr w:type="spellStart"/>
+      <w:r>
+        <w:t>ResultadoValidacion</w:t>
+      </w:r>
+      <w:proofErr w:type="spellEnd"/>
+      <w:r>
+        <w:t xml:space="preserve">, </w:t>
+      </w:r>
+      <w:proofErr w:type="spellStart"/>
+      <w:r>
+        <w:t>RespuestaPrestamo</w:t>
+      </w:r>
+      <w:proofErr w:type="spellEnd"/>
+      <w:r>
+        <w:t xml:space="preserve"> y RespuestaN8n), y las anotaciones de Spring aparecen como estereotipos (&lt;&lt;</w:t>
+      </w:r>
+      <w:proofErr w:type="spellStart"/>
+      <w:r>
+        <w:t>Controller</w:t>
+      </w:r>
+      <w:proofErr w:type="spellEnd"/>
+      <w:r>
+        <w:t>&gt;&gt;, &lt;&lt;</w:t>
+      </w:r>
+      <w:proofErr w:type="spellStart"/>
+      <w:r>
+        <w:t>Configuration</w:t>
+      </w:r>
+      <w:proofErr w:type="spellEnd"/>
+      <w:r>
+        <w:t xml:space="preserve">&gt;&gt;). La relación más importante es la de </w:t>
+      </w:r>
+      <w:proofErr w:type="spellStart"/>
+      <w:r>
+        <w:t>ServicioPrestamos</w:t>
+      </w:r>
+      <w:proofErr w:type="spellEnd"/>
+      <w:r>
+        <w:t xml:space="preserve"> con la interfaz </w:t>
+      </w:r>
+      <w:proofErr w:type="spellStart"/>
+      <w:r>
+        <w:t>PrestamoGateway</w:t>
+      </w:r>
+      <w:proofErr w:type="spellEnd"/>
+      <w:r>
+        <w:t xml:space="preserve">: el servicio depende de la interfaz y no de la clase concreta N8nPrestamoGateway, lo que permite que en las pruebas unitarias </w:t>
+      </w:r>
+      <w:proofErr w:type="spellStart"/>
+      <w:r>
+        <w:t>Mockito</w:t>
+      </w:r>
+      <w:proofErr w:type="spellEnd"/>
+      <w:r>
+        <w:t xml:space="preserve"> la reemplace por una simulación de n8n. Para el comprobante se agregaron </w:t>
+      </w:r>
+      <w:proofErr w:type="spellStart"/>
+      <w:r>
+        <w:t>GeneradorComprobantePdf</w:t>
+      </w:r>
+      <w:proofErr w:type="spellEnd"/>
+      <w:r>
+        <w:t xml:space="preserve">, que dibuja el PDF, y los </w:t>
+      </w:r>
+      <w:proofErr w:type="spellStart"/>
+      <w:r>
+        <w:t>records</w:t>
+      </w:r>
+      <w:proofErr w:type="spellEnd"/>
+      <w:r>
+        <w:t xml:space="preserve"> </w:t>
+      </w:r>
+      <w:proofErr w:type="spellStart"/>
+      <w:r>
+        <w:t>ComprobantePrestamo</w:t>
+      </w:r>
+      <w:proofErr w:type="spellEnd"/>
+      <w:r>
+        <w:t xml:space="preserve"> y </w:t>
+      </w:r>
+      <w:proofErr w:type="spellStart"/>
+      <w:r>
+        <w:t>DetallePrestamo</w:t>
+      </w:r>
+      <w:proofErr w:type="spellEnd"/>
+      <w:r>
+        <w:t>; el controlador guarda el comprobante en la sesión y lo entrega en /prestamos/comprobante. El teléfono aparece como atributo del formulario, de la solicitud y del comprobante.</w:t>
+      </w:r>
+    </w:p>
+    <w:p>
+      <w:pPr>
+        <w:spacing w:before="120" w:after="60"/>
+        <w:jc w:val="center"/>
+      </w:pPr>
+      <w:r>
+        <w:rPr>
+          <w:noProof/>
+        </w:rPr>
+        <w:drawing>
+          <wp:inline distT="0" distB="0" distL="0" distR="0" wp14:anchorId="61846E8A" wp14:editId="30918D55">
+            <wp:extent cx="5943600" cy="2831259"/>
+            <wp:effectExtent l="0" t="0" r="0" b="0"/>
+            <wp:docPr id="104" name="Diagrama UML 104"/>
+            <wp:cNvGraphicFramePr>
+              <a:graphicFrameLocks xmlns:a="http://schemas.openxmlformats.org/drawingml/2006/main" noChangeAspect="1"/>
+            </wp:cNvGraphicFramePr>
+            <a:graphic xmlns:a="http://schemas.openxmlformats.org/drawingml/2006/main">
+              <a:graphicData uri="http://schemas.openxmlformats.org/drawingml/2006/picture">
+                <pic:pic xmlns:pic="http://schemas.openxmlformats.org/drawingml/2006/picture">
+                  <pic:nvPicPr>
+                    <pic:cNvPr id="104" name="uml104.png"/>
+                    <pic:cNvPicPr/>
+                  </pic:nvPicPr>
+                  <pic:blipFill>
+                    <a:blip r:embed="rId33"/>
+                    <a:stretch>
+                      <a:fillRect/>
+                    </a:stretch>
+                  </pic:blipFill>
+                  <pic:spPr>
+                    <a:xfrm>
+                      <a:off x="0" y="0"/>
+                      <a:ext cx="5943600" cy="2831259"/>
+                    </a:xfrm>
+                    <a:prstGeom prst="rect">
+                      <a:avLst/>
+                    </a:prstGeom>
+                  </pic:spPr>
+                </pic:pic>
+              </a:graphicData>
+            </a:graphic>
+          </wp:inline>
+        </w:drawing>
+      </w:r>
+    </w:p>
+    <w:p>
+      <w:pPr>
+        <w:spacing w:before="120" w:after="60"/>
+        <w:jc w:val="center"/>
+      </w:pPr>
+    </w:p>
+    <w:p>
+      <w:pPr>
+        <w:spacing w:before="120" w:after="60"/>
+        <w:jc w:val="center"/>
+      </w:pPr>
+    </w:p>
+    <w:p>
+      <w:pPr>
+        <w:spacing w:before="120" w:after="60"/>
+        <w:jc w:val="center"/>
+      </w:pPr>
+    </w:p>
+    <w:p>
+      <w:pPr>
+        <w:spacing w:before="120" w:after="60"/>
+        <w:jc w:val="center"/>
+      </w:pPr>
+    </w:p>
+    <w:p>
+      <w:pPr>
+        <w:spacing w:before="120" w:after="60"/>
+        <w:jc w:val="center"/>
+      </w:pPr>
+    </w:p>
+    <w:p>
+      <w:pPr>
+        <w:spacing w:before="120" w:after="60"/>
+        <w:jc w:val="center"/>
+      </w:pPr>
+    </w:p>
+    <w:p>
+      <w:pPr>
+        <w:spacing w:before="120" w:after="60"/>
+        <w:jc w:val="center"/>
+      </w:pPr>
+    </w:p>
+    <w:p>
+      <w:pPr>
+        <w:spacing w:before="120" w:after="60"/>
+        <w:jc w:val="center"/>
+      </w:pPr>
+    </w:p>
+    <w:p>
+      <w:pPr>
+        <w:spacing w:before="120" w:after="60"/>
+        <w:jc w:val="center"/>
+      </w:pPr>
+    </w:p>
+    <w:p>
+      <w:pPr>
+        <w:spacing w:before="120" w:after="60"/>
+        <w:jc w:val="center"/>
+      </w:pPr>
+    </w:p>
+    <w:p>
+      <w:pPr>
+        <w:pStyle w:val="Ttulo2"/>
+      </w:pPr>
+      <w:bookmarkStart w:id="43" w:name="_Toc243741670"/>
+      <w:r>
+        <w:lastRenderedPageBreak/>
+        <w:t>13.5 Diagrama de despliegue</w:t>
+      </w:r>
+      <w:bookmarkEnd w:id="43"/>
+    </w:p>
+    <w:p/>
+    <w:p>
+      <w:pPr>
+        <w:spacing w:after="120" w:line="300" w:lineRule="auto"/>
+        <w:jc w:val="both"/>
+      </w:pPr>
+      <w:r>
+        <w:t>Muestra dónde se ejecuta cada pieza. En la computadora local corren el navegador y Docker Desktop, que contiene tres contenedores: la aplicación web (</w:t>
+      </w:r>
+      <w:proofErr w:type="spellStart"/>
+      <w:r>
+        <w:t>inventario_app</w:t>
+      </w:r>
+      <w:proofErr w:type="spellEnd"/>
+      <w:r>
+        <w:t xml:space="preserve">, puerto 8080, con Java 21 y el usuario sin privilegios </w:t>
+      </w:r>
+      <w:proofErr w:type="spellStart"/>
+      <w:r>
+        <w:t>appuser</w:t>
+      </w:r>
+      <w:proofErr w:type="spellEnd"/>
+      <w:r>
+        <w:t>), n8n (inventario_n8n, puerto 5678) con sus cuatro workflows, y PostgreSQL (</w:t>
+      </w:r>
+      <w:proofErr w:type="spellStart"/>
+      <w:r>
+        <w:t>inventario_db</w:t>
+      </w:r>
+      <w:proofErr w:type="spellEnd"/>
+      <w:r>
+        <w:t xml:space="preserve">, puerto 5432), además de los volúmenes que conservan los </w:t>
+      </w:r>
+      <w:proofErr w:type="gramStart"/>
+      <w:r>
+        <w:t>datos</w:t>
+      </w:r>
+      <w:proofErr w:type="gramEnd"/>
+      <w:r>
+        <w:t xml:space="preserve"> aunque los contenedores se apaguen. Dentro de Docker los contenedores se comunican por nombre de servicio: la aplicación llama a http://n8n:5678 y n8n se conecta a </w:t>
+      </w:r>
+      <w:proofErr w:type="spellStart"/>
+      <w:r>
+        <w:t>postgres</w:t>
+      </w:r>
+      <w:proofErr w:type="spellEnd"/>
+      <w:r>
+        <w:t xml:space="preserve">. El </w:t>
+      </w:r>
+      <w:proofErr w:type="gramStart"/>
+      <w:r>
+        <w:t>archivo .env</w:t>
+      </w:r>
+      <w:proofErr w:type="gramEnd"/>
+      <w:r>
+        <w:t xml:space="preserve"> entrega a cada contenedor solo lo que necesita, y el comprobante PDF se descarga a la carpeta de descargas del navegador. Los tres contenedores arrancan solos al iniciar Docker Desktop.</w:t>
+      </w:r>
+    </w:p>
+    <w:p>
+      <w:pPr>
+        <w:spacing w:before="120" w:after="60"/>
+        <w:jc w:val="center"/>
+      </w:pPr>
+      <w:r>
+        <w:rPr>
+          <w:noProof/>
+        </w:rPr>
+        <w:drawing>
+          <wp:inline distT="0" distB="0" distL="0" distR="0" wp14:anchorId="5AE7D09E" wp14:editId="0A3B15F8">
+            <wp:extent cx="5943600" cy="5218770"/>
+            <wp:effectExtent l="0" t="0" r="0" b="0"/>
+            <wp:docPr id="105" name="Diagrama UML 105"/>
+            <wp:cNvGraphicFramePr>
+              <a:graphicFrameLocks xmlns:a="http://schemas.openxmlformats.org/drawingml/2006/main" noChangeAspect="1"/>
+            </wp:cNvGraphicFramePr>
+            <a:graphic xmlns:a="http://schemas.openxmlformats.org/drawingml/2006/main">
+              <a:graphicData uri="http://schemas.openxmlformats.org/drawingml/2006/picture">
+                <pic:pic xmlns:pic="http://schemas.openxmlformats.org/drawingml/2006/picture">
+                  <pic:nvPicPr>
+                    <pic:cNvPr id="105" name="uml105.png"/>
+                    <pic:cNvPicPr/>
+                  </pic:nvPicPr>
+                  <pic:blipFill>
+                    <a:blip r:embed="rId34"/>
+                    <a:stretch>
+                      <a:fillRect/>
+                    </a:stretch>
+                  </pic:blipFill>
+                  <pic:spPr>
+                    <a:xfrm>
+                      <a:off x="0" y="0"/>
+                      <a:ext cx="5943600" cy="5218770"/>
+                    </a:xfrm>
+                    <a:prstGeom prst="rect">
+                      <a:avLst/>
+                    </a:prstGeom>
+                  </pic:spPr>
+                </pic:pic>
+              </a:graphicData>
+            </a:graphic>
+          </wp:inline>
+        </w:drawing>
+      </w:r>
+    </w:p>
+    <w:p>
+      <w:pPr>
+        <w:spacing w:before="120" w:after="60"/>
+        <w:jc w:val="center"/>
+      </w:pPr>
+    </w:p>
+    <w:p>
+      <w:pPr>
+        <w:spacing w:before="120" w:after="60"/>
+        <w:jc w:val="center"/>
+      </w:pPr>
+    </w:p>
+    <w:p>
+      <w:pPr>
+        <w:spacing w:before="120" w:after="60"/>
+        <w:jc w:val="center"/>
+      </w:pPr>
+    </w:p>
+    <w:p>
+      <w:pPr>
+        <w:spacing w:before="120" w:after="60"/>
+        <w:jc w:val="center"/>
+      </w:pPr>
+    </w:p>
+    <w:p>
+      <w:pPr>
+        <w:spacing w:before="120" w:after="60"/>
+        <w:jc w:val="center"/>
+      </w:pPr>
     </w:p>
     <w:p>
       <w:pPr>
         <w:pStyle w:val="Ttulo1"/>
       </w:pPr>
-      <w:bookmarkStart w:id="25" w:name="_Toc243557583"/>
-      <w:r>
-        <w:t>1</w:t>
-      </w:r>
-      <w:r>
-        <w:t>3</w:t>
-      </w:r>
-      <w:r>
-        <w:t>. Conclusiones</w:t>
-      </w:r>
-      <w:bookmarkEnd w:id="25"/>
+      <w:bookmarkStart w:id="44" w:name="_Toc243741671"/>
+      <w:r>
+        <w:t>14. Conclusiones</w:t>
+      </w:r>
+      <w:bookmarkEnd w:id="44"/>
     </w:p>
     <w:p/>
     <w:p>
@@ -17588,25 +21733,10 @@
     <w:p>
       <w:pPr>
         <w:pStyle w:val="Prrafodelista"/>
-        <w:numPr>
-          <w:ilvl w:val="0"/>
-          <w:numId w:val="1"/>
-        </w:numPr>
         <w:spacing w:after="60" w:line="280" w:lineRule="auto"/>
         <w:contextualSpacing w:val="0"/>
         <w:jc w:val="both"/>
       </w:pPr>
-      <w:r>
-        <w:t xml:space="preserve">Delegar la consistencia del inventario a la base de datos, mediante una operación atómica y restricciones de integridad, resultó más confiable que comprobarla en pasos separados dentro del </w:t>
-      </w:r>
-      <w:proofErr w:type="spellStart"/>
-      <w:r>
-        <w:t>workflow</w:t>
-      </w:r>
-      <w:proofErr w:type="spellEnd"/>
-      <w:r>
-        <w:t>.</w:t>
-      </w:r>
     </w:p>
     <w:p>
       <w:pPr>
@@ -17620,8 +21750,22 @@
         <w:jc w:val="both"/>
       </w:pPr>
       <w:r>
-        <w:t>Separar la solución en workflows con una sola responsabilidad simplificó las pruebas y permitió que el manejo de errores rastreara exactamente dónde se originó cada fallo.</w:t>
-      </w:r>
+        <w:t xml:space="preserve">Delegar la consistencia del inventario a la base de datos, mediante una operación atómica y restricciones de integridad, resultó más confiable que comprobarla en pasos separados dentro del </w:t>
+      </w:r>
+      <w:proofErr w:type="spellStart"/>
+      <w:r>
+        <w:t>workflow</w:t>
+      </w:r>
+      <w:proofErr w:type="spellEnd"/>
+      <w:r>
+        <w:t>.</w:t>
+      </w:r>
+    </w:p>
+    <w:p>
+      <w:pPr>
+        <w:spacing w:after="60" w:line="280" w:lineRule="auto"/>
+        <w:jc w:val="both"/>
+      </w:pPr>
     </w:p>
     <w:p>
       <w:pPr>
@@ -17635,8 +21779,14 @@
         <w:jc w:val="both"/>
       </w:pPr>
       <w:r>
-        <w:t>La seguridad se integró desde el diseño (variables de entorno, control de acceso, validación y consultas parametrizadas) en lugar de agregarse al final.</w:t>
-      </w:r>
+        <w:t>Separar la solución en workflows con una sola responsabilidad simplificó las pruebas y permitió que el manejo de errores rastreara exactamente dónde se originó cada fallo.</w:t>
+      </w:r>
+    </w:p>
+    <w:p>
+      <w:pPr>
+        <w:spacing w:after="60" w:line="280" w:lineRule="auto"/>
+        <w:jc w:val="both"/>
+      </w:pPr>
     </w:p>
     <w:p>
       <w:pPr>
@@ -17650,8 +21800,14 @@
         <w:jc w:val="both"/>
       </w:pPr>
       <w:r>
-        <w:t>Repetir en la aplicación web las mismas reglas del WF1 creó una validación en dos capas: los errores se detectan antes de llegar a n8n y nadie puede saltarse las reglas.</w:t>
-      </w:r>
+        <w:t>La seguridad se integró desde el diseño (variables de entorno, control de acceso, validación y consultas parametrizadas) en lugar de agregarse al final.</w:t>
+      </w:r>
+    </w:p>
+    <w:p>
+      <w:pPr>
+        <w:spacing w:after="60" w:line="280" w:lineRule="auto"/>
+        <w:jc w:val="both"/>
+      </w:pPr>
     </w:p>
     <w:p>
       <w:pPr>
@@ -17665,34 +21821,15 @@
         <w:jc w:val="both"/>
       </w:pPr>
       <w:r>
-        <w:t>Las pruebas unitarias automatizadas permitieron modificar el código con confianza: cada cambio se verificó en segundos con 82 pruebas, y una de ellas ayudó a corregir un defecto antes de la entrega.</w:t>
-      </w:r>
-    </w:p>
-    <w:p>
-      <w:pPr>
-        <w:pStyle w:val="Prrafodelista"/>
+        <w:t>Repetir en la aplicación web las mismas reglas del WF1 creó una validación en dos capas: los errores se detectan antes de llegar a n8n y nadie puede saltarse las reglas.</w:t>
+      </w:r>
+    </w:p>
+    <w:p>
+      <w:pPr>
         <w:spacing w:after="60" w:line="280" w:lineRule="auto"/>
-        <w:contextualSpacing w:val="0"/>
         <w:jc w:val="both"/>
       </w:pPr>
     </w:p>
-    <w:p>
-      <w:pPr>
-        <w:pStyle w:val="Ttulo2"/>
-      </w:pPr>
-      <w:bookmarkStart w:id="26" w:name="_Toc243557584"/>
-      <w:r>
-        <w:t>1</w:t>
-      </w:r>
-      <w:r>
-        <w:t>3</w:t>
-      </w:r>
-      <w:r>
-        <w:t>.1 Trabajo futuro</w:t>
-      </w:r>
-      <w:bookmarkEnd w:id="26"/>
-    </w:p>
-    <w:p/>
     <w:p>
       <w:pPr>
         <w:pStyle w:val="Prrafodelista"/>
@@ -17705,8 +21842,14 @@
         <w:jc w:val="both"/>
       </w:pPr>
       <w:r>
-        <w:t>Workflow de devolución que registre fecha_devolucion_real y restituya el stock.</w:t>
-      </w:r>
+        <w:t>Las pruebas unitarias automatizadas permitieron modificar el código con confianza: cada cambio se verificó en segundos con 82 pruebas, y una de ellas ayudó a corregir un defecto antes de la entrega.</w:t>
+      </w:r>
+    </w:p>
+    <w:p>
+      <w:pPr>
+        <w:spacing w:after="60" w:line="280" w:lineRule="auto"/>
+        <w:jc w:val="both"/>
+      </w:pPr>
     </w:p>
     <w:p>
       <w:pPr>
@@ -17720,9 +21863,70 @@
         <w:jc w:val="both"/>
       </w:pPr>
       <w:r>
-        <w:t>Notificaciones por correo a los estudiantes con préstamos vencidos.</w:t>
-      </w:r>
-    </w:p>
+        <w:t>Llevar la aplicación web a su propio contenedor Docker, con arranque automático, dejó el sistema completo disponible sin pasos manuales cada vez que se enciende la computadora.</w:t>
+      </w:r>
+    </w:p>
+    <w:p>
+      <w:pPr>
+        <w:pStyle w:val="Prrafodelista"/>
+      </w:pPr>
+    </w:p>
+    <w:p>
+      <w:pPr>
+        <w:spacing w:after="60" w:line="280" w:lineRule="auto"/>
+        <w:jc w:val="both"/>
+      </w:pPr>
+    </w:p>
+    <w:p>
+      <w:pPr>
+        <w:spacing w:after="60" w:line="280" w:lineRule="auto"/>
+        <w:jc w:val="both"/>
+      </w:pPr>
+    </w:p>
+    <w:p>
+      <w:pPr>
+        <w:spacing w:after="60" w:line="280" w:lineRule="auto"/>
+        <w:jc w:val="both"/>
+      </w:pPr>
+    </w:p>
+    <w:p>
+      <w:pPr>
+        <w:spacing w:after="60" w:line="280" w:lineRule="auto"/>
+        <w:jc w:val="both"/>
+      </w:pPr>
+    </w:p>
+    <w:p>
+      <w:pPr>
+        <w:spacing w:after="60" w:line="280" w:lineRule="auto"/>
+        <w:jc w:val="both"/>
+      </w:pPr>
+    </w:p>
+    <w:p>
+      <w:pPr>
+        <w:spacing w:after="60" w:line="280" w:lineRule="auto"/>
+        <w:jc w:val="both"/>
+      </w:pPr>
+    </w:p>
+    <w:p>
+      <w:pPr>
+        <w:pStyle w:val="Prrafodelista"/>
+        <w:spacing w:after="60" w:line="280" w:lineRule="auto"/>
+        <w:contextualSpacing w:val="0"/>
+        <w:jc w:val="both"/>
+      </w:pPr>
+    </w:p>
+    <w:p>
+      <w:pPr>
+        <w:pStyle w:val="Ttulo2"/>
+      </w:pPr>
+      <w:bookmarkStart w:id="45" w:name="_Toc243741672"/>
+      <w:r>
+        <w:lastRenderedPageBreak/>
+        <w:t>14.1 Trabajo futuro</w:t>
+      </w:r>
+      <w:bookmarkEnd w:id="45"/>
+    </w:p>
+    <w:p/>
     <w:p>
       <w:pPr>
         <w:pStyle w:val="Prrafodelista"/>
@@ -17735,7 +21939,7 @@
         <w:jc w:val="both"/>
       </w:pPr>
       <w:r>
-        <w:t>Autenticación de usuarios en la aplicación web, para registrar quién aprueba cada préstamo.</w:t>
+        <w:t>Workflow de devolución que registre fecha_devolucion_real y restituya el stock.</w:t>
       </w:r>
     </w:p>
     <w:p>
@@ -17750,24 +21954,63 @@
         <w:jc w:val="both"/>
       </w:pPr>
       <w:r>
+        <w:t>Notificaciones por correo a los estudiantes con préstamos vencidos.</w:t>
+      </w:r>
+    </w:p>
+    <w:p>
+      <w:pPr>
+        <w:pStyle w:val="Prrafodelista"/>
+        <w:numPr>
+          <w:ilvl w:val="0"/>
+          <w:numId w:val="1"/>
+        </w:numPr>
+        <w:spacing w:after="60" w:line="280" w:lineRule="auto"/>
+        <w:contextualSpacing w:val="0"/>
+        <w:jc w:val="both"/>
+      </w:pPr>
+      <w:r>
+        <w:t>Autenticación de usuarios en la aplicación web, para registrar quién aprueba cada préstamo.</w:t>
+      </w:r>
+    </w:p>
+    <w:p>
+      <w:pPr>
+        <w:pStyle w:val="Prrafodelista"/>
+        <w:numPr>
+          <w:ilvl w:val="0"/>
+          <w:numId w:val="1"/>
+        </w:numPr>
+        <w:spacing w:after="60" w:line="280" w:lineRule="auto"/>
+        <w:contextualSpacing w:val="0"/>
+        <w:jc w:val="both"/>
+      </w:pPr>
+      <w:r>
         <w:t>Pruebas de integración automatizadas que levanten n8n y PostgreSQL en contenedores durante la ejecución de las pruebas.</w:t>
       </w:r>
     </w:p>
     <w:p>
       <w:pPr>
+        <w:pStyle w:val="Prrafodelista"/>
+        <w:numPr>
+          <w:ilvl w:val="0"/>
+          <w:numId w:val="1"/>
+        </w:numPr>
+        <w:spacing w:after="60" w:line="280" w:lineRule="auto"/>
+        <w:contextualSpacing w:val="0"/>
+        <w:jc w:val="both"/>
+      </w:pPr>
+      <w:r>
+        <w:t>Envío automático del comprobante al celular del estudiante por WhatsApp, mediante la API de WhatsApp Business. Requiere una cuenta empresarial verificada y que Meta apruebe una plantilla del mensaje.</w:t>
+      </w:r>
+    </w:p>
+    <w:p>
+      <w:pPr>
         <w:pStyle w:val="Ttulo1"/>
       </w:pPr>
-      <w:bookmarkStart w:id="27" w:name="_Toc243557585"/>
-      <w:r>
-        <w:t>1</w:t>
-      </w:r>
-      <w:r>
-        <w:t>4</w:t>
-      </w:r>
-      <w:r>
-        <w:t>. Referencias y recursos de apoyo</w:t>
-      </w:r>
-      <w:bookmarkEnd w:id="27"/>
+      <w:bookmarkStart w:id="46" w:name="_Toc243741673"/>
+      <w:r>
+        <w:t>15. Referencias y recursos de apoyo</w:t>
+      </w:r>
+      <w:bookmarkEnd w:id="46"/>
     </w:p>
     <w:p/>
     <w:p>
@@ -18007,6 +22250,96 @@
         <w:contextualSpacing w:val="0"/>
         <w:jc w:val="both"/>
       </w:pPr>
+      <w:proofErr w:type="spellStart"/>
+      <w:r>
+        <w:t>PlantUML</w:t>
+      </w:r>
+      <w:proofErr w:type="spellEnd"/>
+      <w:r>
+        <w:t>. Guía de referencia del lenguaje. https://plantuml.com</w:t>
+      </w:r>
+    </w:p>
+    <w:p>
+      <w:pPr>
+        <w:pStyle w:val="Prrafodelista"/>
+        <w:numPr>
+          <w:ilvl w:val="0"/>
+          <w:numId w:val="1"/>
+        </w:numPr>
+        <w:spacing w:after="60" w:line="280" w:lineRule="auto"/>
+        <w:contextualSpacing w:val="0"/>
+        <w:jc w:val="both"/>
+        <w:rPr>
+          <w:lang w:val="en-US"/>
+        </w:rPr>
+      </w:pPr>
+      <w:r>
+        <w:rPr>
+          <w:lang w:val="en-US"/>
+        </w:rPr>
+        <w:t xml:space="preserve">Apache Software Foundation. Apache </w:t>
+      </w:r>
+      <w:proofErr w:type="spellStart"/>
+      <w:r>
+        <w:rPr>
+          <w:lang w:val="en-US"/>
+        </w:rPr>
+        <w:t>PDFBox</w:t>
+      </w:r>
+      <w:proofErr w:type="spellEnd"/>
+      <w:r>
+        <w:rPr>
+          <w:lang w:val="en-US"/>
+        </w:rPr>
+        <w:t>. https://pdfbox.apache.org</w:t>
+      </w:r>
+    </w:p>
+    <w:p>
+      <w:pPr>
+        <w:pStyle w:val="Prrafodelista"/>
+        <w:numPr>
+          <w:ilvl w:val="0"/>
+          <w:numId w:val="1"/>
+        </w:numPr>
+        <w:spacing w:after="60" w:line="280" w:lineRule="auto"/>
+        <w:contextualSpacing w:val="0"/>
+        <w:jc w:val="both"/>
+        <w:rPr>
+          <w:lang w:val="en-US"/>
+        </w:rPr>
+      </w:pPr>
+      <w:r>
+        <w:rPr>
+          <w:lang w:val="en-US"/>
+        </w:rPr>
+        <w:t xml:space="preserve">Docker Inc. </w:t>
+      </w:r>
+      <w:proofErr w:type="spellStart"/>
+      <w:r>
+        <w:rPr>
+          <w:lang w:val="en-US"/>
+        </w:rPr>
+        <w:t>Dockerfile</w:t>
+      </w:r>
+      <w:proofErr w:type="spellEnd"/>
+      <w:r>
+        <w:rPr>
+          <w:lang w:val="en-US"/>
+        </w:rPr>
+        <w:t xml:space="preserve"> reference. https://docs.docker.com/reference/dockerfile/</w:t>
+      </w:r>
+    </w:p>
+    <w:p>
+      <w:pPr>
+        <w:pStyle w:val="Prrafodelista"/>
+        <w:numPr>
+          <w:ilvl w:val="0"/>
+          <w:numId w:val="1"/>
+        </w:numPr>
+        <w:spacing w:after="60" w:line="280" w:lineRule="auto"/>
+        <w:contextualSpacing w:val="0"/>
+        <w:jc w:val="both"/>
+      </w:pPr>
       <w:r>
         <w:t xml:space="preserve">Se utilizó un asistente de inteligencia artificial (Claude, de </w:t>
       </w:r>
@@ -18021,9 +22354,16 @@
     </w:p>
     <w:p/>
     <w:p/>
+    <w:p/>
+    <w:p>
+      <w:pPr>
+        <w:pStyle w:val="Ttulo1"/>
+        <w:ind w:left="744"/>
+      </w:pPr>
+    </w:p>
     <w:sectPr>
-      <w:headerReference w:type="default" r:id="rId26"/>
-      <w:footerReference w:type="default" r:id="rId27"/>
+      <w:headerReference w:type="default" r:id="rId35"/>
+      <w:footerReference w:type="default" r:id="rId36"/>
       <w:pgSz w:w="12240" w:h="15840"/>
       <w:pgMar w:top="1440" w:right="1440" w:bottom="1440" w:left="1440" w:header="708" w:footer="708" w:gutter="0"/>
       <w:cols w:space="720"/>

--- a/docs/Documento_Tecnico.docx
+++ b/docs/Documento_Tecnico.docx
@@ -4659,7 +4659,7 @@
         </w:rPr>
         <w:lastRenderedPageBreak/>
         <w:drawing>
-          <wp:anchor distT="0" distB="0" distL="114300" distR="114300" simplePos="0" relativeHeight="251663360" behindDoc="0" locked="0" layoutInCell="1" allowOverlap="1" wp14:anchorId="6511CF6E" wp14:editId="1B2C2C46">
+          <wp:anchor distT="0" distB="0" distL="114300" distR="114300" simplePos="0" relativeHeight="251663360" behindDoc="0" locked="0" layoutInCell="1" allowOverlap="1" wp14:anchorId="6511CF6E" wp14:editId="5C67BABC">
             <wp:simplePos x="0" y="0"/>
             <wp:positionH relativeFrom="column">
               <wp:posOffset>-722503</wp:posOffset>
@@ -22331,34 +22331,10 @@
     </w:p>
     <w:p>
       <w:pPr>
-        <w:pStyle w:val="Prrafodelista"/>
-        <w:numPr>
-          <w:ilvl w:val="0"/>
-          <w:numId w:val="1"/>
-        </w:numPr>
-        <w:spacing w:after="60" w:line="280" w:lineRule="auto"/>
-        <w:contextualSpacing w:val="0"/>
-        <w:jc w:val="both"/>
-      </w:pPr>
-      <w:r>
-        <w:t xml:space="preserve">Se utilizó un asistente de inteligencia artificial (Claude, de </w:t>
-      </w:r>
-      <w:proofErr w:type="spellStart"/>
-      <w:r>
-        <w:t>Anthropic</w:t>
-      </w:r>
-      <w:proofErr w:type="spellEnd"/>
-      <w:r>
-        <w:t>) como apoyo en la guía técnica paso a paso y en la redacción de este documento, conforme al compromiso de dar a conocer los recursos utilizados.</w:t>
-      </w:r>
-    </w:p>
-    <w:p/>
-    <w:p/>
-    <w:p/>
-    <w:p>
-      <w:pPr>
         <w:pStyle w:val="Ttulo1"/>
-        <w:ind w:left="744"/>
+        <w:rPr>
+          <w:lang w:val="en-US"/>
+        </w:rPr>
       </w:pPr>
     </w:p>
     <w:sectPr>
